--- a/flow/20230914_vu_template/drafts/2024-12-g/17-ВТ-Даниїла,трьох отроків.docx
+++ b/flow/20230914_vu_template/drafts/2024-12-g/17-ВТ-Даниїла,трьох отроків.docx
@@ -7314,6 +7314,72 @@
     </w:p>
     <w:p>
       <w:pPr>
+        <w:pStyle w:val="a"/>
+        <w:spacing w:after="288"/>
+      </w:pPr>
+      <w:r>
+        <w:rPr>
+          <w:rFonts w:ascii="Times New Roman" w:hAnsi="Times New Roman"/>
+          <w:b w:val="0"/>
+          <w:i/>
+          <w:color w:val="FF4400"/>
+          <w:sz w:val="24"/>
+        </w:rPr>
+        <w:t xml:space="preserve">(г. 2): </w:t>
+      </w:r>
+      <w:r>
+        <w:rPr>
+          <w:rFonts w:ascii="Times New Roman" w:hAnsi="Times New Roman"/>
+          <w:b w:val="0"/>
+          <w:i w:val="0"/>
+          <w:color w:val="000000"/>
+          <w:sz w:val="24"/>
+        </w:rPr>
+        <w:t>Великі подвиги віри,* в джерелі полум’я, як на спокійній воді, святі три отроки радувалися;* і пророк Даниїл пастирем левів, наче овець, являвся.* Їх молитвами, Христе Боже, спаси душі наші.</w:t>
+      </w:r>
+    </w:p>
+    <w:p>
+      <w:pPr>
+        <w:pStyle w:val="a"/>
+      </w:pPr>
+      <w:r>
+        <w:rPr>
+          <w:rFonts w:ascii="Times New Roman" w:hAnsi="Times New Roman"/>
+          <w:b/>
+          <w:i w:val="0"/>
+          <w:color w:val="000000"/>
+          <w:sz w:val="24"/>
+        </w:rPr>
+        <w:t xml:space="preserve">Слава, і нині: </w:t>
+      </w:r>
+      <w:r>
+        <w:rPr>
+          <w:rFonts w:ascii="Times New Roman" w:hAnsi="Times New Roman"/>
+          <w:b w:val="0"/>
+          <w:i/>
+          <w:color w:val="FF4400"/>
+          <w:sz w:val="24"/>
+        </w:rPr>
+        <w:t xml:space="preserve">(г. 2): </w:t>
+      </w:r>
+      <w:r>
+        <w:rPr>
+          <w:rFonts w:ascii="Times New Roman" w:hAnsi="Times New Roman"/>
+          <w:b w:val="0"/>
+          <w:i w:val="0"/>
+          <w:color w:val="000000"/>
+          <w:sz w:val="24"/>
+        </w:rPr>
+        <w:t>Завдяки тобі, Богородице Діво,* ми стали учасниками божественної природи,* бо ти народила нам воплоченого Бога.* Тому, як і належить, всі тебе побожно величаємо.</w:t>
+      </w:r>
+    </w:p>
+    <w:p>
+      <w:pPr>
+        <w:pStyle w:val="a"/>
+      </w:pPr>
+    </w:p>
+    <w:p>
+      <w:pPr>
         <w:pStyle w:val="Heading3"/>
         <w:spacing w:after="120"/>
         <w:jc w:val="center"/>
@@ -7325,6 +7391,3544 @@
           <w:i/>
           <w:color w:val="FF0000"/>
         </w:rPr>
+        <w:t>Єктенія усильного благання</w:t>
+      </w:r>
+    </w:p>
+    <w:p>
+      <w:pPr>
+        <w:spacing w:after="120"/>
+        <w:jc w:val="both"/>
+      </w:pPr>
+      <w:r>
+        <w:rPr>
+          <w:rFonts w:ascii="Times New Roman" w:hAnsi="Times New Roman"/>
+          <w:sz w:val="24"/>
+        </w:rPr>
+        <w:t>Промовмо всі з усієї душі і з усієї мислі нашої, промовмо.</w:t>
+      </w:r>
+    </w:p>
+    <w:p>
+      <w:pPr>
+        <w:spacing w:after="120"/>
+        <w:jc w:val="both"/>
+      </w:pPr>
+      <w:r>
+        <w:rPr>
+          <w:rFonts w:ascii="Times New Roman" w:hAnsi="Times New Roman"/>
+          <w:i/>
+          <w:color w:val="FF0000"/>
+          <w:sz w:val="24"/>
+        </w:rPr>
+        <w:t>Вірні:</w:t>
+      </w:r>
+      <w:r>
+        <w:rPr>
+          <w:rFonts w:ascii="Times New Roman" w:hAnsi="Times New Roman"/>
+          <w:color w:val="FF0000"/>
+          <w:sz w:val="24"/>
+        </w:rPr>
+        <w:t xml:space="preserve"> </w:t>
+      </w:r>
+      <w:r>
+        <w:rPr>
+          <w:rFonts w:ascii="Times New Roman" w:hAnsi="Times New Roman"/>
+          <w:sz w:val="24"/>
+        </w:rPr>
+        <w:t>Господи, помилуй.</w:t>
+      </w:r>
+    </w:p>
+    <w:p>
+      <w:pPr>
+        <w:spacing w:after="120"/>
+        <w:jc w:val="both"/>
+      </w:pPr>
+      <w:r>
+        <w:rPr>
+          <w:rFonts w:ascii="Times New Roman" w:hAnsi="Times New Roman"/>
+          <w:sz w:val="24"/>
+        </w:rPr>
+        <w:t>Господи, Вседержителю, Боже отців наших, молимось тобі, вислухай і помилуй.</w:t>
+      </w:r>
+    </w:p>
+    <w:p>
+      <w:pPr>
+        <w:spacing w:after="120"/>
+        <w:jc w:val="both"/>
+      </w:pPr>
+      <w:r>
+        <w:rPr>
+          <w:rFonts w:ascii="Times New Roman" w:hAnsi="Times New Roman"/>
+          <w:i/>
+          <w:color w:val="FF0000"/>
+          <w:sz w:val="24"/>
+        </w:rPr>
+        <w:t>Вірні:</w:t>
+      </w:r>
+      <w:r>
+        <w:rPr>
+          <w:rFonts w:ascii="Times New Roman" w:hAnsi="Times New Roman"/>
+          <w:color w:val="FF0000"/>
+          <w:sz w:val="24"/>
+        </w:rPr>
+        <w:t xml:space="preserve"> </w:t>
+      </w:r>
+      <w:r>
+        <w:rPr>
+          <w:rFonts w:ascii="Times New Roman" w:hAnsi="Times New Roman"/>
+          <w:sz w:val="24"/>
+        </w:rPr>
+        <w:t>Господи, помилуй.</w:t>
+      </w:r>
+    </w:p>
+    <w:p>
+      <w:pPr>
+        <w:spacing w:after="120"/>
+      </w:pPr>
+      <w:r>
+        <w:rPr>
+          <w:rFonts w:ascii="Times New Roman" w:hAnsi="Times New Roman"/>
+          <w:sz w:val="24"/>
+        </w:rPr>
+        <w:t>Помилуй нас, Боже, з великої милості Твоєї, молимось Тобі, вислухай і помилуй.</w:t>
+      </w:r>
+    </w:p>
+    <w:p>
+      <w:pPr>
+        <w:spacing w:after="120"/>
+      </w:pPr>
+      <w:r>
+        <w:rPr>
+          <w:rFonts w:ascii="Times New Roman" w:hAnsi="Times New Roman"/>
+          <w:i/>
+          <w:color w:val="FF4400"/>
+          <w:sz w:val="24"/>
+        </w:rPr>
+        <w:t>Вірні:</w:t>
+      </w:r>
+      <w:r>
+        <w:rPr>
+          <w:rFonts w:ascii="Times New Roman" w:hAnsi="Times New Roman"/>
+          <w:sz w:val="24"/>
+        </w:rPr>
+        <w:t xml:space="preserve"> Го́споди, поми́луй. </w:t>
+      </w:r>
+      <w:r>
+        <w:rPr>
+          <w:rFonts w:ascii="Times New Roman" w:hAnsi="Times New Roman"/>
+          <w:i/>
+          <w:color w:val="FF4400"/>
+          <w:sz w:val="24"/>
+        </w:rPr>
+        <w:t>(3 р.)</w:t>
+      </w:r>
+    </w:p>
+    <w:p>
+      <w:pPr>
+        <w:spacing w:after="120"/>
+      </w:pPr>
+      <w:r>
+        <w:rPr>
+          <w:rFonts w:ascii="Times New Roman" w:hAnsi="Times New Roman"/>
+          <w:sz w:val="24"/>
+        </w:rPr>
+        <w:t xml:space="preserve">Ще молимось за святішого вселенського архиєрея Франциска, папу Римського, і за блаженнішого патріярха нашого Святослава, і за преосвященнішого архиєпископа і митрополита нашого кир </w:t>
+      </w:r>
+      <w:r>
+        <w:rPr>
+          <w:rFonts w:ascii="Times New Roman" w:hAnsi="Times New Roman"/>
+          <w:i/>
+          <w:color w:val="FF4400"/>
+          <w:sz w:val="24"/>
+        </w:rPr>
+        <w:t>ім’я</w:t>
+      </w:r>
+      <w:r>
+        <w:rPr>
+          <w:rFonts w:ascii="Times New Roman" w:hAnsi="Times New Roman"/>
+          <w:i/>
+          <w:sz w:val="24"/>
+        </w:rPr>
+        <w:t>,</w:t>
+      </w:r>
+      <w:r>
+        <w:rPr>
+          <w:rFonts w:ascii="Times New Roman" w:hAnsi="Times New Roman"/>
+          <w:sz w:val="24"/>
+        </w:rPr>
+        <w:t xml:space="preserve"> і за боголюбивого єпископа нашого кир </w:t>
+      </w:r>
+      <w:r>
+        <w:rPr>
+          <w:rFonts w:ascii="Times New Roman" w:hAnsi="Times New Roman"/>
+          <w:i/>
+          <w:color w:val="FF4400"/>
+          <w:sz w:val="24"/>
+        </w:rPr>
+        <w:t>ім’я</w:t>
+      </w:r>
+      <w:r>
+        <w:rPr>
+          <w:rFonts w:ascii="Times New Roman" w:hAnsi="Times New Roman"/>
+          <w:i/>
+          <w:sz w:val="24"/>
+        </w:rPr>
+        <w:t>,</w:t>
+      </w:r>
+      <w:r>
+        <w:rPr>
+          <w:rFonts w:ascii="Times New Roman" w:hAnsi="Times New Roman"/>
+          <w:sz w:val="24"/>
+        </w:rPr>
+        <w:t xml:space="preserve"> за тих, що служать і послужили у святім храмі цьому, і за отців наших духовних, і всіх у Христі братів і сестер наших.</w:t>
+      </w:r>
+    </w:p>
+    <w:p>
+      <w:pPr>
+        <w:spacing w:after="120"/>
+      </w:pPr>
+      <w:r>
+        <w:rPr>
+          <w:rFonts w:ascii="Times New Roman" w:hAnsi="Times New Roman"/>
+          <w:i/>
+          <w:color w:val="FF4400"/>
+          <w:sz w:val="24"/>
+        </w:rPr>
+        <w:t>Вірні:</w:t>
+      </w:r>
+      <w:r>
+        <w:rPr>
+          <w:rFonts w:ascii="Times New Roman" w:hAnsi="Times New Roman"/>
+          <w:sz w:val="24"/>
+        </w:rPr>
+        <w:t xml:space="preserve"> Го́споди, поми́луй. </w:t>
+      </w:r>
+      <w:r>
+        <w:rPr>
+          <w:rFonts w:ascii="Times New Roman" w:hAnsi="Times New Roman"/>
+          <w:i/>
+          <w:color w:val="FF4400"/>
+          <w:sz w:val="24"/>
+        </w:rPr>
+        <w:t>(3 р.)</w:t>
+      </w:r>
+    </w:p>
+    <w:p>
+      <w:pPr>
+        <w:spacing w:after="120"/>
+      </w:pPr>
+      <w:r>
+        <w:rPr>
+          <w:rFonts w:ascii="Times New Roman" w:hAnsi="Times New Roman"/>
+          <w:sz w:val="24"/>
+        </w:rPr>
+        <w:t>Ще молимось за Богом бережений народ наш, за правління і за все військо.</w:t>
+      </w:r>
+    </w:p>
+    <w:p>
+      <w:pPr>
+        <w:spacing w:after="120"/>
+      </w:pPr>
+      <w:r>
+        <w:rPr>
+          <w:rFonts w:ascii="Times New Roman" w:hAnsi="Times New Roman"/>
+          <w:i/>
+          <w:color w:val="FF4400"/>
+          <w:sz w:val="24"/>
+        </w:rPr>
+        <w:t>Вірні:</w:t>
+      </w:r>
+      <w:r>
+        <w:rPr>
+          <w:rFonts w:ascii="Times New Roman" w:hAnsi="Times New Roman"/>
+          <w:sz w:val="24"/>
+        </w:rPr>
+        <w:t xml:space="preserve"> Го́споди, поми́луй. </w:t>
+      </w:r>
+      <w:r>
+        <w:rPr>
+          <w:rFonts w:ascii="Times New Roman" w:hAnsi="Times New Roman"/>
+          <w:i/>
+          <w:color w:val="FF4400"/>
+          <w:sz w:val="24"/>
+        </w:rPr>
+        <w:t>(3 р.)</w:t>
+      </w:r>
+    </w:p>
+    <w:p>
+      <w:pPr>
+        <w:spacing w:after="120"/>
+      </w:pPr>
+      <w:r>
+        <w:rPr>
+          <w:rFonts w:ascii="Times New Roman" w:hAnsi="Times New Roman"/>
+          <w:sz w:val="24"/>
+        </w:rPr>
+        <w:t>Ще молимось за тут присутніх людей, що очікують від Тебе великої і багатої милости, за тих, що творять нам милостиню, і за всіх православних християн.</w:t>
+      </w:r>
+    </w:p>
+    <w:p>
+      <w:pPr>
+        <w:spacing w:after="120"/>
+      </w:pPr>
+      <w:r>
+        <w:rPr>
+          <w:rFonts w:ascii="Times New Roman" w:hAnsi="Times New Roman"/>
+          <w:i/>
+          <w:color w:val="FF4400"/>
+          <w:sz w:val="24"/>
+        </w:rPr>
+        <w:t>Вірні:</w:t>
+      </w:r>
+      <w:r>
+        <w:rPr>
+          <w:rFonts w:ascii="Times New Roman" w:hAnsi="Times New Roman"/>
+          <w:sz w:val="24"/>
+        </w:rPr>
+        <w:t xml:space="preserve"> Го́споди, поми́луй. </w:t>
+      </w:r>
+      <w:r>
+        <w:rPr>
+          <w:rFonts w:ascii="Times New Roman" w:hAnsi="Times New Roman"/>
+          <w:i/>
+          <w:color w:val="FF4400"/>
+          <w:sz w:val="24"/>
+        </w:rPr>
+        <w:t>(3 р.)</w:t>
+      </w:r>
+    </w:p>
+    <w:p>
+      <w:pPr>
+        <w:spacing w:after="120"/>
+        <w:jc w:val="both"/>
+      </w:pPr>
+      <w:r>
+        <w:rPr>
+          <w:rFonts w:ascii="Times New Roman" w:hAnsi="Times New Roman"/>
+          <w:sz w:val="24"/>
+          <w:u w:val="single"/>
+        </w:rPr>
+        <w:t>[Господи, Боже наш! Згадай нас грішних і недостойних слуг твоїх, коли призиваємо святе ім'я твоє, і не осороми нас, коли очікуємо милости твоєї, але вислухай, Господи, усі наші спасенні прохання, і вчини нас достойними любити і боятися тебе від усього серця нашого і творити в усьому волю твою.]</w:t>
+      </w:r>
+    </w:p>
+    <w:p>
+      <w:pPr>
+        <w:spacing w:after="120"/>
+      </w:pPr>
+      <w:r>
+        <w:rPr>
+          <w:rFonts w:ascii="Times New Roman" w:hAnsi="Times New Roman"/>
+          <w:i/>
+          <w:color w:val="FF0000"/>
+          <w:sz w:val="24"/>
+        </w:rPr>
+        <w:t>Священник:</w:t>
+      </w:r>
+      <w:r>
+        <w:rPr>
+          <w:rFonts w:ascii="Times New Roman" w:hAnsi="Times New Roman"/>
+          <w:sz w:val="24"/>
+        </w:rPr>
+        <w:t xml:space="preserve"> Бо милостивий і людинолюбний Бог єси, і Тобі славу возсилаємо, Отцю, і Сину, і Святому Духові, нині, і повсякчас, і на віки віків.</w:t>
+      </w:r>
+    </w:p>
+    <w:p>
+      <w:pPr>
+        <w:spacing w:after="120"/>
+        <w:jc w:val="both"/>
+      </w:pPr>
+      <w:r>
+        <w:rPr>
+          <w:rFonts w:ascii="Times New Roman" w:hAnsi="Times New Roman"/>
+          <w:i/>
+          <w:color w:val="FF0000"/>
+          <w:sz w:val="24"/>
+        </w:rPr>
+        <w:t>Вірні:</w:t>
+      </w:r>
+      <w:r>
+        <w:rPr>
+          <w:rFonts w:ascii="Times New Roman" w:hAnsi="Times New Roman"/>
+          <w:sz w:val="24"/>
+        </w:rPr>
+        <w:t xml:space="preserve"> Амінь.</w:t>
+      </w:r>
+    </w:p>
+    <w:p>
+      <w:pPr>
+        <w:pStyle w:val="Heading2"/>
+        <w:spacing w:after="120"/>
+        <w:jc w:val="center"/>
+      </w:pPr>
+      <w:r>
+        <w:rPr>
+          <w:rFonts w:ascii="Times New Roman" w:hAnsi="Times New Roman"/>
+          <w:b/>
+          <w:i/>
+          <w:color w:val="FF0000"/>
+          <w:sz w:val="24"/>
+        </w:rPr>
+        <w:t>Середній відпуст</w:t>
+      </w:r>
+    </w:p>
+    <w:p>
+      <w:pPr>
+        <w:spacing w:after="120"/>
+      </w:pPr>
+      <w:r>
+        <w:rPr>
+          <w:rFonts w:ascii="Times New Roman" w:hAnsi="Times New Roman"/>
+          <w:sz w:val="24"/>
+        </w:rPr>
+        <w:t>Прему́дрість!</w:t>
+      </w:r>
+    </w:p>
+    <w:p>
+      <w:pPr>
+        <w:spacing w:after="120"/>
+      </w:pPr>
+      <w:r>
+        <w:rPr>
+          <w:rFonts w:ascii="Times New Roman" w:hAnsi="Times New Roman"/>
+          <w:i/>
+          <w:color w:val="FF0000"/>
+          <w:sz w:val="24"/>
+        </w:rPr>
+        <w:t>Вірні:</w:t>
+      </w:r>
+      <w:r>
+        <w:rPr>
+          <w:rFonts w:ascii="Times New Roman" w:hAnsi="Times New Roman"/>
+          <w:color w:val="FF0000"/>
+          <w:sz w:val="24"/>
+        </w:rPr>
+        <w:t xml:space="preserve"> </w:t>
+      </w:r>
+      <w:r>
+        <w:rPr>
+          <w:rFonts w:ascii="Times New Roman" w:hAnsi="Times New Roman"/>
+          <w:sz w:val="24"/>
+        </w:rPr>
+        <w:t>Чесні́шу від херуви́мів* і незрівня́нно славні́шу від серафи́мів,* що без зотлі́ння Бо́га Сло́во породи́ла,* су́щу Богоро́дицю, тебе́ велича́ємо.</w:t>
+      </w:r>
+    </w:p>
+    <w:p>
+      <w:pPr>
+        <w:spacing w:after="120"/>
+      </w:pPr>
+      <w:r>
+        <w:rPr>
+          <w:rFonts w:ascii="Times New Roman" w:hAnsi="Times New Roman"/>
+          <w:i/>
+          <w:color w:val="FF0000"/>
+          <w:sz w:val="24"/>
+        </w:rPr>
+        <w:t>Священник:</w:t>
+      </w:r>
+      <w:r>
+        <w:rPr>
+          <w:rFonts w:ascii="Times New Roman" w:hAnsi="Times New Roman"/>
+          <w:sz w:val="24"/>
+        </w:rPr>
+        <w:t xml:space="preserve"> Сла́ва Тобі́, Хри́сте Бо́же, упова́ння на́ше, сла́ва Тобі́!</w:t>
+      </w:r>
+    </w:p>
+    <w:p>
+      <w:pPr>
+        <w:spacing w:after="120"/>
+      </w:pPr>
+      <w:r>
+        <w:rPr>
+          <w:rFonts w:ascii="Times New Roman" w:hAnsi="Times New Roman"/>
+          <w:i/>
+          <w:color w:val="FF0000"/>
+          <w:sz w:val="24"/>
+        </w:rPr>
+        <w:t>Вірні:</w:t>
+      </w:r>
+      <w:r>
+        <w:rPr>
+          <w:rFonts w:ascii="Times New Roman" w:hAnsi="Times New Roman"/>
+          <w:color w:val="FF0000"/>
+          <w:sz w:val="24"/>
+        </w:rPr>
+        <w:t xml:space="preserve"> </w:t>
+      </w:r>
+      <w:r>
+        <w:rPr>
+          <w:rFonts w:ascii="Times New Roman" w:hAnsi="Times New Roman"/>
+          <w:sz w:val="24"/>
+        </w:rPr>
+        <w:t xml:space="preserve">Сла́ва Отцю́, і Си́ну, і Свято́му Ду́хові, і ни́ні, і повсякча́с, і на ві́ки вікі́в. Амі́нь. Го́споди, поми́луй. </w:t>
+      </w:r>
+      <w:r>
+        <w:rPr>
+          <w:rFonts w:ascii="Times New Roman" w:hAnsi="Times New Roman"/>
+          <w:i/>
+          <w:color w:val="FF0000"/>
+          <w:sz w:val="24"/>
+        </w:rPr>
+        <w:t>(3 р.)</w:t>
+      </w:r>
+      <w:r>
+        <w:rPr>
+          <w:rFonts w:ascii="Times New Roman" w:hAnsi="Times New Roman"/>
+          <w:sz w:val="24"/>
+        </w:rPr>
+        <w:t xml:space="preserve"> Благослови́.</w:t>
+      </w:r>
+    </w:p>
+    <w:p>
+      <w:pPr>
+        <w:spacing w:after="120"/>
+      </w:pPr>
+      <w:r>
+        <w:rPr>
+          <w:rFonts w:ascii="Times New Roman" w:hAnsi="Times New Roman"/>
+          <w:i/>
+          <w:color w:val="FF0000"/>
+          <w:sz w:val="24"/>
+        </w:rPr>
+        <w:t>Священник:</w:t>
+      </w:r>
+      <w:r>
+        <w:rPr>
+          <w:rFonts w:ascii="Times New Roman" w:hAnsi="Times New Roman"/>
+          <w:sz w:val="24"/>
+        </w:rPr>
+        <w:t xml:space="preserve"> Христос, істинний Бог наш - молитвами пречистої Своєї Матері, чесного і славного пророка, предтечі і хрестителя Івана, святих славних і всехвальних апостолів, і святого, </w:t>
+      </w:r>
+      <w:r>
+        <w:rPr>
+          <w:rFonts w:ascii="Times New Roman" w:hAnsi="Times New Roman"/>
+          <w:i/>
+          <w:color w:val="FF0000"/>
+          <w:sz w:val="24"/>
+        </w:rPr>
+        <w:t>якого є храм</w:t>
+      </w:r>
+      <w:r>
+        <w:rPr>
+          <w:rFonts w:ascii="Times New Roman" w:hAnsi="Times New Roman"/>
+          <w:sz w:val="24"/>
+        </w:rPr>
+        <w:t>, і святого пророка Даниїла, святих трьох отроків: Ананії, Азарії й Мисаїла, і всіх святих - помилує і спасе нас як благий і людинолюбний.</w:t>
+      </w:r>
+    </w:p>
+    <w:p>
+      <w:pPr>
+        <w:spacing w:after="120"/>
+        <w:jc w:val="both"/>
+      </w:pPr>
+      <w:r>
+        <w:rPr>
+          <w:rFonts w:ascii="Times New Roman" w:hAnsi="Times New Roman"/>
+          <w:i/>
+          <w:color w:val="FF0000"/>
+          <w:sz w:val="24"/>
+        </w:rPr>
+        <w:t>Вірні:</w:t>
+      </w:r>
+      <w:r>
+        <w:rPr>
+          <w:rFonts w:ascii="Times New Roman" w:hAnsi="Times New Roman"/>
+          <w:color w:val="FF0000"/>
+          <w:sz w:val="24"/>
+        </w:rPr>
+        <w:t xml:space="preserve"> </w:t>
+      </w:r>
+      <w:r>
+        <w:rPr>
+          <w:rFonts w:ascii="Times New Roman" w:hAnsi="Times New Roman"/>
+          <w:sz w:val="24"/>
+        </w:rPr>
+        <w:t>Амінь.</w:t>
+      </w:r>
+    </w:p>
+    <w:p>
+      <w:pPr>
+        <w:spacing w:after="120"/>
+      </w:pPr>
+    </w:p>
+    <w:p>
+      <w:pPr>
+        <w:pStyle w:val="Heading3"/>
+        <w:spacing w:after="120"/>
+        <w:jc w:val="center"/>
+      </w:pPr>
+      <w:r>
+        <w:rPr>
+          <w:rFonts w:ascii="Times New Roman" w:hAnsi="Times New Roman"/>
+          <w:b/>
+          <w:i/>
+          <w:color w:val="FF0000"/>
+        </w:rPr>
+        <w:t>Після Вечірні</w:t>
+      </w:r>
+    </w:p>
+    <w:p>
+      <w:pPr>
+        <w:spacing w:after="120"/>
+      </w:pPr>
+      <w:r>
+        <w:rPr>
+          <w:rFonts w:ascii="Times New Roman" w:hAnsi="Times New Roman"/>
+          <w:i/>
+          <w:color w:val="FF0000"/>
+          <w:sz w:val="24"/>
+        </w:rPr>
+        <w:t>Вірні:</w:t>
+      </w:r>
+      <w:r>
+        <w:rPr>
+          <w:rFonts w:ascii="Times New Roman" w:hAnsi="Times New Roman"/>
+          <w:sz w:val="24"/>
+        </w:rPr>
+        <w:t xml:space="preserve"> </w:t>
+      </w:r>
+      <w:r>
+        <w:rPr>
+          <w:rFonts w:ascii="Times New Roman" w:hAnsi="Times New Roman"/>
+          <w:sz w:val="24"/>
+        </w:rPr>
+        <w:t>Влади́чице, прийми́ молі́ння слуг твої́х* і ви́зволь нас від уся́кої ну́жди і печа́лі.</w:t>
+      </w:r>
+    </w:p>
+    <w:p>
+      <w:pPr>
+        <w:spacing w:after="120"/>
+      </w:pPr>
+      <w:r>
+        <w:rPr>
+          <w:rFonts w:ascii="Times New Roman" w:hAnsi="Times New Roman"/>
+        </w:rPr>
+      </w:r>
+    </w:p>
+    <w:p>
+      <w:pPr>
+        <w:pStyle w:val="Heading1"/>
+        <w:spacing w:after="120"/>
+        <w:jc w:val="center"/>
+      </w:pPr>
+      <w:r>
+        <w:rPr>
+          <w:rFonts w:ascii="Times New Roman" w:hAnsi="Times New Roman"/>
+          <w:b/>
+        </w:rPr>
+        <w:t>УТРЕНЯ</w:t>
+      </w:r>
+    </w:p>
+    <w:p>
+      <w:pPr>
+        <w:spacing w:after="120"/>
+        <w:jc w:val="both"/>
+      </w:pPr>
+      <w:r>
+        <w:rPr>
+          <w:rFonts w:ascii="Times New Roman" w:hAnsi="Times New Roman"/>
+          <w:i/>
+          <w:color w:val="FF0000"/>
+          <w:sz w:val="24"/>
+        </w:rPr>
+        <w:t>Священник:</w:t>
+      </w:r>
+      <w:r>
+        <w:rPr>
+          <w:rFonts w:ascii="Times New Roman" w:hAnsi="Times New Roman"/>
+          <w:sz w:val="24"/>
+        </w:rPr>
+        <w:t xml:space="preserve"> Слава святій, одноістотній, животворчій і нероздільній Тройці, завжди, нині і повсякчас, і на віки віків.</w:t>
+      </w:r>
+    </w:p>
+    <w:p>
+      <w:pPr>
+        <w:spacing w:after="120"/>
+        <w:jc w:val="both"/>
+      </w:pPr>
+      <w:r>
+        <w:rPr>
+          <w:rFonts w:ascii="Times New Roman" w:hAnsi="Times New Roman"/>
+          <w:i/>
+          <w:color w:val="FF0000"/>
+          <w:sz w:val="24"/>
+        </w:rPr>
+        <w:t>Вірні:</w:t>
+      </w:r>
+      <w:r>
+        <w:rPr>
+          <w:rFonts w:ascii="Times New Roman" w:hAnsi="Times New Roman"/>
+          <w:sz w:val="24"/>
+        </w:rPr>
+        <w:t xml:space="preserve"> Амінь.</w:t>
+      </w:r>
+    </w:p>
+    <w:p>
+      <w:pPr>
+        <w:spacing w:after="120"/>
+        <w:jc w:val="both"/>
+      </w:pPr>
+      <w:r>
+        <w:rPr>
+          <w:rFonts w:ascii="Times New Roman" w:hAnsi="Times New Roman"/>
+          <w:sz w:val="24"/>
+        </w:rPr>
+        <w:t xml:space="preserve">Слава во вишніх Богу, і на землі мир,* в людях благовоління </w:t>
+      </w:r>
+      <w:r>
+        <w:rPr>
+          <w:rFonts w:ascii="Times New Roman" w:hAnsi="Times New Roman"/>
+          <w:i/>
+          <w:color w:val="FF0000"/>
+          <w:sz w:val="24"/>
+        </w:rPr>
+        <w:t>(3 р.)</w:t>
+      </w:r>
+      <w:r>
+        <w:rPr>
+          <w:rFonts w:ascii="Times New Roman" w:hAnsi="Times New Roman"/>
+          <w:i/>
+          <w:sz w:val="24"/>
+        </w:rPr>
+        <w:t>.</w:t>
+      </w:r>
+    </w:p>
+    <w:p>
+      <w:pPr>
+        <w:spacing w:after="120"/>
+        <w:jc w:val="both"/>
+      </w:pPr>
+      <w:r>
+        <w:rPr>
+          <w:rFonts w:ascii="Times New Roman" w:hAnsi="Times New Roman"/>
+          <w:sz w:val="24"/>
+        </w:rPr>
+        <w:t xml:space="preserve">Господи, губи мої відкрий,* і уста мої сповістять хвалу твою </w:t>
+      </w:r>
+      <w:r>
+        <w:rPr>
+          <w:rFonts w:ascii="Times New Roman" w:hAnsi="Times New Roman"/>
+          <w:i/>
+          <w:color w:val="FF0000"/>
+          <w:sz w:val="24"/>
+        </w:rPr>
+        <w:t>(2 р.)</w:t>
+      </w:r>
+      <w:r>
+        <w:rPr>
+          <w:rFonts w:ascii="Times New Roman" w:hAnsi="Times New Roman"/>
+          <w:i/>
+          <w:sz w:val="24"/>
+        </w:rPr>
+        <w:t>.</w:t>
+      </w:r>
+    </w:p>
+    <w:p>
+      <w:pPr>
+        <w:spacing w:after="120"/>
+        <w:jc w:val="both"/>
+      </w:pPr>
+    </w:p>
+    <w:p>
+      <w:pPr>
+        <w:pStyle w:val="Heading2"/>
+        <w:spacing w:after="120"/>
+        <w:jc w:val="center"/>
+      </w:pPr>
+      <w:r>
+        <w:rPr>
+          <w:rFonts w:ascii="Times New Roman" w:hAnsi="Times New Roman"/>
+          <w:b/>
+          <w:i/>
+          <w:color w:val="FF0000"/>
+          <w:sz w:val="24"/>
+        </w:rPr>
+        <w:t>Шестипсалм'я</w:t>
+      </w:r>
+    </w:p>
+    <w:p>
+      <w:pPr>
+        <w:spacing w:after="120"/>
+        <w:jc w:val="center"/>
+      </w:pPr>
+      <w:r>
+        <w:rPr>
+          <w:rFonts w:ascii="Times New Roman" w:hAnsi="Times New Roman"/>
+          <w:b/>
+          <w:i/>
+          <w:color w:val="FF0000"/>
+          <w:sz w:val="24"/>
+        </w:rPr>
+        <w:t xml:space="preserve">Псалом 3 </w:t>
+      </w:r>
+      <w:r>
+        <w:rPr>
+          <w:rFonts w:ascii="Times New Roman" w:hAnsi="Times New Roman"/>
+          <w:i/>
+          <w:color w:val="FF0000"/>
+          <w:sz w:val="24"/>
+        </w:rPr>
+        <w:t>(У понеділок)</w:t>
+      </w:r>
+    </w:p>
+    <w:p>
+      <w:pPr>
+        <w:spacing w:after="120"/>
+        <w:jc w:val="both"/>
+      </w:pPr>
+      <w:r>
+        <w:rPr>
+          <w:rFonts w:ascii="Times New Roman" w:hAnsi="Times New Roman"/>
+          <w:sz w:val="24"/>
+        </w:rPr>
+        <w:t>О Господи, як багато моїх ворогів,* багато їх повстало проти мене.</w:t>
+      </w:r>
+    </w:p>
+    <w:p>
+      <w:pPr>
+        <w:spacing w:after="120"/>
+        <w:jc w:val="both"/>
+      </w:pPr>
+      <w:r>
+        <w:rPr>
+          <w:rFonts w:ascii="Times New Roman" w:hAnsi="Times New Roman"/>
+          <w:sz w:val="24"/>
+        </w:rPr>
+        <w:t>Багато тих, що мені кажуть:* «Нема йому спасіння в Бозі».</w:t>
+      </w:r>
+    </w:p>
+    <w:p>
+      <w:pPr>
+        <w:spacing w:after="120"/>
+        <w:jc w:val="both"/>
+      </w:pPr>
+      <w:r>
+        <w:rPr>
+          <w:rFonts w:ascii="Times New Roman" w:hAnsi="Times New Roman"/>
+          <w:sz w:val="24"/>
+        </w:rPr>
+        <w:t>Але ти, Господи, щит мій навколо мене,* ти моя слава, підносиш голову мою вгору.</w:t>
+      </w:r>
+    </w:p>
+    <w:p>
+      <w:pPr>
+        <w:spacing w:after="120"/>
+        <w:jc w:val="both"/>
+      </w:pPr>
+      <w:r>
+        <w:rPr>
+          <w:rFonts w:ascii="Times New Roman" w:hAnsi="Times New Roman"/>
+          <w:sz w:val="24"/>
+        </w:rPr>
+        <w:t>Я голосно візвав до Господа,* і він вислухав мене з гори святої своєї.</w:t>
+      </w:r>
+    </w:p>
+    <w:p>
+      <w:pPr>
+        <w:spacing w:after="120"/>
+        <w:jc w:val="both"/>
+      </w:pPr>
+      <w:r>
+        <w:rPr>
+          <w:rFonts w:ascii="Times New Roman" w:hAnsi="Times New Roman"/>
+          <w:sz w:val="24"/>
+        </w:rPr>
+        <w:t>Я ліг собі й заснув, і пробудився,* бо Господь мене зберігає.</w:t>
+      </w:r>
+    </w:p>
+    <w:p>
+      <w:pPr>
+        <w:spacing w:after="120"/>
+        <w:jc w:val="both"/>
+      </w:pPr>
+      <w:r>
+        <w:rPr>
+          <w:rFonts w:ascii="Times New Roman" w:hAnsi="Times New Roman"/>
+          <w:sz w:val="24"/>
+        </w:rPr>
+        <w:t>Я не боюся безлічі людей,* що навколо мене обсіли.</w:t>
+      </w:r>
+    </w:p>
+    <w:p>
+      <w:pPr>
+        <w:spacing w:after="120"/>
+        <w:jc w:val="both"/>
+      </w:pPr>
+      <w:r>
+        <w:rPr>
+          <w:rFonts w:ascii="Times New Roman" w:hAnsi="Times New Roman"/>
+          <w:sz w:val="24"/>
+        </w:rPr>
+        <w:t>Воскресни, Господи, спаси мене, мій Боже!* По щелепах вдарив ти всіх ворогів моїх, розторощив зуби злих.</w:t>
+      </w:r>
+    </w:p>
+    <w:p>
+      <w:pPr>
+        <w:spacing w:after="120"/>
+        <w:jc w:val="both"/>
+      </w:pPr>
+      <w:r>
+        <w:rPr>
+          <w:rFonts w:ascii="Times New Roman" w:hAnsi="Times New Roman"/>
+          <w:sz w:val="24"/>
+        </w:rPr>
+        <w:t>У Господа спасіння,* і на твій народ – благословення твоє.</w:t>
+      </w:r>
+    </w:p>
+    <w:p>
+      <w:pPr>
+        <w:spacing w:after="120"/>
+        <w:jc w:val="center"/>
+      </w:pPr>
+      <w:r>
+        <w:rPr>
+          <w:rFonts w:ascii="Times New Roman" w:hAnsi="Times New Roman"/>
+          <w:b/>
+          <w:i/>
+          <w:color w:val="FF0000"/>
+          <w:sz w:val="24"/>
+        </w:rPr>
+        <w:t xml:space="preserve">Псалом 37 </w:t>
+      </w:r>
+      <w:r>
+        <w:rPr>
+          <w:rFonts w:ascii="Times New Roman" w:hAnsi="Times New Roman"/>
+          <w:i/>
+          <w:color w:val="FF0000"/>
+          <w:sz w:val="24"/>
+        </w:rPr>
+        <w:t>(У вівторок)</w:t>
+      </w:r>
+    </w:p>
+    <w:p>
+      <w:pPr>
+        <w:spacing w:after="120"/>
+        <w:jc w:val="both"/>
+      </w:pPr>
+      <w:r>
+        <w:rPr>
+          <w:rFonts w:ascii="Times New Roman" w:hAnsi="Times New Roman"/>
+          <w:sz w:val="24"/>
+        </w:rPr>
+        <w:t>О Господи, не докоряй мені в твоїм гніві,* і не карай мене в твоїм обуренні.</w:t>
+      </w:r>
+    </w:p>
+    <w:p>
+      <w:pPr>
+        <w:spacing w:after="120"/>
+        <w:jc w:val="both"/>
+      </w:pPr>
+      <w:r>
+        <w:rPr>
+          <w:rFonts w:ascii="Times New Roman" w:hAnsi="Times New Roman"/>
+          <w:sz w:val="24"/>
+        </w:rPr>
+        <w:t>Бо твої стріли мене прошили,* і рука твоя спустилася на мене.</w:t>
+      </w:r>
+    </w:p>
+    <w:p>
+      <w:pPr>
+        <w:spacing w:after="120"/>
+        <w:jc w:val="both"/>
+      </w:pPr>
+      <w:r>
+        <w:rPr>
+          <w:rFonts w:ascii="Times New Roman" w:hAnsi="Times New Roman"/>
+          <w:sz w:val="24"/>
+        </w:rPr>
+        <w:t>Нема здорового нічого на моїм тілі з-за гніву твого;* немає цілого нічого в моїх костях із-за гріху мого.</w:t>
+      </w:r>
+    </w:p>
+    <w:p>
+      <w:pPr>
+        <w:spacing w:after="120"/>
+        <w:jc w:val="both"/>
+      </w:pPr>
+      <w:r>
+        <w:rPr>
+          <w:rFonts w:ascii="Times New Roman" w:hAnsi="Times New Roman"/>
+          <w:sz w:val="24"/>
+        </w:rPr>
+        <w:t>Бо мої провини голову мою перевищили,* немов важкий тягар, що тяжить над мою силу.</w:t>
+      </w:r>
+    </w:p>
+    <w:p>
+      <w:pPr>
+        <w:spacing w:after="120"/>
+        <w:jc w:val="both"/>
+      </w:pPr>
+      <w:r>
+        <w:rPr>
+          <w:rFonts w:ascii="Times New Roman" w:hAnsi="Times New Roman"/>
+          <w:sz w:val="24"/>
+        </w:rPr>
+        <w:t>Смердять, загнивши, мої рани,* задля мого нерозуму.</w:t>
+      </w:r>
+    </w:p>
+    <w:p>
+      <w:pPr>
+        <w:spacing w:after="120"/>
+        <w:jc w:val="both"/>
+      </w:pPr>
+      <w:r>
+        <w:rPr>
+          <w:rFonts w:ascii="Times New Roman" w:hAnsi="Times New Roman"/>
+          <w:sz w:val="24"/>
+        </w:rPr>
+        <w:t>Принижений, зігнувсь я вельми,* повсякденно сумний ходжу я.</w:t>
+      </w:r>
+    </w:p>
+    <w:p>
+      <w:pPr>
+        <w:spacing w:after="120"/>
+        <w:jc w:val="both"/>
+      </w:pPr>
+      <w:r>
+        <w:rPr>
+          <w:rFonts w:ascii="Times New Roman" w:hAnsi="Times New Roman"/>
+          <w:sz w:val="24"/>
+        </w:rPr>
+        <w:t>Бо нутро моє повне жару,* і здорового нема нічого на моїм тілі.</w:t>
+      </w:r>
+    </w:p>
+    <w:p>
+      <w:pPr>
+        <w:spacing w:after="120"/>
+        <w:jc w:val="both"/>
+      </w:pPr>
+      <w:r>
+        <w:rPr>
+          <w:rFonts w:ascii="Times New Roman" w:hAnsi="Times New Roman"/>
+          <w:sz w:val="24"/>
+        </w:rPr>
+        <w:t>Зомлів я, розбитий понад міру,* і скиглю від стогону серця мого.</w:t>
+      </w:r>
+    </w:p>
+    <w:p>
+      <w:pPr>
+        <w:spacing w:after="120"/>
+        <w:jc w:val="both"/>
+      </w:pPr>
+      <w:r>
+        <w:rPr>
+          <w:rFonts w:ascii="Times New Roman" w:hAnsi="Times New Roman"/>
+          <w:sz w:val="24"/>
+        </w:rPr>
+        <w:t>О Господи, перед тобою все моє бажання,* і стогін мій від тебе не скритий.</w:t>
+      </w:r>
+    </w:p>
+    <w:p>
+      <w:pPr>
+        <w:spacing w:after="120"/>
+        <w:jc w:val="both"/>
+      </w:pPr>
+      <w:r>
+        <w:rPr>
+          <w:rFonts w:ascii="Times New Roman" w:hAnsi="Times New Roman"/>
+          <w:sz w:val="24"/>
+        </w:rPr>
+        <w:t>Серце моє розколотилось, сила мене полишила,* і навіть очей моїх світло, – і того вже нема в мене.</w:t>
+      </w:r>
+    </w:p>
+    <w:p>
+      <w:pPr>
+        <w:spacing w:after="120"/>
+        <w:jc w:val="both"/>
+      </w:pPr>
+      <w:r>
+        <w:rPr>
+          <w:rFonts w:ascii="Times New Roman" w:hAnsi="Times New Roman"/>
+          <w:sz w:val="24"/>
+        </w:rPr>
+        <w:t>Друзі мої та приятелі далекі від моєї рани,* і родичі мої стоять оподаль.</w:t>
+      </w:r>
+    </w:p>
+    <w:p>
+      <w:pPr>
+        <w:spacing w:after="120"/>
+        <w:jc w:val="both"/>
+      </w:pPr>
+      <w:r>
+        <w:rPr>
+          <w:rFonts w:ascii="Times New Roman" w:hAnsi="Times New Roman"/>
+          <w:sz w:val="24"/>
+        </w:rPr>
+        <w:t>І ті, що на моє життя зазіхають, тенета наставляють,* і ті, що бажають мені нещастя, говорять про погибель, увесь час міркують лукаве.</w:t>
+      </w:r>
+    </w:p>
+    <w:p>
+      <w:pPr>
+        <w:spacing w:after="120"/>
+        <w:jc w:val="both"/>
+      </w:pPr>
+      <w:r>
+        <w:rPr>
+          <w:rFonts w:ascii="Times New Roman" w:hAnsi="Times New Roman"/>
+          <w:sz w:val="24"/>
+        </w:rPr>
+        <w:t>Я, немов глухий, не чую,* і як німий, що уст своїх не відкриває.</w:t>
+      </w:r>
+    </w:p>
+    <w:p>
+      <w:pPr>
+        <w:spacing w:after="120"/>
+        <w:jc w:val="both"/>
+      </w:pPr>
+      <w:r>
+        <w:rPr>
+          <w:rFonts w:ascii="Times New Roman" w:hAnsi="Times New Roman"/>
+          <w:sz w:val="24"/>
+        </w:rPr>
+        <w:t>Я став, немов людина, що не чує,* в устах якої одвіту немає.</w:t>
+      </w:r>
+    </w:p>
+    <w:p>
+      <w:pPr>
+        <w:spacing w:after="120"/>
+        <w:jc w:val="both"/>
+      </w:pPr>
+      <w:r>
+        <w:rPr>
+          <w:rFonts w:ascii="Times New Roman" w:hAnsi="Times New Roman"/>
+          <w:sz w:val="24"/>
+        </w:rPr>
+        <w:t>На тебе бо, о Господи, я уповаю,* ти вислухаєш мене, Господи, мій Боже.</w:t>
+      </w:r>
+    </w:p>
+    <w:p>
+      <w:pPr>
+        <w:spacing w:after="120"/>
+        <w:jc w:val="both"/>
+      </w:pPr>
+      <w:r>
+        <w:rPr>
+          <w:rFonts w:ascii="Times New Roman" w:hAnsi="Times New Roman"/>
+          <w:sz w:val="24"/>
+        </w:rPr>
+        <w:t>Кажу бо: Нехай не втішаються наді мною, як захитається моя нога,* нехай не несуться проти мене.</w:t>
+      </w:r>
+    </w:p>
+    <w:p>
+      <w:pPr>
+        <w:spacing w:after="120"/>
+        <w:jc w:val="both"/>
+      </w:pPr>
+      <w:r>
+        <w:rPr>
+          <w:rFonts w:ascii="Times New Roman" w:hAnsi="Times New Roman"/>
+          <w:sz w:val="24"/>
+        </w:rPr>
+        <w:t>Я бо ось-ось уже маю впасти,* і біль мій передо мною завжди.</w:t>
+      </w:r>
+    </w:p>
+    <w:p>
+      <w:pPr>
+        <w:spacing w:after="120"/>
+        <w:jc w:val="both"/>
+      </w:pPr>
+      <w:r>
+        <w:rPr>
+          <w:rFonts w:ascii="Times New Roman" w:hAnsi="Times New Roman"/>
+          <w:sz w:val="24"/>
+        </w:rPr>
+        <w:t>Я бо провину мою визнаю,* і гріхом моїм журюся.</w:t>
+      </w:r>
+    </w:p>
+    <w:p>
+      <w:pPr>
+        <w:spacing w:after="120"/>
+        <w:jc w:val="both"/>
+      </w:pPr>
+      <w:r>
+        <w:rPr>
+          <w:rFonts w:ascii="Times New Roman" w:hAnsi="Times New Roman"/>
+          <w:sz w:val="24"/>
+        </w:rPr>
+        <w:t>А ті, що без причини зо мною ворогують, ростуть на силі,* чимало тих, що мене безпідставно ненавидять.</w:t>
+      </w:r>
+    </w:p>
+    <w:p>
+      <w:pPr>
+        <w:spacing w:after="120"/>
+        <w:jc w:val="both"/>
+      </w:pPr>
+      <w:r>
+        <w:rPr>
+          <w:rFonts w:ascii="Times New Roman" w:hAnsi="Times New Roman"/>
+          <w:sz w:val="24"/>
+        </w:rPr>
+        <w:t>І ті, що злом оддячують за добро,* вони проти мене, бо я про добро дбаю.</w:t>
+      </w:r>
+    </w:p>
+    <w:p>
+      <w:pPr>
+        <w:spacing w:after="120"/>
+        <w:jc w:val="both"/>
+      </w:pPr>
+      <w:r>
+        <w:rPr>
+          <w:rFonts w:ascii="Times New Roman" w:hAnsi="Times New Roman"/>
+          <w:sz w:val="24"/>
+        </w:rPr>
+        <w:t>Не покидай мене, о Господи,* не віддаляйся від мене, мій Боже.</w:t>
+      </w:r>
+    </w:p>
+    <w:p>
+      <w:pPr>
+        <w:spacing w:after="120"/>
+        <w:jc w:val="both"/>
+      </w:pPr>
+      <w:r>
+        <w:rPr>
+          <w:rFonts w:ascii="Times New Roman" w:hAnsi="Times New Roman"/>
+          <w:sz w:val="24"/>
+        </w:rPr>
+        <w:t>Поспіши мені на допомогу,* Господи, моє спасіння.</w:t>
+      </w:r>
+    </w:p>
+    <w:p>
+      <w:pPr>
+        <w:spacing w:after="120"/>
+        <w:jc w:val="center"/>
+      </w:pPr>
+      <w:r>
+        <w:rPr>
+          <w:rFonts w:ascii="Times New Roman" w:hAnsi="Times New Roman"/>
+          <w:b/>
+          <w:i/>
+          <w:color w:val="FF0000"/>
+          <w:sz w:val="24"/>
+        </w:rPr>
+        <w:t xml:space="preserve">Псалом 62 </w:t>
+      </w:r>
+      <w:r>
+        <w:rPr>
+          <w:rFonts w:ascii="Times New Roman" w:hAnsi="Times New Roman"/>
+          <w:i/>
+          <w:color w:val="FF0000"/>
+          <w:sz w:val="24"/>
+        </w:rPr>
+        <w:t>(У середу)</w:t>
+      </w:r>
+    </w:p>
+    <w:p>
+      <w:pPr>
+        <w:spacing w:after="120"/>
+        <w:jc w:val="both"/>
+      </w:pPr>
+      <w:r>
+        <w:rPr>
+          <w:rFonts w:ascii="Times New Roman" w:hAnsi="Times New Roman"/>
+          <w:sz w:val="24"/>
+        </w:rPr>
+        <w:t>Боже, ти Бог мій!* Тебе шукаю пильно.</w:t>
+      </w:r>
+    </w:p>
+    <w:p>
+      <w:pPr>
+        <w:spacing w:after="120"/>
+        <w:jc w:val="both"/>
+      </w:pPr>
+      <w:r>
+        <w:rPr>
+          <w:rFonts w:ascii="Times New Roman" w:hAnsi="Times New Roman"/>
+          <w:sz w:val="24"/>
+        </w:rPr>
+        <w:t>Тебе душа моя прагне,* тебе бажає тіло моє в землі сухій, спраглій і безводній.</w:t>
+      </w:r>
+    </w:p>
+    <w:p>
+      <w:pPr>
+        <w:spacing w:after="120"/>
+        <w:jc w:val="both"/>
+      </w:pPr>
+      <w:r>
+        <w:rPr>
+          <w:rFonts w:ascii="Times New Roman" w:hAnsi="Times New Roman"/>
+          <w:sz w:val="24"/>
+        </w:rPr>
+        <w:t>Отак і я у святині тебе виглядаю:* побачити силу твою й твою славу.</w:t>
+      </w:r>
+    </w:p>
+    <w:p>
+      <w:pPr>
+        <w:spacing w:after="120"/>
+        <w:jc w:val="both"/>
+      </w:pPr>
+      <w:r>
+        <w:rPr>
+          <w:rFonts w:ascii="Times New Roman" w:hAnsi="Times New Roman"/>
+          <w:sz w:val="24"/>
+        </w:rPr>
+        <w:t>Бо твоя милість ліпша від життя,* уста мої славитимуть тебе.</w:t>
+      </w:r>
+    </w:p>
+    <w:p>
+      <w:pPr>
+        <w:spacing w:after="120"/>
+        <w:jc w:val="both"/>
+      </w:pPr>
+      <w:r>
+        <w:rPr>
+          <w:rFonts w:ascii="Times New Roman" w:hAnsi="Times New Roman"/>
+          <w:sz w:val="24"/>
+        </w:rPr>
+        <w:t>Отак буду тебе хвалити поки життя мого,* у твоїм імені здійматиму мої руки.</w:t>
+      </w:r>
+    </w:p>
+    <w:p>
+      <w:pPr>
+        <w:spacing w:after="120"/>
+        <w:jc w:val="both"/>
+      </w:pPr>
+      <w:r>
+        <w:rPr>
+          <w:rFonts w:ascii="Times New Roman" w:hAnsi="Times New Roman"/>
+          <w:sz w:val="24"/>
+        </w:rPr>
+        <w:t>Душа моя насититься, немов туком та оливою,* уста мої веселим голосом хвалитимуть тебе.</w:t>
+      </w:r>
+    </w:p>
+    <w:p>
+      <w:pPr>
+        <w:spacing w:after="120"/>
+        <w:jc w:val="both"/>
+      </w:pPr>
+      <w:r>
+        <w:rPr>
+          <w:rFonts w:ascii="Times New Roman" w:hAnsi="Times New Roman"/>
+          <w:sz w:val="24"/>
+        </w:rPr>
+        <w:t>Коли згадаю на моїй постелі тебе,* під час нічних чувань розмишлятиму про тебе.</w:t>
+      </w:r>
+    </w:p>
+    <w:p>
+      <w:pPr>
+        <w:spacing w:after="120"/>
+        <w:jc w:val="both"/>
+      </w:pPr>
+      <w:r>
+        <w:rPr>
+          <w:rFonts w:ascii="Times New Roman" w:hAnsi="Times New Roman"/>
+          <w:sz w:val="24"/>
+        </w:rPr>
+        <w:t>Бо ти прийшов мені на допомогу,* і в тіні крил твоїх я ликуватиму.</w:t>
+      </w:r>
+    </w:p>
+    <w:p>
+      <w:pPr>
+        <w:spacing w:after="120"/>
+        <w:jc w:val="both"/>
+      </w:pPr>
+      <w:r>
+        <w:rPr>
+          <w:rFonts w:ascii="Times New Roman" w:hAnsi="Times New Roman"/>
+          <w:sz w:val="24"/>
+        </w:rPr>
+        <w:t>Душа моя до тебе лине,* мене підтримує твоя правиця.</w:t>
+      </w:r>
+    </w:p>
+    <w:p>
+      <w:pPr>
+        <w:spacing w:after="120"/>
+        <w:jc w:val="both"/>
+      </w:pPr>
+      <w:r>
+        <w:rPr>
+          <w:rFonts w:ascii="Times New Roman" w:hAnsi="Times New Roman"/>
+          <w:sz w:val="24"/>
+        </w:rPr>
+        <w:t>Ті ж, які чигають на мою душу,* зійдуть у безодні підземні.</w:t>
+      </w:r>
+    </w:p>
+    <w:p>
+      <w:pPr>
+        <w:spacing w:after="120"/>
+        <w:jc w:val="both"/>
+      </w:pPr>
+      <w:r>
+        <w:rPr>
+          <w:rFonts w:ascii="Times New Roman" w:hAnsi="Times New Roman"/>
+          <w:sz w:val="24"/>
+        </w:rPr>
+        <w:t>Їх віддадуть мечеві на поталу,* вони шакалів здобиччю стануть.</w:t>
+      </w:r>
+    </w:p>
+    <w:p>
+      <w:pPr>
+        <w:spacing w:after="120"/>
+        <w:jc w:val="both"/>
+      </w:pPr>
+      <w:r>
+        <w:rPr>
+          <w:rFonts w:ascii="Times New Roman" w:hAnsi="Times New Roman"/>
+          <w:sz w:val="24"/>
+        </w:rPr>
+        <w:t>А цар возвеселиться в Бозі, хвалитиметься кожен, хто ним клянеться,* уста бо тих, що неправду кажуть, будуть закриті.</w:t>
+      </w:r>
+    </w:p>
+    <w:p>
+      <w:pPr>
+        <w:spacing w:after="120"/>
+        <w:jc w:val="both"/>
+      </w:pPr>
+    </w:p>
+    <w:p>
+      <w:pPr>
+        <w:spacing w:after="120"/>
+        <w:jc w:val="both"/>
+      </w:pPr>
+      <w:r>
+        <w:rPr>
+          <w:rFonts w:ascii="Times New Roman" w:hAnsi="Times New Roman"/>
+          <w:sz w:val="24"/>
+        </w:rPr>
+        <w:t>Слава Отцю, і Сину, і Святому Духові, і нині і повсякчас, і на віки віків. Амінь.</w:t>
+      </w:r>
+    </w:p>
+    <w:p>
+      <w:pPr>
+        <w:spacing w:after="120"/>
+        <w:jc w:val="both"/>
+      </w:pPr>
+      <w:r>
+        <w:rPr>
+          <w:rFonts w:ascii="Times New Roman" w:hAnsi="Times New Roman"/>
+          <w:sz w:val="24"/>
+        </w:rPr>
+        <w:t xml:space="preserve">Алилуя, алилуя, алилуя, слава Тобі, Боже. </w:t>
+      </w:r>
+      <w:r>
+        <w:rPr>
+          <w:rFonts w:ascii="Times New Roman" w:hAnsi="Times New Roman"/>
+          <w:i/>
+          <w:color w:val="FF0000"/>
+          <w:sz w:val="24"/>
+        </w:rPr>
+        <w:t>(3 р.)</w:t>
+      </w:r>
+    </w:p>
+    <w:p>
+      <w:pPr>
+        <w:spacing w:after="120"/>
+        <w:jc w:val="both"/>
+      </w:pPr>
+      <w:r>
+        <w:rPr>
+          <w:rFonts w:ascii="Times New Roman" w:hAnsi="Times New Roman"/>
+          <w:sz w:val="24"/>
+        </w:rPr>
+        <w:t xml:space="preserve">Господи, помилуй. </w:t>
+      </w:r>
+      <w:r>
+        <w:rPr>
+          <w:rFonts w:ascii="Times New Roman" w:hAnsi="Times New Roman"/>
+          <w:i/>
+          <w:color w:val="FF0000"/>
+          <w:sz w:val="24"/>
+        </w:rPr>
+        <w:t>(3 р.)</w:t>
+      </w:r>
+    </w:p>
+    <w:p>
+      <w:pPr>
+        <w:spacing w:after="120"/>
+        <w:jc w:val="both"/>
+      </w:pPr>
+      <w:r>
+        <w:rPr>
+          <w:rFonts w:ascii="Times New Roman" w:hAnsi="Times New Roman"/>
+          <w:sz w:val="24"/>
+        </w:rPr>
+        <w:t>Слава Отцю, і Сину, і Святому Духові, і нині і повсякчас, і на віки віків. Амінь.</w:t>
+      </w:r>
+    </w:p>
+    <w:p>
+      <w:pPr>
+        <w:spacing w:after="120"/>
+        <w:jc w:val="both"/>
+      </w:pPr>
+    </w:p>
+    <w:p>
+      <w:pPr>
+        <w:spacing w:after="120"/>
+        <w:jc w:val="center"/>
+      </w:pPr>
+      <w:r>
+        <w:rPr>
+          <w:rFonts w:ascii="Times New Roman" w:hAnsi="Times New Roman"/>
+          <w:b/>
+          <w:i/>
+          <w:color w:val="FF0000"/>
+          <w:sz w:val="24"/>
+        </w:rPr>
+        <w:t xml:space="preserve">Псалом 87 </w:t>
+      </w:r>
+      <w:r>
+        <w:rPr>
+          <w:rFonts w:ascii="Times New Roman" w:hAnsi="Times New Roman"/>
+          <w:i/>
+          <w:color w:val="FF0000"/>
+          <w:sz w:val="24"/>
+        </w:rPr>
+        <w:t>(У четвер)</w:t>
+      </w:r>
+    </w:p>
+    <w:p>
+      <w:pPr>
+        <w:spacing w:after="120"/>
+        <w:jc w:val="both"/>
+      </w:pPr>
+      <w:r>
+        <w:rPr>
+          <w:rFonts w:ascii="Times New Roman" w:hAnsi="Times New Roman"/>
+          <w:sz w:val="24"/>
+        </w:rPr>
+        <w:t>Господи, Боже мого спасіння,* я вдень кличу, і вночі перед тобою скаржусь.</w:t>
+      </w:r>
+    </w:p>
+    <w:p>
+      <w:pPr>
+        <w:spacing w:after="120"/>
+        <w:jc w:val="both"/>
+      </w:pPr>
+      <w:r>
+        <w:rPr>
+          <w:rFonts w:ascii="Times New Roman" w:hAnsi="Times New Roman"/>
+          <w:sz w:val="24"/>
+        </w:rPr>
+        <w:t>Нехай прийде перед твоє обличчя моя молитва!* Прихили своє вухо до мого благання.</w:t>
+      </w:r>
+    </w:p>
+    <w:p>
+      <w:pPr>
+        <w:spacing w:after="120"/>
+        <w:jc w:val="both"/>
+      </w:pPr>
+      <w:r>
+        <w:rPr>
+          <w:rFonts w:ascii="Times New Roman" w:hAnsi="Times New Roman"/>
+          <w:sz w:val="24"/>
+        </w:rPr>
+        <w:t>Душа бо моя наситилася горем,* і життя моє наблизилося до шеолу.</w:t>
+      </w:r>
+    </w:p>
+    <w:p>
+      <w:pPr>
+        <w:spacing w:after="120"/>
+        <w:jc w:val="both"/>
+      </w:pPr>
+      <w:r>
+        <w:rPr>
+          <w:rFonts w:ascii="Times New Roman" w:hAnsi="Times New Roman"/>
+          <w:sz w:val="24"/>
+        </w:rPr>
+        <w:t>Мене залічено до тих, що сходять у яму.* Я став як чоловік, що допомоги не має.</w:t>
+      </w:r>
+    </w:p>
+    <w:p>
+      <w:pPr>
+        <w:spacing w:after="120"/>
+        <w:jc w:val="both"/>
+      </w:pPr>
+      <w:r>
+        <w:rPr>
+          <w:rFonts w:ascii="Times New Roman" w:hAnsi="Times New Roman"/>
+          <w:sz w:val="24"/>
+        </w:rPr>
+        <w:t>Поміж мерцями моє ложе, немов убиті, що лежать у могилі,* що їх не згадуєш уже більше, що їх відтято від руки твоєї.</w:t>
+      </w:r>
+    </w:p>
+    <w:p>
+      <w:pPr>
+        <w:spacing w:after="120"/>
+        <w:jc w:val="both"/>
+      </w:pPr>
+      <w:r>
+        <w:rPr>
+          <w:rFonts w:ascii="Times New Roman" w:hAnsi="Times New Roman"/>
+          <w:sz w:val="24"/>
+        </w:rPr>
+        <w:t>Поклав ти мене в глибоку яму,* у темряву та безодню.</w:t>
+      </w:r>
+    </w:p>
+    <w:p>
+      <w:pPr>
+        <w:spacing w:after="120"/>
+        <w:jc w:val="both"/>
+      </w:pPr>
+      <w:r>
+        <w:rPr>
+          <w:rFonts w:ascii="Times New Roman" w:hAnsi="Times New Roman"/>
+          <w:sz w:val="24"/>
+        </w:rPr>
+        <w:t>Тяжить на мені твій гнів,* і всіма хвилями твоїми гнітиш мене.</w:t>
+      </w:r>
+    </w:p>
+    <w:p>
+      <w:pPr>
+        <w:spacing w:after="120"/>
+        <w:jc w:val="both"/>
+      </w:pPr>
+      <w:r>
+        <w:rPr>
+          <w:rFonts w:ascii="Times New Roman" w:hAnsi="Times New Roman"/>
+          <w:sz w:val="24"/>
+        </w:rPr>
+        <w:t>Ти віддалив від мене моїх друзів,* зробив мене для них осоружним, мене замкнули, і я не можу вийти.</w:t>
+      </w:r>
+    </w:p>
+    <w:p>
+      <w:pPr>
+        <w:spacing w:after="120"/>
+        <w:jc w:val="both"/>
+      </w:pPr>
+      <w:r>
+        <w:rPr>
+          <w:rFonts w:ascii="Times New Roman" w:hAnsi="Times New Roman"/>
+          <w:sz w:val="24"/>
+        </w:rPr>
+        <w:t>Очі мої знемоглися від печалі;* до тебе, Господи, щодня взиваю, до тебе простягаю мої руки.</w:t>
+      </w:r>
+    </w:p>
+    <w:p>
+      <w:pPr>
+        <w:spacing w:after="120"/>
+        <w:jc w:val="both"/>
+      </w:pPr>
+      <w:r>
+        <w:rPr>
+          <w:rFonts w:ascii="Times New Roman" w:hAnsi="Times New Roman"/>
+          <w:sz w:val="24"/>
+        </w:rPr>
+        <w:t>Хіба для мертвих робиш чуда?* Хіба то тіні встануть, щоб тебе хвалити?</w:t>
+      </w:r>
+    </w:p>
+    <w:p>
+      <w:pPr>
+        <w:spacing w:after="120"/>
+        <w:jc w:val="both"/>
+      </w:pPr>
+      <w:r>
+        <w:rPr>
+          <w:rFonts w:ascii="Times New Roman" w:hAnsi="Times New Roman"/>
+          <w:sz w:val="24"/>
+        </w:rPr>
+        <w:t>Хіба звіщатимуть у могилі твою милість,* у пропасті глибокій − твою вірність?</w:t>
+      </w:r>
+    </w:p>
+    <w:p>
+      <w:pPr>
+        <w:spacing w:after="120"/>
+        <w:jc w:val="both"/>
+      </w:pPr>
+      <w:r>
+        <w:rPr>
+          <w:rFonts w:ascii="Times New Roman" w:hAnsi="Times New Roman"/>
+          <w:sz w:val="24"/>
+        </w:rPr>
+        <w:t>Хіба чуда твої в темряві будуть відомі,* і твоя ласка в землі забуття?</w:t>
+      </w:r>
+    </w:p>
+    <w:p>
+      <w:pPr>
+        <w:spacing w:after="120"/>
+        <w:jc w:val="both"/>
+      </w:pPr>
+      <w:r>
+        <w:rPr>
+          <w:rFonts w:ascii="Times New Roman" w:hAnsi="Times New Roman"/>
+          <w:sz w:val="24"/>
+        </w:rPr>
+        <w:t>Ось чому, Господи, до тебе я взиваю,* і моя молитва вранці йде тобі назустріч.</w:t>
+      </w:r>
+    </w:p>
+    <w:p>
+      <w:pPr>
+        <w:spacing w:after="120"/>
+        <w:jc w:val="both"/>
+      </w:pPr>
+      <w:r>
+        <w:rPr>
+          <w:rFonts w:ascii="Times New Roman" w:hAnsi="Times New Roman"/>
+          <w:sz w:val="24"/>
+        </w:rPr>
+        <w:t>Чому, Господи, відкинув ти мою душу,* чому ховаєш своє обличчя від мене?</w:t>
+      </w:r>
+    </w:p>
+    <w:p>
+      <w:pPr>
+        <w:spacing w:after="120"/>
+        <w:jc w:val="both"/>
+      </w:pPr>
+      <w:r>
+        <w:rPr>
+          <w:rFonts w:ascii="Times New Roman" w:hAnsi="Times New Roman"/>
+          <w:sz w:val="24"/>
+        </w:rPr>
+        <w:t>Я безталанний і конаю змалку,* я перебув страх твій − і умліваю.</w:t>
+      </w:r>
+    </w:p>
+    <w:p>
+      <w:pPr>
+        <w:spacing w:after="120"/>
+        <w:jc w:val="both"/>
+      </w:pPr>
+      <w:r>
+        <w:rPr>
+          <w:rFonts w:ascii="Times New Roman" w:hAnsi="Times New Roman"/>
+          <w:sz w:val="24"/>
+        </w:rPr>
+        <w:t>Твій палкий гнів пронісся наді мною,* твої страхіття мене погубили.</w:t>
+      </w:r>
+    </w:p>
+    <w:p>
+      <w:pPr>
+        <w:spacing w:after="120"/>
+        <w:jc w:val="both"/>
+      </w:pPr>
+      <w:r>
+        <w:rPr>
+          <w:rFonts w:ascii="Times New Roman" w:hAnsi="Times New Roman"/>
+          <w:sz w:val="24"/>
+        </w:rPr>
+        <w:t>Увесь час вони оточують мене, мов води,* усі разом мене обступили.</w:t>
+      </w:r>
+    </w:p>
+    <w:p>
+      <w:pPr>
+        <w:spacing w:after="120"/>
+        <w:jc w:val="both"/>
+      </w:pPr>
+      <w:r>
+        <w:rPr>
+          <w:rFonts w:ascii="Times New Roman" w:hAnsi="Times New Roman"/>
+          <w:sz w:val="24"/>
+        </w:rPr>
+        <w:t>Ти віддалив від мене товариша і друга,* а із знайомих у мене тільки темінь.</w:t>
+      </w:r>
+    </w:p>
+    <w:p>
+      <w:pPr>
+        <w:spacing w:after="120"/>
+        <w:jc w:val="center"/>
+      </w:pPr>
+      <w:r>
+        <w:rPr>
+          <w:rFonts w:ascii="Times New Roman" w:hAnsi="Times New Roman"/>
+          <w:b/>
+          <w:i/>
+          <w:color w:val="FF0000"/>
+          <w:sz w:val="24"/>
+        </w:rPr>
+        <w:t xml:space="preserve">Псалом 102 </w:t>
+      </w:r>
+      <w:r>
+        <w:rPr>
+          <w:rFonts w:ascii="Times New Roman" w:hAnsi="Times New Roman"/>
+          <w:i/>
+          <w:color w:val="FF0000"/>
+          <w:sz w:val="24"/>
+        </w:rPr>
+        <w:t>(У п'ятницю)</w:t>
+      </w:r>
+    </w:p>
+    <w:p>
+      <w:pPr>
+        <w:spacing w:after="120"/>
+        <w:jc w:val="both"/>
+      </w:pPr>
+      <w:r>
+        <w:rPr>
+          <w:rFonts w:ascii="Times New Roman" w:hAnsi="Times New Roman"/>
+          <w:sz w:val="24"/>
+        </w:rPr>
+        <w:t>Благослови, душе моя, Господа,* і все нутро моє − його святе ім'я.</w:t>
+      </w:r>
+    </w:p>
+    <w:p>
+      <w:pPr>
+        <w:spacing w:after="120"/>
+        <w:jc w:val="both"/>
+      </w:pPr>
+      <w:r>
+        <w:rPr>
+          <w:rFonts w:ascii="Times New Roman" w:hAnsi="Times New Roman"/>
+          <w:sz w:val="24"/>
+        </w:rPr>
+        <w:t>Благослови, душе моя, Господа,* і не забувай усіх добродійств його ніколи.</w:t>
+      </w:r>
+    </w:p>
+    <w:p>
+      <w:pPr>
+        <w:spacing w:after="120"/>
+        <w:jc w:val="both"/>
+      </w:pPr>
+      <w:r>
+        <w:rPr>
+          <w:rFonts w:ascii="Times New Roman" w:hAnsi="Times New Roman"/>
+          <w:sz w:val="24"/>
+        </w:rPr>
+        <w:t>Він прощає всі твої провини,* зціляє всі твої недуги.</w:t>
+      </w:r>
+    </w:p>
+    <w:p>
+      <w:pPr>
+        <w:spacing w:after="120"/>
+        <w:jc w:val="both"/>
+      </w:pPr>
+      <w:r>
+        <w:rPr>
+          <w:rFonts w:ascii="Times New Roman" w:hAnsi="Times New Roman"/>
+          <w:sz w:val="24"/>
+        </w:rPr>
+        <w:t>Він визволяє життя твоє від ями,* вінчає тебе ласкою і милосердям.</w:t>
+      </w:r>
+    </w:p>
+    <w:p>
+      <w:pPr>
+        <w:spacing w:after="120"/>
+        <w:jc w:val="both"/>
+      </w:pPr>
+      <w:r>
+        <w:rPr>
+          <w:rFonts w:ascii="Times New Roman" w:hAnsi="Times New Roman"/>
+          <w:sz w:val="24"/>
+        </w:rPr>
+        <w:t>Він насичує твій похилий вік добром,* і оновляється, як орел, твоя юність.</w:t>
+      </w:r>
+    </w:p>
+    <w:p>
+      <w:pPr>
+        <w:spacing w:after="120"/>
+        <w:jc w:val="both"/>
+      </w:pPr>
+      <w:r>
+        <w:rPr>
+          <w:rFonts w:ascii="Times New Roman" w:hAnsi="Times New Roman"/>
+          <w:sz w:val="24"/>
+        </w:rPr>
+        <w:t>Господь творить правосуддя,* і суд усім прибитим.</w:t>
+      </w:r>
+    </w:p>
+    <w:p>
+      <w:pPr>
+        <w:spacing w:after="120"/>
+        <w:jc w:val="both"/>
+      </w:pPr>
+      <w:r>
+        <w:rPr>
+          <w:rFonts w:ascii="Times New Roman" w:hAnsi="Times New Roman"/>
+          <w:sz w:val="24"/>
+        </w:rPr>
+        <w:t>Він показав Мойсеєві свої дороги,* синам Ізраїля діла свої.</w:t>
+      </w:r>
+    </w:p>
+    <w:p>
+      <w:pPr>
+        <w:spacing w:after="120"/>
+        <w:jc w:val="both"/>
+      </w:pPr>
+      <w:r>
+        <w:rPr>
+          <w:rFonts w:ascii="Times New Roman" w:hAnsi="Times New Roman"/>
+          <w:sz w:val="24"/>
+        </w:rPr>
+        <w:t>Милосердний Господь і добрий,* повільний до гніву й вельми милостивий.</w:t>
+      </w:r>
+    </w:p>
+    <w:p>
+      <w:pPr>
+        <w:spacing w:after="120"/>
+        <w:jc w:val="both"/>
+      </w:pPr>
+      <w:r>
+        <w:rPr>
+          <w:rFonts w:ascii="Times New Roman" w:hAnsi="Times New Roman"/>
+          <w:sz w:val="24"/>
+        </w:rPr>
+        <w:t>Не буде вічно він обурюватися,* і не буде гніватись повіки.</w:t>
+      </w:r>
+    </w:p>
+    <w:p>
+      <w:pPr>
+        <w:spacing w:after="120"/>
+        <w:jc w:val="both"/>
+      </w:pPr>
+      <w:r>
+        <w:rPr>
+          <w:rFonts w:ascii="Times New Roman" w:hAnsi="Times New Roman"/>
+          <w:sz w:val="24"/>
+        </w:rPr>
+        <w:t>Не за гріхами нашими учинив він із нами,* і не за провинами нашими відплатив він нам.</w:t>
+      </w:r>
+    </w:p>
+    <w:p>
+      <w:pPr>
+        <w:spacing w:after="120"/>
+        <w:jc w:val="both"/>
+      </w:pPr>
+      <w:r>
+        <w:rPr>
+          <w:rFonts w:ascii="Times New Roman" w:hAnsi="Times New Roman"/>
+          <w:sz w:val="24"/>
+        </w:rPr>
+        <w:t>Бо як високо небо над землею,* така велика його милість над тими, що його бояться.</w:t>
+      </w:r>
+    </w:p>
+    <w:p>
+      <w:pPr>
+        <w:spacing w:after="120"/>
+        <w:jc w:val="both"/>
+      </w:pPr>
+      <w:r>
+        <w:rPr>
+          <w:rFonts w:ascii="Times New Roman" w:hAnsi="Times New Roman"/>
+          <w:sz w:val="24"/>
+        </w:rPr>
+        <w:t>Як далеко схід від заходу,* так віддалив він від нас злочинства наші.</w:t>
+      </w:r>
+    </w:p>
+    <w:p>
+      <w:pPr>
+        <w:spacing w:after="120"/>
+        <w:jc w:val="both"/>
+      </w:pPr>
+      <w:r>
+        <w:rPr>
+          <w:rFonts w:ascii="Times New Roman" w:hAnsi="Times New Roman"/>
+          <w:sz w:val="24"/>
+        </w:rPr>
+        <w:t>Як батько милосердиться над синами,* так милосердиться Господь над тими, що його бояться.</w:t>
+      </w:r>
+    </w:p>
+    <w:p>
+      <w:pPr>
+        <w:spacing w:after="120"/>
+        <w:jc w:val="both"/>
+      </w:pPr>
+      <w:r>
+        <w:rPr>
+          <w:rFonts w:ascii="Times New Roman" w:hAnsi="Times New Roman"/>
+          <w:sz w:val="24"/>
+        </w:rPr>
+        <w:t>Він знає з чого ми зліплені,* він пам'ятає, що ми порох.</w:t>
+      </w:r>
+    </w:p>
+    <w:p>
+      <w:pPr>
+        <w:spacing w:after="120"/>
+        <w:jc w:val="both"/>
+      </w:pPr>
+      <w:r>
+        <w:rPr>
+          <w:rFonts w:ascii="Times New Roman" w:hAnsi="Times New Roman"/>
+          <w:sz w:val="24"/>
+        </w:rPr>
+        <w:t>Чоловік бо – дні його, немов билина,* квітне, і мов квітка в полі.</w:t>
+      </w:r>
+    </w:p>
+    <w:p>
+      <w:pPr>
+        <w:spacing w:after="120"/>
+        <w:jc w:val="both"/>
+      </w:pPr>
+      <w:r>
+        <w:rPr>
+          <w:rFonts w:ascii="Times New Roman" w:hAnsi="Times New Roman"/>
+          <w:sz w:val="24"/>
+        </w:rPr>
+        <w:t>Потягне над ним вітер, і його немає,* і місце, де він був, його не впізнає вже більше.</w:t>
+      </w:r>
+    </w:p>
+    <w:p>
+      <w:pPr>
+        <w:spacing w:after="120"/>
+        <w:jc w:val="both"/>
+      </w:pPr>
+      <w:r>
+        <w:rPr>
+          <w:rFonts w:ascii="Times New Roman" w:hAnsi="Times New Roman"/>
+          <w:sz w:val="24"/>
+        </w:rPr>
+        <w:t>Милість же Господня від віку й до віку* над тими, що його бояться.</w:t>
+      </w:r>
+    </w:p>
+    <w:p>
+      <w:pPr>
+        <w:spacing w:after="120"/>
+        <w:jc w:val="both"/>
+      </w:pPr>
+      <w:r>
+        <w:rPr>
+          <w:rFonts w:ascii="Times New Roman" w:hAnsi="Times New Roman"/>
+          <w:sz w:val="24"/>
+        </w:rPr>
+        <w:t>І справедливість його над дітьми дітей тих,* що бережуть його союз і про заповіді його пам’ятають, щоб їх виконувати.</w:t>
+      </w:r>
+    </w:p>
+    <w:p>
+      <w:pPr>
+        <w:spacing w:after="120"/>
+        <w:jc w:val="both"/>
+      </w:pPr>
+      <w:r>
+        <w:rPr>
+          <w:rFonts w:ascii="Times New Roman" w:hAnsi="Times New Roman"/>
+          <w:sz w:val="24"/>
+        </w:rPr>
+        <w:t>Господь на небі утвердив престол свій,* і царство його всім володіє.</w:t>
+      </w:r>
+    </w:p>
+    <w:p>
+      <w:pPr>
+        <w:spacing w:after="120"/>
+        <w:jc w:val="both"/>
+      </w:pPr>
+      <w:r>
+        <w:rPr>
+          <w:rFonts w:ascii="Times New Roman" w:hAnsi="Times New Roman"/>
+          <w:sz w:val="24"/>
+        </w:rPr>
+        <w:t>Благословіте Господа, всі ангели його,* могутні силою, ви, що виконуєте його слово, – покірні голосові його слова.</w:t>
+      </w:r>
+    </w:p>
+    <w:p>
+      <w:pPr>
+        <w:spacing w:after="120"/>
+        <w:jc w:val="both"/>
+      </w:pPr>
+      <w:r>
+        <w:rPr>
+          <w:rFonts w:ascii="Times New Roman" w:hAnsi="Times New Roman"/>
+          <w:sz w:val="24"/>
+        </w:rPr>
+        <w:t>Благословіте Господа, всі його небесні сили,* слуги його, що чините його волю.</w:t>
+      </w:r>
+    </w:p>
+    <w:p>
+      <w:pPr>
+        <w:spacing w:after="120"/>
+        <w:jc w:val="both"/>
+      </w:pPr>
+      <w:r>
+        <w:rPr>
+          <w:rFonts w:ascii="Times New Roman" w:hAnsi="Times New Roman"/>
+          <w:sz w:val="24"/>
+        </w:rPr>
+        <w:t>Благословіте Господа, усі його твори, по всіх місцях його правління.* Благослови, душе моя, Господа!</w:t>
+      </w:r>
+    </w:p>
+    <w:p>
+      <w:pPr>
+        <w:spacing w:after="120"/>
+        <w:jc w:val="center"/>
+      </w:pPr>
+      <w:r>
+        <w:rPr>
+          <w:rFonts w:ascii="Times New Roman" w:hAnsi="Times New Roman"/>
+          <w:b/>
+          <w:i/>
+          <w:color w:val="FF0000"/>
+          <w:sz w:val="24"/>
+        </w:rPr>
+        <w:t xml:space="preserve">Псалом 142 </w:t>
+      </w:r>
+      <w:r>
+        <w:rPr>
+          <w:rFonts w:ascii="Times New Roman" w:hAnsi="Times New Roman"/>
+          <w:i/>
+          <w:color w:val="FF0000"/>
+          <w:sz w:val="24"/>
+        </w:rPr>
+        <w:t>(У суботу й неділю)</w:t>
+      </w:r>
+    </w:p>
+    <w:p>
+      <w:pPr>
+        <w:spacing w:after="120"/>
+        <w:jc w:val="both"/>
+      </w:pPr>
+      <w:r>
+        <w:rPr>
+          <w:rFonts w:ascii="Times New Roman" w:hAnsi="Times New Roman"/>
+          <w:sz w:val="24"/>
+        </w:rPr>
+        <w:t>О Господи, почуй мою молитву,* у твоїй вірності нахили вухо своє до мольби моєї; вислухай мене в твоїй правді.</w:t>
+      </w:r>
+    </w:p>
+    <w:p>
+      <w:pPr>
+        <w:spacing w:after="120"/>
+        <w:jc w:val="both"/>
+      </w:pPr>
+      <w:r>
+        <w:rPr>
+          <w:rFonts w:ascii="Times New Roman" w:hAnsi="Times New Roman"/>
+          <w:sz w:val="24"/>
+        </w:rPr>
+        <w:t>І не входь у суд із твоїм слугою,* бо ніхто з живих не виправдається перед тобою.</w:t>
+      </w:r>
+    </w:p>
+    <w:p>
+      <w:pPr>
+        <w:spacing w:after="120"/>
+        <w:jc w:val="both"/>
+      </w:pPr>
+      <w:r>
+        <w:rPr>
+          <w:rFonts w:ascii="Times New Roman" w:hAnsi="Times New Roman"/>
+          <w:sz w:val="24"/>
+        </w:rPr>
+        <w:t>Бо мою душу гонить ворог, життя моє топче в землю,* він оселює мене в пітьмі, як давно померлих.</w:t>
+      </w:r>
+    </w:p>
+    <w:p>
+      <w:pPr>
+        <w:spacing w:after="120"/>
+        <w:jc w:val="both"/>
+      </w:pPr>
+      <w:r>
+        <w:rPr>
+          <w:rFonts w:ascii="Times New Roman" w:hAnsi="Times New Roman"/>
+          <w:sz w:val="24"/>
+        </w:rPr>
+        <w:t>Дух мій тривожиться в мені* і серце моє жахається в мені всередині.</w:t>
+      </w:r>
+    </w:p>
+    <w:p>
+      <w:pPr>
+        <w:spacing w:after="120"/>
+        <w:jc w:val="both"/>
+      </w:pPr>
+      <w:r>
+        <w:rPr>
+          <w:rFonts w:ascii="Times New Roman" w:hAnsi="Times New Roman"/>
+          <w:sz w:val="24"/>
+        </w:rPr>
+        <w:t>Я згадую дні давні,* роздумую над усіма вчинками твоїми і над ділами рук твоїх міркую.</w:t>
+      </w:r>
+    </w:p>
+    <w:p>
+      <w:pPr>
+        <w:spacing w:after="120"/>
+        <w:jc w:val="both"/>
+      </w:pPr>
+      <w:r>
+        <w:rPr>
+          <w:rFonts w:ascii="Times New Roman" w:hAnsi="Times New Roman"/>
+          <w:sz w:val="24"/>
+        </w:rPr>
+        <w:t>До тебе простягаю мої руки;* моя душа, мов спрагла земля, тебе жадає.</w:t>
+      </w:r>
+    </w:p>
+    <w:p>
+      <w:pPr>
+        <w:spacing w:after="120"/>
+        <w:jc w:val="both"/>
+      </w:pPr>
+      <w:r>
+        <w:rPr>
+          <w:rFonts w:ascii="Times New Roman" w:hAnsi="Times New Roman"/>
+          <w:sz w:val="24"/>
+        </w:rPr>
+        <w:t>Вислухай мене скоро, Господи, бо знемагає дух мій.* Не крий твого обличчя від мене, щоб я не став, як ті, що сходять у яму.</w:t>
+      </w:r>
+    </w:p>
+    <w:p>
+      <w:pPr>
+        <w:spacing w:after="120"/>
+        <w:jc w:val="both"/>
+      </w:pPr>
+      <w:r>
+        <w:rPr>
+          <w:rFonts w:ascii="Times New Roman" w:hAnsi="Times New Roman"/>
+          <w:sz w:val="24"/>
+        </w:rPr>
+        <w:t>Дай мені вранці відчути твою милість, бо я на тебе покладаюсь.* Вкажи мені дорогу, якою слід мені ходити, бо до тебе я підношу мою душу.</w:t>
+      </w:r>
+    </w:p>
+    <w:p>
+      <w:pPr>
+        <w:spacing w:after="120"/>
+        <w:jc w:val="both"/>
+      </w:pPr>
+      <w:r>
+        <w:rPr>
+          <w:rFonts w:ascii="Times New Roman" w:hAnsi="Times New Roman"/>
+          <w:sz w:val="24"/>
+        </w:rPr>
+        <w:t>Спаси мене, Господи, від ворогів моїх* – бо до тебе прибігаю.</w:t>
+      </w:r>
+    </w:p>
+    <w:p>
+      <w:pPr>
+        <w:spacing w:after="120"/>
+        <w:jc w:val="both"/>
+      </w:pPr>
+      <w:r>
+        <w:rPr>
+          <w:rFonts w:ascii="Times New Roman" w:hAnsi="Times New Roman"/>
+          <w:sz w:val="24"/>
+        </w:rPr>
+        <w:t>Навчи мене творити твою волю, бо ти Бог мій.* Нехай твій добрий дух веде мене по рівній землі.</w:t>
+      </w:r>
+    </w:p>
+    <w:p>
+      <w:pPr>
+        <w:spacing w:after="120"/>
+        <w:jc w:val="both"/>
+      </w:pPr>
+      <w:r>
+        <w:rPr>
+          <w:rFonts w:ascii="Times New Roman" w:hAnsi="Times New Roman"/>
+          <w:sz w:val="24"/>
+        </w:rPr>
+        <w:t>Живи мене, о Господи, імени твого ради,* у справедливості твоїй виведи з скорботи мою душу.</w:t>
+      </w:r>
+    </w:p>
+    <w:p>
+      <w:pPr>
+        <w:spacing w:after="120"/>
+        <w:jc w:val="both"/>
+      </w:pPr>
+      <w:r>
+        <w:rPr>
+          <w:rFonts w:ascii="Times New Roman" w:hAnsi="Times New Roman"/>
+          <w:sz w:val="24"/>
+        </w:rPr>
+        <w:t>І в гніві твоєму знищ моїх супротивників.* І вигуби всіх гнобителів душі моєї, бо я твій слуга.</w:t>
+      </w:r>
+    </w:p>
+    <w:p>
+      <w:pPr>
+        <w:spacing w:after="120"/>
+        <w:jc w:val="both"/>
+      </w:pPr>
+      <w:r>
+        <w:rPr>
+          <w:rFonts w:ascii="Times New Roman" w:hAnsi="Times New Roman"/>
+          <w:sz w:val="24"/>
+        </w:rPr>
+        <w:t xml:space="preserve">Слава Отцю, і Сину, і Святому Духові: І нині і повсякчас, і на віки віків. Амінь. </w:t>
+      </w:r>
+    </w:p>
+    <w:p>
+      <w:pPr>
+        <w:spacing w:after="120"/>
+        <w:jc w:val="both"/>
+      </w:pPr>
+      <w:r>
+        <w:rPr>
+          <w:rFonts w:ascii="Times New Roman" w:hAnsi="Times New Roman"/>
+          <w:sz w:val="24"/>
+        </w:rPr>
+        <w:t xml:space="preserve">Алилуя, алилуя, алилуя: Слава тобі, Боже! </w:t>
+      </w:r>
+      <w:r>
+        <w:rPr>
+          <w:rFonts w:ascii="Times New Roman" w:hAnsi="Times New Roman"/>
+          <w:i/>
+          <w:color w:val="FF0000"/>
+          <w:sz w:val="24"/>
+        </w:rPr>
+        <w:t>(3 р.)</w:t>
+      </w:r>
+    </w:p>
+    <w:p>
+      <w:pPr>
+        <w:spacing w:after="120"/>
+        <w:jc w:val="both"/>
+      </w:pPr>
+    </w:p>
+    <w:p>
+      <w:pPr>
+        <w:pStyle w:val="Heading3"/>
+        <w:spacing w:after="120"/>
+        <w:jc w:val="center"/>
+      </w:pPr>
+      <w:r>
+        <w:rPr>
+          <w:rFonts w:ascii="Times New Roman" w:hAnsi="Times New Roman"/>
+          <w:b/>
+          <w:i/>
+          <w:color w:val="FF0000"/>
+        </w:rPr>
+        <w:t>Утренні молитви</w:t>
+      </w:r>
+    </w:p>
+    <w:p>
+      <w:pPr>
+        <w:spacing w:after="120"/>
+        <w:jc w:val="both"/>
+      </w:pPr>
+      <w:r>
+        <w:rPr>
+          <w:rFonts w:ascii="Times New Roman" w:hAnsi="Times New Roman"/>
+          <w:i/>
+          <w:color w:val="FF0000"/>
+          <w:sz w:val="24"/>
+        </w:rPr>
+        <w:t>Під час рецитування псалмів, Священник читає потиху перед св. дверми оці молитви:</w:t>
+      </w:r>
+    </w:p>
+    <w:p>
+      <w:pPr>
+        <w:spacing w:after="120"/>
+        <w:jc w:val="both"/>
+      </w:pPr>
+      <w:r>
+        <w:rPr>
+          <w:rFonts w:ascii="Times New Roman" w:hAnsi="Times New Roman"/>
+          <w:color w:val="FF0000"/>
+          <w:sz w:val="24"/>
+        </w:rPr>
+        <w:t xml:space="preserve">1. </w:t>
+      </w:r>
+      <w:r>
+        <w:rPr>
+          <w:rFonts w:ascii="Times New Roman" w:hAnsi="Times New Roman"/>
+          <w:sz w:val="24"/>
+        </w:rPr>
+        <w:t xml:space="preserve">Благодаримо </w:t>
+      </w:r>
+      <w:r>
+        <w:rPr>
+          <w:rFonts w:ascii="Times New Roman" w:hAnsi="Times New Roman"/>
+          <w:color w:val="000000"/>
+          <w:sz w:val="24"/>
+        </w:rPr>
+        <w:t>Т</w:t>
+      </w:r>
+      <w:r>
+        <w:rPr>
+          <w:rFonts w:ascii="Times New Roman" w:hAnsi="Times New Roman"/>
+          <w:sz w:val="24"/>
+        </w:rPr>
+        <w:t>е</w:t>
+      </w:r>
+      <w:r>
+        <w:rPr>
+          <w:rFonts w:ascii="Times New Roman" w:hAnsi="Times New Roman"/>
+          <w:color w:val="000000"/>
+          <w:sz w:val="24"/>
+        </w:rPr>
+        <w:t>б</w:t>
+      </w:r>
+      <w:r>
+        <w:rPr>
+          <w:rFonts w:ascii="Times New Roman" w:hAnsi="Times New Roman"/>
+          <w:sz w:val="24"/>
+        </w:rPr>
+        <w:t>е</w:t>
+      </w:r>
+      <w:r>
+        <w:rPr>
+          <w:rFonts w:ascii="Times New Roman" w:hAnsi="Times New Roman"/>
+          <w:color w:val="000000"/>
+          <w:sz w:val="24"/>
+        </w:rPr>
+        <w:t>, Господи, Боже наш, що підняв нас із постелі нашої і вклав в уста наші слово хвали, щоб поклонятися і призивати ім'я Твоє святе. Ми умоляємо Твоє милосердя, яке Ти завжди виявляв у нашому житті. Пошли поміч свою людям, що стоять перед лицем святої слави Твоєї і дожидають від Тебе багатої милости; і дай нам, що зо страхом і любов'ю завжди Тобі служимо, хвалити несказанну Твою доброту. Бо Тобі належить усяка слава, честь і поклоніння: Отцю, і Сину, і Святому Духові, нині і повсякчас, і на віки віків. Амінь.</w:t>
+      </w:r>
+    </w:p>
+    <w:p>
+      <w:pPr>
+        <w:spacing w:after="120"/>
+        <w:jc w:val="both"/>
+      </w:pPr>
+      <w:r>
+        <w:rPr>
+          <w:rFonts w:ascii="Times New Roman" w:hAnsi="Times New Roman"/>
+          <w:color w:val="FF0000"/>
+          <w:sz w:val="24"/>
+        </w:rPr>
+        <w:t xml:space="preserve">2. </w:t>
+      </w:r>
+      <w:r>
+        <w:rPr>
+          <w:rFonts w:ascii="Times New Roman" w:hAnsi="Times New Roman"/>
+          <w:color w:val="000000"/>
+          <w:sz w:val="24"/>
+        </w:rPr>
+        <w:t>Від ночі лине дух наш до Тебе, Боже, бо світлом є повеління Твої на землі. Навчи нас у страсі Твоєму виконувати правду й добро, бо Тебе славимо як правдивого Бога нашого. Прихили вухо своє і вислухай нас, і пом'яни, Господи, тих, що є та що моляться з нами, всіх по імені, і спаси їх силою Твоєю. Благослови людей Твоїх і освяти спадкоємство Твоє: мир світові Твоєму даруй, церквам Твоїм, Священникам, владі, і всім людям. Хай благословиться і прославляється всечесне і величне ім'я Твоє, Отця, і Сина, і Святого Духа, нині і повсякчас, і на віки віків. Амінь.</w:t>
+      </w:r>
+    </w:p>
+    <w:p>
+      <w:pPr>
+        <w:spacing w:after="120"/>
+        <w:jc w:val="both"/>
+      </w:pPr>
+      <w:r>
+        <w:rPr>
+          <w:rFonts w:ascii="Times New Roman" w:hAnsi="Times New Roman"/>
+          <w:color w:val="FF0000"/>
+          <w:sz w:val="24"/>
+        </w:rPr>
+        <w:t>3.</w:t>
+      </w:r>
+      <w:r>
+        <w:rPr>
+          <w:rFonts w:ascii="Times New Roman" w:hAnsi="Times New Roman"/>
+          <w:color w:val="000000"/>
+          <w:sz w:val="24"/>
+        </w:rPr>
+        <w:t xml:space="preserve"> Від ночі лине дух наш до Тебе, Боже, бо світлом є повеління Твої. Навчи нас, Боже, правди Твоєї, заповідей Твоїх і виправдань Твоїх. Просвіти наші духовні очі, щоб ми не заснули в гріхах на смерть. Віджени всяку мряку від сердець наших, даруй нам сонце правди і охорони життя наше знаменням і печаттю Святого Твого Духа. Направ стопи наші на шлях мирний, </w:t>
+      </w:r>
+      <w:r>
+        <w:rPr>
+          <w:rFonts w:ascii="Times New Roman" w:hAnsi="Times New Roman"/>
+          <w:color w:val="000000"/>
+          <w:sz w:val="24"/>
+        </w:rPr>
+        <w:t>дай нам бачити ранішній день у радості, щоб ми Тобі засилали ранішні молитви, бо Твоє є володіння і Твоє є царство і сила, і слава Отця, і Сина, і Святого Духа, нині і повсякчас, і на віки віків. Амінь.</w:t>
+      </w:r>
+    </w:p>
+    <w:p>
+      <w:pPr>
+        <w:spacing w:after="120"/>
+        <w:jc w:val="both"/>
+      </w:pPr>
+      <w:r>
+        <w:rPr>
+          <w:rFonts w:ascii="Times New Roman" w:hAnsi="Times New Roman"/>
+          <w:color w:val="FF0000"/>
+          <w:sz w:val="24"/>
+        </w:rPr>
+        <w:t>4.</w:t>
+      </w:r>
+      <w:r>
+        <w:rPr>
+          <w:rFonts w:ascii="Times New Roman" w:hAnsi="Times New Roman"/>
+          <w:color w:val="000000"/>
+          <w:sz w:val="24"/>
+        </w:rPr>
+        <w:t xml:space="preserve"> Владико, Боже святий і неосяжний, що казав із темряви світлові засіяти, що заспокоїв нас у нічному сні й підвів до величання і моління Твоєї доброти! Ти, що даєш себе умолити задля свого милосердя, прийми і нині нас, що поклоняємося Тобі й по силі </w:t>
+      </w:r>
+      <w:r>
+        <w:rPr>
+          <w:rFonts w:ascii="Times New Roman" w:hAnsi="Times New Roman"/>
+          <w:sz w:val="24"/>
+        </w:rPr>
+        <w:t xml:space="preserve">благодаримо </w:t>
+      </w:r>
+      <w:r>
+        <w:rPr>
+          <w:rFonts w:ascii="Times New Roman" w:hAnsi="Times New Roman"/>
+          <w:color w:val="000000"/>
+          <w:sz w:val="24"/>
+        </w:rPr>
+        <w:t>Т</w:t>
+      </w:r>
+      <w:r>
+        <w:rPr>
+          <w:rFonts w:ascii="Times New Roman" w:hAnsi="Times New Roman"/>
+          <w:sz w:val="24"/>
+        </w:rPr>
+        <w:t>ебе</w:t>
+      </w:r>
+      <w:r>
+        <w:rPr>
+          <w:rFonts w:ascii="Times New Roman" w:hAnsi="Times New Roman"/>
+          <w:color w:val="000000"/>
+          <w:sz w:val="24"/>
+        </w:rPr>
+        <w:t xml:space="preserve">; і даруй нам те, чого просимо задля спасіння. Вчини нас синами світла і дня та спадкоємцями вічних Твоїх </w:t>
+      </w:r>
+      <w:r>
+        <w:rPr>
+          <w:rFonts w:ascii="Times New Roman" w:hAnsi="Times New Roman"/>
+          <w:sz w:val="24"/>
+        </w:rPr>
+        <w:t>благ</w:t>
+      </w:r>
+      <w:r>
+        <w:rPr>
+          <w:rFonts w:ascii="Times New Roman" w:hAnsi="Times New Roman"/>
+          <w:color w:val="000000"/>
+          <w:sz w:val="24"/>
+        </w:rPr>
+        <w:t>. Пом'яни, Господи, за багатством ласк Твоїх усіх людей, що є і моляться з нами, і всю братію нашу на землі й на морі, і на всякому місці володіння Твого, що потребують Твоєї любови й помочі. Усім вияви велику Твою милість, щоб спасенні, як душею так і тілом, завжди перебували й відважно славили чудне й благословенне ім'я Твоє, бо Ти Бог милости і ласк, і любови, і Тобі славу возсилаємо: Отцю, і Сину, і Святому Духові, нині і повсякчас, і на віки віків. Амінь.</w:t>
+      </w:r>
+    </w:p>
+    <w:p>
+      <w:pPr>
+        <w:spacing w:after="120"/>
+        <w:jc w:val="both"/>
+      </w:pPr>
+      <w:r>
+        <w:rPr>
+          <w:rFonts w:ascii="Times New Roman" w:hAnsi="Times New Roman"/>
+          <w:color w:val="FF0000"/>
+          <w:sz w:val="24"/>
+        </w:rPr>
+        <w:t>5.</w:t>
+      </w:r>
+      <w:r>
+        <w:rPr>
+          <w:rFonts w:ascii="Times New Roman" w:hAnsi="Times New Roman"/>
+          <w:color w:val="000000"/>
+          <w:sz w:val="24"/>
+        </w:rPr>
+        <w:t xml:space="preserve"> Скарб</w:t>
+      </w:r>
+      <w:r>
+        <w:rPr>
+          <w:rFonts w:ascii="Times New Roman" w:hAnsi="Times New Roman"/>
+          <w:sz w:val="24"/>
+        </w:rPr>
+        <w:t>нице</w:t>
+      </w:r>
+      <w:r>
+        <w:rPr>
+          <w:rFonts w:ascii="Times New Roman" w:hAnsi="Times New Roman"/>
+          <w:color w:val="000000"/>
+          <w:sz w:val="24"/>
+        </w:rPr>
+        <w:t xml:space="preserve"> </w:t>
+      </w:r>
+      <w:r>
+        <w:rPr>
+          <w:rFonts w:ascii="Times New Roman" w:hAnsi="Times New Roman"/>
+          <w:sz w:val="24"/>
+        </w:rPr>
+        <w:t>благ</w:t>
+      </w:r>
+      <w:r>
+        <w:rPr>
+          <w:rFonts w:ascii="Times New Roman" w:hAnsi="Times New Roman"/>
+          <w:color w:val="000000"/>
+          <w:sz w:val="24"/>
+        </w:rPr>
+        <w:t>, джерело невисихаюче, Отче святий, чудотворче всесильний і вседержителю! Усі Тобі поклоняємося і Тобі молимося та Твої милості і Твої ласки призиваємо на поміч і на заступництво нашій смиренності. Пом'яни, Господи, слуг Твоїх, прийми від усіх нас ранішні моління, як кадило перед Тобою; ні одного з нас не вчини нездатним, але всіх нас зберігай ласками Твоїми. Пом'яни, Господи, тих, що чувають і співають на славу Твою і єдинородного Твого Сина і Бога нашого, і Святого Твого Духа. Будь їм помічником і заступником; прийми їх молитви на наднебесний і духовний Твій жертовник, бо Ти Бог наш, і Тобі славу возсилаємо: Отцю, і Сину, і Святому Духові, нині і повсякчас, і на віки віків. Амінь.</w:t>
+      </w:r>
+    </w:p>
+    <w:p>
+      <w:pPr>
+        <w:spacing w:after="120"/>
+        <w:jc w:val="both"/>
+      </w:pPr>
+      <w:r>
+        <w:rPr>
+          <w:rFonts w:ascii="Times New Roman" w:hAnsi="Times New Roman"/>
+          <w:color w:val="FF0000"/>
+          <w:sz w:val="24"/>
+        </w:rPr>
+        <w:t xml:space="preserve">6. </w:t>
+      </w:r>
+      <w:r>
+        <w:rPr>
+          <w:rFonts w:ascii="Times New Roman" w:hAnsi="Times New Roman"/>
+          <w:sz w:val="24"/>
+        </w:rPr>
+        <w:t>Благодаримо</w:t>
+      </w:r>
+      <w:r>
+        <w:rPr>
+          <w:rFonts w:ascii="Times New Roman" w:hAnsi="Times New Roman"/>
+          <w:color w:val="000000"/>
+          <w:sz w:val="24"/>
+        </w:rPr>
+        <w:t xml:space="preserve"> Т</w:t>
+      </w:r>
+      <w:r>
+        <w:rPr>
+          <w:rFonts w:ascii="Times New Roman" w:hAnsi="Times New Roman"/>
+          <w:sz w:val="24"/>
+        </w:rPr>
+        <w:t>е</w:t>
+      </w:r>
+      <w:r>
+        <w:rPr>
+          <w:rFonts w:ascii="Times New Roman" w:hAnsi="Times New Roman"/>
+          <w:color w:val="000000"/>
+          <w:sz w:val="24"/>
+        </w:rPr>
+        <w:t>б</w:t>
+      </w:r>
+      <w:r>
+        <w:rPr>
+          <w:rFonts w:ascii="Times New Roman" w:hAnsi="Times New Roman"/>
+          <w:sz w:val="24"/>
+        </w:rPr>
+        <w:t>е</w:t>
+      </w:r>
+      <w:r>
+        <w:rPr>
+          <w:rFonts w:ascii="Times New Roman" w:hAnsi="Times New Roman"/>
+          <w:color w:val="000000"/>
+          <w:sz w:val="24"/>
+        </w:rPr>
+        <w:t>, Господи, Боже спасіння нашого, бо Ти все робиш для добра життя нашого, щоб ми завжди на Тебе споглядали, Спасителю й Доброчинцю душ наших. Бо Ти дав спокій нам у час минулої ночі й підвів нас, щоб ми поклонялися величному імені Твоєму. Тому молимо Тебе, Господи: Дай нам ласку й силу, щоб ми стали гідними співати Тобі розумно й молитися безупинно та в страсі і тремтінні над нашим спасінням працювали, при заступництві Христа Твого. Пом'яни, Господи, і тих, що вночі до Тебе кличуть. Вислухай їх і помилуй, і круши під ноги їх невидимих і войовничих ворогів. Бо Ти Цар миру і Спас душ наших, і Тобі славу возсилаємо: Отцю і Сину, і Святому Духові, нині і повсякчас, і на віки віків. Амінь.</w:t>
+      </w:r>
+    </w:p>
+    <w:p>
+      <w:pPr>
+        <w:spacing w:after="120"/>
+        <w:jc w:val="both"/>
+      </w:pPr>
+      <w:r>
+        <w:rPr>
+          <w:rFonts w:ascii="Times New Roman" w:hAnsi="Times New Roman"/>
+          <w:color w:val="FF0000"/>
+          <w:sz w:val="24"/>
+        </w:rPr>
+        <w:t>7.</w:t>
+      </w:r>
+      <w:r>
+        <w:rPr>
+          <w:rFonts w:ascii="Times New Roman" w:hAnsi="Times New Roman"/>
+          <w:color w:val="000000"/>
+          <w:sz w:val="24"/>
+        </w:rPr>
+        <w:t xml:space="preserve"> Боже й Отче Господа нашого Ісуса Христа! Ти підніс нас з постелі нашої і зібрав на годину молитви. Дай нам ласку відкрити уста наші і прийми наші подяки, що в наших силах, і навчи нас установ Твоїх. Бо молитися як слід не вміємо, якщо Ти, Господи, святим Твоїм Духом не навчиш нас. Тому молимося Тобі: Даруй і прости, якщо ми згрішили аж до теперішньої години словом або ділом, або думкою, добровільно або недобровільно. Бо коли на провини будеш дивитися, Господи, Господи, то хто встоїться, бо в Тебе є прощення. Ти один святий, допоміжник сильний, захисник життя нашого, і Тебе ми завжди оспівуватимемо. Нехай буде сила Царства Твого завжди благословенна і вельми прославлювана: Отця, і Сина, і Святого Духа, нині і повсякчас, і на віки віків. Амінь.</w:t>
+      </w:r>
+    </w:p>
+    <w:p>
+      <w:pPr>
+        <w:spacing w:after="120"/>
+        <w:jc w:val="both"/>
+      </w:pPr>
+      <w:r>
+        <w:rPr>
+          <w:rFonts w:ascii="Times New Roman" w:hAnsi="Times New Roman"/>
+          <w:color w:val="FF0000"/>
+          <w:sz w:val="24"/>
+        </w:rPr>
+        <w:t xml:space="preserve">8. </w:t>
+      </w:r>
+      <w:r>
+        <w:rPr>
+          <w:rFonts w:ascii="Times New Roman" w:hAnsi="Times New Roman"/>
+          <w:color w:val="000000"/>
+          <w:sz w:val="24"/>
+        </w:rPr>
+        <w:t>Господи, Боже наш, що сонну неміч забрав від нас і покликав нас візванням святим, щоб і вночі підносити руки наші і прославляти Тебе за справедливі Твої присуди. Прийми благання наші, моління, визнавання, нічні служби і даруй нам, Боже, віру бездоганну, надію впевнену, любов нелицемірну. Благослови наші входи й виходи, вчинки, слова, діла й думки; і дай нам дочекатися початку дня, нам, що хвалять й оспівують, і благословлять добрість Твоєї несказанної сили, щоб було благословенне Твоє пресвяте ім'я і прославлене Твоє царство: Отця, і Сина, і Святого Духа, нині і повсякчас, і на віки віків. Амінь.</w:t>
+      </w:r>
+    </w:p>
+    <w:p>
+      <w:pPr>
+        <w:spacing w:after="120"/>
+        <w:jc w:val="both"/>
+      </w:pPr>
+      <w:r>
+        <w:rPr>
+          <w:rFonts w:ascii="Times New Roman" w:hAnsi="Times New Roman"/>
+          <w:color w:val="FF0000"/>
+          <w:sz w:val="24"/>
+        </w:rPr>
+        <w:t>9.</w:t>
+      </w:r>
+      <w:r>
+        <w:rPr>
+          <w:rFonts w:ascii="Times New Roman" w:hAnsi="Times New Roman"/>
+          <w:color w:val="000000"/>
+          <w:sz w:val="24"/>
+        </w:rPr>
+        <w:t xml:space="preserve"> Господи, Боже наш! Ти за покаяння дарував людям відпущення, нам же, як образ пізнання і визнання гріхів, показав покаяння і прощення пророка Давида. Тож, Владико, помилуй з </w:t>
+      </w:r>
+      <w:r>
+        <w:rPr>
+          <w:rFonts w:ascii="Times New Roman" w:hAnsi="Times New Roman"/>
+          <w:color w:val="000000"/>
+          <w:sz w:val="24"/>
+        </w:rPr>
+        <w:t>великої милости Твоєї нас, що в чимало великих гріхів впали, і по багатстві ласк Твоїх очисти беззаконня наші, бо перед Тобою згрішили ми, Господи, що невідомі й таємні речі серця людського знаєш, і єдиний Ти маєш владу прощати гріхи. Серце ж чисте вчини в нас і Духом владичним утверди нас, і радість спасіння Твого яви нам. Не відкинь нас від лиця Твого, але дозволь, як благий і людинолюбний, аж до останнього нашого віддиху появляти Тобі жертву справедливости й приноси на святих Твоїх жертовниках, милістю і ласками і людинолюб'ям єдинородного Сина Твого, з яким Ти є благословенний з пресвятим, добрим і животворчим Твоїм Духом, нині й повсякчас, і на віки віків. Амінь.</w:t>
+      </w:r>
+    </w:p>
+    <w:p>
+      <w:pPr>
+        <w:spacing w:after="120"/>
+        <w:jc w:val="both"/>
+      </w:pPr>
+      <w:r>
+        <w:rPr>
+          <w:rFonts w:ascii="Times New Roman" w:hAnsi="Times New Roman"/>
+          <w:color w:val="FF0000"/>
+          <w:sz w:val="24"/>
+        </w:rPr>
+        <w:t>10.</w:t>
+      </w:r>
+      <w:r>
+        <w:rPr>
+          <w:rFonts w:ascii="Times New Roman" w:hAnsi="Times New Roman"/>
+          <w:color w:val="000000"/>
+          <w:sz w:val="24"/>
+        </w:rPr>
+        <w:t xml:space="preserve"> Боже, Боже наш! Ти сотворив розумні й духовні сили своєю волею. Тебе просимо й Тобі молимося: Прийми наші посильні величання з усіма Твоїми творіннями і збагати щедрими даруваннями Твоєї ласки. Бо перед Тобою згинається всяке коліно: на небі, на землі й під землею, і все, що живе, і все створіння оспівує неосяжну Твою славу, бо Ти Бог правдивий і вельми милостивий. Тебе бо хвалять усі небесні сили, і Тобі славу возсилаємо: Отцю, і Сину, і Святому Духові, нині і повсякчас, і на віки віків. Амінь.</w:t>
+      </w:r>
+    </w:p>
+    <w:p>
+      <w:pPr>
+        <w:spacing w:after="120"/>
+        <w:jc w:val="both"/>
+      </w:pPr>
+      <w:r>
+        <w:rPr>
+          <w:rFonts w:ascii="Times New Roman" w:hAnsi="Times New Roman"/>
+          <w:color w:val="FF0000"/>
+          <w:sz w:val="24"/>
+        </w:rPr>
+        <w:t xml:space="preserve">11. </w:t>
+      </w:r>
+      <w:r>
+        <w:rPr>
+          <w:rFonts w:ascii="Times New Roman" w:hAnsi="Times New Roman"/>
+          <w:color w:val="000000"/>
+          <w:sz w:val="24"/>
+        </w:rPr>
+        <w:t xml:space="preserve">Хвалимо, співаємо, благословимо і </w:t>
+      </w:r>
+      <w:r>
+        <w:rPr>
+          <w:rFonts w:ascii="Times New Roman" w:hAnsi="Times New Roman"/>
+          <w:sz w:val="24"/>
+        </w:rPr>
+        <w:t>благодаримо</w:t>
+      </w:r>
+      <w:r>
+        <w:rPr>
+          <w:rFonts w:ascii="Times New Roman" w:hAnsi="Times New Roman"/>
+          <w:color w:val="000000"/>
+          <w:sz w:val="24"/>
+        </w:rPr>
+        <w:t xml:space="preserve"> Т</w:t>
+      </w:r>
+      <w:r>
+        <w:rPr>
+          <w:rFonts w:ascii="Times New Roman" w:hAnsi="Times New Roman"/>
+          <w:sz w:val="24"/>
+        </w:rPr>
+        <w:t>ебе</w:t>
+      </w:r>
+      <w:r>
+        <w:rPr>
+          <w:rFonts w:ascii="Times New Roman" w:hAnsi="Times New Roman"/>
+          <w:color w:val="000000"/>
+          <w:sz w:val="24"/>
+        </w:rPr>
+        <w:t>, Боже батьків наших, бо Ти забрав тінь нічну і явив нам знову світло денне. Молимо Твою добрість: Милостивий будь для нас грішних і прийми молитву нашу задля великої Твоєї ласкавости, бо ми прибігаємо до Тебе, милостивого і всемогутнього Бога. Ти, що засвітив у серцях наших правдиве сонце справедливости Твоєї! Просвіти розум наш і почування всі зберігай, щоб, як у день, ходили ми пристойно шляхом заповідей Твоїх і дійшли до життя вічного, і стали гідними насолоджуватися недоступним Твоїм світлом. Бо в Тебе є джерело життя, Ти Бог наш і Тобі славу возсилаємо: Отцю, і Сину, і Святому Духові, нині і повсякчас, і на віки віків. Амінь.</w:t>
+      </w:r>
+    </w:p>
+    <w:p>
+      <w:pPr>
+        <w:spacing w:after="120"/>
+        <w:jc w:val="both"/>
+      </w:pPr>
+    </w:p>
+    <w:p>
+      <w:pPr>
+        <w:pStyle w:val="Heading3"/>
+        <w:spacing w:after="120"/>
+        <w:jc w:val="center"/>
+      </w:pPr>
+      <w:r>
+        <w:rPr>
+          <w:rFonts w:ascii="Times New Roman" w:hAnsi="Times New Roman"/>
+          <w:b/>
+          <w:i/>
+          <w:color w:val="FF0000"/>
+        </w:rPr>
+        <w:t>Велика єктенія</w:t>
+      </w:r>
+    </w:p>
+    <w:p>
+      <w:pPr>
+        <w:spacing w:after="120"/>
+      </w:pPr>
+      <w:r>
+        <w:rPr>
+          <w:rFonts w:ascii="Times New Roman" w:hAnsi="Times New Roman"/>
+          <w:color w:val="000000"/>
+          <w:sz w:val="24"/>
+        </w:rPr>
+        <w:t>У мирі Господеві помолімся.</w:t>
+      </w:r>
+    </w:p>
+    <w:p>
+      <w:pPr>
+        <w:spacing w:after="120"/>
+      </w:pPr>
+      <w:r>
+        <w:rPr>
+          <w:rFonts w:ascii="Times New Roman" w:hAnsi="Times New Roman"/>
+          <w:i/>
+          <w:color w:val="FF4400"/>
+          <w:sz w:val="24"/>
+        </w:rPr>
+        <w:t>Вірні:</w:t>
+      </w:r>
+      <w:r>
+        <w:rPr>
+          <w:rFonts w:ascii="Times New Roman" w:hAnsi="Times New Roman"/>
+          <w:color w:val="000000"/>
+          <w:sz w:val="24"/>
+        </w:rPr>
+        <w:t xml:space="preserve"> Го́споди, поми́луй.</w:t>
+      </w:r>
+    </w:p>
+    <w:p>
+      <w:pPr>
+        <w:spacing w:after="120"/>
+      </w:pPr>
+      <w:r>
+        <w:rPr>
+          <w:rFonts w:ascii="Times New Roman" w:hAnsi="Times New Roman"/>
+          <w:color w:val="000000"/>
+          <w:sz w:val="24"/>
+        </w:rPr>
+        <w:t>За мир з висот і спасіння душ наших Господеві помолімся.</w:t>
+      </w:r>
+    </w:p>
+    <w:p>
+      <w:pPr>
+        <w:spacing w:after="120"/>
+      </w:pPr>
+      <w:r>
+        <w:rPr>
+          <w:rFonts w:ascii="Times New Roman" w:hAnsi="Times New Roman"/>
+          <w:i/>
+          <w:color w:val="FF4400"/>
+          <w:sz w:val="24"/>
+        </w:rPr>
+        <w:t>Вірні:</w:t>
+      </w:r>
+      <w:r>
+        <w:rPr>
+          <w:rFonts w:ascii="Times New Roman" w:hAnsi="Times New Roman"/>
+          <w:color w:val="000000"/>
+          <w:sz w:val="24"/>
+        </w:rPr>
+        <w:t xml:space="preserve"> Го́споди, поми́луй.</w:t>
+      </w:r>
+    </w:p>
+    <w:p>
+      <w:pPr>
+        <w:spacing w:after="120"/>
+      </w:pPr>
+      <w:r>
+        <w:rPr>
+          <w:rFonts w:ascii="Times New Roman" w:hAnsi="Times New Roman"/>
+          <w:color w:val="000000"/>
+          <w:sz w:val="24"/>
+        </w:rPr>
+        <w:t>За мир усього світу, добрий стан святих Божих церков і з’єднання всіх Господеві помолімся.</w:t>
+      </w:r>
+    </w:p>
+    <w:p>
+      <w:pPr>
+        <w:spacing w:after="120"/>
+      </w:pPr>
+      <w:r>
+        <w:rPr>
+          <w:rFonts w:ascii="Times New Roman" w:hAnsi="Times New Roman"/>
+          <w:i/>
+          <w:color w:val="FF4400"/>
+          <w:sz w:val="24"/>
+        </w:rPr>
+        <w:t>Вірні:</w:t>
+      </w:r>
+      <w:r>
+        <w:rPr>
+          <w:rFonts w:ascii="Times New Roman" w:hAnsi="Times New Roman"/>
+          <w:color w:val="000000"/>
+          <w:sz w:val="24"/>
+        </w:rPr>
+        <w:t xml:space="preserve"> Го́споди, поми́луй.</w:t>
+      </w:r>
+    </w:p>
+    <w:p>
+      <w:pPr>
+        <w:spacing w:after="120"/>
+      </w:pPr>
+      <w:r>
+        <w:rPr>
+          <w:rFonts w:ascii="Times New Roman" w:hAnsi="Times New Roman"/>
+          <w:color w:val="000000"/>
+          <w:sz w:val="24"/>
+        </w:rPr>
+        <w:t>За святий храм цей і тих, що з вірою, благоговінням і страхом Божим входять до нього, Господеві помолімся.</w:t>
+      </w:r>
+    </w:p>
+    <w:p>
+      <w:pPr>
+        <w:spacing w:after="120"/>
+      </w:pPr>
+      <w:r>
+        <w:rPr>
+          <w:rFonts w:ascii="Times New Roman" w:hAnsi="Times New Roman"/>
+          <w:i/>
+          <w:color w:val="FF4400"/>
+          <w:sz w:val="24"/>
+        </w:rPr>
+        <w:t>Вірні:</w:t>
+      </w:r>
+      <w:r>
+        <w:rPr>
+          <w:rFonts w:ascii="Times New Roman" w:hAnsi="Times New Roman"/>
+          <w:color w:val="000000"/>
+          <w:sz w:val="24"/>
+        </w:rPr>
+        <w:t xml:space="preserve"> Го́споди, поми́луй.</w:t>
+      </w:r>
+    </w:p>
+    <w:p>
+      <w:pPr>
+        <w:spacing w:after="120"/>
+      </w:pPr>
+      <w:r>
+        <w:rPr>
+          <w:rFonts w:ascii="Times New Roman" w:hAnsi="Times New Roman"/>
+          <w:color w:val="000000"/>
+          <w:sz w:val="24"/>
+        </w:rPr>
+        <w:t xml:space="preserve">За святішого вселенського архиєрея Франциска, папу Римського, і за блаженнішого патріярха нашого Святослава, і за преосвященнішого архиєпископа і митрополита нашого кир </w:t>
+      </w:r>
+      <w:r>
+        <w:rPr>
+          <w:rFonts w:ascii="Times New Roman" w:hAnsi="Times New Roman"/>
+          <w:i/>
+          <w:color w:val="FF4400"/>
+          <w:sz w:val="24"/>
+        </w:rPr>
+        <w:t>ім’я</w:t>
+      </w:r>
+      <w:r>
+        <w:rPr>
+          <w:rFonts w:ascii="Times New Roman" w:hAnsi="Times New Roman"/>
+          <w:i/>
+          <w:color w:val="000000"/>
+          <w:sz w:val="24"/>
+        </w:rPr>
+        <w:t>,</w:t>
+      </w:r>
+      <w:r>
+        <w:rPr>
+          <w:rFonts w:ascii="Times New Roman" w:hAnsi="Times New Roman"/>
+          <w:color w:val="000000"/>
+          <w:sz w:val="24"/>
+        </w:rPr>
+        <w:t xml:space="preserve"> і за боголюбивого єпископа нашого кир </w:t>
+      </w:r>
+      <w:r>
+        <w:rPr>
+          <w:rFonts w:ascii="Times New Roman" w:hAnsi="Times New Roman"/>
+          <w:i/>
+          <w:color w:val="FF4400"/>
+          <w:sz w:val="24"/>
+        </w:rPr>
+        <w:t>ім’я</w:t>
+      </w:r>
+      <w:r>
+        <w:rPr>
+          <w:rFonts w:ascii="Times New Roman" w:hAnsi="Times New Roman"/>
+          <w:i/>
+          <w:color w:val="000000"/>
+          <w:sz w:val="24"/>
+        </w:rPr>
+        <w:t>,</w:t>
+      </w:r>
+      <w:r>
+        <w:rPr>
+          <w:rFonts w:ascii="Times New Roman" w:hAnsi="Times New Roman"/>
+          <w:color w:val="000000"/>
+          <w:sz w:val="24"/>
+        </w:rPr>
+        <w:t xml:space="preserve"> чесне пресвітерство, у Христі дияконство, за весь причет і людей Господеві помолімся.</w:t>
+      </w:r>
+    </w:p>
+    <w:p>
+      <w:pPr>
+        <w:spacing w:after="120"/>
+      </w:pPr>
+      <w:r>
+        <w:rPr>
+          <w:rFonts w:ascii="Times New Roman" w:hAnsi="Times New Roman"/>
+          <w:i/>
+          <w:color w:val="FF4400"/>
+          <w:sz w:val="24"/>
+        </w:rPr>
+        <w:t>Вірні:</w:t>
+      </w:r>
+      <w:r>
+        <w:rPr>
+          <w:rFonts w:ascii="Times New Roman" w:hAnsi="Times New Roman"/>
+          <w:color w:val="000000"/>
+          <w:sz w:val="24"/>
+        </w:rPr>
+        <w:t xml:space="preserve"> Го́споди, поми́луй.</w:t>
+      </w:r>
+    </w:p>
+    <w:p>
+      <w:pPr>
+        <w:spacing w:after="120"/>
+      </w:pPr>
+      <w:r>
+        <w:rPr>
+          <w:rFonts w:ascii="Times New Roman" w:hAnsi="Times New Roman"/>
+          <w:color w:val="000000"/>
+          <w:sz w:val="24"/>
+        </w:rPr>
+        <w:t>За Богом бережений народ наш, за правління і все військо Господеві помолімся.</w:t>
+      </w:r>
+    </w:p>
+    <w:p>
+      <w:pPr>
+        <w:spacing w:after="120"/>
+      </w:pPr>
+      <w:r>
+        <w:rPr>
+          <w:rFonts w:ascii="Times New Roman" w:hAnsi="Times New Roman"/>
+          <w:i/>
+          <w:color w:val="FF4400"/>
+          <w:sz w:val="24"/>
+        </w:rPr>
+        <w:t>Вірні:</w:t>
+      </w:r>
+      <w:r>
+        <w:rPr>
+          <w:rFonts w:ascii="Times New Roman" w:hAnsi="Times New Roman"/>
+          <w:color w:val="000000"/>
+          <w:sz w:val="24"/>
+        </w:rPr>
+        <w:t xml:space="preserve"> Го́споди, поми́луй.</w:t>
+      </w:r>
+    </w:p>
+    <w:p>
+      <w:pPr>
+        <w:spacing w:after="120"/>
+      </w:pPr>
+      <w:r>
+        <w:rPr>
+          <w:rFonts w:ascii="Times New Roman" w:hAnsi="Times New Roman"/>
+          <w:color w:val="000000"/>
+          <w:sz w:val="24"/>
+        </w:rPr>
+        <w:t xml:space="preserve">За місто це </w:t>
+      </w:r>
+      <w:r>
+        <w:rPr>
+          <w:rFonts w:ascii="Times New Roman" w:hAnsi="Times New Roman"/>
+          <w:sz w:val="24"/>
+        </w:rPr>
+        <w:t>(</w:t>
+      </w:r>
+      <w:r>
+        <w:rPr>
+          <w:rFonts w:ascii="Times New Roman" w:hAnsi="Times New Roman"/>
+          <w:i/>
+          <w:color w:val="FF0000"/>
+          <w:sz w:val="24"/>
+        </w:rPr>
+        <w:t>або</w:t>
+      </w:r>
+      <w:r>
+        <w:rPr>
+          <w:rFonts w:ascii="Times New Roman" w:hAnsi="Times New Roman"/>
+          <w:color w:val="FF0000"/>
+          <w:sz w:val="24"/>
+        </w:rPr>
+        <w:t xml:space="preserve"> </w:t>
+      </w:r>
+      <w:r>
+        <w:rPr>
+          <w:rFonts w:ascii="Times New Roman" w:hAnsi="Times New Roman"/>
+          <w:sz w:val="24"/>
+        </w:rPr>
+        <w:t xml:space="preserve">за село це, </w:t>
+      </w:r>
+      <w:r>
+        <w:rPr>
+          <w:rFonts w:ascii="Times New Roman" w:hAnsi="Times New Roman"/>
+          <w:i/>
+          <w:color w:val="FF0000"/>
+          <w:sz w:val="24"/>
+        </w:rPr>
+        <w:t>або</w:t>
+      </w:r>
+      <w:r>
+        <w:rPr>
+          <w:rFonts w:ascii="Times New Roman" w:hAnsi="Times New Roman"/>
+          <w:color w:val="FF0000"/>
+          <w:sz w:val="24"/>
+        </w:rPr>
+        <w:t xml:space="preserve"> </w:t>
+      </w:r>
+      <w:r>
+        <w:rPr>
+          <w:rFonts w:ascii="Times New Roman" w:hAnsi="Times New Roman"/>
+          <w:sz w:val="24"/>
+        </w:rPr>
+        <w:t>за святу обитель цю)</w:t>
+      </w:r>
+      <w:r>
+        <w:rPr>
+          <w:rFonts w:ascii="Times New Roman" w:hAnsi="Times New Roman"/>
+          <w:color w:val="000000"/>
+          <w:sz w:val="24"/>
+        </w:rPr>
+        <w:t>, і за кожне село, місто, країну, і за тих, що вірою живуть у них, Господеві помолімся.</w:t>
+      </w:r>
+    </w:p>
+    <w:p>
+      <w:pPr>
+        <w:spacing w:after="120"/>
+      </w:pPr>
+      <w:r>
+        <w:rPr>
+          <w:rFonts w:ascii="Times New Roman" w:hAnsi="Times New Roman"/>
+          <w:i/>
+          <w:color w:val="FF4400"/>
+          <w:sz w:val="24"/>
+        </w:rPr>
+        <w:t>Вірні:</w:t>
+      </w:r>
+      <w:r>
+        <w:rPr>
+          <w:rFonts w:ascii="Times New Roman" w:hAnsi="Times New Roman"/>
+          <w:color w:val="000000"/>
+          <w:sz w:val="24"/>
+        </w:rPr>
+        <w:t xml:space="preserve"> Го́споди, поми́луй.</w:t>
+      </w:r>
+    </w:p>
+    <w:p>
+      <w:pPr>
+        <w:spacing w:after="120"/>
+      </w:pPr>
+      <w:r>
+        <w:rPr>
+          <w:rFonts w:ascii="Times New Roman" w:hAnsi="Times New Roman"/>
+          <w:color w:val="000000"/>
+          <w:sz w:val="24"/>
+        </w:rPr>
+        <w:t>За добре поліття, за врожай плодів земних і часи мирні Господеві помолімся.</w:t>
+      </w:r>
+    </w:p>
+    <w:p>
+      <w:pPr>
+        <w:spacing w:after="120"/>
+      </w:pPr>
+      <w:r>
+        <w:rPr>
+          <w:rFonts w:ascii="Times New Roman" w:hAnsi="Times New Roman"/>
+          <w:i/>
+          <w:color w:val="FF4400"/>
+          <w:sz w:val="24"/>
+        </w:rPr>
+        <w:t>Вірні:</w:t>
+      </w:r>
+      <w:r>
+        <w:rPr>
+          <w:rFonts w:ascii="Times New Roman" w:hAnsi="Times New Roman"/>
+          <w:color w:val="000000"/>
+          <w:sz w:val="24"/>
+        </w:rPr>
+        <w:t xml:space="preserve"> Го́споди, поми́луй.</w:t>
+      </w:r>
+    </w:p>
+    <w:p>
+      <w:pPr>
+        <w:spacing w:after="120"/>
+      </w:pPr>
+      <w:r>
+        <w:rPr>
+          <w:rFonts w:ascii="Times New Roman" w:hAnsi="Times New Roman"/>
+          <w:color w:val="000000"/>
+          <w:sz w:val="24"/>
+        </w:rPr>
+        <w:t>За тих, що плавають, подорожують, за недужих, страждаючих, полонених – і за спасення їх Господеві помолімся.</w:t>
+      </w:r>
+    </w:p>
+    <w:p>
+      <w:pPr>
+        <w:spacing w:after="120"/>
+      </w:pPr>
+      <w:r>
+        <w:rPr>
+          <w:rFonts w:ascii="Times New Roman" w:hAnsi="Times New Roman"/>
+          <w:i/>
+          <w:color w:val="FF4400"/>
+          <w:sz w:val="24"/>
+        </w:rPr>
+        <w:t>Вірні:</w:t>
+      </w:r>
+      <w:r>
+        <w:rPr>
+          <w:rFonts w:ascii="Times New Roman" w:hAnsi="Times New Roman"/>
+          <w:color w:val="000000"/>
+          <w:sz w:val="24"/>
+        </w:rPr>
+        <w:t xml:space="preserve"> Го́споди, поми́луй.</w:t>
+      </w:r>
+    </w:p>
+    <w:p>
+      <w:pPr>
+        <w:spacing w:after="120"/>
+      </w:pPr>
+      <w:r>
+        <w:rPr>
+          <w:rFonts w:ascii="Times New Roman" w:hAnsi="Times New Roman"/>
+          <w:color w:val="000000"/>
+          <w:sz w:val="24"/>
+        </w:rPr>
+        <w:t>Щоб визволитися нам від усякої скорботи, гніву й нужди, Господеві помолімся.</w:t>
+      </w:r>
+    </w:p>
+    <w:p>
+      <w:pPr>
+        <w:spacing w:after="120"/>
+      </w:pPr>
+      <w:r>
+        <w:rPr>
+          <w:rFonts w:ascii="Times New Roman" w:hAnsi="Times New Roman"/>
+          <w:i/>
+          <w:color w:val="FF4400"/>
+          <w:sz w:val="24"/>
+        </w:rPr>
+        <w:t>Вірні:</w:t>
+      </w:r>
+      <w:r>
+        <w:rPr>
+          <w:rFonts w:ascii="Times New Roman" w:hAnsi="Times New Roman"/>
+          <w:color w:val="000000"/>
+          <w:sz w:val="24"/>
+        </w:rPr>
+        <w:t xml:space="preserve"> Го́споди, поми́луй.</w:t>
+      </w:r>
+    </w:p>
+    <w:p>
+      <w:pPr>
+        <w:spacing w:after="120"/>
+      </w:pPr>
+      <w:r>
+        <w:rPr>
+          <w:rFonts w:ascii="Times New Roman" w:hAnsi="Times New Roman"/>
+          <w:sz w:val="24"/>
+        </w:rPr>
+        <w:t>Заступи, спаси, помилуй і охорони нас, Боже, Твоєю благодаттю</w:t>
+      </w:r>
+    </w:p>
+    <w:p>
+      <w:pPr>
+        <w:spacing w:after="120"/>
+      </w:pPr>
+      <w:r>
+        <w:rPr>
+          <w:rFonts w:ascii="Times New Roman" w:hAnsi="Times New Roman"/>
+          <w:i/>
+          <w:color w:val="FF4400"/>
+          <w:sz w:val="24"/>
+        </w:rPr>
+        <w:t>Вірні:</w:t>
+      </w:r>
+      <w:r>
+        <w:rPr>
+          <w:rFonts w:ascii="Times New Roman" w:hAnsi="Times New Roman"/>
+          <w:color w:val="000000"/>
+          <w:sz w:val="24"/>
+        </w:rPr>
+        <w:t xml:space="preserve"> Го́споди, поми́луй.</w:t>
+      </w:r>
+    </w:p>
+    <w:p>
+      <w:pPr>
+        <w:spacing w:after="120"/>
+      </w:pPr>
+      <w:r>
+        <w:rPr>
+          <w:rFonts w:ascii="Times New Roman" w:hAnsi="Times New Roman"/>
+          <w:color w:val="000000"/>
+          <w:sz w:val="24"/>
+        </w:rPr>
+        <w:t>Пресвяту, пречисту, преблагословенну, славну Владичицю нашу Богородицю і приснодіву Марію, з усіма святими пом’янувши, самих себе, і один одного, і все життя наше Христу Богові віддаймо.</w:t>
+      </w:r>
+    </w:p>
+    <w:p>
+      <w:pPr>
+        <w:spacing w:after="120"/>
+      </w:pPr>
+      <w:r>
+        <w:rPr>
+          <w:rFonts w:ascii="Times New Roman" w:hAnsi="Times New Roman"/>
+          <w:i/>
+          <w:color w:val="FF4400"/>
+          <w:sz w:val="24"/>
+        </w:rPr>
+        <w:t>Вірні:</w:t>
+      </w:r>
+      <w:r>
+        <w:rPr>
+          <w:rFonts w:ascii="Times New Roman" w:hAnsi="Times New Roman"/>
+          <w:color w:val="000000"/>
+          <w:sz w:val="24"/>
+        </w:rPr>
+        <w:t xml:space="preserve"> Тобі́, Го́споди.</w:t>
+      </w:r>
+    </w:p>
+    <w:p>
+      <w:pPr>
+        <w:spacing w:after="120"/>
+        <w:jc w:val="both"/>
+      </w:pPr>
+      <w:r>
+        <w:rPr>
+          <w:rFonts w:ascii="Times New Roman" w:hAnsi="Times New Roman"/>
+          <w:sz w:val="24"/>
+          <w:u w:val="single"/>
+        </w:rPr>
+        <w:t>[Благодаримо Тебе, Господи, Боже наш, що підняв нас із постелі нашої і вклав в уста наші слово хвали, щоб поклонятися і призивати ім'я Твоє святе. Ми умоляємо Твоє милосердя, яке Ти завжди виявляв у нашому житті. Пошли поміч свою людям, що стоять перед лицем святої слави Твоєї і дожидають від Тебе багатої милости; і дай нам, що зо страхом і любов'ю завжди Тобі служимо, хвалити несказанну Твою доброту.]</w:t>
+      </w:r>
+    </w:p>
+    <w:p>
+      <w:pPr>
+        <w:spacing w:after="120"/>
+      </w:pPr>
+      <w:r>
+        <w:rPr>
+          <w:rFonts w:ascii="Times New Roman" w:hAnsi="Times New Roman"/>
+          <w:i/>
+          <w:color w:val="FF0000"/>
+          <w:sz w:val="24"/>
+        </w:rPr>
+        <w:t>Священник:</w:t>
+      </w:r>
+      <w:r>
+        <w:rPr>
+          <w:rFonts w:ascii="Times New Roman" w:hAnsi="Times New Roman"/>
+          <w:sz w:val="24"/>
+        </w:rPr>
+        <w:t xml:space="preserve"> Бо Тобі належить усяка слава, честь і поклоніння, Отцю, і Сину, і Святому Духові, нині, і повсякчас, і на віки віків.</w:t>
+      </w:r>
+    </w:p>
+    <w:p>
+      <w:pPr>
+        <w:spacing w:after="120"/>
+        <w:jc w:val="both"/>
+      </w:pPr>
+      <w:r>
+        <w:rPr>
+          <w:rFonts w:ascii="Times New Roman" w:hAnsi="Times New Roman"/>
+          <w:i/>
+          <w:color w:val="FF0000"/>
+          <w:sz w:val="24"/>
+        </w:rPr>
+        <w:t>Вірні:</w:t>
+      </w:r>
+      <w:r>
+        <w:rPr>
+          <w:rFonts w:ascii="Times New Roman" w:hAnsi="Times New Roman"/>
+          <w:color w:val="FF0000"/>
+          <w:sz w:val="24"/>
+        </w:rPr>
+        <w:t xml:space="preserve"> </w:t>
+      </w:r>
+      <w:r>
+        <w:rPr>
+          <w:rFonts w:ascii="Times New Roman" w:hAnsi="Times New Roman"/>
+          <w:sz w:val="24"/>
+        </w:rPr>
+        <w:t>Амінь.</w:t>
+      </w:r>
+    </w:p>
+    <w:p>
+      <w:pPr>
+        <w:spacing w:after="120"/>
+        <w:jc w:val="both"/>
+      </w:pPr>
+    </w:p>
+    <w:p>
+      <w:pPr>
+        <w:pStyle w:val="Heading3"/>
+        <w:spacing w:after="120"/>
+        <w:jc w:val="center"/>
+      </w:pPr>
+      <w:r>
+        <w:rPr>
+          <w:rFonts w:ascii="Times New Roman" w:hAnsi="Times New Roman"/>
+          <w:b/>
+          <w:i/>
+          <w:color w:val="FF0000"/>
+        </w:rPr>
+        <w:t>Бог Господь...</w:t>
+      </w:r>
+      <w:r>
+        <w:rPr>
+          <w:rFonts w:ascii="Times New Roman" w:hAnsi="Times New Roman"/>
+          <w:i/>
+          <w:color w:val="FF0000"/>
+        </w:rPr>
+        <w:t xml:space="preserve"> (Пс. 117), глас </w:t>
+      </w:r>
+      <w:r>
+        <w:rPr>
+          <w:rFonts w:ascii="Times New Roman" w:hAnsi="Times New Roman"/>
+          <w:i/>
+          <w:color w:val="FF0000"/>
+          <w:highlight w:val="yellow"/>
+        </w:rPr>
+        <w:t>?</w:t>
+      </w:r>
+    </w:p>
+    <w:p>
+      <w:pPr>
+        <w:spacing w:after="120"/>
+        <w:jc w:val="both"/>
+      </w:pPr>
+      <w:r>
+        <w:rPr>
+          <w:rFonts w:ascii="Times New Roman" w:hAnsi="Times New Roman"/>
+          <w:b/>
+          <w:color w:val="000000"/>
+          <w:sz w:val="24"/>
+        </w:rPr>
+        <w:t>Бог – Господь, і явився нам; благословен, хто йде в ім'я Господнє.</w:t>
+      </w:r>
+    </w:p>
+    <w:p>
+      <w:pPr>
+        <w:spacing w:after="120"/>
+        <w:jc w:val="both"/>
+      </w:pPr>
+      <w:r>
+        <w:rPr>
+          <w:rFonts w:ascii="Times New Roman" w:hAnsi="Times New Roman"/>
+          <w:i/>
+          <w:color w:val="FF0000"/>
+          <w:sz w:val="24"/>
+        </w:rPr>
+        <w:t>Стих:</w:t>
+      </w:r>
+      <w:r>
+        <w:rPr>
+          <w:rFonts w:ascii="Times New Roman" w:hAnsi="Times New Roman"/>
+          <w:color w:val="000000"/>
+          <w:sz w:val="24"/>
+        </w:rPr>
+        <w:t xml:space="preserve"> </w:t>
+      </w:r>
+      <w:r>
+        <w:rPr>
+          <w:rFonts w:ascii="Times New Roman" w:hAnsi="Times New Roman"/>
+          <w:color w:val="000000"/>
+          <w:sz w:val="24"/>
+          <w:u w:val="single"/>
+        </w:rPr>
+        <w:t>Прославляйте Господа, бо він добрий, бо милість його вічна.</w:t>
+      </w:r>
+    </w:p>
+    <w:p>
+      <w:pPr>
+        <w:spacing w:after="120"/>
+        <w:jc w:val="both"/>
+      </w:pPr>
+      <w:r>
+        <w:rPr>
+          <w:rFonts w:ascii="Times New Roman" w:hAnsi="Times New Roman"/>
+          <w:i/>
+          <w:color w:val="FF0000"/>
+          <w:sz w:val="24"/>
+        </w:rPr>
+        <w:t>Стих:</w:t>
+      </w:r>
+      <w:r>
+        <w:rPr>
+          <w:rFonts w:ascii="Times New Roman" w:hAnsi="Times New Roman"/>
+          <w:color w:val="FF0000"/>
+          <w:sz w:val="24"/>
+        </w:rPr>
+        <w:t xml:space="preserve"> </w:t>
+      </w:r>
+      <w:r>
+        <w:rPr>
+          <w:rFonts w:ascii="Times New Roman" w:hAnsi="Times New Roman"/>
+          <w:color w:val="000000"/>
+          <w:sz w:val="24"/>
+          <w:u w:val="single"/>
+        </w:rPr>
+        <w:t>Вони навколо обступили мене, але я ім'ям Господнім переможу їх.</w:t>
+      </w:r>
+    </w:p>
+    <w:p>
+      <w:pPr>
+        <w:spacing w:after="120"/>
+        <w:jc w:val="both"/>
+      </w:pPr>
+      <w:r>
+        <w:rPr>
+          <w:rFonts w:ascii="Times New Roman" w:hAnsi="Times New Roman"/>
+          <w:i/>
+          <w:color w:val="FF0000"/>
+          <w:sz w:val="24"/>
+        </w:rPr>
+        <w:t>Стих:</w:t>
+      </w:r>
+      <w:r>
+        <w:rPr>
+          <w:rFonts w:ascii="Times New Roman" w:hAnsi="Times New Roman"/>
+          <w:color w:val="FF0000"/>
+          <w:sz w:val="24"/>
+        </w:rPr>
+        <w:t xml:space="preserve"> </w:t>
+      </w:r>
+      <w:r>
+        <w:rPr>
+          <w:rFonts w:ascii="Times New Roman" w:hAnsi="Times New Roman"/>
+          <w:color w:val="000000"/>
+          <w:sz w:val="24"/>
+          <w:u w:val="single"/>
+        </w:rPr>
+        <w:t>Я не вмру, а житиму і розказуватиму про діла Господні!</w:t>
+      </w:r>
+    </w:p>
+    <w:p>
+      <w:pPr>
+        <w:spacing w:after="120"/>
+        <w:jc w:val="both"/>
+      </w:pPr>
+      <w:r>
+        <w:rPr>
+          <w:rFonts w:ascii="Times New Roman" w:hAnsi="Times New Roman"/>
+          <w:i/>
+          <w:color w:val="FF0000"/>
+          <w:sz w:val="24"/>
+        </w:rPr>
+        <w:t>Стих:</w:t>
+      </w:r>
+      <w:r>
+        <w:rPr>
+          <w:rFonts w:ascii="Times New Roman" w:hAnsi="Times New Roman"/>
+          <w:color w:val="FF0000"/>
+          <w:sz w:val="24"/>
+        </w:rPr>
+        <w:t xml:space="preserve"> </w:t>
+      </w:r>
+      <w:r>
+        <w:rPr>
+          <w:rFonts w:ascii="Times New Roman" w:hAnsi="Times New Roman"/>
+          <w:color w:val="000000"/>
+          <w:sz w:val="24"/>
+          <w:u w:val="single"/>
+        </w:rPr>
+        <w:t>Камінь, яким знехтували будівничі, став головним на розі. Від Господа це сталось, і дивне воно в очах наших.</w:t>
+      </w:r>
+    </w:p>
+    <w:p>
+      <w:pPr>
+        <w:spacing w:after="120"/>
+        <w:jc w:val="both"/>
+      </w:pPr>
+    </w:p>
+    <w:p>
+      <w:pPr>
+        <w:pStyle w:val="Heading3"/>
+        <w:spacing w:after="120"/>
+        <w:jc w:val="center"/>
+      </w:pPr>
+      <w:r>
+        <w:rPr>
+          <w:rFonts w:ascii="Times New Roman" w:hAnsi="Times New Roman"/>
+          <w:b/>
+          <w:i/>
+          <w:color w:val="FF0000"/>
+        </w:rPr>
         <w:t>Тропарі</w:t>
       </w:r>
     </w:p>
@@ -11933,7 +15537,7 @@
           <w:i/>
           <w:color w:val="FF0000"/>
         </w:rPr>
-        <w:t>Прохальна єктенія</w:t>
+        <w:t>Мале славослов'я</w:t>
       </w:r>
     </w:p>
     <w:p>
@@ -11945,9 +15549,16 @@
         <w:rPr>
           <w:rFonts w:ascii="Times New Roman" w:hAnsi="Times New Roman"/>
           <w:sz w:val="24"/>
-        </w:rPr>
-        <w:t>Сповнім ранішню молитву нашу Господеві.</w:t>
-      </w:r>
+          <w:u w:val="single"/>
+        </w:rPr>
+        <w:t>[Хвалимо, співаємо, благословимо і благодаримо Тебе, Боже батьків наших, бо Ти забрав тінь нічну і явив нам знову світло денне. Молимо Твою добрість: Милостивий будь для нас грішних і прийми молитву нашу задля великої Твоєї ласкавости, бо ми прибігаємо до Тебе, милостивого і всемогутнього Бога. Ти, що засвітив у серцях наших правдиве сонце справедливости Твоєї! Просвіти розум наш і почування всі зберігай, щоб, як у день, ходили ми пристойно шляхом заповідей Твоїх і дійшли до життя вічного, і стали гідними насолоджуватися недоступним Твоїм світлом. Бо в Тебе є джерело життя, Ти Бог наш і Тобі славу возсилаємо: Отцю, і Сину, і Святому Духові, нині і повсякчас, і на віки віків. Амінь.]</w:t>
+      </w:r>
+    </w:p>
+    <w:p>
+      <w:pPr>
+        <w:spacing w:after="120"/>
+        <w:jc w:val="both"/>
+      </w:pPr>
     </w:p>
     <w:p>
       <w:pPr>
@@ -11961,26 +15572,14 @@
           <w:color w:val="FF0000"/>
           <w:sz w:val="24"/>
         </w:rPr>
-        <w:t>Вірні:</w:t>
-      </w:r>
-      <w:r>
-        <w:rPr>
-          <w:rFonts w:ascii="Times New Roman" w:hAnsi="Times New Roman"/>
-          <w:sz w:val="24"/>
-        </w:rPr>
-        <w:t xml:space="preserve"> Господи, помилуй.</w:t>
-      </w:r>
-    </w:p>
-    <w:p>
-      <w:pPr>
-        <w:spacing w:after="120"/>
-      </w:pPr>
-      <w:r>
-        <w:rPr>
-          <w:rFonts w:ascii="Times New Roman" w:hAnsi="Times New Roman"/>
-          <w:sz w:val="24"/>
-        </w:rPr>
-        <w:t>Заступи, спаси, помилуй і охорони нас, Боже, Твоєю благодаттю</w:t>
+        <w:t>Священник:</w:t>
+      </w:r>
+      <w:r>
+        <w:rPr>
+          <w:rFonts w:ascii="Times New Roman" w:hAnsi="Times New Roman"/>
+          <w:sz w:val="24"/>
+        </w:rPr>
+        <w:t xml:space="preserve"> Слава тобі, що Світло нам показав!</w:t>
       </w:r>
     </w:p>
     <w:p>
@@ -12002,7 +15601,7 @@
           <w:rFonts w:ascii="Times New Roman" w:hAnsi="Times New Roman"/>
           <w:sz w:val="24"/>
         </w:rPr>
-        <w:t xml:space="preserve"> Господи, помилуй.</w:t>
+        <w:t xml:space="preserve"> Слава во вишніх Богу, і на землі мир,* в людях благовоління.</w:t>
       </w:r>
     </w:p>
     <w:p>
@@ -12015,227 +15614,7 @@
           <w:rFonts w:ascii="Times New Roman" w:hAnsi="Times New Roman"/>
           <w:sz w:val="24"/>
         </w:rPr>
-        <w:t>Дня всього досконалого, святого, мирного і безгрішного у Господа просім.</w:t>
-      </w:r>
-    </w:p>
-    <w:p>
-      <w:pPr>
-        <w:spacing w:after="120"/>
-      </w:pPr>
-      <w:r>
-        <w:rPr>
-          <w:rFonts w:ascii="Times New Roman" w:hAnsi="Times New Roman"/>
-          <w:i/>
-          <w:color w:val="FF4400"/>
-          <w:sz w:val="24"/>
-        </w:rPr>
-        <w:t>Вірні:</w:t>
-      </w:r>
-      <w:r>
-        <w:rPr>
-          <w:rFonts w:ascii="Times New Roman" w:hAnsi="Times New Roman"/>
-          <w:sz w:val="24"/>
-        </w:rPr>
-        <w:t xml:space="preserve"> Пода́й, Го́споди.</w:t>
-      </w:r>
-    </w:p>
-    <w:p>
-      <w:pPr>
-        <w:spacing w:after="120"/>
-      </w:pPr>
-      <w:r>
-        <w:rPr>
-          <w:rFonts w:ascii="Times New Roman" w:hAnsi="Times New Roman"/>
-          <w:sz w:val="24"/>
-        </w:rPr>
-        <w:t>Ангела миру, вірного наставника, охоронця душ і тіл наших у Господа просім.</w:t>
-      </w:r>
-    </w:p>
-    <w:p>
-      <w:pPr>
-        <w:spacing w:after="120"/>
-      </w:pPr>
-      <w:r>
-        <w:rPr>
-          <w:rFonts w:ascii="Times New Roman" w:hAnsi="Times New Roman"/>
-          <w:i/>
-          <w:color w:val="FF4400"/>
-          <w:sz w:val="24"/>
-        </w:rPr>
-        <w:t>Вірні:</w:t>
-      </w:r>
-      <w:r>
-        <w:rPr>
-          <w:rFonts w:ascii="Times New Roman" w:hAnsi="Times New Roman"/>
-          <w:sz w:val="24"/>
-        </w:rPr>
-        <w:t xml:space="preserve"> Пода́й, Го́споди.</w:t>
-      </w:r>
-    </w:p>
-    <w:p>
-      <w:pPr>
-        <w:spacing w:after="120"/>
-      </w:pPr>
-      <w:r>
-        <w:rPr>
-          <w:rFonts w:ascii="Times New Roman" w:hAnsi="Times New Roman"/>
-          <w:sz w:val="24"/>
-        </w:rPr>
-        <w:t>Прощення й відпущення гріхів, і прогрішень наших у Господа просім.</w:t>
-      </w:r>
-    </w:p>
-    <w:p>
-      <w:pPr>
-        <w:spacing w:after="120"/>
-      </w:pPr>
-      <w:r>
-        <w:rPr>
-          <w:rFonts w:ascii="Times New Roman" w:hAnsi="Times New Roman"/>
-          <w:i/>
-          <w:color w:val="FF4400"/>
-          <w:sz w:val="24"/>
-        </w:rPr>
-        <w:t>Вірні:</w:t>
-      </w:r>
-      <w:r>
-        <w:rPr>
-          <w:rFonts w:ascii="Times New Roman" w:hAnsi="Times New Roman"/>
-          <w:sz w:val="24"/>
-        </w:rPr>
-        <w:t xml:space="preserve"> Пода́й, Го́споди.</w:t>
-      </w:r>
-    </w:p>
-    <w:p>
-      <w:pPr>
-        <w:spacing w:after="120"/>
-      </w:pPr>
-      <w:r>
-        <w:rPr>
-          <w:rFonts w:ascii="Times New Roman" w:hAnsi="Times New Roman"/>
-          <w:sz w:val="24"/>
-        </w:rPr>
-        <w:t>Доброго й пожиточного для душ наших і миру для світу у Господа просім.</w:t>
-      </w:r>
-    </w:p>
-    <w:p>
-      <w:pPr>
-        <w:spacing w:after="120"/>
-      </w:pPr>
-      <w:r>
-        <w:rPr>
-          <w:rFonts w:ascii="Times New Roman" w:hAnsi="Times New Roman"/>
-          <w:i/>
-          <w:color w:val="FF4400"/>
-          <w:sz w:val="24"/>
-        </w:rPr>
-        <w:t>Вірні:</w:t>
-      </w:r>
-      <w:r>
-        <w:rPr>
-          <w:rFonts w:ascii="Times New Roman" w:hAnsi="Times New Roman"/>
-          <w:sz w:val="24"/>
-        </w:rPr>
-        <w:t xml:space="preserve"> Пода́й, Го́споди.</w:t>
-      </w:r>
-    </w:p>
-    <w:p>
-      <w:pPr>
-        <w:spacing w:after="120"/>
-      </w:pPr>
-      <w:r>
-        <w:rPr>
-          <w:rFonts w:ascii="Times New Roman" w:hAnsi="Times New Roman"/>
-          <w:sz w:val="24"/>
-        </w:rPr>
-        <w:t>Останок життя нашого в мирі й покаянні завершити у Господа просім.</w:t>
-      </w:r>
-    </w:p>
-    <w:p>
-      <w:pPr>
-        <w:spacing w:after="120"/>
-      </w:pPr>
-      <w:r>
-        <w:rPr>
-          <w:rFonts w:ascii="Times New Roman" w:hAnsi="Times New Roman"/>
-          <w:i/>
-          <w:color w:val="FF4400"/>
-          <w:sz w:val="24"/>
-        </w:rPr>
-        <w:t>Вірні:</w:t>
-      </w:r>
-      <w:r>
-        <w:rPr>
-          <w:rFonts w:ascii="Times New Roman" w:hAnsi="Times New Roman"/>
-          <w:sz w:val="24"/>
-        </w:rPr>
-        <w:t xml:space="preserve"> Пода́й, Го́споди.</w:t>
-      </w:r>
-    </w:p>
-    <w:p>
-      <w:pPr>
-        <w:spacing w:after="120"/>
-      </w:pPr>
-      <w:r>
-        <w:rPr>
-          <w:rFonts w:ascii="Times New Roman" w:hAnsi="Times New Roman"/>
-          <w:sz w:val="24"/>
-        </w:rPr>
-        <w:t>Християнської кончини життя нашого – безболізної, бездоганної, мирної – і оправдання на страшному суді Христовому просім.</w:t>
-      </w:r>
-    </w:p>
-    <w:p>
-      <w:pPr>
-        <w:spacing w:after="120"/>
-      </w:pPr>
-      <w:r>
-        <w:rPr>
-          <w:rFonts w:ascii="Times New Roman" w:hAnsi="Times New Roman"/>
-          <w:i/>
-          <w:color w:val="FF4400"/>
-          <w:sz w:val="24"/>
-        </w:rPr>
-        <w:t>Вірні:</w:t>
-      </w:r>
-      <w:r>
-        <w:rPr>
-          <w:rFonts w:ascii="Times New Roman" w:hAnsi="Times New Roman"/>
-          <w:sz w:val="24"/>
-        </w:rPr>
-        <w:t xml:space="preserve"> Пода́й, Го́споди.</w:t>
-      </w:r>
-    </w:p>
-    <w:p>
-      <w:pPr>
-        <w:spacing w:after="120"/>
-      </w:pPr>
-      <w:r>
-        <w:rPr>
-          <w:rFonts w:ascii="Times New Roman" w:hAnsi="Times New Roman"/>
-          <w:sz w:val="24"/>
-        </w:rPr>
-        <w:t>Пресвяту, пречисту, преблагословенну, славну Владичицю нашу Богородицю і приснодіву Марію, з усіма святими пом’янувши, самих себе, і один одного, і все життя наше Христу Богові віддаймо.</w:t>
-      </w:r>
-    </w:p>
-    <w:p>
-      <w:pPr>
-        <w:spacing w:after="120"/>
-      </w:pPr>
-      <w:r>
-        <w:rPr>
-          <w:rFonts w:ascii="Times New Roman" w:hAnsi="Times New Roman"/>
-          <w:i/>
-          <w:color w:val="FF4400"/>
-          <w:sz w:val="24"/>
-        </w:rPr>
-        <w:t>Вірні:</w:t>
-      </w:r>
-      <w:r>
-        <w:rPr>
-          <w:rFonts w:ascii="Times New Roman" w:hAnsi="Times New Roman"/>
-          <w:color w:val="000000"/>
-          <w:sz w:val="24"/>
-        </w:rPr>
-        <w:t xml:space="preserve"> Тобі́, Го́споди.</w:t>
+        <w:t>Хвалимо тебе, благословимо тебе, кланяємось тобі,* славимо тебе, дякуємо тобі заради великої твоєї слави.</w:t>
       </w:r>
     </w:p>
     <w:p>
@@ -12247,38 +15626,8 @@
         <w:rPr>
           <w:rFonts w:ascii="Times New Roman" w:hAnsi="Times New Roman"/>
           <w:sz w:val="24"/>
-          <w:u w:val="single"/>
-        </w:rPr>
-        <w:t xml:space="preserve">[Владико, Боже святий і неосяжний, що казав із темряви світлові засіяти, що заспокоїв нас у нічному сні й підвів до величання і моління Твоєї доброти! Ти, що даєш себе умолити задля </w:t>
-      </w:r>
-      <w:r>
-        <w:rPr>
-          <w:rFonts w:ascii="Times New Roman" w:hAnsi="Times New Roman"/>
-          <w:sz w:val="24"/>
-          <w:u w:val="single"/>
-        </w:rPr>
-        <w:t>свого милосердя, прийми і нині нас, що поклоняємося Тобі й по силі благодаримо Тебе; і даруй нам те, чого просимо задля спасіння. Вчини нас синами світла і дня та спадкоємцями вічних Твоїх благ. Пом'яни, Господи, за багатством ласк Твоїх усіх людей, що є і моляться з нами, і всю братію нашу на землі й на морі, і на всякому місці володіння Твого, що потребують Твоєї любови й помочі. Усім вияви велику Твою милість, щоб спасенні, як душею так і тілом, завжди перебували й відважно славили чудне й благословенне ім'я Твоє.]</w:t>
-      </w:r>
-    </w:p>
-    <w:p>
-      <w:pPr>
-        <w:spacing w:after="120"/>
-      </w:pPr>
-      <w:r>
-        <w:rPr>
-          <w:rFonts w:ascii="Times New Roman" w:hAnsi="Times New Roman"/>
-          <w:i/>
-          <w:color w:val="FF0000"/>
-          <w:sz w:val="24"/>
-        </w:rPr>
-        <w:t>Священник:</w:t>
-      </w:r>
-      <w:r>
-        <w:rPr>
-          <w:rFonts w:ascii="Times New Roman" w:hAnsi="Times New Roman"/>
-          <w:sz w:val="24"/>
-        </w:rPr>
-        <w:t xml:space="preserve"> Бо Ти – Бог милости, ласк і людинолюбности, і Тобі славу возсилаємо, Отцю, і Сину, і Святому Духові, нині, і повсякчас, і на віки віків.</w:t>
+        </w:rPr>
+        <w:t>Господи, царю небесний, Боже, Отче вседержителю,* Господи, Сину єдинородний, Ісусе Христе, і Святий Душе.</w:t>
       </w:r>
     </w:p>
     <w:p>
@@ -12289,26 +15638,21 @@
       <w:r>
         <w:rPr>
           <w:rFonts w:ascii="Times New Roman" w:hAnsi="Times New Roman"/>
-          <w:i/>
-          <w:color w:val="FF0000"/>
-          <w:sz w:val="24"/>
-        </w:rPr>
-        <w:t>Вірні:</w:t>
-      </w:r>
-      <w:r>
-        <w:rPr>
-          <w:rFonts w:ascii="Times New Roman" w:hAnsi="Times New Roman"/>
-          <w:color w:val="FF0000"/>
-          <w:sz w:val="24"/>
-        </w:rPr>
-        <w:t xml:space="preserve"> </w:t>
-      </w:r>
-      <w:r>
-        <w:rPr>
-          <w:rFonts w:ascii="Times New Roman" w:hAnsi="Times New Roman"/>
-          <w:sz w:val="24"/>
-        </w:rPr>
-        <w:t>Амінь.</w:t>
+          <w:sz w:val="24"/>
+        </w:rPr>
+        <w:t>Господи, Боже, Агнче Божий, Сину Отця,* що береш гріхи світу, помилуй нас.</w:t>
+      </w:r>
+    </w:p>
+    <w:p>
+      <w:pPr>
+        <w:spacing w:after="120"/>
+      </w:pPr>
+      <w:r>
+        <w:rPr>
+          <w:rFonts w:ascii="Times New Roman" w:hAnsi="Times New Roman"/>
+          <w:sz w:val="24"/>
+        </w:rPr>
+        <w:t>Ти, що береш гріхи світу,* прийми нашу молитву.</w:t>
       </w:r>
     </w:p>
     <w:p>
@@ -12319,18 +15663,9 @@
       <w:r>
         <w:rPr>
           <w:rFonts w:ascii="Times New Roman" w:hAnsi="Times New Roman"/>
-          <w:i/>
-          <w:color w:val="FF0000"/>
-          <w:sz w:val="24"/>
-        </w:rPr>
-        <w:t>Священник:</w:t>
-      </w:r>
-      <w:r>
-        <w:rPr>
-          <w:rFonts w:ascii="Times New Roman" w:hAnsi="Times New Roman"/>
-          <w:sz w:val="24"/>
-        </w:rPr>
-        <w:t xml:space="preserve"> Мир всім.</w:t>
+          <w:sz w:val="24"/>
+        </w:rPr>
+        <w:t>Ти, що сидиш по правиці Отця,* помилуй нас.</w:t>
       </w:r>
     </w:p>
     <w:p>
@@ -12341,26 +15676,9 @@
       <w:r>
         <w:rPr>
           <w:rFonts w:ascii="Times New Roman" w:hAnsi="Times New Roman"/>
-          <w:i/>
-          <w:color w:val="FF0000"/>
-          <w:sz w:val="24"/>
-        </w:rPr>
-        <w:t>Вірні:</w:t>
-      </w:r>
-      <w:r>
-        <w:rPr>
-          <w:rFonts w:ascii="Times New Roman" w:hAnsi="Times New Roman"/>
-          <w:color w:val="FF0000"/>
-          <w:sz w:val="24"/>
-        </w:rPr>
-        <w:t xml:space="preserve"> </w:t>
-      </w:r>
-      <w:r>
-        <w:rPr>
-          <w:rFonts w:ascii="Times New Roman" w:hAnsi="Times New Roman"/>
-          <w:sz w:val="24"/>
-        </w:rPr>
-        <w:t>І духові твоєму.</w:t>
+          <w:sz w:val="24"/>
+        </w:rPr>
+        <w:t>Ти бо один лише святий, ти єдиний Господь, Ісус Христос,* на славу Бога Отця. Амінь.</w:t>
       </w:r>
     </w:p>
     <w:p>
@@ -12373,7 +15691,7 @@
           <w:rFonts w:ascii="Times New Roman" w:hAnsi="Times New Roman"/>
           <w:sz w:val="24"/>
         </w:rPr>
-        <w:t>Голови ваші перед Господом схиліть.</w:t>
+        <w:t>Щодня буду тебе благословити* і хвалити ім'я твоє на віки віків.</w:t>
       </w:r>
     </w:p>
     <w:p>
@@ -12384,26 +15702,9 @@
       <w:r>
         <w:rPr>
           <w:rFonts w:ascii="Times New Roman" w:hAnsi="Times New Roman"/>
-          <w:i/>
-          <w:color w:val="FF0000"/>
-          <w:sz w:val="24"/>
-        </w:rPr>
-        <w:t>Вірні:</w:t>
-      </w:r>
-      <w:r>
-        <w:rPr>
-          <w:rFonts w:ascii="Times New Roman" w:hAnsi="Times New Roman"/>
-          <w:color w:val="FF0000"/>
-          <w:sz w:val="24"/>
-        </w:rPr>
-        <w:t xml:space="preserve"> </w:t>
-      </w:r>
-      <w:r>
-        <w:rPr>
-          <w:rFonts w:ascii="Times New Roman" w:hAnsi="Times New Roman"/>
-          <w:sz w:val="24"/>
-        </w:rPr>
-        <w:t>Тобі, Господи.</w:t>
+          <w:sz w:val="24"/>
+        </w:rPr>
+        <w:t>Господи, ти був нам пристановищем* по всі роди.</w:t>
       </w:r>
     </w:p>
     <w:p>
@@ -12414,39 +15715,9 @@
       <w:r>
         <w:rPr>
           <w:rFonts w:ascii="Times New Roman" w:hAnsi="Times New Roman"/>
-          <w:i/>
-          <w:color w:val="FF0000"/>
-          <w:sz w:val="24"/>
-        </w:rPr>
-        <w:t>Священник читає молитву:</w:t>
-      </w:r>
-      <w:r>
-        <w:rPr>
-          <w:rFonts w:ascii="Times New Roman" w:hAnsi="Times New Roman"/>
-          <w:sz w:val="24"/>
-        </w:rPr>
-        <w:t xml:space="preserve"> Господи святий, ти на висоті живеш і всевидючим оком твоїм споглядаєш на всяке створіння! Перед тобою схилили ми голови, душі й тіла, і молимося до тебе, Святий святих: Простягни руку твою невидиму від святого житла твого і благослови всіх нас; а якщо ми де в чому згрішили добровільно чи недобровільно, як благий і людинолюбний Бог, прости і даруй нам земні й небесні добра твої:</w:t>
-      </w:r>
-    </w:p>
-    <w:p>
-      <w:pPr>
-        <w:spacing w:after="120"/>
-      </w:pPr>
-      <w:r>
-        <w:rPr>
-          <w:rFonts w:ascii="Times New Roman" w:hAnsi="Times New Roman"/>
-          <w:i/>
-          <w:color w:val="FF0000"/>
-          <w:sz w:val="24"/>
-        </w:rPr>
-        <w:t>Священник:</w:t>
-      </w:r>
-      <w:r>
-        <w:rPr>
-          <w:rFonts w:ascii="Times New Roman" w:hAnsi="Times New Roman"/>
-          <w:sz w:val="24"/>
-        </w:rPr>
-        <w:t xml:space="preserve"> Бо до Тебе належить милувати і спасати нас, Боже наш, і Тобі славу возсилаємо, Отцю, і Сину, і Святому Духові, нині, і повсякчас, і на віки віків.</w:t>
+          <w:sz w:val="24"/>
+        </w:rPr>
+        <w:t>Молюсь: Господи, змилуйся надо мною,* вилікуй мою душу, бо гріх мій − перед тобою.</w:t>
       </w:r>
     </w:p>
     <w:p>
@@ -12457,26 +15728,9 @@
       <w:r>
         <w:rPr>
           <w:rFonts w:ascii="Times New Roman" w:hAnsi="Times New Roman"/>
-          <w:i/>
-          <w:color w:val="FF0000"/>
-          <w:sz w:val="24"/>
-        </w:rPr>
-        <w:t>Вірні:</w:t>
-      </w:r>
-      <w:r>
-        <w:rPr>
-          <w:rFonts w:ascii="Times New Roman" w:hAnsi="Times New Roman"/>
-          <w:color w:val="FF0000"/>
-          <w:sz w:val="24"/>
-        </w:rPr>
-        <w:t xml:space="preserve"> </w:t>
-      </w:r>
-      <w:r>
-        <w:rPr>
-          <w:rFonts w:ascii="Times New Roman" w:hAnsi="Times New Roman"/>
-          <w:sz w:val="24"/>
-        </w:rPr>
-        <w:t>Амінь.</w:t>
+          <w:sz w:val="24"/>
+        </w:rPr>
+        <w:t>Господи, до тебе я прибігаю,* навчи мене творити твою волю, бо ти Бог мій.</w:t>
       </w:r>
     </w:p>
     <w:p>
@@ -12484,10 +15738,165 @@
         <w:spacing w:after="120"/>
         <w:jc w:val="both"/>
       </w:pPr>
-    </w:p>
-    <w:p>
-      <w:pPr>
-        <w:pStyle w:val="Heading2"/>
+      <w:r>
+        <w:rPr>
+          <w:rFonts w:ascii="Times New Roman" w:hAnsi="Times New Roman"/>
+          <w:sz w:val="24"/>
+        </w:rPr>
+        <w:t>Бо в тебе є джерело життя,* у твоїм світлі побачимо світло.</w:t>
+      </w:r>
+    </w:p>
+    <w:p>
+      <w:pPr>
+        <w:spacing w:after="120"/>
+        <w:jc w:val="both"/>
+      </w:pPr>
+      <w:r>
+        <w:rPr>
+          <w:rFonts w:ascii="Times New Roman" w:hAnsi="Times New Roman"/>
+          <w:sz w:val="24"/>
+        </w:rPr>
+        <w:t>Добавляй ласку тим,* що визнають тебе.</w:t>
+      </w:r>
+    </w:p>
+    <w:p>
+      <w:pPr>
+        <w:spacing w:after="120"/>
+        <w:jc w:val="both"/>
+      </w:pPr>
+      <w:r>
+        <w:rPr>
+          <w:rFonts w:ascii="Times New Roman" w:hAnsi="Times New Roman"/>
+          <w:sz w:val="24"/>
+        </w:rPr>
+        <w:t>Сподоби, Господи, сьогодні* без гріха зберегтися нам.</w:t>
+      </w:r>
+    </w:p>
+    <w:p>
+      <w:pPr>
+        <w:spacing w:after="120"/>
+        <w:jc w:val="both"/>
+      </w:pPr>
+      <w:r>
+        <w:rPr>
+          <w:rFonts w:ascii="Times New Roman" w:hAnsi="Times New Roman"/>
+          <w:sz w:val="24"/>
+        </w:rPr>
+        <w:t>Благословенний ти, Господи, Боже Отців наших,* і хвальне, і прославлене ім'я твоє навіки. Амінь.</w:t>
+      </w:r>
+    </w:p>
+    <w:p>
+      <w:pPr>
+        <w:spacing w:after="120"/>
+        <w:jc w:val="both"/>
+      </w:pPr>
+      <w:r>
+        <w:rPr>
+          <w:rFonts w:ascii="Times New Roman" w:hAnsi="Times New Roman"/>
+          <w:sz w:val="24"/>
+        </w:rPr>
+        <w:t>Нехай буде, Господи, милість твоя на нас,* бо ми надіємось на тебе.</w:t>
+      </w:r>
+    </w:p>
+    <w:p>
+      <w:pPr>
+        <w:spacing w:after="120"/>
+        <w:jc w:val="both"/>
+      </w:pPr>
+      <w:r>
+        <w:rPr>
+          <w:rFonts w:ascii="Times New Roman" w:hAnsi="Times New Roman"/>
+          <w:sz w:val="24"/>
+        </w:rPr>
+        <w:t>Благословенний ти, Господи,* навчи мене установ твоїх.</w:t>
+      </w:r>
+    </w:p>
+    <w:p>
+      <w:pPr>
+        <w:spacing w:after="120"/>
+        <w:jc w:val="both"/>
+      </w:pPr>
+      <w:r>
+        <w:rPr>
+          <w:rFonts w:ascii="Times New Roman" w:hAnsi="Times New Roman"/>
+          <w:sz w:val="24"/>
+        </w:rPr>
+        <w:t>Благословенний ти, Владико,* врозуми мене установами твоїми.</w:t>
+      </w:r>
+    </w:p>
+    <w:p>
+      <w:pPr>
+        <w:spacing w:after="120"/>
+        <w:jc w:val="both"/>
+      </w:pPr>
+      <w:r>
+        <w:rPr>
+          <w:rFonts w:ascii="Times New Roman" w:hAnsi="Times New Roman"/>
+          <w:sz w:val="24"/>
+        </w:rPr>
+        <w:t>Благословенний ти, Святий,* просвіти мене установами твоїми.</w:t>
+      </w:r>
+    </w:p>
+    <w:p>
+      <w:pPr>
+        <w:spacing w:after="120"/>
+        <w:jc w:val="both"/>
+      </w:pPr>
+      <w:r>
+        <w:rPr>
+          <w:rFonts w:ascii="Times New Roman" w:hAnsi="Times New Roman"/>
+          <w:sz w:val="24"/>
+        </w:rPr>
+        <w:t>Господи, милість твоя повіки,* не покидай діло рук твоїх.</w:t>
+      </w:r>
+    </w:p>
+    <w:p>
+      <w:pPr>
+        <w:spacing w:after="120"/>
+        <w:jc w:val="both"/>
+      </w:pPr>
+      <w:r>
+        <w:rPr>
+          <w:rFonts w:ascii="Times New Roman" w:hAnsi="Times New Roman"/>
+          <w:sz w:val="24"/>
+        </w:rPr>
+        <w:t>Тобі належить хвала,* тобі належить пісня.</w:t>
+      </w:r>
+    </w:p>
+    <w:p>
+      <w:pPr>
+        <w:spacing w:after="120"/>
+        <w:jc w:val="both"/>
+      </w:pPr>
+      <w:r>
+        <w:rPr>
+          <w:rFonts w:ascii="Times New Roman" w:hAnsi="Times New Roman"/>
+          <w:sz w:val="24"/>
+        </w:rPr>
+        <w:t>Тобі належить слава:* Отцю, і Сину, і Святому Духові:</w:t>
+      </w:r>
+    </w:p>
+    <w:p>
+      <w:pPr>
+        <w:spacing w:after="120"/>
+        <w:jc w:val="both"/>
+      </w:pPr>
+      <w:r>
+        <w:rPr>
+          <w:rFonts w:ascii="Times New Roman" w:hAnsi="Times New Roman"/>
+          <w:sz w:val="24"/>
+        </w:rPr>
+        <w:t>І нині і повсякчас,* і на віки віків. Амінь.</w:t>
+      </w:r>
+    </w:p>
+    <w:p>
+      <w:pPr>
+        <w:spacing w:after="120"/>
+      </w:pPr>
+    </w:p>
+    <w:p>
+      <w:pPr>
+        <w:pStyle w:val="Heading3"/>
         <w:spacing w:after="120"/>
         <w:jc w:val="center"/>
       </w:pPr>
@@ -12497,9 +15906,21 @@
           <w:b/>
           <w:i/>
           <w:color w:val="FF0000"/>
-          <w:sz w:val="24"/>
-        </w:rPr>
-        <w:t>Стихири на стиховні</w:t>
+        </w:rPr>
+        <w:t>Прохальна єктенія</w:t>
+      </w:r>
+    </w:p>
+    <w:p>
+      <w:pPr>
+        <w:spacing w:after="120"/>
+        <w:jc w:val="both"/>
+      </w:pPr>
+      <w:r>
+        <w:rPr>
+          <w:rFonts w:ascii="Times New Roman" w:hAnsi="Times New Roman"/>
+          <w:sz w:val="24"/>
+        </w:rPr>
+        <w:t>Сповнім ранішню молитву нашу Господеві.</w:t>
       </w:r>
     </w:p>
     <w:p>
@@ -12514,14 +15935,26 @@
           <w:color w:val="FF0000"/>
           <w:sz w:val="24"/>
         </w:rPr>
-        <w:t>(г. 5):</w:t>
-      </w:r>
-      <w:r>
-        <w:rPr>
-          <w:rFonts w:ascii="Times New Roman" w:hAnsi="Times New Roman"/>
-          <w:sz w:val="24"/>
-        </w:rPr>
-        <w:t xml:space="preserve"> На безліч моїх гріхів не зважай, Господи, народжений з Діви,* і всі мої гріхи очисти, даючи мені бажання навернутись;* тобі, як єдиному чоловіколюбцю, молюся: Помилуй мене.</w:t>
+        <w:t>Вірні:</w:t>
+      </w:r>
+      <w:r>
+        <w:rPr>
+          <w:rFonts w:ascii="Times New Roman" w:hAnsi="Times New Roman"/>
+          <w:sz w:val="24"/>
+        </w:rPr>
+        <w:t xml:space="preserve"> Господи, помилуй.</w:t>
+      </w:r>
+    </w:p>
+    <w:p>
+      <w:pPr>
+        <w:spacing w:after="120"/>
+      </w:pPr>
+      <w:r>
+        <w:rPr>
+          <w:rFonts w:ascii="Times New Roman" w:hAnsi="Times New Roman"/>
+          <w:sz w:val="24"/>
+        </w:rPr>
+        <w:t>Заступи, спаси, помилуй і охорони нас, Боже, Твоєю благодаттю</w:t>
       </w:r>
     </w:p>
     <w:p>
@@ -12536,57 +15969,266 @@
           <w:color w:val="FF0000"/>
           <w:sz w:val="24"/>
         </w:rPr>
-        <w:t>Стих:</w:t>
-      </w:r>
+        <w:t>Вірні:</w:t>
+      </w:r>
+      <w:r>
+        <w:rPr>
+          <w:rFonts w:ascii="Times New Roman" w:hAnsi="Times New Roman"/>
+          <w:sz w:val="24"/>
+        </w:rPr>
+        <w:t xml:space="preserve"> Господи, помилуй.</w:t>
+      </w:r>
+    </w:p>
+    <w:p>
+      <w:pPr>
+        <w:spacing w:after="120"/>
+        <w:jc w:val="both"/>
+      </w:pPr>
+      <w:r>
+        <w:rPr>
+          <w:rFonts w:ascii="Times New Roman" w:hAnsi="Times New Roman"/>
+          <w:sz w:val="24"/>
+        </w:rPr>
+        <w:t>Дня всього досконалого, святого, мирного і безгрішного у Господа просім.</w:t>
+      </w:r>
+    </w:p>
+    <w:p>
+      <w:pPr>
+        <w:spacing w:after="120"/>
+      </w:pPr>
       <w:r>
         <w:rPr>
           <w:rFonts w:ascii="Times New Roman" w:hAnsi="Times New Roman"/>
           <w:i/>
-          <w:sz w:val="24"/>
-        </w:rPr>
-        <w:t xml:space="preserve"> </w:t>
-      </w:r>
+          <w:color w:val="FF4400"/>
+          <w:sz w:val="24"/>
+        </w:rPr>
+        <w:t>Вірні:</w:t>
+      </w:r>
+      <w:r>
+        <w:rPr>
+          <w:rFonts w:ascii="Times New Roman" w:hAnsi="Times New Roman"/>
+          <w:sz w:val="24"/>
+        </w:rPr>
+        <w:t xml:space="preserve"> Пода́й, Го́споди.</w:t>
+      </w:r>
+    </w:p>
+    <w:p>
+      <w:pPr>
+        <w:spacing w:after="120"/>
+      </w:pPr>
+      <w:r>
+        <w:rPr>
+          <w:rFonts w:ascii="Times New Roman" w:hAnsi="Times New Roman"/>
+          <w:sz w:val="24"/>
+        </w:rPr>
+        <w:t>Ангела миру, вірного наставника, охоронця душ і тіл наших у Господа просім.</w:t>
+      </w:r>
+    </w:p>
+    <w:p>
+      <w:pPr>
+        <w:spacing w:after="120"/>
+      </w:pPr>
+      <w:r>
+        <w:rPr>
+          <w:rFonts w:ascii="Times New Roman" w:hAnsi="Times New Roman"/>
+          <w:i/>
+          <w:color w:val="FF4400"/>
+          <w:sz w:val="24"/>
+        </w:rPr>
+        <w:t>Вірні:</w:t>
+      </w:r>
+      <w:r>
+        <w:rPr>
+          <w:rFonts w:ascii="Times New Roman" w:hAnsi="Times New Roman"/>
+          <w:sz w:val="24"/>
+        </w:rPr>
+        <w:t xml:space="preserve"> Пода́й, Го́споди.</w:t>
+      </w:r>
+    </w:p>
+    <w:p>
+      <w:pPr>
+        <w:spacing w:after="120"/>
+      </w:pPr>
+      <w:r>
+        <w:rPr>
+          <w:rFonts w:ascii="Times New Roman" w:hAnsi="Times New Roman"/>
+          <w:sz w:val="24"/>
+        </w:rPr>
+        <w:t>Прощення й відпущення гріхів, і прогрішень наших у Господа просім.</w:t>
+      </w:r>
+    </w:p>
+    <w:p>
+      <w:pPr>
+        <w:spacing w:after="120"/>
+      </w:pPr>
+      <w:r>
+        <w:rPr>
+          <w:rFonts w:ascii="Times New Roman" w:hAnsi="Times New Roman"/>
+          <w:i/>
+          <w:color w:val="FF4400"/>
+          <w:sz w:val="24"/>
+        </w:rPr>
+        <w:t>Вірні:</w:t>
+      </w:r>
+      <w:r>
+        <w:rPr>
+          <w:rFonts w:ascii="Times New Roman" w:hAnsi="Times New Roman"/>
+          <w:sz w:val="24"/>
+        </w:rPr>
+        <w:t xml:space="preserve"> Пода́й, Го́споди.</w:t>
+      </w:r>
+    </w:p>
+    <w:p>
+      <w:pPr>
+        <w:spacing w:after="120"/>
+      </w:pPr>
+      <w:r>
+        <w:rPr>
+          <w:rFonts w:ascii="Times New Roman" w:hAnsi="Times New Roman"/>
+          <w:sz w:val="24"/>
+        </w:rPr>
+        <w:t>Доброго й пожиточного для душ наших і миру для світу у Господа просім.</w:t>
+      </w:r>
+    </w:p>
+    <w:p>
+      <w:pPr>
+        <w:spacing w:after="120"/>
+      </w:pPr>
+      <w:r>
+        <w:rPr>
+          <w:rFonts w:ascii="Times New Roman" w:hAnsi="Times New Roman"/>
+          <w:i/>
+          <w:color w:val="FF4400"/>
+          <w:sz w:val="24"/>
+        </w:rPr>
+        <w:t>Вірні:</w:t>
+      </w:r>
+      <w:r>
+        <w:rPr>
+          <w:rFonts w:ascii="Times New Roman" w:hAnsi="Times New Roman"/>
+          <w:sz w:val="24"/>
+        </w:rPr>
+        <w:t xml:space="preserve"> Пода́й, Го́споди.</w:t>
+      </w:r>
+    </w:p>
+    <w:p>
+      <w:pPr>
+        <w:spacing w:after="120"/>
+      </w:pPr>
+      <w:r>
+        <w:rPr>
+          <w:rFonts w:ascii="Times New Roman" w:hAnsi="Times New Roman"/>
+          <w:sz w:val="24"/>
+        </w:rPr>
+        <w:t>Останок життя нашого в мирі й покаянні завершити у Господа просім.</w:t>
+      </w:r>
+    </w:p>
+    <w:p>
+      <w:pPr>
+        <w:spacing w:after="120"/>
+      </w:pPr>
+      <w:r>
+        <w:rPr>
+          <w:rFonts w:ascii="Times New Roman" w:hAnsi="Times New Roman"/>
+          <w:i/>
+          <w:color w:val="FF4400"/>
+          <w:sz w:val="24"/>
+        </w:rPr>
+        <w:t>Вірні:</w:t>
+      </w:r>
+      <w:r>
+        <w:rPr>
+          <w:rFonts w:ascii="Times New Roman" w:hAnsi="Times New Roman"/>
+          <w:sz w:val="24"/>
+        </w:rPr>
+        <w:t xml:space="preserve"> Пода́й, Го́споди.</w:t>
+      </w:r>
+    </w:p>
+    <w:p>
+      <w:pPr>
+        <w:spacing w:after="120"/>
+      </w:pPr>
+      <w:r>
+        <w:rPr>
+          <w:rFonts w:ascii="Times New Roman" w:hAnsi="Times New Roman"/>
+          <w:sz w:val="24"/>
+        </w:rPr>
+        <w:t>Християнської кончини життя нашого – безболізної, бездоганної, мирної – і оправдання на страшному суді Христовому просім.</w:t>
+      </w:r>
+    </w:p>
+    <w:p>
+      <w:pPr>
+        <w:spacing w:after="120"/>
+      </w:pPr>
+      <w:r>
+        <w:rPr>
+          <w:rFonts w:ascii="Times New Roman" w:hAnsi="Times New Roman"/>
+          <w:i/>
+          <w:color w:val="FF4400"/>
+          <w:sz w:val="24"/>
+        </w:rPr>
+        <w:t>Вірні:</w:t>
+      </w:r>
+      <w:r>
+        <w:rPr>
+          <w:rFonts w:ascii="Times New Roman" w:hAnsi="Times New Roman"/>
+          <w:sz w:val="24"/>
+        </w:rPr>
+        <w:t xml:space="preserve"> Пода́й, Го́споди.</w:t>
+      </w:r>
+    </w:p>
+    <w:p>
+      <w:pPr>
+        <w:spacing w:after="120"/>
+      </w:pPr>
+      <w:r>
+        <w:rPr>
+          <w:rFonts w:ascii="Times New Roman" w:hAnsi="Times New Roman"/>
+          <w:sz w:val="24"/>
+        </w:rPr>
+        <w:t>Пресвяту, пречисту, преблагословенну, славну Владичицю нашу Богородицю і приснодіву Марію, з усіма святими пом’янувши, самих себе, і один одного, і все життя наше Христу Богові віддаймо.</w:t>
+      </w:r>
+    </w:p>
+    <w:p>
+      <w:pPr>
+        <w:spacing w:after="120"/>
+      </w:pPr>
+      <w:r>
+        <w:rPr>
+          <w:rFonts w:ascii="Times New Roman" w:hAnsi="Times New Roman"/>
+          <w:i/>
+          <w:color w:val="FF4400"/>
+          <w:sz w:val="24"/>
+        </w:rPr>
+        <w:t>Вірні:</w:t>
+      </w:r>
+      <w:r>
+        <w:rPr>
+          <w:rFonts w:ascii="Times New Roman" w:hAnsi="Times New Roman"/>
+          <w:color w:val="000000"/>
+          <w:sz w:val="24"/>
+        </w:rPr>
+        <w:t xml:space="preserve"> Тобі́, Го́споди.</w:t>
+      </w:r>
+    </w:p>
+    <w:p>
+      <w:pPr>
+        <w:spacing w:after="120"/>
+        <w:jc w:val="both"/>
+      </w:pPr>
       <w:r>
         <w:rPr>
           <w:rFonts w:ascii="Times New Roman" w:hAnsi="Times New Roman"/>
           <w:sz w:val="24"/>
           <w:u w:val="single"/>
         </w:rPr>
-        <w:t xml:space="preserve">Насити нас уранці милістю твоєю, Господи, щоб ми раділи й веселились по всі </w:t>
-      </w:r>
-      <w:r>
-        <w:rPr>
-          <w:rFonts w:ascii="Times New Roman" w:hAnsi="Times New Roman"/>
-          <w:sz w:val="24"/>
-          <w:u w:val="single"/>
-        </w:rPr>
-        <w:t>дні наші. Звесели нас мірою днів, за яких ти засмутив нас, мірою літ, що в них ми зазнали горя.* Нехай виявиться твоїм слугам твоє діло, і слава твоя – їхнім дітям.</w:t>
-      </w:r>
-    </w:p>
-    <w:p>
-      <w:pPr>
-        <w:spacing w:after="120"/>
-        <w:jc w:val="both"/>
-      </w:pPr>
-      <w:r>
-        <w:rPr>
-          <w:rFonts w:ascii="Times New Roman" w:hAnsi="Times New Roman"/>
-          <w:sz w:val="24"/>
-        </w:rPr>
-        <w:t>Горе мені! До кого ж я уподібнююся?* До неплідної смоковниці.* Тому й боюся, щоб мене не пр</w:t>
-      </w:r>
-      <w:r>
-        <w:rPr>
-          <w:rFonts w:ascii="Times New Roman" w:hAnsi="Times New Roman"/>
-          <w:sz w:val="24"/>
-        </w:rPr>
-        <w:t>оклято і не зрубано.* Але ти, небесний господарю, Христе Боже,* вчини плідною запущену мою душу і, як блудного сина, прийми мене і помилуй.</w:t>
-      </w:r>
-    </w:p>
-    <w:p>
-      <w:pPr>
-        <w:spacing w:after="120"/>
-        <w:jc w:val="both"/>
+        <w:t>[Владико, Боже святий і неосяжний, що казав із темряви світлові засіяти, що заспокоїв нас у нічному сні й підвів до величання і моління Твоєї доброти! Ти, що даєш себе умолити задля свого милосердя, прийми і нині нас, що поклоняємося Тобі й по силі благодаримо Тебе; і даруй нам те, чого просимо задля спасіння. Вчини нас синами світла і дня та спадкоємцями вічних Твоїх благ. Пом'яни, Господи, за багатством ласк Твоїх усіх людей, що є і моляться з нами, і всю братію нашу на землі й на морі, і на всякому місці володіння Твого, що потребують Твоєї любови й помочі. Усім вияви велику Твою милість, щоб спасенні, як душею так і тілом, завжди перебували й відважно славили чудне й благословенне ім'я Твоє.]</w:t>
+      </w:r>
+    </w:p>
+    <w:p>
+      <w:pPr>
+        <w:spacing w:after="120"/>
       </w:pPr>
       <w:r>
         <w:rPr>
@@ -12595,71 +16237,15 @@
           <w:color w:val="FF0000"/>
           <w:sz w:val="24"/>
         </w:rPr>
-        <w:t>Стих:</w:t>
-      </w:r>
-      <w:r>
-        <w:rPr>
-          <w:rFonts w:ascii="Times New Roman" w:hAnsi="Times New Roman"/>
-          <w:i/>
-          <w:sz w:val="24"/>
-        </w:rPr>
-        <w:t xml:space="preserve"> </w:t>
-      </w:r>
-      <w:r>
-        <w:rPr>
-          <w:rFonts w:ascii="Times New Roman" w:hAnsi="Times New Roman"/>
-          <w:sz w:val="24"/>
-          <w:u w:val="single"/>
-        </w:rPr>
-        <w:t>І ласка Господа, Бога нашого, нехай буде над нами,* і стверди діло рук наших; стверди його – діло рук наших.</w:t>
-      </w:r>
-    </w:p>
-    <w:p>
-      <w:pPr>
-        <w:spacing w:after="120"/>
-        <w:jc w:val="both"/>
-      </w:pPr>
-      <w:r>
-        <w:rPr>
-          <w:rFonts w:ascii="Times New Roman" w:hAnsi="Times New Roman"/>
-          <w:sz w:val="24"/>
-        </w:rPr>
-        <w:t xml:space="preserve">Страстотерпці твої, Господи,* наслідувачі ангельських хорів,* немов без тіла перетерпіли муки,* мавши однодушну надію, що приймуть обіцяні блага.* </w:t>
-      </w:r>
-      <w:r>
-        <w:rPr>
-          <w:rFonts w:ascii="Times New Roman" w:hAnsi="Times New Roman"/>
-          <w:sz w:val="24"/>
-        </w:rPr>
-        <w:t>Їхніми молитвами, Христе Боже,* подай світові твоєму мир* і душам нашим велику милість.</w:t>
-      </w:r>
-    </w:p>
-    <w:p>
-      <w:pPr>
-        <w:spacing w:after="120"/>
-        <w:jc w:val="both"/>
-      </w:pPr>
-      <w:r>
-        <w:rPr>
-          <w:rFonts w:ascii="Times New Roman" w:hAnsi="Times New Roman"/>
-          <w:b/>
-          <w:sz w:val="24"/>
-        </w:rPr>
-        <w:t>Слава і нині</w:t>
-      </w:r>
-      <w:r>
-        <w:rPr>
-          <w:rFonts w:ascii="Times New Roman" w:hAnsi="Times New Roman"/>
-          <w:sz w:val="24"/>
-        </w:rPr>
-        <w:t>: Надіє безнадійних, життя зневірених,* заступнице тих, що до тебе приходять,* свята Владичице Богородице Діво,* − пошли нам свою допомогу.</w:t>
-      </w:r>
-    </w:p>
-    <w:p>
-      <w:pPr>
-        <w:spacing w:after="120"/>
-        <w:jc w:val="both"/>
-      </w:pPr>
+        <w:t>Священник:</w:t>
+      </w:r>
+      <w:r>
+        <w:rPr>
+          <w:rFonts w:ascii="Times New Roman" w:hAnsi="Times New Roman"/>
+          <w:sz w:val="24"/>
+        </w:rPr>
+        <w:t xml:space="preserve"> Бо Ти – Бог милости, ласк і людинолюбности, і Тобі славу возсилаємо, Отцю, і Сину, і Святому Духові, нині, і повсякчас, і на віки віків.</w:t>
+      </w:r>
     </w:p>
     <w:p>
       <w:pPr>
@@ -12673,7 +16259,22 @@
           <w:color w:val="FF0000"/>
           <w:sz w:val="24"/>
         </w:rPr>
-        <w:t>Після стиховні читаємо:</w:t>
+        <w:t>Вірні:</w:t>
+      </w:r>
+      <w:r>
+        <w:rPr>
+          <w:rFonts w:ascii="Times New Roman" w:hAnsi="Times New Roman"/>
+          <w:color w:val="FF0000"/>
+          <w:sz w:val="24"/>
+        </w:rPr>
+        <w:t xml:space="preserve"> </w:t>
+      </w:r>
+      <w:r>
+        <w:rPr>
+          <w:rFonts w:ascii="Times New Roman" w:hAnsi="Times New Roman"/>
+          <w:sz w:val="24"/>
+        </w:rPr>
+        <w:t>Амінь.</w:t>
       </w:r>
     </w:p>
     <w:p>
@@ -12681,38 +16282,6 @@
         <w:spacing w:after="120"/>
         <w:jc w:val="both"/>
       </w:pPr>
-      <w:r>
-        <w:rPr>
-          <w:rFonts w:ascii="Times New Roman" w:hAnsi="Times New Roman"/>
-          <w:sz w:val="24"/>
-        </w:rPr>
-        <w:t>Добре воно – прославляти Господа, і співати імені твоєму, Всевишній.</w:t>
-      </w:r>
-    </w:p>
-    <w:p>
-      <w:pPr>
-        <w:spacing w:after="120"/>
-        <w:jc w:val="both"/>
-      </w:pPr>
-      <w:r>
-        <w:rPr>
-          <w:rFonts w:ascii="Times New Roman" w:hAnsi="Times New Roman"/>
-          <w:sz w:val="24"/>
-        </w:rPr>
-        <w:t>Звіщати вранці милість твою, і ночами – твою вірність.</w:t>
-      </w:r>
-    </w:p>
-    <w:p>
-      <w:pPr>
-        <w:spacing w:after="120"/>
-      </w:pPr>
-      <w:r>
-        <w:rPr>
-          <w:rFonts w:ascii="Times New Roman" w:hAnsi="Times New Roman"/>
-          <w:sz w:val="24"/>
-        </w:rPr>
-        <w:t xml:space="preserve">Святи́й Бо́же, святи́й Крі́пкий, святи́й Безсме́ртний, поми́луй нас. </w:t>
-      </w:r>
       <w:r>
         <w:rPr>
           <w:rFonts w:ascii="Times New Roman" w:hAnsi="Times New Roman"/>
@@ -12720,44 +16289,21 @@
           <w:color w:val="FF0000"/>
           <w:sz w:val="24"/>
         </w:rPr>
-        <w:t>(3 р.)</w:t>
-      </w:r>
-    </w:p>
-    <w:p>
-      <w:pPr>
-        <w:spacing w:after="120"/>
-      </w:pPr>
-      <w:r>
-        <w:rPr>
-          <w:rFonts w:ascii="Times New Roman" w:hAnsi="Times New Roman"/>
-          <w:sz w:val="24"/>
-        </w:rPr>
-        <w:t>Сла́ва Отцю́, і Си́ну, і Свято́му Ду́хові,* і ни́ні, і повсякча́с, і на ві́ки вікі́в. Амі́нь.</w:t>
-      </w:r>
-    </w:p>
-    <w:p>
-      <w:pPr>
-        <w:spacing w:after="120"/>
-      </w:pPr>
-      <w:r>
-        <w:rPr>
-          <w:rFonts w:ascii="Times New Roman" w:hAnsi="Times New Roman"/>
-          <w:sz w:val="24"/>
-        </w:rPr>
-        <w:t>Пресвята́ Тро́йце, поми́луй нас; Го́споди, очи́сти гріхи́ на́ші; Влади́ко, прости́ беззако́ння на́ші; Святи́й, завіта́й і зціли́ не́мочі на́ші, І́мени Твого́ ра́ди.</w:t>
-      </w:r>
-    </w:p>
-    <w:p>
-      <w:pPr>
-        <w:spacing w:after="120"/>
-      </w:pPr>
-      <w:r>
-        <w:rPr>
-          <w:rFonts w:ascii="Times New Roman" w:hAnsi="Times New Roman"/>
-          <w:sz w:val="24"/>
-        </w:rPr>
-        <w:t xml:space="preserve">Го́споди, поми́луй. </w:t>
-      </w:r>
+        <w:t>Священник:</w:t>
+      </w:r>
+      <w:r>
+        <w:rPr>
+          <w:rFonts w:ascii="Times New Roman" w:hAnsi="Times New Roman"/>
+          <w:sz w:val="24"/>
+        </w:rPr>
+        <w:t xml:space="preserve"> Мир всім.</w:t>
+      </w:r>
+    </w:p>
+    <w:p>
+      <w:pPr>
+        <w:spacing w:after="120"/>
+        <w:jc w:val="both"/>
+      </w:pPr>
       <w:r>
         <w:rPr>
           <w:rFonts w:ascii="Times New Roman" w:hAnsi="Times New Roman"/>
@@ -12765,36 +16311,41 @@
           <w:color w:val="FF0000"/>
           <w:sz w:val="24"/>
         </w:rPr>
-        <w:t>(3 р.)</w:t>
-      </w:r>
-    </w:p>
-    <w:p>
-      <w:pPr>
-        <w:spacing w:after="120"/>
-      </w:pPr>
-      <w:r>
-        <w:rPr>
-          <w:rFonts w:ascii="Times New Roman" w:hAnsi="Times New Roman"/>
-          <w:sz w:val="24"/>
-        </w:rPr>
-        <w:t>Сла́ва Отцю́, і Си́ну, і Свято́му Ду́хові,* і ни́ні, і повсякча́с, і на ві́ки вікі́в. Амі́нь.</w:t>
-      </w:r>
-    </w:p>
-    <w:p>
-      <w:pPr>
-        <w:spacing w:after="120"/>
-      </w:pPr>
-      <w:r>
-        <w:rPr>
-          <w:rFonts w:ascii="Times New Roman" w:hAnsi="Times New Roman"/>
-          <w:sz w:val="24"/>
-        </w:rPr>
-        <w:t>О́тче наш, що єси́ на небеса́х,* неха́й святи́ться ім’я́ Твоє́,* неха́й при́йде ца́рство Твоє́,* неха́й бу́де во́ля Твоя́, як на не́бі, так і на землі́.* Хліб наш насу́щний дай нам сього́дні;* і прости́ нам прови́ни на́ші,* як і ми проща́ємо винува́тцям на́шим;* і не введи́ нас у споку́су,* але́ ви́зволи нас від лука́вого.</w:t>
-      </w:r>
-    </w:p>
-    <w:p>
-      <w:pPr>
-        <w:spacing w:after="120"/>
+        <w:t>Вірні:</w:t>
+      </w:r>
+      <w:r>
+        <w:rPr>
+          <w:rFonts w:ascii="Times New Roman" w:hAnsi="Times New Roman"/>
+          <w:color w:val="FF0000"/>
+          <w:sz w:val="24"/>
+        </w:rPr>
+        <w:t xml:space="preserve"> </w:t>
+      </w:r>
+      <w:r>
+        <w:rPr>
+          <w:rFonts w:ascii="Times New Roman" w:hAnsi="Times New Roman"/>
+          <w:sz w:val="24"/>
+        </w:rPr>
+        <w:t>І духові твоєму.</w:t>
+      </w:r>
+    </w:p>
+    <w:p>
+      <w:pPr>
+        <w:spacing w:after="120"/>
+        <w:jc w:val="both"/>
+      </w:pPr>
+      <w:r>
+        <w:rPr>
+          <w:rFonts w:ascii="Times New Roman" w:hAnsi="Times New Roman"/>
+          <w:sz w:val="24"/>
+        </w:rPr>
+        <w:t>Голови ваші перед Господом схиліть.</w:t>
+      </w:r>
+    </w:p>
+    <w:p>
+      <w:pPr>
+        <w:spacing w:after="120"/>
+        <w:jc w:val="both"/>
       </w:pPr>
       <w:r>
         <w:rPr>
@@ -12803,14 +16354,22 @@
           <w:color w:val="FF0000"/>
           <w:sz w:val="24"/>
         </w:rPr>
-        <w:t>Священник:</w:t>
-      </w:r>
-      <w:r>
-        <w:rPr>
-          <w:rFonts w:ascii="Times New Roman" w:hAnsi="Times New Roman"/>
-          <w:sz w:val="24"/>
-        </w:rPr>
-        <w:t xml:space="preserve"> Бо Твоє є царство, і сила, і слава, Отця, і Сина, і Святого Духа, нині, і повсякчас, і на віки віків.</w:t>
+        <w:t>Вірні:</w:t>
+      </w:r>
+      <w:r>
+        <w:rPr>
+          <w:rFonts w:ascii="Times New Roman" w:hAnsi="Times New Roman"/>
+          <w:color w:val="FF0000"/>
+          <w:sz w:val="24"/>
+        </w:rPr>
+        <w:t xml:space="preserve"> </w:t>
+      </w:r>
+      <w:r>
+        <w:rPr>
+          <w:rFonts w:ascii="Times New Roman" w:hAnsi="Times New Roman"/>
+          <w:sz w:val="24"/>
+        </w:rPr>
+        <w:t>Тобі, Господи.</w:t>
       </w:r>
     </w:p>
     <w:p>
@@ -12825,6 +16384,49 @@
           <w:color w:val="FF0000"/>
           <w:sz w:val="24"/>
         </w:rPr>
+        <w:t>Священник читає молитву:</w:t>
+      </w:r>
+      <w:r>
+        <w:rPr>
+          <w:rFonts w:ascii="Times New Roman" w:hAnsi="Times New Roman"/>
+          <w:sz w:val="24"/>
+        </w:rPr>
+        <w:t xml:space="preserve"> Господи святий, ти на висоті живеш і всевидючим оком твоїм споглядаєш на всяке створіння! Перед тобою схилили ми голови, душі й тіла, і молимося до тебе, Святий святих: Простягни руку твою невидиму від святого житла твого і благослови всіх нас; а якщо ми де в чому згрішили добровільно чи недобровільно, як благий і людинолюбний Бог, прости і даруй нам земні й небесні добра твої:</w:t>
+      </w:r>
+    </w:p>
+    <w:p>
+      <w:pPr>
+        <w:spacing w:after="120"/>
+      </w:pPr>
+      <w:r>
+        <w:rPr>
+          <w:rFonts w:ascii="Times New Roman" w:hAnsi="Times New Roman"/>
+          <w:i/>
+          <w:color w:val="FF0000"/>
+          <w:sz w:val="24"/>
+        </w:rPr>
+        <w:t>Священник:</w:t>
+      </w:r>
+      <w:r>
+        <w:rPr>
+          <w:rFonts w:ascii="Times New Roman" w:hAnsi="Times New Roman"/>
+          <w:sz w:val="24"/>
+        </w:rPr>
+        <w:t xml:space="preserve"> Бо до Тебе належить милувати і спасати нас, Боже наш, і Тобі славу возсилаємо, Отцю, і Сину, і Святому Духові, нині, і повсякчас, і на віки віків.</w:t>
+      </w:r>
+    </w:p>
+    <w:p>
+      <w:pPr>
+        <w:spacing w:after="120"/>
+        <w:jc w:val="both"/>
+      </w:pPr>
+      <w:r>
+        <w:rPr>
+          <w:rFonts w:ascii="Times New Roman" w:hAnsi="Times New Roman"/>
+          <w:i/>
+          <w:color w:val="FF0000"/>
+          <w:sz w:val="24"/>
+        </w:rPr>
         <w:t>Вірні:</w:t>
       </w:r>
       <w:r>
@@ -12842,14 +16444,6 @@
         </w:rPr>
         <w:t>Амінь.</w:t>
       </w:r>
-      <w:r>
-        <w:rPr>
-          <w:rFonts w:ascii="Times New Roman" w:hAnsi="Times New Roman"/>
-          <w:i/>
-          <w:sz w:val="24"/>
-        </w:rPr>
-        <w:t xml:space="preserve"> </w:t>
-      </w:r>
     </w:p>
     <w:p>
       <w:pPr>
@@ -12859,7 +16453,7 @@
     </w:p>
     <w:p>
       <w:pPr>
-        <w:pStyle w:val="Heading3"/>
+        <w:pStyle w:val="Heading2"/>
         <w:spacing w:after="120"/>
         <w:jc w:val="center"/>
       </w:pPr>
@@ -12869,6 +16463,378 @@
           <w:b/>
           <w:i/>
           <w:color w:val="FF0000"/>
+          <w:sz w:val="24"/>
+        </w:rPr>
+        <w:t>Стихири на стиховні</w:t>
+      </w:r>
+    </w:p>
+    <w:p>
+      <w:pPr>
+        <w:spacing w:after="120"/>
+        <w:jc w:val="both"/>
+      </w:pPr>
+      <w:r>
+        <w:rPr>
+          <w:rFonts w:ascii="Times New Roman" w:hAnsi="Times New Roman"/>
+          <w:i/>
+          <w:color w:val="FF0000"/>
+          <w:sz w:val="24"/>
+        </w:rPr>
+        <w:t>(г. 5):</w:t>
+      </w:r>
+      <w:r>
+        <w:rPr>
+          <w:rFonts w:ascii="Times New Roman" w:hAnsi="Times New Roman"/>
+          <w:sz w:val="24"/>
+        </w:rPr>
+        <w:t xml:space="preserve"> На безліч моїх гріхів не зважай, Господи, народжений з Діви,* і всі мої гріхи очисти, даючи мені бажання навернутись;* тобі, як єдиному чоловіколюбцю, молюся: Помилуй мене.</w:t>
+      </w:r>
+    </w:p>
+    <w:p>
+      <w:pPr>
+        <w:spacing w:after="120"/>
+        <w:jc w:val="both"/>
+      </w:pPr>
+      <w:r>
+        <w:rPr>
+          <w:rFonts w:ascii="Times New Roman" w:hAnsi="Times New Roman"/>
+          <w:i/>
+          <w:color w:val="FF0000"/>
+          <w:sz w:val="24"/>
+        </w:rPr>
+        <w:t>Стих:</w:t>
+      </w:r>
+      <w:r>
+        <w:rPr>
+          <w:rFonts w:ascii="Times New Roman" w:hAnsi="Times New Roman"/>
+          <w:i/>
+          <w:sz w:val="24"/>
+        </w:rPr>
+        <w:t xml:space="preserve"> </w:t>
+      </w:r>
+      <w:r>
+        <w:rPr>
+          <w:rFonts w:ascii="Times New Roman" w:hAnsi="Times New Roman"/>
+          <w:sz w:val="24"/>
+          <w:u w:val="single"/>
+        </w:rPr>
+        <w:t xml:space="preserve">Насити нас уранці милістю твоєю, Господи, щоб ми раділи й веселились по всі </w:t>
+      </w:r>
+      <w:r>
+        <w:rPr>
+          <w:rFonts w:ascii="Times New Roman" w:hAnsi="Times New Roman"/>
+          <w:sz w:val="24"/>
+          <w:u w:val="single"/>
+        </w:rPr>
+        <w:t>дні наші. Звесели нас мірою днів, за яких ти засмутив нас, мірою літ, що в них ми зазнали горя.* Нехай виявиться твоїм слугам твоє діло, і слава твоя – їхнім дітям.</w:t>
+      </w:r>
+    </w:p>
+    <w:p>
+      <w:pPr>
+        <w:spacing w:after="120"/>
+        <w:jc w:val="both"/>
+      </w:pPr>
+      <w:r>
+        <w:rPr>
+          <w:rFonts w:ascii="Times New Roman" w:hAnsi="Times New Roman"/>
+          <w:sz w:val="24"/>
+        </w:rPr>
+        <w:t>Горе мені! До кого ж я уподібнююся?* До неплідної смоковниці.* Тому й боюся, щоб мене не пр</w:t>
+      </w:r>
+      <w:r>
+        <w:rPr>
+          <w:rFonts w:ascii="Times New Roman" w:hAnsi="Times New Roman"/>
+          <w:sz w:val="24"/>
+        </w:rPr>
+        <w:t>оклято і не зрубано.* Але ти, небесний господарю, Христе Боже,* вчини плідною запущену мою душу і, як блудного сина, прийми мене і помилуй.</w:t>
+      </w:r>
+    </w:p>
+    <w:p>
+      <w:pPr>
+        <w:spacing w:after="120"/>
+        <w:jc w:val="both"/>
+      </w:pPr>
+      <w:r>
+        <w:rPr>
+          <w:rFonts w:ascii="Times New Roman" w:hAnsi="Times New Roman"/>
+          <w:i/>
+          <w:color w:val="FF0000"/>
+          <w:sz w:val="24"/>
+        </w:rPr>
+        <w:t>Стих:</w:t>
+      </w:r>
+      <w:r>
+        <w:rPr>
+          <w:rFonts w:ascii="Times New Roman" w:hAnsi="Times New Roman"/>
+          <w:i/>
+          <w:sz w:val="24"/>
+        </w:rPr>
+        <w:t xml:space="preserve"> </w:t>
+      </w:r>
+      <w:r>
+        <w:rPr>
+          <w:rFonts w:ascii="Times New Roman" w:hAnsi="Times New Roman"/>
+          <w:sz w:val="24"/>
+          <w:u w:val="single"/>
+        </w:rPr>
+        <w:t>І ласка Господа, Бога нашого, нехай буде над нами,* і стверди діло рук наших; стверди його – діло рук наших.</w:t>
+      </w:r>
+    </w:p>
+    <w:p>
+      <w:pPr>
+        <w:spacing w:after="120"/>
+        <w:jc w:val="both"/>
+      </w:pPr>
+      <w:r>
+        <w:rPr>
+          <w:rFonts w:ascii="Times New Roman" w:hAnsi="Times New Roman"/>
+          <w:sz w:val="24"/>
+        </w:rPr>
+        <w:t xml:space="preserve">Страстотерпці твої, Господи,* наслідувачі ангельських хорів,* немов без тіла перетерпіли муки,* мавши однодушну надію, що приймуть обіцяні блага.* </w:t>
+      </w:r>
+      <w:r>
+        <w:rPr>
+          <w:rFonts w:ascii="Times New Roman" w:hAnsi="Times New Roman"/>
+          <w:sz w:val="24"/>
+        </w:rPr>
+        <w:t>Їхніми молитвами, Христе Боже,* подай світові твоєму мир* і душам нашим велику милість.</w:t>
+      </w:r>
+    </w:p>
+    <w:p>
+      <w:pPr>
+        <w:spacing w:after="120"/>
+        <w:jc w:val="both"/>
+      </w:pPr>
+      <w:r>
+        <w:rPr>
+          <w:rFonts w:ascii="Times New Roman" w:hAnsi="Times New Roman"/>
+          <w:b/>
+          <w:sz w:val="24"/>
+        </w:rPr>
+        <w:t>Слава і нині</w:t>
+      </w:r>
+      <w:r>
+        <w:rPr>
+          <w:rFonts w:ascii="Times New Roman" w:hAnsi="Times New Roman"/>
+          <w:sz w:val="24"/>
+        </w:rPr>
+        <w:t>: Надіє безнадійних, життя зневірених,* заступнице тих, що до тебе приходять,* свята Владичице Богородице Діво,* − пошли нам свою допомогу.</w:t>
+      </w:r>
+    </w:p>
+    <w:p>
+      <w:pPr>
+        <w:spacing w:after="120"/>
+        <w:jc w:val="both"/>
+      </w:pPr>
+    </w:p>
+    <w:p>
+      <w:pPr>
+        <w:spacing w:after="120"/>
+        <w:jc w:val="both"/>
+      </w:pPr>
+      <w:r>
+        <w:rPr>
+          <w:rFonts w:ascii="Times New Roman" w:hAnsi="Times New Roman"/>
+          <w:i/>
+          <w:color w:val="FF0000"/>
+          <w:sz w:val="24"/>
+        </w:rPr>
+        <w:t>Після стиховні читаємо:</w:t>
+      </w:r>
+    </w:p>
+    <w:p>
+      <w:pPr>
+        <w:spacing w:after="120"/>
+        <w:jc w:val="both"/>
+      </w:pPr>
+      <w:r>
+        <w:rPr>
+          <w:rFonts w:ascii="Times New Roman" w:hAnsi="Times New Roman"/>
+          <w:sz w:val="24"/>
+        </w:rPr>
+        <w:t>Добре воно – прославляти Господа, і співати імені твоєму, Всевишній.</w:t>
+      </w:r>
+    </w:p>
+    <w:p>
+      <w:pPr>
+        <w:spacing w:after="120"/>
+        <w:jc w:val="both"/>
+      </w:pPr>
+      <w:r>
+        <w:rPr>
+          <w:rFonts w:ascii="Times New Roman" w:hAnsi="Times New Roman"/>
+          <w:sz w:val="24"/>
+        </w:rPr>
+        <w:t>Звіщати вранці милість твою, і ночами – твою вірність.</w:t>
+      </w:r>
+    </w:p>
+    <w:p>
+      <w:pPr>
+        <w:spacing w:after="120"/>
+      </w:pPr>
+      <w:r>
+        <w:rPr>
+          <w:rFonts w:ascii="Times New Roman" w:hAnsi="Times New Roman"/>
+          <w:sz w:val="24"/>
+        </w:rPr>
+        <w:t xml:space="preserve">Святи́й Бо́же, святи́й Крі́пкий, святи́й Безсме́ртний, поми́луй нас. </w:t>
+      </w:r>
+      <w:r>
+        <w:rPr>
+          <w:rFonts w:ascii="Times New Roman" w:hAnsi="Times New Roman"/>
+          <w:i/>
+          <w:color w:val="FF0000"/>
+          <w:sz w:val="24"/>
+        </w:rPr>
+        <w:t>(3 р.)</w:t>
+      </w:r>
+    </w:p>
+    <w:p>
+      <w:pPr>
+        <w:spacing w:after="120"/>
+      </w:pPr>
+      <w:r>
+        <w:rPr>
+          <w:rFonts w:ascii="Times New Roman" w:hAnsi="Times New Roman"/>
+          <w:sz w:val="24"/>
+        </w:rPr>
+        <w:t>Сла́ва Отцю́, і Си́ну, і Свято́му Ду́хові,* і ни́ні, і повсякча́с, і на ві́ки вікі́в. Амі́нь.</w:t>
+      </w:r>
+    </w:p>
+    <w:p>
+      <w:pPr>
+        <w:spacing w:after="120"/>
+      </w:pPr>
+      <w:r>
+        <w:rPr>
+          <w:rFonts w:ascii="Times New Roman" w:hAnsi="Times New Roman"/>
+          <w:sz w:val="24"/>
+        </w:rPr>
+        <w:t>Пресвята́ Тро́йце, поми́луй нас; Го́споди, очи́сти гріхи́ на́ші; Влади́ко, прости́ беззако́ння на́ші; Святи́й, завіта́й і зціли́ не́мочі на́ші, І́мени Твого́ ра́ди.</w:t>
+      </w:r>
+    </w:p>
+    <w:p>
+      <w:pPr>
+        <w:spacing w:after="120"/>
+      </w:pPr>
+      <w:r>
+        <w:rPr>
+          <w:rFonts w:ascii="Times New Roman" w:hAnsi="Times New Roman"/>
+          <w:sz w:val="24"/>
+        </w:rPr>
+        <w:t xml:space="preserve">Го́споди, поми́луй. </w:t>
+      </w:r>
+      <w:r>
+        <w:rPr>
+          <w:rFonts w:ascii="Times New Roman" w:hAnsi="Times New Roman"/>
+          <w:i/>
+          <w:color w:val="FF0000"/>
+          <w:sz w:val="24"/>
+        </w:rPr>
+        <w:t>(3 р.)</w:t>
+      </w:r>
+    </w:p>
+    <w:p>
+      <w:pPr>
+        <w:spacing w:after="120"/>
+      </w:pPr>
+      <w:r>
+        <w:rPr>
+          <w:rFonts w:ascii="Times New Roman" w:hAnsi="Times New Roman"/>
+          <w:sz w:val="24"/>
+        </w:rPr>
+        <w:t>Сла́ва Отцю́, і Си́ну, і Свято́му Ду́хові,* і ни́ні, і повсякча́с, і на ві́ки вікі́в. Амі́нь.</w:t>
+      </w:r>
+    </w:p>
+    <w:p>
+      <w:pPr>
+        <w:spacing w:after="120"/>
+      </w:pPr>
+      <w:r>
+        <w:rPr>
+          <w:rFonts w:ascii="Times New Roman" w:hAnsi="Times New Roman"/>
+          <w:sz w:val="24"/>
+        </w:rPr>
+        <w:t>О́тче наш, що єси́ на небеса́х,* неха́й святи́ться ім’я́ Твоє́,* неха́й при́йде ца́рство Твоє́,* неха́й бу́де во́ля Твоя́, як на не́бі, так і на землі́.* Хліб наш насу́щний дай нам сього́дні;* і прости́ нам прови́ни на́ші,* як і ми проща́ємо винува́тцям на́шим;* і не введи́ нас у споку́су,* але́ ви́зволи нас від лука́вого.</w:t>
+      </w:r>
+    </w:p>
+    <w:p>
+      <w:pPr>
+        <w:spacing w:after="120"/>
+      </w:pPr>
+      <w:r>
+        <w:rPr>
+          <w:rFonts w:ascii="Times New Roman" w:hAnsi="Times New Roman"/>
+          <w:i/>
+          <w:color w:val="FF0000"/>
+          <w:sz w:val="24"/>
+        </w:rPr>
+        <w:t>Священник:</w:t>
+      </w:r>
+      <w:r>
+        <w:rPr>
+          <w:rFonts w:ascii="Times New Roman" w:hAnsi="Times New Roman"/>
+          <w:sz w:val="24"/>
+        </w:rPr>
+        <w:t xml:space="preserve"> Бо Твоє є царство, і сила, і слава, Отця, і Сина, і Святого Духа, нині, і повсякчас, і на віки віків.</w:t>
+      </w:r>
+    </w:p>
+    <w:p>
+      <w:pPr>
+        <w:spacing w:after="120"/>
+        <w:jc w:val="both"/>
+      </w:pPr>
+      <w:r>
+        <w:rPr>
+          <w:rFonts w:ascii="Times New Roman" w:hAnsi="Times New Roman"/>
+          <w:i/>
+          <w:color w:val="FF0000"/>
+          <w:sz w:val="24"/>
+        </w:rPr>
+        <w:t>Вірні:</w:t>
+      </w:r>
+      <w:r>
+        <w:rPr>
+          <w:rFonts w:ascii="Times New Roman" w:hAnsi="Times New Roman"/>
+          <w:color w:val="FF0000"/>
+          <w:sz w:val="24"/>
+        </w:rPr>
+        <w:t xml:space="preserve"> </w:t>
+      </w:r>
+      <w:r>
+        <w:rPr>
+          <w:rFonts w:ascii="Times New Roman" w:hAnsi="Times New Roman"/>
+          <w:sz w:val="24"/>
+        </w:rPr>
+        <w:t>Амінь.</w:t>
+      </w:r>
+      <w:r>
+        <w:rPr>
+          <w:rFonts w:ascii="Times New Roman" w:hAnsi="Times New Roman"/>
+          <w:i/>
+          <w:sz w:val="24"/>
+        </w:rPr>
+        <w:t xml:space="preserve"> </w:t>
+      </w:r>
+    </w:p>
+    <w:p>
+      <w:pPr>
+        <w:spacing w:after="120"/>
+        <w:jc w:val="both"/>
+      </w:pPr>
+    </w:p>
+    <w:p>
+      <w:pPr>
+        <w:pStyle w:val="Heading3"/>
+        <w:spacing w:after="120"/>
+        <w:jc w:val="center"/>
+      </w:pPr>
+      <w:r>
+        <w:rPr>
+          <w:rFonts w:ascii="Times New Roman" w:hAnsi="Times New Roman"/>
+          <w:b/>
+          <w:i/>
+          <w:color w:val="FF0000"/>
         </w:rPr>
         <w:t>Тропарі</w:t>
       </w:r>
@@ -13449,21 +17415,7 @@
           <w:rFonts w:ascii="Times New Roman" w:hAnsi="Times New Roman"/>
           <w:sz w:val="24"/>
         </w:rPr>
-        <w:t xml:space="preserve"> Не маємо іншої </w:t>
-      </w:r>
-      <w:r>
-        <w:rPr>
-          <w:rFonts w:ascii="Times New Roman" w:hAnsi="Times New Roman"/>
-          <w:sz w:val="24"/>
-        </w:rPr>
-        <w:t>допомоги,*</w:t>
-      </w:r>
-      <w:r>
-        <w:rPr>
-          <w:rFonts w:ascii="Times New Roman" w:hAnsi="Times New Roman"/>
-          <w:sz w:val="24"/>
-        </w:rPr>
-        <w:t xml:space="preserve"> не маємо іншої надії,* крім тебе, Пречиста Діво!* Ти нам допоможи, на тебе надіємось* і тобою хвалимось:* бо ми твої слуги, щоб ми не посоромилися.</w:t>
+        <w:t xml:space="preserve"> Не маємо іншої допомоги,* не маємо іншої надії,* крім тебе, Пречиста Діво!* Ти нам допоможи, на тебе надіємось* і тобою хвалимось:* бо ми твої слуги, щоб ми не посоромилися.</w:t>
       </w:r>
     </w:p>
     <w:sectPr>

--- a/flow/20230914_vu_template/drafts/2024-12-g/17-ВТ-Даниїла,трьох отроків.docx
+++ b/flow/20230914_vu_template/drafts/2024-12-g/17-ВТ-Даниїла,трьох отроків.docx
@@ -70,6 +70,28 @@
       </w:pPr>
       <w:r>
         <w:rPr>
+          <w:rFonts w:ascii="Times New Roman" w:hAnsi="Times New Roman"/>
+          <w:i/>
+          <w:color w:val="FF0000"/>
+          <w:sz w:val="24"/>
+        </w:rPr>
+        <w:t>Священник:</w:t>
+      </w:r>
+      <w:r>
+        <w:rPr>
+          <w:rFonts w:ascii="Times New Roman" w:hAnsi="Times New Roman"/>
+          <w:sz w:val="24"/>
+        </w:rPr>
+        <w:t xml:space="preserve"> Благословенний Бог наш завжди, нині і повсякчас, і на віки віків.</w:t>
+      </w:r>
+    </w:p>
+    <w:p>
+      <w:pPr>
+        <w:spacing w:after="120" w:lineRule="auto"/>
+        <w:rPr/>
+      </w:pPr>
+      <w:r>
+        <w:rPr>
           <w:rFonts w:ascii="Times New Roman" w:cs="Times New Roman" w:eastAsia="Times New Roman" w:hAnsi="Times New Roman"/>
           <w:i w:val="1"/>
           <w:color w:val="ff0000"/>
@@ -77,28 +99,87 @@
           <w:szCs w:val="24"/>
           <w:rtl w:val="0"/>
         </w:rPr>
-        <w:t xml:space="preserve">Священник:</w:t>
-      </w:r>
-      <w:r>
-        <w:rPr>
-          <w:rFonts w:ascii="Times New Roman" w:cs="Times New Roman" w:eastAsia="Times New Roman" w:hAnsi="Times New Roman"/>
-          <w:sz w:val="24"/>
-          <w:szCs w:val="24"/>
-          <w:rtl w:val="0"/>
-        </w:rPr>
-        <w:t xml:space="preserve"> Благословенний Бог наш завжди, нині і повсякчас, і на віки віків.</w:t>
-      </w:r>
-      <w:r>
-        <w:rPr>
-          <w:rtl w:val="0"/>
-        </w:rPr>
-      </w:r>
-    </w:p>
-    <w:p>
-      <w:pPr>
-        <w:spacing w:after="120" w:lineRule="auto"/>
-        <w:rPr/>
-      </w:pPr>
+        <w:t xml:space="preserve">Вірні:</w:t>
+      </w:r>
+      <w:r>
+        <w:rPr>
+          <w:rFonts w:ascii="Times New Roman" w:cs="Times New Roman" w:eastAsia="Times New Roman" w:hAnsi="Times New Roman"/>
+          <w:color w:val="ff0000"/>
+          <w:sz w:val="24"/>
+          <w:szCs w:val="24"/>
+          <w:rtl w:val="0"/>
+        </w:rPr>
+        <w:t xml:space="preserve"> </w:t>
+      </w:r>
+      <w:r>
+        <w:rPr>
+          <w:rFonts w:ascii="Times New Roman" w:cs="Times New Roman" w:eastAsia="Times New Roman" w:hAnsi="Times New Roman"/>
+          <w:sz w:val="24"/>
+          <w:szCs w:val="24"/>
+          <w:rtl w:val="0"/>
+        </w:rPr>
+        <w:t xml:space="preserve">Амі́нь.</w:t>
+      </w:r>
+      <w:r>
+        <w:rPr>
+          <w:rtl w:val="0"/>
+        </w:rPr>
+      </w:r>
+    </w:p>
+    <w:p>
+      <w:pPr>
+        <w:spacing w:after="120" w:lineRule="auto"/>
+        <w:rPr/>
+      </w:pPr>
+      <w:r>
+        <w:rPr>
+          <w:rFonts w:ascii="Times New Roman" w:cs="Times New Roman" w:eastAsia="Times New Roman" w:hAnsi="Times New Roman"/>
+          <w:sz w:val="24"/>
+          <w:szCs w:val="24"/>
+          <w:rtl w:val="0"/>
+        </w:rPr>
+        <w:t xml:space="preserve">Сла́ва Тобі́, Бо́же наш, сла́ва Тобі́.</w:t>
+      </w:r>
+      <w:r>
+        <w:rPr>
+          <w:rtl w:val="0"/>
+        </w:rPr>
+      </w:r>
+    </w:p>
+    <w:p>
+      <w:pPr>
+        <w:spacing w:after="120" w:lineRule="auto"/>
+        <w:rPr/>
+      </w:pPr>
+      <w:r>
+        <w:rPr>
+          <w:rFonts w:ascii="Times New Roman" w:cs="Times New Roman" w:eastAsia="Times New Roman" w:hAnsi="Times New Roman"/>
+          <w:sz w:val="24"/>
+          <w:szCs w:val="24"/>
+          <w:rtl w:val="0"/>
+        </w:rPr>
+        <w:t xml:space="preserve">Ца́рю небе́сний, утіши́телю, Ду́ше íстини,* що всю́ди єси́ і все наповня́єш,* скарбни́це благ і життя́ пода́телю,* прийди́, і всели́ся в нас,* і очи́сти нас від уся́кої скве́рни,* і спаси́, благи́й, ду́ші на́ші.</w:t>
+      </w:r>
+      <w:r>
+        <w:rPr>
+          <w:rtl w:val="0"/>
+        </w:rPr>
+      </w:r>
+    </w:p>
+    <w:p>
+      <w:pPr>
+        <w:spacing w:after="120" w:lineRule="auto"/>
+        <w:rPr/>
+      </w:pPr>
+      <w:r>
+        <w:rPr>
+          <w:rFonts w:ascii="Times New Roman" w:cs="Times New Roman" w:eastAsia="Times New Roman" w:hAnsi="Times New Roman"/>
+          <w:sz w:val="24"/>
+          <w:szCs w:val="24"/>
+          <w:rtl w:val="0"/>
+        </w:rPr>
+        <w:t xml:space="preserve">Святи́й Бо́же, святи́й Крі́пкий, святи́й Безсме́ртний, поми́луй нас. </w:t>
+      </w:r>
       <w:r>
         <w:rPr>
           <w:rFonts w:ascii="Times New Roman" w:cs="Times New Roman" w:eastAsia="Times New Roman" w:hAnsi="Times New Roman"/>
@@ -108,86 +189,67 @@
           <w:szCs w:val="24"/>
           <w:rtl w:val="0"/>
         </w:rPr>
-        <w:t xml:space="preserve">Вірні:</w:t>
-      </w:r>
-      <w:r>
-        <w:rPr>
-          <w:rFonts w:ascii="Times New Roman" w:cs="Times New Roman" w:eastAsia="Times New Roman" w:hAnsi="Times New Roman"/>
-          <w:color w:val="ff0000"/>
-          <w:sz w:val="24"/>
-          <w:szCs w:val="24"/>
-          <w:rtl w:val="0"/>
-        </w:rPr>
-        <w:t xml:space="preserve"> </w:t>
-      </w:r>
-      <w:r>
-        <w:rPr>
-          <w:rFonts w:ascii="Times New Roman" w:cs="Times New Roman" w:eastAsia="Times New Roman" w:hAnsi="Times New Roman"/>
-          <w:sz w:val="24"/>
-          <w:szCs w:val="24"/>
-          <w:rtl w:val="0"/>
-        </w:rPr>
-        <w:t xml:space="preserve">Амі́нь.</w:t>
-      </w:r>
-      <w:r>
-        <w:rPr>
-          <w:rtl w:val="0"/>
-        </w:rPr>
-      </w:r>
-    </w:p>
-    <w:p>
-      <w:pPr>
-        <w:spacing w:after="120" w:lineRule="auto"/>
-        <w:rPr/>
-      </w:pPr>
-      <w:r>
-        <w:rPr>
-          <w:rFonts w:ascii="Times New Roman" w:cs="Times New Roman" w:eastAsia="Times New Roman" w:hAnsi="Times New Roman"/>
-          <w:sz w:val="24"/>
-          <w:szCs w:val="24"/>
-          <w:rtl w:val="0"/>
-        </w:rPr>
-        <w:t xml:space="preserve">Сла́ва Тобі́, Бо́же наш, сла́ва Тобі́.</w:t>
-      </w:r>
-      <w:r>
-        <w:rPr>
-          <w:rtl w:val="0"/>
-        </w:rPr>
-      </w:r>
-    </w:p>
-    <w:p>
-      <w:pPr>
-        <w:spacing w:after="120" w:lineRule="auto"/>
-        <w:rPr/>
-      </w:pPr>
-      <w:r>
-        <w:rPr>
-          <w:rFonts w:ascii="Times New Roman" w:cs="Times New Roman" w:eastAsia="Times New Roman" w:hAnsi="Times New Roman"/>
-          <w:sz w:val="24"/>
-          <w:szCs w:val="24"/>
-          <w:rtl w:val="0"/>
-        </w:rPr>
-        <w:t xml:space="preserve">Ца́рю небе́сний, утіши́телю, Ду́ше íстини,* що всю́ди єси́ і все наповня́єш,* скарбни́це благ і життя́ пода́телю,* прийди́, і всели́ся в нас,* і очи́сти нас від уся́кої скве́рни,* і спаси́, благи́й, ду́ші на́ші.</w:t>
-      </w:r>
-      <w:r>
-        <w:rPr>
-          <w:rtl w:val="0"/>
-        </w:rPr>
-      </w:r>
-    </w:p>
-    <w:p>
-      <w:pPr>
-        <w:spacing w:after="120" w:lineRule="auto"/>
-        <w:rPr/>
-      </w:pPr>
-      <w:r>
-        <w:rPr>
-          <w:rFonts w:ascii="Times New Roman" w:cs="Times New Roman" w:eastAsia="Times New Roman" w:hAnsi="Times New Roman"/>
-          <w:sz w:val="24"/>
-          <w:szCs w:val="24"/>
-          <w:rtl w:val="0"/>
-        </w:rPr>
-        <w:t xml:space="preserve">Святи́й Бо́же, святи́й Крі́пкий, святи́й Безсме́ртний, поми́луй нас. </w:t>
+        <w:t xml:space="preserve">(3 р.)</w:t>
+      </w:r>
+      <w:r>
+        <w:rPr>
+          <w:rtl w:val="0"/>
+        </w:rPr>
+      </w:r>
+    </w:p>
+    <w:p>
+      <w:pPr>
+        <w:spacing w:after="120" w:lineRule="auto"/>
+        <w:rPr/>
+      </w:pPr>
+      <w:r>
+        <w:rPr>
+          <w:rFonts w:ascii="Times New Roman" w:cs="Times New Roman" w:eastAsia="Times New Roman" w:hAnsi="Times New Roman"/>
+          <w:sz w:val="24"/>
+          <w:szCs w:val="24"/>
+          <w:rtl w:val="0"/>
+        </w:rPr>
+        <w:t xml:space="preserve">Сла́ва Отцю́, і Си́ну, і Свято́му Ду́хові,* і ни́ні, і повсякча́с, і на ві́ки вікі́в. Амі́нь.</w:t>
+      </w:r>
+      <w:r>
+        <w:rPr>
+          <w:rtl w:val="0"/>
+        </w:rPr>
+      </w:r>
+    </w:p>
+    <w:p>
+      <w:pPr>
+        <w:spacing w:after="120" w:lineRule="auto"/>
+        <w:rPr/>
+      </w:pPr>
+      <w:r>
+        <w:rPr>
+          <w:rFonts w:ascii="Times New Roman" w:cs="Times New Roman" w:eastAsia="Times New Roman" w:hAnsi="Times New Roman"/>
+          <w:sz w:val="24"/>
+          <w:szCs w:val="24"/>
+          <w:rtl w:val="0"/>
+        </w:rPr>
+        <w:t xml:space="preserve">Пресвята́ Тро́йце, поми́луй нас; Го́споди, очи́сти гріхи́ на́ші; Влади́ко, прости́ беззако́ння на́ші; Святи́й, завіта́й і зціли́ не́мочі на́ші, І́мени Твого́ ра́ди.</w:t>
+      </w:r>
+      <w:r>
+        <w:rPr>
+          <w:rtl w:val="0"/>
+        </w:rPr>
+      </w:r>
+    </w:p>
+    <w:p>
+      <w:pPr>
+        <w:spacing w:after="120" w:lineRule="auto"/>
+        <w:rPr/>
+      </w:pPr>
+      <w:r>
+        <w:rPr>
+          <w:rFonts w:ascii="Times New Roman" w:cs="Times New Roman" w:eastAsia="Times New Roman" w:hAnsi="Times New Roman"/>
+          <w:sz w:val="24"/>
+          <w:szCs w:val="24"/>
+          <w:rtl w:val="0"/>
+        </w:rPr>
+        <w:t xml:space="preserve">Го́споди, поми́луй. </w:t>
       </w:r>
       <w:r>
         <w:rPr>
@@ -238,77 +300,6 @@
           <w:szCs w:val="24"/>
           <w:rtl w:val="0"/>
         </w:rPr>
-        <w:t xml:space="preserve">Пресвята́ Тро́йце, поми́луй нас; Го́споди, очи́сти гріхи́ на́ші; Влади́ко, прости́ беззако́ння на́ші; Святи́й, завіта́й і зціли́ не́мочі на́ші, І́мени Твого́ ра́ди.</w:t>
-      </w:r>
-      <w:r>
-        <w:rPr>
-          <w:rtl w:val="0"/>
-        </w:rPr>
-      </w:r>
-    </w:p>
-    <w:p>
-      <w:pPr>
-        <w:spacing w:after="120" w:lineRule="auto"/>
-        <w:rPr/>
-      </w:pPr>
-      <w:r>
-        <w:rPr>
-          <w:rFonts w:ascii="Times New Roman" w:cs="Times New Roman" w:eastAsia="Times New Roman" w:hAnsi="Times New Roman"/>
-          <w:sz w:val="24"/>
-          <w:szCs w:val="24"/>
-          <w:rtl w:val="0"/>
-        </w:rPr>
-        <w:t xml:space="preserve">Го́споди, поми́луй. </w:t>
-      </w:r>
-      <w:r>
-        <w:rPr>
-          <w:rFonts w:ascii="Times New Roman" w:cs="Times New Roman" w:eastAsia="Times New Roman" w:hAnsi="Times New Roman"/>
-          <w:i w:val="1"/>
-          <w:color w:val="ff0000"/>
-          <w:sz w:val="24"/>
-          <w:szCs w:val="24"/>
-          <w:rtl w:val="0"/>
-        </w:rPr>
-        <w:t xml:space="preserve">(3 р.)</w:t>
-      </w:r>
-      <w:r>
-        <w:rPr>
-          <w:rtl w:val="0"/>
-        </w:rPr>
-      </w:r>
-    </w:p>
-    <w:p>
-      <w:pPr>
-        <w:spacing w:after="120" w:lineRule="auto"/>
-        <w:rPr/>
-      </w:pPr>
-      <w:r>
-        <w:rPr>
-          <w:rFonts w:ascii="Times New Roman" w:cs="Times New Roman" w:eastAsia="Times New Roman" w:hAnsi="Times New Roman"/>
-          <w:sz w:val="24"/>
-          <w:szCs w:val="24"/>
-          <w:rtl w:val="0"/>
-        </w:rPr>
-        <w:t xml:space="preserve">Сла́ва Отцю́, і Си́ну, і Свято́му Ду́хові,* і ни́ні, і повсякча́с, і на ві́ки вікі́в. Амі́нь.</w:t>
-      </w:r>
-      <w:r>
-        <w:rPr>
-          <w:rtl w:val="0"/>
-        </w:rPr>
-      </w:r>
-    </w:p>
-    <w:p>
-      <w:pPr>
-        <w:spacing w:after="120" w:lineRule="auto"/>
-        <w:rPr/>
-      </w:pPr>
-      <w:r>
-        <w:rPr>
-          <w:rFonts w:ascii="Times New Roman" w:cs="Times New Roman" w:eastAsia="Times New Roman" w:hAnsi="Times New Roman"/>
-          <w:sz w:val="24"/>
-          <w:szCs w:val="24"/>
-          <w:rtl w:val="0"/>
-        </w:rPr>
         <w:t xml:space="preserve">О́тче наш, що єси́ на небеса́х,* неха́й святи́ться ім’я́ Твоє́,* неха́й при́йде ца́рство Твоє́,* неха́й бу́де во́ля Твоя́, як на не́бі, так і на землі́.* Хліб наш насу́щний дай нам сього́дні;* і прости́ нам прови́ни на́ші,* як і ми проща́ємо винува́тцям на́шим;* і не введи́ нас у споку́су,* але́ ви́зволи нас від лука́вого.</w:t>
       </w:r>
       <w:r>
@@ -324,28 +315,19 @@
       </w:pPr>
       <w:r>
         <w:rPr>
-          <w:rFonts w:ascii="Times New Roman" w:cs="Times New Roman" w:eastAsia="Times New Roman" w:hAnsi="Times New Roman"/>
-          <w:i w:val="1"/>
-          <w:color w:val="ff0000"/>
-          <w:sz w:val="24"/>
-          <w:szCs w:val="24"/>
-          <w:rtl w:val="0"/>
-        </w:rPr>
-        <w:t xml:space="preserve">Священник:</w:t>
-      </w:r>
-      <w:r>
-        <w:rPr>
-          <w:rFonts w:ascii="Times New Roman" w:cs="Times New Roman" w:eastAsia="Times New Roman" w:hAnsi="Times New Roman"/>
-          <w:sz w:val="24"/>
-          <w:szCs w:val="24"/>
-          <w:rtl w:val="0"/>
+          <w:rFonts w:ascii="Times New Roman" w:hAnsi="Times New Roman"/>
+          <w:i/>
+          <w:color w:val="FF0000"/>
+          <w:sz w:val="24"/>
+        </w:rPr>
+        <w:t>Священник:</w:t>
+      </w:r>
+      <w:r>
+        <w:rPr>
+          <w:rFonts w:ascii="Times New Roman" w:hAnsi="Times New Roman"/>
+          <w:sz w:val="24"/>
         </w:rPr>
         <w:t xml:space="preserve"> Бо Твоє є царство, і сила, і слава, Отця, і Сина, і Святого Духа, нині, і повсякчас, і на віки віків.</w:t>
-      </w:r>
-      <w:r>
-        <w:rPr>
-          <w:rtl w:val="0"/>
-        </w:rPr>
       </w:r>
     </w:p>
     <w:p>
@@ -2506,28 +2488,19 @@
       </w:pPr>
       <w:r>
         <w:rPr>
-          <w:rFonts w:ascii="Times New Roman" w:cs="Times New Roman" w:eastAsia="Times New Roman" w:hAnsi="Times New Roman"/>
-          <w:i w:val="1"/>
-          <w:color w:val="ff0000"/>
-          <w:sz w:val="24"/>
-          <w:szCs w:val="24"/>
-          <w:rtl w:val="0"/>
-        </w:rPr>
-        <w:t xml:space="preserve">Священник:</w:t>
-      </w:r>
-      <w:r>
-        <w:rPr>
-          <w:rFonts w:ascii="Times New Roman" w:cs="Times New Roman" w:eastAsia="Times New Roman" w:hAnsi="Times New Roman"/>
-          <w:sz w:val="24"/>
-          <w:szCs w:val="24"/>
-          <w:rtl w:val="0"/>
+          <w:rFonts w:ascii="Times New Roman" w:hAnsi="Times New Roman"/>
+          <w:i/>
+          <w:color w:val="FF0000"/>
+          <w:sz w:val="24"/>
+        </w:rPr>
+        <w:t>Священник:</w:t>
+      </w:r>
+      <w:r>
+        <w:rPr>
+          <w:rFonts w:ascii="Times New Roman" w:hAnsi="Times New Roman"/>
+          <w:sz w:val="24"/>
         </w:rPr>
         <w:t xml:space="preserve"> Бо Тобі належить усяка слава, честь і поклоніння, Отцю, і Сину, і Святому Духові, нині, і повсякчас, і на віки віків.</w:t>
-      </w:r>
-      <w:r>
-        <w:rPr>
-          <w:rtl w:val="0"/>
-        </w:rPr>
       </w:r>
     </w:p>
     <w:p>
@@ -3863,28 +3836,19 @@
       </w:pPr>
       <w:r>
         <w:rPr>
-          <w:rFonts w:ascii="Times New Roman" w:cs="Times New Roman" w:eastAsia="Times New Roman" w:hAnsi="Times New Roman"/>
-          <w:i w:val="1"/>
-          <w:color w:val="ff0000"/>
-          <w:sz w:val="24"/>
-          <w:szCs w:val="24"/>
-          <w:rtl w:val="0"/>
-        </w:rPr>
-        <w:t xml:space="preserve">Священник:</w:t>
-      </w:r>
-      <w:r>
-        <w:rPr>
-          <w:rFonts w:ascii="Times New Roman" w:cs="Times New Roman" w:eastAsia="Times New Roman" w:hAnsi="Times New Roman"/>
-          <w:sz w:val="24"/>
-          <w:szCs w:val="24"/>
-          <w:rtl w:val="0"/>
+          <w:rFonts w:ascii="Times New Roman" w:hAnsi="Times New Roman"/>
+          <w:i/>
+          <w:color w:val="FF0000"/>
+          <w:sz w:val="24"/>
+        </w:rPr>
+        <w:t>Священник:</w:t>
+      </w:r>
+      <w:r>
+        <w:rPr>
+          <w:rFonts w:ascii="Times New Roman" w:hAnsi="Times New Roman"/>
+          <w:sz w:val="24"/>
         </w:rPr>
         <w:t xml:space="preserve"> Мир всім.</w:t>
-      </w:r>
-      <w:r>
-        <w:rPr>
-          <w:rtl w:val="0"/>
-        </w:rPr>
       </w:r>
     </w:p>
     <w:p>
@@ -4803,6 +4767,29 @@
       </w:pPr>
       <w:r>
         <w:rPr>
+          <w:rFonts w:ascii="Times New Roman" w:hAnsi="Times New Roman"/>
+          <w:i/>
+          <w:color w:val="FF0000"/>
+          <w:sz w:val="24"/>
+        </w:rPr>
+        <w:t>Священник:</w:t>
+      </w:r>
+      <w:r>
+        <w:rPr>
+          <w:rFonts w:ascii="Times New Roman" w:hAnsi="Times New Roman"/>
+          <w:sz w:val="24"/>
+        </w:rPr>
+        <w:t xml:space="preserve"> Бо Ти – Бог милости, ласк і людинолюбности, і Тобі славу возсилаємо, Отцю, і Сину, і Святому Духові, нині, і повсякчас, і на віки віків.</w:t>
+      </w:r>
+    </w:p>
+    <w:p>
+      <w:pPr>
+        <w:spacing w:after="120" w:lineRule="auto"/>
+        <w:jc w:val="both"/>
+        <w:rPr/>
+      </w:pPr>
+      <w:r>
+        <w:rPr>
           <w:rFonts w:ascii="Times New Roman" w:cs="Times New Roman" w:eastAsia="Times New Roman" w:hAnsi="Times New Roman"/>
           <w:i w:val="1"/>
           <w:color w:val="ff0000"/>
@@ -4810,21 +4797,54 @@
           <w:szCs w:val="24"/>
           <w:rtl w:val="0"/>
         </w:rPr>
-        <w:t xml:space="preserve">Священник:</w:t>
-      </w:r>
-      <w:r>
-        <w:rPr>
-          <w:rFonts w:ascii="Times New Roman" w:cs="Times New Roman" w:eastAsia="Times New Roman" w:hAnsi="Times New Roman"/>
-          <w:sz w:val="24"/>
-          <w:szCs w:val="24"/>
-          <w:rtl w:val="0"/>
-        </w:rPr>
-        <w:t xml:space="preserve"> Бо Ти – Бог милости, ласк і людинолюбности, і Тобі славу возсилаємо, Отцю, і Сину, і Святому Духові, нині, і повсякчас, і на віки віків.</w:t>
-      </w:r>
-      <w:r>
-        <w:rPr>
-          <w:rtl w:val="0"/>
-        </w:rPr>
+        <w:t xml:space="preserve">Вірні:</w:t>
+      </w:r>
+      <w:r>
+        <w:rPr>
+          <w:rFonts w:ascii="Times New Roman" w:cs="Times New Roman" w:eastAsia="Times New Roman" w:hAnsi="Times New Roman"/>
+          <w:color w:val="ff0000"/>
+          <w:sz w:val="24"/>
+          <w:szCs w:val="24"/>
+          <w:rtl w:val="0"/>
+        </w:rPr>
+        <w:t xml:space="preserve"> </w:t>
+      </w:r>
+      <w:r>
+        <w:rPr>
+          <w:rFonts w:ascii="Times New Roman" w:cs="Times New Roman" w:eastAsia="Times New Roman" w:hAnsi="Times New Roman"/>
+          <w:sz w:val="24"/>
+          <w:szCs w:val="24"/>
+          <w:rtl w:val="0"/>
+        </w:rPr>
+        <w:t xml:space="preserve">Амінь.</w:t>
+      </w:r>
+      <w:r>
+        <w:rPr>
+          <w:rtl w:val="0"/>
+        </w:rPr>
+      </w:r>
+    </w:p>
+    <w:p>
+      <w:pPr>
+        <w:spacing w:after="120" w:lineRule="auto"/>
+        <w:jc w:val="both"/>
+        <w:rPr/>
+      </w:pPr>
+      <w:r>
+        <w:rPr>
+          <w:rFonts w:ascii="Times New Roman" w:hAnsi="Times New Roman"/>
+          <w:i/>
+          <w:color w:val="FF0000"/>
+          <w:sz w:val="24"/>
+        </w:rPr>
+        <w:t>Священник:</w:t>
+      </w:r>
+      <w:r>
+        <w:rPr>
+          <w:rFonts w:ascii="Times New Roman" w:hAnsi="Times New Roman"/>
+          <w:sz w:val="24"/>
+        </w:rPr>
+        <w:t xml:space="preserve"> Мир всім.</w:t>
       </w:r>
     </w:p>
     <w:p>
@@ -4861,7 +4881,28 @@
           <w:szCs w:val="24"/>
           <w:rtl w:val="0"/>
         </w:rPr>
-        <w:t xml:space="preserve">Амінь.</w:t>
+        <w:t xml:space="preserve">І духові твоєму.</w:t>
+      </w:r>
+      <w:r>
+        <w:rPr>
+          <w:rtl w:val="0"/>
+        </w:rPr>
+      </w:r>
+    </w:p>
+    <w:p>
+      <w:pPr>
+        <w:spacing w:after="120" w:lineRule="auto"/>
+        <w:jc w:val="both"/>
+        <w:rPr/>
+      </w:pPr>
+      <w:r>
+        <w:rPr>
+          <w:rFonts w:ascii="Times New Roman" w:cs="Times New Roman" w:eastAsia="Times New Roman" w:hAnsi="Times New Roman"/>
+          <w:sz w:val="24"/>
+          <w:szCs w:val="24"/>
+          <w:rtl w:val="0"/>
+        </w:rPr>
+        <w:t xml:space="preserve">Голови ваші перед Господом схиліть.</w:t>
       </w:r>
       <w:r>
         <w:rPr>
@@ -4884,16 +4925,26 @@
           <w:szCs w:val="24"/>
           <w:rtl w:val="0"/>
         </w:rPr>
-        <w:t xml:space="preserve">Священник:</w:t>
-      </w:r>
-      <w:r>
-        <w:rPr>
-          <w:rFonts w:ascii="Times New Roman" w:cs="Times New Roman" w:eastAsia="Times New Roman" w:hAnsi="Times New Roman"/>
-          <w:sz w:val="24"/>
-          <w:szCs w:val="24"/>
-          <w:rtl w:val="0"/>
-        </w:rPr>
-        <w:t xml:space="preserve"> Мир всім.</w:t>
+        <w:t xml:space="preserve">Вірні:</w:t>
+      </w:r>
+      <w:r>
+        <w:rPr>
+          <w:rFonts w:ascii="Times New Roman" w:cs="Times New Roman" w:eastAsia="Times New Roman" w:hAnsi="Times New Roman"/>
+          <w:color w:val="ff0000"/>
+          <w:sz w:val="24"/>
+          <w:szCs w:val="24"/>
+          <w:rtl w:val="0"/>
+        </w:rPr>
+        <w:t xml:space="preserve"> </w:t>
+      </w:r>
+      <w:r>
+        <w:rPr>
+          <w:rFonts w:ascii="Times New Roman" w:cs="Times New Roman" w:eastAsia="Times New Roman" w:hAnsi="Times New Roman"/>
+          <w:sz w:val="24"/>
+          <w:szCs w:val="24"/>
+          <w:rtl w:val="0"/>
+        </w:rPr>
+        <w:t xml:space="preserve">Тобі, Господи.</w:t>
       </w:r>
       <w:r>
         <w:rPr>
@@ -4916,111 +4967,6 @@
           <w:szCs w:val="24"/>
           <w:rtl w:val="0"/>
         </w:rPr>
-        <w:t xml:space="preserve">Вірні:</w:t>
-      </w:r>
-      <w:r>
-        <w:rPr>
-          <w:rFonts w:ascii="Times New Roman" w:cs="Times New Roman" w:eastAsia="Times New Roman" w:hAnsi="Times New Roman"/>
-          <w:color w:val="ff0000"/>
-          <w:sz w:val="24"/>
-          <w:szCs w:val="24"/>
-          <w:rtl w:val="0"/>
-        </w:rPr>
-        <w:t xml:space="preserve"> </w:t>
-      </w:r>
-      <w:r>
-        <w:rPr>
-          <w:rFonts w:ascii="Times New Roman" w:cs="Times New Roman" w:eastAsia="Times New Roman" w:hAnsi="Times New Roman"/>
-          <w:sz w:val="24"/>
-          <w:szCs w:val="24"/>
-          <w:rtl w:val="0"/>
-        </w:rPr>
-        <w:t xml:space="preserve">І духові твоєму.</w:t>
-      </w:r>
-      <w:r>
-        <w:rPr>
-          <w:rtl w:val="0"/>
-        </w:rPr>
-      </w:r>
-    </w:p>
-    <w:p>
-      <w:pPr>
-        <w:spacing w:after="120" w:lineRule="auto"/>
-        <w:jc w:val="both"/>
-        <w:rPr/>
-      </w:pPr>
-      <w:r>
-        <w:rPr>
-          <w:rFonts w:ascii="Times New Roman" w:cs="Times New Roman" w:eastAsia="Times New Roman" w:hAnsi="Times New Roman"/>
-          <w:sz w:val="24"/>
-          <w:szCs w:val="24"/>
-          <w:rtl w:val="0"/>
-        </w:rPr>
-        <w:t xml:space="preserve">Голови ваші перед Господом схиліть.</w:t>
-      </w:r>
-      <w:r>
-        <w:rPr>
-          <w:rtl w:val="0"/>
-        </w:rPr>
-      </w:r>
-    </w:p>
-    <w:p>
-      <w:pPr>
-        <w:spacing w:after="120" w:lineRule="auto"/>
-        <w:jc w:val="both"/>
-        <w:rPr/>
-      </w:pPr>
-      <w:r>
-        <w:rPr>
-          <w:rFonts w:ascii="Times New Roman" w:cs="Times New Roman" w:eastAsia="Times New Roman" w:hAnsi="Times New Roman"/>
-          <w:i w:val="1"/>
-          <w:color w:val="ff0000"/>
-          <w:sz w:val="24"/>
-          <w:szCs w:val="24"/>
-          <w:rtl w:val="0"/>
-        </w:rPr>
-        <w:t xml:space="preserve">Вірні:</w:t>
-      </w:r>
-      <w:r>
-        <w:rPr>
-          <w:rFonts w:ascii="Times New Roman" w:cs="Times New Roman" w:eastAsia="Times New Roman" w:hAnsi="Times New Roman"/>
-          <w:color w:val="ff0000"/>
-          <w:sz w:val="24"/>
-          <w:szCs w:val="24"/>
-          <w:rtl w:val="0"/>
-        </w:rPr>
-        <w:t xml:space="preserve"> </w:t>
-      </w:r>
-      <w:r>
-        <w:rPr>
-          <w:rFonts w:ascii="Times New Roman" w:cs="Times New Roman" w:eastAsia="Times New Roman" w:hAnsi="Times New Roman"/>
-          <w:sz w:val="24"/>
-          <w:szCs w:val="24"/>
-          <w:rtl w:val="0"/>
-        </w:rPr>
-        <w:t xml:space="preserve">Тобі, Господи.</w:t>
-      </w:r>
-      <w:r>
-        <w:rPr>
-          <w:rtl w:val="0"/>
-        </w:rPr>
-      </w:r>
-    </w:p>
-    <w:p>
-      <w:pPr>
-        <w:spacing w:after="120" w:lineRule="auto"/>
-        <w:jc w:val="both"/>
-        <w:rPr/>
-      </w:pPr>
-      <w:r>
-        <w:rPr>
-          <w:rFonts w:ascii="Times New Roman" w:cs="Times New Roman" w:eastAsia="Times New Roman" w:hAnsi="Times New Roman"/>
-          <w:i w:val="1"/>
-          <w:color w:val="ff0000"/>
-          <w:sz w:val="24"/>
-          <w:szCs w:val="24"/>
-          <w:rtl w:val="0"/>
-        </w:rPr>
         <w:t xml:space="preserve">Священник читає молитву:</w:t>
       </w:r>
       <w:r>
@@ -5045,28 +4991,19 @@
       </w:pPr>
       <w:r>
         <w:rPr>
-          <w:rFonts w:ascii="Times New Roman" w:cs="Times New Roman" w:eastAsia="Times New Roman" w:hAnsi="Times New Roman"/>
-          <w:i w:val="1"/>
-          <w:color w:val="ff0000"/>
-          <w:sz w:val="24"/>
-          <w:szCs w:val="24"/>
-          <w:rtl w:val="0"/>
-        </w:rPr>
-        <w:t xml:space="preserve">Священник:</w:t>
-      </w:r>
-      <w:r>
-        <w:rPr>
-          <w:rFonts w:ascii="Times New Roman" w:cs="Times New Roman" w:eastAsia="Times New Roman" w:hAnsi="Times New Roman"/>
-          <w:sz w:val="24"/>
-          <w:szCs w:val="24"/>
-          <w:rtl w:val="0"/>
+          <w:rFonts w:ascii="Times New Roman" w:hAnsi="Times New Roman"/>
+          <w:i/>
+          <w:color w:val="FF0000"/>
+          <w:sz w:val="24"/>
+        </w:rPr>
+        <w:t>Священник:</w:t>
+      </w:r>
+      <w:r>
+        <w:rPr>
+          <w:rFonts w:ascii="Times New Roman" w:hAnsi="Times New Roman"/>
+          <w:sz w:val="24"/>
         </w:rPr>
         <w:t xml:space="preserve"> Нехай буде влада царства Твого благословенна і дуже прославлена: Отця, і Сина, і Святого Духа, нині і повсякчас, і на віки віків.</w:t>
-      </w:r>
-      <w:r>
-        <w:rPr>
-          <w:rtl w:val="0"/>
-        </w:rPr>
       </w:r>
     </w:p>
     <w:p>
@@ -5592,28 +5529,19 @@
       </w:pPr>
       <w:r>
         <w:rPr>
-          <w:rFonts w:ascii="Times New Roman" w:cs="Times New Roman" w:eastAsia="Times New Roman" w:hAnsi="Times New Roman"/>
-          <w:i w:val="1"/>
-          <w:color w:val="ff0000"/>
-          <w:sz w:val="24"/>
-          <w:szCs w:val="24"/>
-          <w:rtl w:val="0"/>
-        </w:rPr>
-        <w:t xml:space="preserve">Священник:</w:t>
-      </w:r>
-      <w:r>
-        <w:rPr>
-          <w:rFonts w:ascii="Times New Roman" w:cs="Times New Roman" w:eastAsia="Times New Roman" w:hAnsi="Times New Roman"/>
-          <w:sz w:val="24"/>
-          <w:szCs w:val="24"/>
-          <w:rtl w:val="0"/>
+          <w:rFonts w:ascii="Times New Roman" w:hAnsi="Times New Roman"/>
+          <w:i/>
+          <w:color w:val="FF0000"/>
+          <w:sz w:val="24"/>
+        </w:rPr>
+        <w:t>Священник:</w:t>
+      </w:r>
+      <w:r>
+        <w:rPr>
+          <w:rFonts w:ascii="Times New Roman" w:hAnsi="Times New Roman"/>
+          <w:sz w:val="24"/>
         </w:rPr>
         <w:t xml:space="preserve"> Бо Твоє є царство, і сила, і слава, Отця, і Сина, і Святого Духа, нині, і повсякчас, і на віки віків.</w:t>
-      </w:r>
-      <w:r>
-        <w:rPr>
-          <w:rtl w:val="0"/>
-        </w:rPr>
       </w:r>
     </w:p>
     <w:p>
@@ -6258,28 +6186,19 @@
       </w:pPr>
       <w:r>
         <w:rPr>
-          <w:rFonts w:ascii="Times New Roman" w:cs="Times New Roman" w:eastAsia="Times New Roman" w:hAnsi="Times New Roman"/>
-          <w:i w:val="1"/>
-          <w:color w:val="ff0000"/>
-          <w:sz w:val="24"/>
-          <w:szCs w:val="24"/>
-          <w:rtl w:val="0"/>
-        </w:rPr>
-        <w:t xml:space="preserve">Священник:</w:t>
-      </w:r>
-      <w:r>
-        <w:rPr>
-          <w:rFonts w:ascii="Times New Roman" w:cs="Times New Roman" w:eastAsia="Times New Roman" w:hAnsi="Times New Roman"/>
-          <w:sz w:val="24"/>
-          <w:szCs w:val="24"/>
-          <w:rtl w:val="0"/>
+          <w:rFonts w:ascii="Times New Roman" w:hAnsi="Times New Roman"/>
+          <w:i/>
+          <w:color w:val="FF0000"/>
+          <w:sz w:val="24"/>
+        </w:rPr>
+        <w:t>Священник:</w:t>
+      </w:r>
+      <w:r>
+        <w:rPr>
+          <w:rFonts w:ascii="Times New Roman" w:hAnsi="Times New Roman"/>
+          <w:sz w:val="24"/>
         </w:rPr>
         <w:t xml:space="preserve"> Бо милостивий і людинолюбний Бог єси, і Тобі славу возсилаємо, Отцю, і Сину, і Святому Духові, нині, і повсякчас, і на віки віків.</w:t>
-      </w:r>
-      <w:r>
-        <w:rPr>
-          <w:rtl w:val="0"/>
-        </w:rPr>
       </w:r>
     </w:p>
     <w:p>
@@ -6407,6 +6326,28 @@
       </w:pPr>
       <w:r>
         <w:rPr>
+          <w:rFonts w:ascii="Times New Roman" w:hAnsi="Times New Roman"/>
+          <w:i/>
+          <w:color w:val="FF0000"/>
+          <w:sz w:val="24"/>
+        </w:rPr>
+        <w:t>Священник:</w:t>
+      </w:r>
+      <w:r>
+        <w:rPr>
+          <w:rFonts w:ascii="Times New Roman" w:hAnsi="Times New Roman"/>
+          <w:sz w:val="24"/>
+        </w:rPr>
+        <w:t xml:space="preserve"> Сла́ва Тобі́, Хри́сте Бо́же, упова́ння на́ше, сла́ва Тобі́!</w:t>
+      </w:r>
+    </w:p>
+    <w:p>
+      <w:pPr>
+        <w:spacing w:after="120" w:lineRule="auto"/>
+        <w:rPr/>
+      </w:pPr>
+      <w:r>
+        <w:rPr>
           <w:rFonts w:ascii="Times New Roman" w:cs="Times New Roman" w:eastAsia="Times New Roman" w:hAnsi="Times New Roman"/>
           <w:i w:val="1"/>
           <w:color w:val="ff0000"/>
@@ -6414,28 +6355,27 @@
           <w:szCs w:val="24"/>
           <w:rtl w:val="0"/>
         </w:rPr>
-        <w:t xml:space="preserve">Священник:</w:t>
-      </w:r>
-      <w:r>
-        <w:rPr>
-          <w:rFonts w:ascii="Times New Roman" w:cs="Times New Roman" w:eastAsia="Times New Roman" w:hAnsi="Times New Roman"/>
-          <w:sz w:val="24"/>
-          <w:szCs w:val="24"/>
-          <w:rtl w:val="0"/>
-        </w:rPr>
-        <w:t xml:space="preserve"> Сла́ва Тобі́, Хри́сте Бо́же, упова́ння на́ше, сла́ва Тобі́!</w:t>
-      </w:r>
-      <w:r>
-        <w:rPr>
-          <w:rtl w:val="0"/>
-        </w:rPr>
-      </w:r>
-    </w:p>
-    <w:p>
-      <w:pPr>
-        <w:spacing w:after="120" w:lineRule="auto"/>
-        <w:rPr/>
-      </w:pPr>
+        <w:t xml:space="preserve">Вірні:</w:t>
+      </w:r>
+      <w:r>
+        <w:rPr>
+          <w:rFonts w:ascii="Times New Roman" w:cs="Times New Roman" w:eastAsia="Times New Roman" w:hAnsi="Times New Roman"/>
+          <w:color w:val="ff0000"/>
+          <w:sz w:val="24"/>
+          <w:szCs w:val="24"/>
+          <w:rtl w:val="0"/>
+        </w:rPr>
+        <w:t xml:space="preserve"> </w:t>
+      </w:r>
+      <w:r>
+        <w:rPr>
+          <w:rFonts w:ascii="Times New Roman" w:cs="Times New Roman" w:eastAsia="Times New Roman" w:hAnsi="Times New Roman"/>
+          <w:sz w:val="24"/>
+          <w:szCs w:val="24"/>
+          <w:rtl w:val="0"/>
+        </w:rPr>
+        <w:t xml:space="preserve">Сла́ва Отцю́, і Си́ну, і Свято́му Ду́хові, і ни́ні, і повсякча́с, і на ві́ки вікі́в. Амі́нь. Го́споди, поми́луй. </w:t>
+      </w:r>
       <w:r>
         <w:rPr>
           <w:rFonts w:ascii="Times New Roman" w:cs="Times New Roman" w:eastAsia="Times New Roman" w:hAnsi="Times New Roman"/>
@@ -6445,36 +6385,6 @@
           <w:szCs w:val="24"/>
           <w:rtl w:val="0"/>
         </w:rPr>
-        <w:t xml:space="preserve">Вірні:</w:t>
-      </w:r>
-      <w:r>
-        <w:rPr>
-          <w:rFonts w:ascii="Times New Roman" w:cs="Times New Roman" w:eastAsia="Times New Roman" w:hAnsi="Times New Roman"/>
-          <w:color w:val="ff0000"/>
-          <w:sz w:val="24"/>
-          <w:szCs w:val="24"/>
-          <w:rtl w:val="0"/>
-        </w:rPr>
-        <w:t xml:space="preserve"> </w:t>
-      </w:r>
-      <w:r>
-        <w:rPr>
-          <w:rFonts w:ascii="Times New Roman" w:cs="Times New Roman" w:eastAsia="Times New Roman" w:hAnsi="Times New Roman"/>
-          <w:sz w:val="24"/>
-          <w:szCs w:val="24"/>
-          <w:rtl w:val="0"/>
-        </w:rPr>
-        <w:t xml:space="preserve">Сла́ва Отцю́, і Си́ну, і Свято́му Ду́хові, і ни́ні, і повсякча́с, і на ві́ки вікі́в. Амі́нь. Го́споди, поми́луй. </w:t>
-      </w:r>
-      <w:r>
-        <w:rPr>
-          <w:rFonts w:ascii="Times New Roman" w:cs="Times New Roman" w:eastAsia="Times New Roman" w:hAnsi="Times New Roman"/>
-          <w:i w:val="1"/>
-          <w:color w:val="ff0000"/>
-          <w:sz w:val="24"/>
-          <w:szCs w:val="24"/>
-          <w:rtl w:val="0"/>
-        </w:rPr>
         <w:t xml:space="preserve">(3 р.)</w:t>
       </w:r>
       <w:r>
@@ -6494,53 +6404,39 @@
     </w:p>
     <w:p>
       <w:pPr>
-        <w:spacing w:after="120" w:lineRule="auto"/>
-        <w:rPr/>
-      </w:pPr>
-      <w:r>
-        <w:rPr>
-          <w:rFonts w:ascii="Times New Roman" w:cs="Times New Roman" w:eastAsia="Times New Roman" w:hAnsi="Times New Roman"/>
-          <w:i w:val="1"/>
-          <w:color w:val="ff0000"/>
-          <w:sz w:val="24"/>
-          <w:szCs w:val="24"/>
-          <w:rtl w:val="0"/>
-        </w:rPr>
-        <w:t xml:space="preserve">Священник:</w:t>
-      </w:r>
-      <w:r>
-        <w:rPr>
-          <w:rFonts w:ascii="Times New Roman" w:cs="Times New Roman" w:eastAsia="Times New Roman" w:hAnsi="Times New Roman"/>
-          <w:sz w:val="24"/>
-          <w:szCs w:val="24"/>
-          <w:rtl w:val="0"/>
+        <w:spacing w:after="120"/>
+      </w:pPr>
+      <w:r>
+        <w:rPr>
+          <w:rFonts w:ascii="Times New Roman" w:hAnsi="Times New Roman"/>
+          <w:i/>
+          <w:color w:val="FF0000"/>
+          <w:sz w:val="24"/>
+        </w:rPr>
+        <w:t>Священник:</w:t>
+      </w:r>
+      <w:r>
+        <w:rPr>
+          <w:rFonts w:ascii="Times New Roman" w:hAnsi="Times New Roman"/>
+          <w:sz w:val="24"/>
         </w:rPr>
         <w:t xml:space="preserve"> Христос, істинний Бог наш - молитвами пречистої Своєї Матері, чесного і славного пророка, предтечі і хрестителя Івана, святих славних і всехвальних апостолів, і святого, </w:t>
       </w:r>
       <w:r>
         <w:rPr>
-          <w:rFonts w:ascii="Times New Roman" w:cs="Times New Roman" w:eastAsia="Times New Roman" w:hAnsi="Times New Roman"/>
-          <w:i w:val="1"/>
-          <w:color w:val="ff0000"/>
-          <w:sz w:val="24"/>
-          <w:szCs w:val="24"/>
-          <w:rtl w:val="0"/>
-        </w:rPr>
-        <w:t xml:space="preserve">якого є храм</w:t>
-      </w:r>
-      <w:r>
-        <w:rPr>
-          <w:rFonts w:ascii="Times New Roman" w:cs="Times New Roman" w:eastAsia="Times New Roman" w:hAnsi="Times New Roman"/>
-          <w:sz w:val="24"/>
-          <w:szCs w:val="24"/>
-          <w:rtl w:val="0"/>
-        </w:rPr>
-        <w:t xml:space="preserve">, і святого пророка Даниїла, святих трьох отроків: Ананії, Азарії й Мисаїла, і всіх святих - помилує і спасе нас як благий і людинолюбний.</w:t>
-      </w:r>
-      <w:r>
-        <w:rPr>
-          <w:rtl w:val="0"/>
-        </w:rPr>
+          <w:rFonts w:ascii="Times New Roman" w:hAnsi="Times New Roman"/>
+          <w:i/>
+          <w:color w:val="FF0000"/>
+          <w:sz w:val="24"/>
+        </w:rPr>
+        <w:t>якого є храм</w:t>
+      </w:r>
+      <w:r>
+        <w:rPr>
+          <w:rFonts w:ascii="Times New Roman" w:hAnsi="Times New Roman"/>
+          <w:sz w:val="24"/>
+        </w:rPr>
+        <w:t>, і святого пророка Даниїла, святих трьох отроків: Ананії, Азарії й Мисаїла, і всіх святих - помилує і спасе нас як благий і людинолюбний.</w:t>
       </w:r>
     </w:p>
     <w:p>
@@ -6705,28 +6601,19 @@
       </w:pPr>
       <w:r>
         <w:rPr>
-          <w:rFonts w:ascii="Times New Roman" w:cs="Times New Roman" w:eastAsia="Times New Roman" w:hAnsi="Times New Roman"/>
-          <w:i w:val="1"/>
-          <w:color w:val="ff0000"/>
-          <w:sz w:val="24"/>
-          <w:szCs w:val="24"/>
-          <w:rtl w:val="0"/>
-        </w:rPr>
-        <w:t xml:space="preserve">Священник:</w:t>
-      </w:r>
-      <w:r>
-        <w:rPr>
-          <w:rFonts w:ascii="Times New Roman" w:cs="Times New Roman" w:eastAsia="Times New Roman" w:hAnsi="Times New Roman"/>
-          <w:sz w:val="24"/>
-          <w:szCs w:val="24"/>
-          <w:rtl w:val="0"/>
+          <w:rFonts w:ascii="Times New Roman" w:hAnsi="Times New Roman"/>
+          <w:i/>
+          <w:color w:val="FF0000"/>
+          <w:sz w:val="24"/>
+        </w:rPr>
+        <w:t>Священник:</w:t>
+      </w:r>
+      <w:r>
+        <w:rPr>
+          <w:rFonts w:ascii="Times New Roman" w:hAnsi="Times New Roman"/>
+          <w:sz w:val="24"/>
         </w:rPr>
         <w:t xml:space="preserve"> Слава святій, одноістотній, животворчій і нероздільній Тройці, завжди, нині і повсякчас, і на віки віків.</w:t>
-      </w:r>
-      <w:r>
-        <w:rPr>
-          <w:rtl w:val="0"/>
-        </w:rPr>
       </w:r>
     </w:p>
     <w:p>
@@ -10749,28 +10636,19 @@
       </w:pPr>
       <w:r>
         <w:rPr>
-          <w:rFonts w:ascii="Times New Roman" w:cs="Times New Roman" w:eastAsia="Times New Roman" w:hAnsi="Times New Roman"/>
-          <w:i w:val="1"/>
-          <w:color w:val="ff0000"/>
-          <w:sz w:val="24"/>
-          <w:szCs w:val="24"/>
-          <w:rtl w:val="0"/>
-        </w:rPr>
-        <w:t xml:space="preserve">Священник:</w:t>
-      </w:r>
-      <w:r>
-        <w:rPr>
-          <w:rFonts w:ascii="Times New Roman" w:cs="Times New Roman" w:eastAsia="Times New Roman" w:hAnsi="Times New Roman"/>
-          <w:sz w:val="24"/>
-          <w:szCs w:val="24"/>
-          <w:rtl w:val="0"/>
+          <w:rFonts w:ascii="Times New Roman" w:hAnsi="Times New Roman"/>
+          <w:i/>
+          <w:color w:val="FF0000"/>
+          <w:sz w:val="24"/>
+        </w:rPr>
+        <w:t>Священник:</w:t>
+      </w:r>
+      <w:r>
+        <w:rPr>
+          <w:rFonts w:ascii="Times New Roman" w:hAnsi="Times New Roman"/>
+          <w:sz w:val="24"/>
         </w:rPr>
         <w:t xml:space="preserve"> Бо Тобі належить усяка слава, честь і поклоніння, Отцю, і Сину, і Святому Духові, нині, і повсякчас, і на віки віків.</w:t>
-      </w:r>
-      <w:r>
-        <w:rPr>
-          <w:rtl w:val="0"/>
-        </w:rPr>
       </w:r>
     </w:p>
     <w:p>
@@ -11405,28 +11283,19 @@
       </w:pPr>
       <w:r>
         <w:rPr>
-          <w:rFonts w:ascii="Times New Roman" w:cs="Times New Roman" w:eastAsia="Times New Roman" w:hAnsi="Times New Roman"/>
-          <w:i w:val="1"/>
-          <w:color w:val="ff0000"/>
-          <w:sz w:val="24"/>
-          <w:szCs w:val="24"/>
-          <w:rtl w:val="0"/>
-        </w:rPr>
-        <w:t xml:space="preserve">Священник:</w:t>
-      </w:r>
-      <w:r>
-        <w:rPr>
-          <w:rFonts w:ascii="Times New Roman" w:cs="Times New Roman" w:eastAsia="Times New Roman" w:hAnsi="Times New Roman"/>
-          <w:sz w:val="24"/>
-          <w:szCs w:val="24"/>
-          <w:rtl w:val="0"/>
+          <w:rFonts w:ascii="Times New Roman" w:hAnsi="Times New Roman"/>
+          <w:i/>
+          <w:color w:val="FF0000"/>
+          <w:sz w:val="24"/>
+        </w:rPr>
+        <w:t>Священник:</w:t>
+      </w:r>
+      <w:r>
+        <w:rPr>
+          <w:rFonts w:ascii="Times New Roman" w:hAnsi="Times New Roman"/>
+          <w:sz w:val="24"/>
         </w:rPr>
         <w:t xml:space="preserve"> Бо Твоя є влада і Твоє є царство, і сила, і слава, Отця, і Сина, і Святого Духа, нині, і повсякчас, і на віки віків.</w:t>
-      </w:r>
-      <w:r>
-        <w:rPr>
-          <w:rtl w:val="0"/>
-        </w:rPr>
       </w:r>
     </w:p>
     <w:p>
@@ -11813,28 +11682,19 @@
       </w:pPr>
       <w:r>
         <w:rPr>
-          <w:rFonts w:ascii="Times New Roman" w:cs="Times New Roman" w:eastAsia="Times New Roman" w:hAnsi="Times New Roman"/>
-          <w:i w:val="1"/>
-          <w:color w:val="ff0000"/>
-          <w:sz w:val="24"/>
-          <w:szCs w:val="24"/>
-          <w:rtl w:val="0"/>
-        </w:rPr>
-        <w:t xml:space="preserve">Священник:</w:t>
-      </w:r>
-      <w:r>
-        <w:rPr>
-          <w:rFonts w:ascii="Times New Roman" w:cs="Times New Roman" w:eastAsia="Times New Roman" w:hAnsi="Times New Roman"/>
-          <w:sz w:val="24"/>
-          <w:szCs w:val="24"/>
-          <w:rtl w:val="0"/>
+          <w:rFonts w:ascii="Times New Roman" w:hAnsi="Times New Roman"/>
+          <w:i/>
+          <w:color w:val="FF0000"/>
+          <w:sz w:val="24"/>
+        </w:rPr>
+        <w:t>Священник:</w:t>
+      </w:r>
+      <w:r>
+        <w:rPr>
+          <w:rFonts w:ascii="Times New Roman" w:hAnsi="Times New Roman"/>
+          <w:sz w:val="24"/>
         </w:rPr>
         <w:t xml:space="preserve"> Бо Ти благий і людинолюбний Бог – і Тобі славу возсилаємо, Отцю, і Сину, і Святому Духові, нині, і повсякчас, і на віки віків.</w:t>
-      </w:r>
-      <w:r>
-        <w:rPr>
-          <w:rtl w:val="0"/>
-        </w:rPr>
       </w:r>
     </w:p>
     <w:p>
@@ -15761,28 +15621,19 @@
       </w:pPr>
       <w:r>
         <w:rPr>
-          <w:rFonts w:ascii="Times New Roman" w:cs="Times New Roman" w:eastAsia="Times New Roman" w:hAnsi="Times New Roman"/>
-          <w:i w:val="1"/>
-          <w:color w:val="ff0000"/>
-          <w:sz w:val="24"/>
-          <w:szCs w:val="24"/>
-          <w:rtl w:val="0"/>
-        </w:rPr>
-        <w:t xml:space="preserve">Священник:</w:t>
-      </w:r>
-      <w:r>
-        <w:rPr>
-          <w:rFonts w:ascii="Times New Roman" w:cs="Times New Roman" w:eastAsia="Times New Roman" w:hAnsi="Times New Roman"/>
-          <w:sz w:val="24"/>
-          <w:szCs w:val="24"/>
-          <w:rtl w:val="0"/>
+          <w:rFonts w:ascii="Times New Roman" w:hAnsi="Times New Roman"/>
+          <w:i/>
+          <w:color w:val="FF0000"/>
+          <w:sz w:val="24"/>
+        </w:rPr>
+        <w:t>Священник:</w:t>
+      </w:r>
+      <w:r>
+        <w:rPr>
+          <w:rFonts w:ascii="Times New Roman" w:hAnsi="Times New Roman"/>
+          <w:sz w:val="24"/>
         </w:rPr>
         <w:t xml:space="preserve"> Бо Тебе хвалять усі сили небесні і Тобі славу возсилаємо: Отцю, і Сину, і Святому Духові, нині і повсякчас, і на віки віків.</w:t>
-      </w:r>
-      <w:r>
-        <w:rPr>
-          <w:rtl w:val="0"/>
-        </w:rPr>
       </w:r>
     </w:p>
     <w:p>
@@ -16693,28 +16544,19 @@
       </w:pPr>
       <w:r>
         <w:rPr>
-          <w:rFonts w:ascii="Times New Roman" w:cs="Times New Roman" w:eastAsia="Times New Roman" w:hAnsi="Times New Roman"/>
-          <w:i w:val="1"/>
-          <w:color w:val="ff0000"/>
-          <w:sz w:val="24"/>
-          <w:szCs w:val="24"/>
-          <w:rtl w:val="0"/>
-        </w:rPr>
-        <w:t xml:space="preserve">Священник:</w:t>
-      </w:r>
-      <w:r>
-        <w:rPr>
-          <w:rFonts w:ascii="Times New Roman" w:cs="Times New Roman" w:eastAsia="Times New Roman" w:hAnsi="Times New Roman"/>
-          <w:sz w:val="24"/>
-          <w:szCs w:val="24"/>
-          <w:rtl w:val="0"/>
+          <w:rFonts w:ascii="Times New Roman" w:hAnsi="Times New Roman"/>
+          <w:i/>
+          <w:color w:val="FF0000"/>
+          <w:sz w:val="24"/>
+        </w:rPr>
+        <w:t>Священник:</w:t>
+      </w:r>
+      <w:r>
+        <w:rPr>
+          <w:rFonts w:ascii="Times New Roman" w:hAnsi="Times New Roman"/>
+          <w:sz w:val="24"/>
         </w:rPr>
         <w:t xml:space="preserve"> Слава тобі, що Світло нам показав!</w:t>
-      </w:r>
-      <w:r>
-        <w:rPr>
-          <w:rtl w:val="0"/>
-        </w:rPr>
       </w:r>
     </w:p>
     <w:p>
@@ -17744,6 +17586,29 @@
       </w:pPr>
       <w:r>
         <w:rPr>
+          <w:rFonts w:ascii="Times New Roman" w:hAnsi="Times New Roman"/>
+          <w:i/>
+          <w:color w:val="FF0000"/>
+          <w:sz w:val="24"/>
+        </w:rPr>
+        <w:t>Священник:</w:t>
+      </w:r>
+      <w:r>
+        <w:rPr>
+          <w:rFonts w:ascii="Times New Roman" w:hAnsi="Times New Roman"/>
+          <w:sz w:val="24"/>
+        </w:rPr>
+        <w:t xml:space="preserve"> Бо Ти – Бог милости, ласк і людинолюбности, і Тобі славу возсилаємо, Отцю, і Сину, і Святому Духові, нині, і повсякчас, і на віки віків.</w:t>
+      </w:r>
+    </w:p>
+    <w:p>
+      <w:pPr>
+        <w:spacing w:after="120" w:lineRule="auto"/>
+        <w:jc w:val="both"/>
+        <w:rPr/>
+      </w:pPr>
+      <w:r>
+        <w:rPr>
           <w:rFonts w:ascii="Times New Roman" w:cs="Times New Roman" w:eastAsia="Times New Roman" w:hAnsi="Times New Roman"/>
           <w:i w:val="1"/>
           <w:color w:val="ff0000"/>
@@ -17751,21 +17616,54 @@
           <w:szCs w:val="24"/>
           <w:rtl w:val="0"/>
         </w:rPr>
-        <w:t xml:space="preserve">Священник:</w:t>
-      </w:r>
-      <w:r>
-        <w:rPr>
-          <w:rFonts w:ascii="Times New Roman" w:cs="Times New Roman" w:eastAsia="Times New Roman" w:hAnsi="Times New Roman"/>
-          <w:sz w:val="24"/>
-          <w:szCs w:val="24"/>
-          <w:rtl w:val="0"/>
-        </w:rPr>
-        <w:t xml:space="preserve"> Бо Ти – Бог милости, ласк і людинолюбности, і Тобі славу возсилаємо, Отцю, і Сину, і Святому Духові, нині, і повсякчас, і на віки віків.</w:t>
-      </w:r>
-      <w:r>
-        <w:rPr>
-          <w:rtl w:val="0"/>
-        </w:rPr>
+        <w:t xml:space="preserve">Вірні:</w:t>
+      </w:r>
+      <w:r>
+        <w:rPr>
+          <w:rFonts w:ascii="Times New Roman" w:cs="Times New Roman" w:eastAsia="Times New Roman" w:hAnsi="Times New Roman"/>
+          <w:color w:val="ff0000"/>
+          <w:sz w:val="24"/>
+          <w:szCs w:val="24"/>
+          <w:rtl w:val="0"/>
+        </w:rPr>
+        <w:t xml:space="preserve"> </w:t>
+      </w:r>
+      <w:r>
+        <w:rPr>
+          <w:rFonts w:ascii="Times New Roman" w:cs="Times New Roman" w:eastAsia="Times New Roman" w:hAnsi="Times New Roman"/>
+          <w:sz w:val="24"/>
+          <w:szCs w:val="24"/>
+          <w:rtl w:val="0"/>
+        </w:rPr>
+        <w:t xml:space="preserve">Амінь.</w:t>
+      </w:r>
+      <w:r>
+        <w:rPr>
+          <w:rtl w:val="0"/>
+        </w:rPr>
+      </w:r>
+    </w:p>
+    <w:p>
+      <w:pPr>
+        <w:spacing w:after="120" w:lineRule="auto"/>
+        <w:jc w:val="both"/>
+        <w:rPr/>
+      </w:pPr>
+      <w:r>
+        <w:rPr>
+          <w:rFonts w:ascii="Times New Roman" w:hAnsi="Times New Roman"/>
+          <w:i/>
+          <w:color w:val="FF0000"/>
+          <w:sz w:val="24"/>
+        </w:rPr>
+        <w:t>Священник:</w:t>
+      </w:r>
+      <w:r>
+        <w:rPr>
+          <w:rFonts w:ascii="Times New Roman" w:hAnsi="Times New Roman"/>
+          <w:sz w:val="24"/>
+        </w:rPr>
+        <w:t xml:space="preserve"> Мир всім.</w:t>
       </w:r>
     </w:p>
     <w:p>
@@ -17802,7 +17700,28 @@
           <w:szCs w:val="24"/>
           <w:rtl w:val="0"/>
         </w:rPr>
-        <w:t xml:space="preserve">Амінь.</w:t>
+        <w:t xml:space="preserve">І духові твоєму.</w:t>
+      </w:r>
+      <w:r>
+        <w:rPr>
+          <w:rtl w:val="0"/>
+        </w:rPr>
+      </w:r>
+    </w:p>
+    <w:p>
+      <w:pPr>
+        <w:spacing w:after="120" w:lineRule="auto"/>
+        <w:jc w:val="both"/>
+        <w:rPr/>
+      </w:pPr>
+      <w:r>
+        <w:rPr>
+          <w:rFonts w:ascii="Times New Roman" w:cs="Times New Roman" w:eastAsia="Times New Roman" w:hAnsi="Times New Roman"/>
+          <w:sz w:val="24"/>
+          <w:szCs w:val="24"/>
+          <w:rtl w:val="0"/>
+        </w:rPr>
+        <w:t xml:space="preserve">Голови ваші перед Господом схиліть.</w:t>
       </w:r>
       <w:r>
         <w:rPr>
@@ -17825,16 +17744,26 @@
           <w:szCs w:val="24"/>
           <w:rtl w:val="0"/>
         </w:rPr>
-        <w:t xml:space="preserve">Священник:</w:t>
-      </w:r>
-      <w:r>
-        <w:rPr>
-          <w:rFonts w:ascii="Times New Roman" w:cs="Times New Roman" w:eastAsia="Times New Roman" w:hAnsi="Times New Roman"/>
-          <w:sz w:val="24"/>
-          <w:szCs w:val="24"/>
-          <w:rtl w:val="0"/>
-        </w:rPr>
-        <w:t xml:space="preserve"> Мир всім.</w:t>
+        <w:t xml:space="preserve">Вірні:</w:t>
+      </w:r>
+      <w:r>
+        <w:rPr>
+          <w:rFonts w:ascii="Times New Roman" w:cs="Times New Roman" w:eastAsia="Times New Roman" w:hAnsi="Times New Roman"/>
+          <w:color w:val="ff0000"/>
+          <w:sz w:val="24"/>
+          <w:szCs w:val="24"/>
+          <w:rtl w:val="0"/>
+        </w:rPr>
+        <w:t xml:space="preserve"> </w:t>
+      </w:r>
+      <w:r>
+        <w:rPr>
+          <w:rFonts w:ascii="Times New Roman" w:cs="Times New Roman" w:eastAsia="Times New Roman" w:hAnsi="Times New Roman"/>
+          <w:sz w:val="24"/>
+          <w:szCs w:val="24"/>
+          <w:rtl w:val="0"/>
+        </w:rPr>
+        <w:t xml:space="preserve">Тобі, Господи.</w:t>
       </w:r>
       <w:r>
         <w:rPr>
@@ -17857,111 +17786,6 @@
           <w:szCs w:val="24"/>
           <w:rtl w:val="0"/>
         </w:rPr>
-        <w:t xml:space="preserve">Вірні:</w:t>
-      </w:r>
-      <w:r>
-        <w:rPr>
-          <w:rFonts w:ascii="Times New Roman" w:cs="Times New Roman" w:eastAsia="Times New Roman" w:hAnsi="Times New Roman"/>
-          <w:color w:val="ff0000"/>
-          <w:sz w:val="24"/>
-          <w:szCs w:val="24"/>
-          <w:rtl w:val="0"/>
-        </w:rPr>
-        <w:t xml:space="preserve"> </w:t>
-      </w:r>
-      <w:r>
-        <w:rPr>
-          <w:rFonts w:ascii="Times New Roman" w:cs="Times New Roman" w:eastAsia="Times New Roman" w:hAnsi="Times New Roman"/>
-          <w:sz w:val="24"/>
-          <w:szCs w:val="24"/>
-          <w:rtl w:val="0"/>
-        </w:rPr>
-        <w:t xml:space="preserve">І духові твоєму.</w:t>
-      </w:r>
-      <w:r>
-        <w:rPr>
-          <w:rtl w:val="0"/>
-        </w:rPr>
-      </w:r>
-    </w:p>
-    <w:p>
-      <w:pPr>
-        <w:spacing w:after="120" w:lineRule="auto"/>
-        <w:jc w:val="both"/>
-        <w:rPr/>
-      </w:pPr>
-      <w:r>
-        <w:rPr>
-          <w:rFonts w:ascii="Times New Roman" w:cs="Times New Roman" w:eastAsia="Times New Roman" w:hAnsi="Times New Roman"/>
-          <w:sz w:val="24"/>
-          <w:szCs w:val="24"/>
-          <w:rtl w:val="0"/>
-        </w:rPr>
-        <w:t xml:space="preserve">Голови ваші перед Господом схиліть.</w:t>
-      </w:r>
-      <w:r>
-        <w:rPr>
-          <w:rtl w:val="0"/>
-        </w:rPr>
-      </w:r>
-    </w:p>
-    <w:p>
-      <w:pPr>
-        <w:spacing w:after="120" w:lineRule="auto"/>
-        <w:jc w:val="both"/>
-        <w:rPr/>
-      </w:pPr>
-      <w:r>
-        <w:rPr>
-          <w:rFonts w:ascii="Times New Roman" w:cs="Times New Roman" w:eastAsia="Times New Roman" w:hAnsi="Times New Roman"/>
-          <w:i w:val="1"/>
-          <w:color w:val="ff0000"/>
-          <w:sz w:val="24"/>
-          <w:szCs w:val="24"/>
-          <w:rtl w:val="0"/>
-        </w:rPr>
-        <w:t xml:space="preserve">Вірні:</w:t>
-      </w:r>
-      <w:r>
-        <w:rPr>
-          <w:rFonts w:ascii="Times New Roman" w:cs="Times New Roman" w:eastAsia="Times New Roman" w:hAnsi="Times New Roman"/>
-          <w:color w:val="ff0000"/>
-          <w:sz w:val="24"/>
-          <w:szCs w:val="24"/>
-          <w:rtl w:val="0"/>
-        </w:rPr>
-        <w:t xml:space="preserve"> </w:t>
-      </w:r>
-      <w:r>
-        <w:rPr>
-          <w:rFonts w:ascii="Times New Roman" w:cs="Times New Roman" w:eastAsia="Times New Roman" w:hAnsi="Times New Roman"/>
-          <w:sz w:val="24"/>
-          <w:szCs w:val="24"/>
-          <w:rtl w:val="0"/>
-        </w:rPr>
-        <w:t xml:space="preserve">Тобі, Господи.</w:t>
-      </w:r>
-      <w:r>
-        <w:rPr>
-          <w:rtl w:val="0"/>
-        </w:rPr>
-      </w:r>
-    </w:p>
-    <w:p>
-      <w:pPr>
-        <w:spacing w:after="120" w:lineRule="auto"/>
-        <w:jc w:val="both"/>
-        <w:rPr/>
-      </w:pPr>
-      <w:r>
-        <w:rPr>
-          <w:rFonts w:ascii="Times New Roman" w:cs="Times New Roman" w:eastAsia="Times New Roman" w:hAnsi="Times New Roman"/>
-          <w:i w:val="1"/>
-          <w:color w:val="ff0000"/>
-          <w:sz w:val="24"/>
-          <w:szCs w:val="24"/>
-          <w:rtl w:val="0"/>
-        </w:rPr>
         <w:t xml:space="preserve">Священник читає молитву:</w:t>
       </w:r>
       <w:r>
@@ -17986,28 +17810,19 @@
       </w:pPr>
       <w:r>
         <w:rPr>
-          <w:rFonts w:ascii="Times New Roman" w:cs="Times New Roman" w:eastAsia="Times New Roman" w:hAnsi="Times New Roman"/>
-          <w:i w:val="1"/>
-          <w:color w:val="ff0000"/>
-          <w:sz w:val="24"/>
-          <w:szCs w:val="24"/>
-          <w:rtl w:val="0"/>
-        </w:rPr>
-        <w:t xml:space="preserve">Священник:</w:t>
-      </w:r>
-      <w:r>
-        <w:rPr>
-          <w:rFonts w:ascii="Times New Roman" w:cs="Times New Roman" w:eastAsia="Times New Roman" w:hAnsi="Times New Roman"/>
-          <w:sz w:val="24"/>
-          <w:szCs w:val="24"/>
-          <w:rtl w:val="0"/>
+          <w:rFonts w:ascii="Times New Roman" w:hAnsi="Times New Roman"/>
+          <w:i/>
+          <w:color w:val="FF0000"/>
+          <w:sz w:val="24"/>
+        </w:rPr>
+        <w:t>Священник:</w:t>
+      </w:r>
+      <w:r>
+        <w:rPr>
+          <w:rFonts w:ascii="Times New Roman" w:hAnsi="Times New Roman"/>
+          <w:sz w:val="24"/>
         </w:rPr>
         <w:t xml:space="preserve"> Бо до Тебе належить милувати і спасати нас, Боже наш, і Тобі славу возсилаємо, Отцю, і Сину, і Святому Духові, нині, і повсякчас, і на віки віків.</w:t>
-      </w:r>
-      <w:r>
-        <w:rPr>
-          <w:rtl w:val="0"/>
-        </w:rPr>
       </w:r>
     </w:p>
     <w:p>
@@ -18501,28 +18316,19 @@
       </w:pPr>
       <w:r>
         <w:rPr>
-          <w:rFonts w:ascii="Times New Roman" w:cs="Times New Roman" w:eastAsia="Times New Roman" w:hAnsi="Times New Roman"/>
-          <w:i w:val="1"/>
-          <w:color w:val="ff0000"/>
-          <w:sz w:val="24"/>
-          <w:szCs w:val="24"/>
-          <w:rtl w:val="0"/>
-        </w:rPr>
-        <w:t xml:space="preserve">Священник:</w:t>
-      </w:r>
-      <w:r>
-        <w:rPr>
-          <w:rFonts w:ascii="Times New Roman" w:cs="Times New Roman" w:eastAsia="Times New Roman" w:hAnsi="Times New Roman"/>
-          <w:sz w:val="24"/>
-          <w:szCs w:val="24"/>
-          <w:rtl w:val="0"/>
+          <w:rFonts w:ascii="Times New Roman" w:hAnsi="Times New Roman"/>
+          <w:i/>
+          <w:color w:val="FF0000"/>
+          <w:sz w:val="24"/>
+        </w:rPr>
+        <w:t>Священник:</w:t>
+      </w:r>
+      <w:r>
+        <w:rPr>
+          <w:rFonts w:ascii="Times New Roman" w:hAnsi="Times New Roman"/>
+          <w:sz w:val="24"/>
         </w:rPr>
         <w:t xml:space="preserve"> Бо Твоє є царство, і сила, і слава, Отця, і Сина, і Святого Духа, нині, і повсякчас, і на віки віків.</w:t>
-      </w:r>
-      <w:r>
-        <w:rPr>
-          <w:rtl w:val="0"/>
-        </w:rPr>
       </w:r>
     </w:p>
     <w:p>
@@ -19029,28 +18835,19 @@
       </w:pPr>
       <w:r>
         <w:rPr>
-          <w:rFonts w:ascii="Times New Roman" w:cs="Times New Roman" w:eastAsia="Times New Roman" w:hAnsi="Times New Roman"/>
-          <w:i w:val="1"/>
-          <w:color w:val="ff0000"/>
-          <w:sz w:val="24"/>
-          <w:szCs w:val="24"/>
-          <w:rtl w:val="0"/>
-        </w:rPr>
-        <w:t xml:space="preserve">Священник:</w:t>
-      </w:r>
-      <w:r>
-        <w:rPr>
-          <w:rFonts w:ascii="Times New Roman" w:cs="Times New Roman" w:eastAsia="Times New Roman" w:hAnsi="Times New Roman"/>
-          <w:sz w:val="24"/>
-          <w:szCs w:val="24"/>
-          <w:rtl w:val="0"/>
+          <w:rFonts w:ascii="Times New Roman" w:hAnsi="Times New Roman"/>
+          <w:i/>
+          <w:color w:val="FF0000"/>
+          <w:sz w:val="24"/>
+        </w:rPr>
+        <w:t>Священник:</w:t>
+      </w:r>
+      <w:r>
+        <w:rPr>
+          <w:rFonts w:ascii="Times New Roman" w:hAnsi="Times New Roman"/>
+          <w:sz w:val="24"/>
         </w:rPr>
         <w:t xml:space="preserve"> Бо милостивий і людинолюбний Бог єси, і Тобі славу возсилаємо, Отцю, і Сину, і Святому Духові, нині, і повсякчас, і на віки віків.</w:t>
-      </w:r>
-      <w:r>
-        <w:rPr>
-          <w:rtl w:val="0"/>
-        </w:rPr>
       </w:r>
     </w:p>
     <w:p>
@@ -19189,6 +18986,28 @@
       </w:pPr>
       <w:r>
         <w:rPr>
+          <w:rFonts w:ascii="Times New Roman" w:hAnsi="Times New Roman"/>
+          <w:i/>
+          <w:color w:val="FF0000"/>
+          <w:sz w:val="24"/>
+        </w:rPr>
+        <w:t>Священник:</w:t>
+      </w:r>
+      <w:r>
+        <w:rPr>
+          <w:rFonts w:ascii="Times New Roman" w:hAnsi="Times New Roman"/>
+          <w:sz w:val="24"/>
+        </w:rPr>
+        <w:t xml:space="preserve"> Сла́ва Тобі́, Хри́сте Бо́же, упова́ння на́ше, сла́ва Тобі́!</w:t>
+      </w:r>
+    </w:p>
+    <w:p>
+      <w:pPr>
+        <w:spacing w:after="120" w:lineRule="auto"/>
+        <w:rPr/>
+      </w:pPr>
+      <w:r>
+        <w:rPr>
           <w:rFonts w:ascii="Times New Roman" w:cs="Times New Roman" w:eastAsia="Times New Roman" w:hAnsi="Times New Roman"/>
           <w:i w:val="1"/>
           <w:color w:val="ff0000"/>
@@ -19196,28 +19015,27 @@
           <w:szCs w:val="24"/>
           <w:rtl w:val="0"/>
         </w:rPr>
-        <w:t xml:space="preserve">Священник:</w:t>
-      </w:r>
-      <w:r>
-        <w:rPr>
-          <w:rFonts w:ascii="Times New Roman" w:cs="Times New Roman" w:eastAsia="Times New Roman" w:hAnsi="Times New Roman"/>
-          <w:sz w:val="24"/>
-          <w:szCs w:val="24"/>
-          <w:rtl w:val="0"/>
-        </w:rPr>
-        <w:t xml:space="preserve"> Сла́ва Тобі́, Хри́сте Бо́же, упова́ння на́ше, сла́ва Тобі́!</w:t>
-      </w:r>
-      <w:r>
-        <w:rPr>
-          <w:rtl w:val="0"/>
-        </w:rPr>
-      </w:r>
-    </w:p>
-    <w:p>
-      <w:pPr>
-        <w:spacing w:after="120" w:lineRule="auto"/>
-        <w:rPr/>
-      </w:pPr>
+        <w:t xml:space="preserve">Вірні:</w:t>
+      </w:r>
+      <w:r>
+        <w:rPr>
+          <w:rFonts w:ascii="Times New Roman" w:cs="Times New Roman" w:eastAsia="Times New Roman" w:hAnsi="Times New Roman"/>
+          <w:color w:val="ff0000"/>
+          <w:sz w:val="24"/>
+          <w:szCs w:val="24"/>
+          <w:rtl w:val="0"/>
+        </w:rPr>
+        <w:t xml:space="preserve"> </w:t>
+      </w:r>
+      <w:r>
+        <w:rPr>
+          <w:rFonts w:ascii="Times New Roman" w:cs="Times New Roman" w:eastAsia="Times New Roman" w:hAnsi="Times New Roman"/>
+          <w:sz w:val="24"/>
+          <w:szCs w:val="24"/>
+          <w:rtl w:val="0"/>
+        </w:rPr>
+        <w:t xml:space="preserve">Сла́ва Отцю́, і Си́ну, і Свято́му Ду́хові, і ни́ні, і повсякча́с, і на ві́ки вікі́в. Амі́нь. Го́споди, поми́луй. </w:t>
+      </w:r>
       <w:r>
         <w:rPr>
           <w:rFonts w:ascii="Times New Roman" w:cs="Times New Roman" w:eastAsia="Times New Roman" w:hAnsi="Times New Roman"/>
@@ -19227,36 +19045,6 @@
           <w:szCs w:val="24"/>
           <w:rtl w:val="0"/>
         </w:rPr>
-        <w:t xml:space="preserve">Вірні:</w:t>
-      </w:r>
-      <w:r>
-        <w:rPr>
-          <w:rFonts w:ascii="Times New Roman" w:cs="Times New Roman" w:eastAsia="Times New Roman" w:hAnsi="Times New Roman"/>
-          <w:color w:val="ff0000"/>
-          <w:sz w:val="24"/>
-          <w:szCs w:val="24"/>
-          <w:rtl w:val="0"/>
-        </w:rPr>
-        <w:t xml:space="preserve"> </w:t>
-      </w:r>
-      <w:r>
-        <w:rPr>
-          <w:rFonts w:ascii="Times New Roman" w:cs="Times New Roman" w:eastAsia="Times New Roman" w:hAnsi="Times New Roman"/>
-          <w:sz w:val="24"/>
-          <w:szCs w:val="24"/>
-          <w:rtl w:val="0"/>
-        </w:rPr>
-        <w:t xml:space="preserve">Сла́ва Отцю́, і Си́ну, і Свято́му Ду́хові, і ни́ні, і повсякча́с, і на ві́ки вікі́в. Амі́нь. Го́споди, поми́луй. </w:t>
-      </w:r>
-      <w:r>
-        <w:rPr>
-          <w:rFonts w:ascii="Times New Roman" w:cs="Times New Roman" w:eastAsia="Times New Roman" w:hAnsi="Times New Roman"/>
-          <w:i w:val="1"/>
-          <w:color w:val="ff0000"/>
-          <w:sz w:val="24"/>
-          <w:szCs w:val="24"/>
-          <w:rtl w:val="0"/>
-        </w:rPr>
         <w:t xml:space="preserve">(3 р.)</w:t>
       </w:r>
       <w:r>
@@ -19276,54 +19064,39 @@
     </w:p>
     <w:p>
       <w:pPr>
-        <w:spacing w:after="120" w:lineRule="auto"/>
-        <w:jc w:val="both"/>
-        <w:rPr/>
-      </w:pPr>
-      <w:r>
-        <w:rPr>
-          <w:rFonts w:ascii="Times New Roman" w:cs="Times New Roman" w:eastAsia="Times New Roman" w:hAnsi="Times New Roman"/>
-          <w:i w:val="1"/>
-          <w:color w:val="ff0000"/>
-          <w:sz w:val="24"/>
-          <w:szCs w:val="24"/>
-          <w:rtl w:val="0"/>
-        </w:rPr>
-        <w:t xml:space="preserve">Священник:</w:t>
-      </w:r>
-      <w:r>
-        <w:rPr>
-          <w:rFonts w:ascii="Times New Roman" w:cs="Times New Roman" w:eastAsia="Times New Roman" w:hAnsi="Times New Roman"/>
-          <w:sz w:val="24"/>
-          <w:szCs w:val="24"/>
-          <w:rtl w:val="0"/>
+        <w:spacing w:after="120"/>
+      </w:pPr>
+      <w:r>
+        <w:rPr>
+          <w:rFonts w:ascii="Times New Roman" w:hAnsi="Times New Roman"/>
+          <w:i/>
+          <w:color w:val="FF0000"/>
+          <w:sz w:val="24"/>
+        </w:rPr>
+        <w:t>Священник:</w:t>
+      </w:r>
+      <w:r>
+        <w:rPr>
+          <w:rFonts w:ascii="Times New Roman" w:hAnsi="Times New Roman"/>
+          <w:sz w:val="24"/>
         </w:rPr>
         <w:t xml:space="preserve"> Христос, істинний Бог наш - молитвами пречистої Своєї Матері, чесного і славного пророка, предтечі і хрестителя Івана, святих славних і всехвальних апостолів, і святого, </w:t>
       </w:r>
       <w:r>
         <w:rPr>
-          <w:rFonts w:ascii="Times New Roman" w:cs="Times New Roman" w:eastAsia="Times New Roman" w:hAnsi="Times New Roman"/>
-          <w:i w:val="1"/>
-          <w:color w:val="ff0000"/>
-          <w:sz w:val="24"/>
-          <w:szCs w:val="24"/>
-          <w:rtl w:val="0"/>
-        </w:rPr>
-        <w:t xml:space="preserve">якого є храм</w:t>
-      </w:r>
-      <w:r>
-        <w:rPr>
-          <w:rFonts w:ascii="Times New Roman" w:cs="Times New Roman" w:eastAsia="Times New Roman" w:hAnsi="Times New Roman"/>
-          <w:sz w:val="24"/>
-          <w:szCs w:val="24"/>
-          <w:rtl w:val="0"/>
-        </w:rPr>
-        <w:t xml:space="preserve">, і святого пророка Даниїла, святих трьох отроків: Ананії, Азарії й Мисаїла, і всіх святих - помилує і спасе нас як благий і людинолюбний.</w:t>
-      </w:r>
-      <w:r>
-        <w:rPr>
-          <w:rtl w:val="0"/>
-        </w:rPr>
+          <w:rFonts w:ascii="Times New Roman" w:hAnsi="Times New Roman"/>
+          <w:i/>
+          <w:color w:val="FF0000"/>
+          <w:sz w:val="24"/>
+        </w:rPr>
+        <w:t>якого є храм</w:t>
+      </w:r>
+      <w:r>
+        <w:rPr>
+          <w:rFonts w:ascii="Times New Roman" w:hAnsi="Times New Roman"/>
+          <w:sz w:val="24"/>
+        </w:rPr>
+        <w:t>, і святого пророка Даниїла, святих трьох отроків: Ананії, Азарії й Мисаїла, і всіх святих - помилує і спасе нас як благий і людинолюбний.</w:t>
       </w:r>
     </w:p>
     <w:p>

--- a/flow/20230914_vu_template/drafts/2024-12-g/17-ВТ-Даниїла,трьох отроків.docx
+++ b/flow/20230914_vu_template/drafts/2024-12-g/17-ВТ-Даниїла,трьох отроків.docx
@@ -2639,42 +2639,865 @@
     </w:p>
     <w:p>
       <w:pPr>
+        <w:spacing w:after="120"/>
+        <w:jc w:val="both"/>
+      </w:pPr>
+      <w:r>
+        <w:rPr>
+          <w:rFonts w:ascii="Times New Roman" w:hAnsi="Times New Roman"/>
+          <w:i/>
+          <w:color w:val="FF0000"/>
+          <w:sz w:val="24"/>
+        </w:rPr>
+        <w:t>Стих:</w:t>
+      </w:r>
+      <w:r>
+        <w:rPr>
+          <w:rFonts w:ascii="Times New Roman" w:hAnsi="Times New Roman"/>
+          <w:i/>
+          <w:sz w:val="24"/>
+        </w:rPr>
+        <w:t xml:space="preserve"> </w:t>
+      </w:r>
+      <w:r>
+        <w:rPr>
+          <w:rFonts w:ascii="Times New Roman" w:hAnsi="Times New Roman"/>
+          <w:sz w:val="24"/>
+          <w:u w:val="single"/>
+        </w:rPr>
+        <w:t>Коли́</w:t>
+      </w:r>
+      <w:r>
+        <w:rPr>
+          <w:rFonts w:ascii="Times New Roman" w:hAnsi="Times New Roman"/>
+          <w:sz w:val="24"/>
+          <w:u w:val="single"/>
+        </w:rPr>
+        <w:t xml:space="preserve"> </w:t>
+      </w:r>
+      <w:r>
+        <w:rPr>
+          <w:rFonts w:ascii="Times New Roman" w:hAnsi="Times New Roman"/>
+          <w:sz w:val="24"/>
+          <w:u w:val="single"/>
+        </w:rPr>
+        <w:t>Ти,</w:t>
+      </w:r>
+      <w:r>
+        <w:rPr>
+          <w:rFonts w:ascii="Times New Roman" w:hAnsi="Times New Roman"/>
+          <w:sz w:val="24"/>
+          <w:u w:val="single"/>
+        </w:rPr>
+        <w:t xml:space="preserve"> </w:t>
+      </w:r>
+      <w:r>
+        <w:rPr>
+          <w:rFonts w:ascii="Times New Roman" w:hAnsi="Times New Roman"/>
+          <w:sz w:val="24"/>
+          <w:u w:val="single"/>
+        </w:rPr>
+        <w:t>Го́споди,</w:t>
+      </w:r>
+      <w:r>
+        <w:rPr>
+          <w:rFonts w:ascii="Times New Roman" w:hAnsi="Times New Roman"/>
+          <w:sz w:val="24"/>
+          <w:u w:val="single"/>
+        </w:rPr>
+        <w:t xml:space="preserve"> </w:t>
+      </w:r>
+      <w:r>
+        <w:rPr>
+          <w:rFonts w:ascii="Times New Roman" w:hAnsi="Times New Roman"/>
+          <w:sz w:val="24"/>
+          <w:u w:val="single"/>
+        </w:rPr>
+        <w:t>зважа́тимеш</w:t>
+      </w:r>
+      <w:r>
+        <w:rPr>
+          <w:rFonts w:ascii="Times New Roman" w:hAnsi="Times New Roman"/>
+          <w:sz w:val="24"/>
+          <w:u w:val="single"/>
+        </w:rPr>
+        <w:t xml:space="preserve"> </w:t>
+      </w:r>
+      <w:r>
+        <w:rPr>
+          <w:rFonts w:ascii="Times New Roman" w:hAnsi="Times New Roman"/>
+          <w:sz w:val="24"/>
+          <w:u w:val="single"/>
+        </w:rPr>
+        <w:t>на</w:t>
+      </w:r>
+      <w:r>
+        <w:rPr>
+          <w:rFonts w:ascii="Times New Roman" w:hAnsi="Times New Roman"/>
+          <w:sz w:val="24"/>
+          <w:u w:val="single"/>
+        </w:rPr>
+        <w:t xml:space="preserve"> </w:t>
+      </w:r>
+      <w:r>
+        <w:rPr>
+          <w:rFonts w:ascii="Times New Roman" w:hAnsi="Times New Roman"/>
+          <w:sz w:val="24"/>
+          <w:u w:val="single"/>
+        </w:rPr>
+        <w:t>беззако́ння,</w:t>
+      </w:r>
+      <w:r>
+        <w:rPr>
+          <w:rFonts w:ascii="Times New Roman" w:hAnsi="Times New Roman"/>
+          <w:sz w:val="24"/>
+          <w:u w:val="single"/>
+        </w:rPr>
+        <w:t xml:space="preserve"> </w:t>
+      </w:r>
+      <w:r>
+        <w:rPr>
+          <w:rFonts w:ascii="Times New Roman" w:hAnsi="Times New Roman"/>
+          <w:sz w:val="24"/>
+          <w:u w:val="single"/>
+        </w:rPr>
+        <w:t>то</w:t>
+      </w:r>
+      <w:r>
+        <w:rPr>
+          <w:rFonts w:ascii="Times New Roman" w:hAnsi="Times New Roman"/>
+          <w:sz w:val="24"/>
+          <w:u w:val="single"/>
+        </w:rPr>
+        <w:t xml:space="preserve"> </w:t>
+      </w:r>
+      <w:r>
+        <w:rPr>
+          <w:rFonts w:ascii="Times New Roman" w:hAnsi="Times New Roman"/>
+          <w:sz w:val="24"/>
+          <w:u w:val="single"/>
+        </w:rPr>
+        <w:t>хто</w:t>
+      </w:r>
+      <w:r>
+        <w:rPr>
+          <w:rFonts w:ascii="Times New Roman" w:hAnsi="Times New Roman"/>
+          <w:sz w:val="24"/>
+          <w:u w:val="single"/>
+        </w:rPr>
+        <w:t xml:space="preserve"> </w:t>
+      </w:r>
+      <w:r>
+        <w:rPr>
+          <w:rFonts w:ascii="Times New Roman" w:hAnsi="Times New Roman"/>
+          <w:sz w:val="24"/>
+          <w:u w:val="single"/>
+        </w:rPr>
+        <w:t>всто́їться,</w:t>
+      </w:r>
+      <w:r>
+        <w:rPr>
+          <w:rFonts w:ascii="Times New Roman" w:hAnsi="Times New Roman"/>
+          <w:sz w:val="24"/>
+          <w:u w:val="single"/>
+        </w:rPr>
+        <w:t xml:space="preserve"> </w:t>
+      </w:r>
+      <w:r>
+        <w:rPr>
+          <w:rFonts w:ascii="Times New Roman" w:hAnsi="Times New Roman"/>
+          <w:sz w:val="24"/>
+          <w:u w:val="single"/>
+        </w:rPr>
+        <w:t>Го́споди.*</w:t>
+      </w:r>
+      <w:r>
+        <w:rPr>
+          <w:rFonts w:ascii="Times New Roman" w:hAnsi="Times New Roman"/>
+          <w:sz w:val="24"/>
+          <w:u w:val="single"/>
+        </w:rPr>
+        <w:t xml:space="preserve"> </w:t>
+      </w:r>
+      <w:r>
+        <w:rPr>
+          <w:rFonts w:ascii="Times New Roman" w:hAnsi="Times New Roman"/>
+          <w:sz w:val="24"/>
+          <w:u w:val="single"/>
+        </w:rPr>
+        <w:t>Та</w:t>
+      </w:r>
+      <w:r>
+        <w:rPr>
+          <w:rFonts w:ascii="Times New Roman" w:hAnsi="Times New Roman"/>
+          <w:sz w:val="24"/>
+          <w:u w:val="single"/>
+        </w:rPr>
+        <w:t xml:space="preserve"> </w:t>
+      </w:r>
+      <w:r>
+        <w:rPr>
+          <w:rFonts w:ascii="Times New Roman" w:hAnsi="Times New Roman"/>
+          <w:sz w:val="24"/>
+          <w:u w:val="single"/>
+        </w:rPr>
+        <w:t>в</w:t>
+      </w:r>
+      <w:r>
+        <w:rPr>
+          <w:rFonts w:ascii="Times New Roman" w:hAnsi="Times New Roman"/>
+          <w:sz w:val="24"/>
+          <w:u w:val="single"/>
+        </w:rPr>
+        <w:t xml:space="preserve"> </w:t>
+      </w:r>
+      <w:r>
+        <w:rPr>
+          <w:rFonts w:ascii="Times New Roman" w:hAnsi="Times New Roman"/>
+          <w:sz w:val="24"/>
+          <w:u w:val="single"/>
+        </w:rPr>
+        <w:t>Те́бе</w:t>
+      </w:r>
+      <w:r>
+        <w:rPr>
+          <w:rFonts w:ascii="Times New Roman" w:hAnsi="Times New Roman"/>
+          <w:sz w:val="24"/>
+          <w:u w:val="single"/>
+        </w:rPr>
+        <w:t xml:space="preserve"> </w:t>
+      </w:r>
+      <w:r>
+        <w:rPr>
+          <w:rFonts w:ascii="Times New Roman" w:hAnsi="Times New Roman"/>
+          <w:sz w:val="24"/>
+          <w:u w:val="single"/>
+        </w:rPr>
+        <w:t>є</w:t>
+      </w:r>
+      <w:r>
+        <w:rPr>
+          <w:rFonts w:ascii="Times New Roman" w:hAnsi="Times New Roman"/>
+          <w:sz w:val="24"/>
+          <w:u w:val="single"/>
+        </w:rPr>
+        <w:t xml:space="preserve"> </w:t>
+      </w:r>
+      <w:r>
+        <w:rPr>
+          <w:rFonts w:ascii="Times New Roman" w:hAnsi="Times New Roman"/>
+          <w:sz w:val="24"/>
+          <w:u w:val="single"/>
+        </w:rPr>
+        <w:t>проще́ння.</w:t>
+      </w:r>
+    </w:p>
+    <w:p>
+      <w:pPr>
         <w:spacing w:after="120" w:line="259" w:lineRule="auto"/>
         <w:jc w:val="both"/>
         <w:rPr>
           <w:rFonts w:ascii="Times New Roman" w:eastAsia="Times New Roman" w:hAnsi="Times New Roman" w:cs="Times New Roman"/>
-          <w:sz w:val="24"/>
-          <w:szCs w:val="24"/>
+          <w:b/>
+          <w:sz w:val="24"/>
+          <w:szCs w:val="24"/>
+        </w:rPr>
+      </w:pPr>
+      <w:r>
+        <w:rPr>
+          <w:rFonts w:ascii="Times New Roman" w:eastAsia="Times New Roman" w:hAnsi="Times New Roman" w:cs="Times New Roman"/>
+          <w:i/>
+          <w:color w:val="FF0000"/>
+          <w:sz w:val="24"/>
+          <w:szCs w:val="24"/>
+        </w:rPr>
+        <w:t>(г. 4, подібний: Як хороброго):</w:t>
+      </w:r>
+      <w:r>
+        <w:rPr>
+          <w:rFonts w:ascii="Times New Roman" w:eastAsia="Times New Roman" w:hAnsi="Times New Roman" w:cs="Times New Roman"/>
+          <w:color w:val="FF0000"/>
+          <w:sz w:val="24"/>
+          <w:szCs w:val="24"/>
+        </w:rPr>
+        <w:t xml:space="preserve"> </w:t>
+      </w:r>
+      <w:r>
+        <w:rPr>
+          <w:rFonts w:ascii="Times New Roman" w:eastAsia="Times New Roman" w:hAnsi="Times New Roman" w:cs="Times New Roman"/>
+          <w:sz w:val="24"/>
+          <w:szCs w:val="24"/>
+        </w:rPr>
+        <w:t>Даниїл пречу́дний,* се́рце своє́ вчини́вши чи́стою оби́теллю Ду́ха* і Ним просвічуваий,* майбу́тніх подій явління* пророку́є відкр</w:t>
+      </w:r>
+      <w:r>
+        <w:rPr>
+          <w:rFonts w:ascii="Times New Roman" w:eastAsia="Times New Roman" w:hAnsi="Times New Roman" w:cs="Times New Roman"/>
+          <w:sz w:val="24"/>
+          <w:szCs w:val="24"/>
+        </w:rPr>
+        <w:t>и́то,* проро́цтва світлістю оздо́блюваний,* і я́сно витлума́чує* могу́тніх пребеззако́нних царів* сокрове́нні сни.</w:t>
+      </w:r>
+    </w:p>
+    <w:p>
+      <w:pPr>
+        <w:spacing w:after="120"/>
+        <w:jc w:val="both"/>
+      </w:pPr>
+      <w:r>
+        <w:rPr>
+          <w:rFonts w:ascii="Times New Roman" w:hAnsi="Times New Roman"/>
+          <w:i/>
+          <w:color w:val="FF0000"/>
+          <w:sz w:val="24"/>
+        </w:rPr>
+        <w:t>Стих:</w:t>
+      </w:r>
+      <w:r>
+        <w:rPr>
+          <w:rFonts w:ascii="Times New Roman" w:hAnsi="Times New Roman"/>
+          <w:i/>
+          <w:sz w:val="24"/>
+        </w:rPr>
+        <w:t xml:space="preserve"> </w:t>
+      </w:r>
+      <w:r>
+        <w:rPr>
+          <w:rFonts w:ascii="Times New Roman" w:hAnsi="Times New Roman"/>
+          <w:sz w:val="24"/>
           <w:u w:val="single"/>
         </w:rPr>
-      </w:pPr>
-      <w:r>
-        <w:rPr>
-          <w:rFonts w:ascii="Times New Roman" w:eastAsia="Times New Roman" w:hAnsi="Times New Roman" w:cs="Times New Roman"/>
+        <w:t>За́для</w:t>
+      </w:r>
+      <w:r>
+        <w:rPr>
+          <w:rFonts w:ascii="Times New Roman" w:hAnsi="Times New Roman"/>
+          <w:sz w:val="24"/>
+          <w:u w:val="single"/>
+        </w:rPr>
+        <w:t xml:space="preserve"> </w:t>
+      </w:r>
+      <w:r>
+        <w:rPr>
+          <w:rFonts w:ascii="Times New Roman" w:hAnsi="Times New Roman"/>
+          <w:sz w:val="24"/>
+          <w:u w:val="single"/>
+        </w:rPr>
+        <w:t>І́мени</w:t>
+      </w:r>
+      <w:r>
+        <w:rPr>
+          <w:rFonts w:ascii="Times New Roman" w:hAnsi="Times New Roman"/>
+          <w:sz w:val="24"/>
+          <w:u w:val="single"/>
+        </w:rPr>
+        <w:t xml:space="preserve"> </w:t>
+      </w:r>
+      <w:r>
+        <w:rPr>
+          <w:rFonts w:ascii="Times New Roman" w:hAnsi="Times New Roman"/>
+          <w:sz w:val="24"/>
+          <w:u w:val="single"/>
+        </w:rPr>
+        <w:t>Твого́</w:t>
+      </w:r>
+      <w:r>
+        <w:rPr>
+          <w:rFonts w:ascii="Times New Roman" w:hAnsi="Times New Roman"/>
+          <w:sz w:val="24"/>
+          <w:u w:val="single"/>
+        </w:rPr>
+        <w:t xml:space="preserve"> </w:t>
+      </w:r>
+      <w:r>
+        <w:rPr>
+          <w:rFonts w:ascii="Times New Roman" w:hAnsi="Times New Roman"/>
+          <w:sz w:val="24"/>
+          <w:u w:val="single"/>
+        </w:rPr>
+        <w:t>наді́юсь</w:t>
+      </w:r>
+      <w:r>
+        <w:rPr>
+          <w:rFonts w:ascii="Times New Roman" w:hAnsi="Times New Roman"/>
+          <w:sz w:val="24"/>
+          <w:u w:val="single"/>
+        </w:rPr>
+        <w:t xml:space="preserve"> </w:t>
+      </w:r>
+      <w:r>
+        <w:rPr>
+          <w:rFonts w:ascii="Times New Roman" w:hAnsi="Times New Roman"/>
+          <w:sz w:val="24"/>
+          <w:u w:val="single"/>
+        </w:rPr>
+        <w:t>на</w:t>
+      </w:r>
+      <w:r>
+        <w:rPr>
+          <w:rFonts w:ascii="Times New Roman" w:hAnsi="Times New Roman"/>
+          <w:sz w:val="24"/>
+          <w:u w:val="single"/>
+        </w:rPr>
+        <w:t xml:space="preserve"> </w:t>
+      </w:r>
+      <w:r>
+        <w:rPr>
+          <w:rFonts w:ascii="Times New Roman" w:hAnsi="Times New Roman"/>
+          <w:sz w:val="24"/>
+          <w:u w:val="single"/>
+        </w:rPr>
+        <w:t>Те́бе,</w:t>
+      </w:r>
+      <w:r>
+        <w:rPr>
+          <w:rFonts w:ascii="Times New Roman" w:hAnsi="Times New Roman"/>
+          <w:sz w:val="24"/>
+          <w:u w:val="single"/>
+        </w:rPr>
+        <w:t xml:space="preserve"> </w:t>
+      </w:r>
+      <w:r>
+        <w:rPr>
+          <w:rFonts w:ascii="Times New Roman" w:hAnsi="Times New Roman"/>
+          <w:sz w:val="24"/>
+          <w:u w:val="single"/>
+        </w:rPr>
+        <w:t>Го́споди,</w:t>
+      </w:r>
+      <w:r>
+        <w:rPr>
+          <w:rFonts w:ascii="Times New Roman" w:hAnsi="Times New Roman"/>
+          <w:sz w:val="24"/>
+          <w:u w:val="single"/>
+        </w:rPr>
+        <w:t xml:space="preserve"> </w:t>
+      </w:r>
+      <w:r>
+        <w:rPr>
+          <w:rFonts w:ascii="Times New Roman" w:hAnsi="Times New Roman"/>
+          <w:sz w:val="24"/>
+          <w:u w:val="single"/>
+        </w:rPr>
+        <w:t>наді́ється</w:t>
+      </w:r>
+      <w:r>
+        <w:rPr>
+          <w:rFonts w:ascii="Times New Roman" w:hAnsi="Times New Roman"/>
+          <w:sz w:val="24"/>
+          <w:u w:val="single"/>
+        </w:rPr>
+        <w:t xml:space="preserve"> </w:t>
+      </w:r>
+      <w:r>
+        <w:rPr>
+          <w:rFonts w:ascii="Times New Roman" w:hAnsi="Times New Roman"/>
+          <w:sz w:val="24"/>
+          <w:u w:val="single"/>
+        </w:rPr>
+        <w:t>душа́</w:t>
+      </w:r>
+      <w:r>
+        <w:rPr>
+          <w:rFonts w:ascii="Times New Roman" w:hAnsi="Times New Roman"/>
+          <w:sz w:val="24"/>
+          <w:u w:val="single"/>
+        </w:rPr>
+        <w:t xml:space="preserve"> </w:t>
+      </w:r>
+      <w:r>
+        <w:rPr>
+          <w:rFonts w:ascii="Times New Roman" w:hAnsi="Times New Roman"/>
+          <w:sz w:val="24"/>
+          <w:u w:val="single"/>
+        </w:rPr>
+        <w:t>моя́</w:t>
+      </w:r>
+      <w:r>
+        <w:rPr>
+          <w:rFonts w:ascii="Times New Roman" w:hAnsi="Times New Roman"/>
+          <w:sz w:val="24"/>
+          <w:u w:val="single"/>
+        </w:rPr>
+        <w:t xml:space="preserve"> </w:t>
+      </w:r>
+      <w:r>
+        <w:rPr>
+          <w:rFonts w:ascii="Times New Roman" w:hAnsi="Times New Roman"/>
+          <w:sz w:val="24"/>
+          <w:u w:val="single"/>
+        </w:rPr>
+        <w:t>на</w:t>
+      </w:r>
+      <w:r>
+        <w:rPr>
+          <w:rFonts w:ascii="Times New Roman" w:hAnsi="Times New Roman"/>
+          <w:sz w:val="24"/>
+          <w:u w:val="single"/>
+        </w:rPr>
+        <w:t xml:space="preserve"> </w:t>
+      </w:r>
+      <w:r>
+        <w:rPr>
+          <w:rFonts w:ascii="Times New Roman" w:hAnsi="Times New Roman"/>
+          <w:sz w:val="24"/>
+          <w:u w:val="single"/>
+        </w:rPr>
+        <w:t>сло́во</w:t>
+      </w:r>
+      <w:r>
+        <w:rPr>
+          <w:rFonts w:ascii="Times New Roman" w:hAnsi="Times New Roman"/>
+          <w:sz w:val="24"/>
+          <w:u w:val="single"/>
+        </w:rPr>
+        <w:t xml:space="preserve"> </w:t>
+      </w:r>
+      <w:r>
+        <w:rPr>
+          <w:rFonts w:ascii="Times New Roman" w:hAnsi="Times New Roman"/>
+          <w:sz w:val="24"/>
+          <w:u w:val="single"/>
+        </w:rPr>
+        <w:t>Твоє́;*</w:t>
+      </w:r>
+      <w:r>
+        <w:rPr>
+          <w:rFonts w:ascii="Times New Roman" w:hAnsi="Times New Roman"/>
+          <w:sz w:val="24"/>
+          <w:u w:val="single"/>
+        </w:rPr>
+        <w:t xml:space="preserve"> </w:t>
+      </w:r>
+      <w:r>
+        <w:rPr>
+          <w:rFonts w:ascii="Times New Roman" w:hAnsi="Times New Roman"/>
+          <w:sz w:val="24"/>
+          <w:u w:val="single"/>
+        </w:rPr>
+        <w:t>наді́ється</w:t>
+      </w:r>
+      <w:r>
+        <w:rPr>
+          <w:rFonts w:ascii="Times New Roman" w:hAnsi="Times New Roman"/>
+          <w:sz w:val="24"/>
+          <w:u w:val="single"/>
+        </w:rPr>
+        <w:t xml:space="preserve"> </w:t>
+      </w:r>
+      <w:r>
+        <w:rPr>
+          <w:rFonts w:ascii="Times New Roman" w:hAnsi="Times New Roman"/>
+          <w:sz w:val="24"/>
+          <w:u w:val="single"/>
+        </w:rPr>
+        <w:t>душа́</w:t>
+      </w:r>
+      <w:r>
+        <w:rPr>
+          <w:rFonts w:ascii="Times New Roman" w:hAnsi="Times New Roman"/>
+          <w:sz w:val="24"/>
+          <w:u w:val="single"/>
+        </w:rPr>
+        <w:t xml:space="preserve"> </w:t>
+      </w:r>
+      <w:r>
+        <w:rPr>
+          <w:rFonts w:ascii="Times New Roman" w:hAnsi="Times New Roman"/>
+          <w:sz w:val="24"/>
+          <w:u w:val="single"/>
+        </w:rPr>
+        <w:t>моя́</w:t>
+      </w:r>
+      <w:r>
+        <w:rPr>
+          <w:rFonts w:ascii="Times New Roman" w:hAnsi="Times New Roman"/>
+          <w:sz w:val="24"/>
+          <w:u w:val="single"/>
+        </w:rPr>
+        <w:t xml:space="preserve"> </w:t>
+      </w:r>
+      <w:r>
+        <w:rPr>
+          <w:rFonts w:ascii="Times New Roman" w:hAnsi="Times New Roman"/>
+          <w:sz w:val="24"/>
+          <w:u w:val="single"/>
+        </w:rPr>
+        <w:t>на</w:t>
+      </w:r>
+      <w:r>
+        <w:rPr>
+          <w:rFonts w:ascii="Times New Roman" w:hAnsi="Times New Roman"/>
+          <w:sz w:val="24"/>
+          <w:u w:val="single"/>
+        </w:rPr>
+        <w:t xml:space="preserve"> </w:t>
+      </w:r>
+      <w:r>
+        <w:rPr>
+          <w:rFonts w:ascii="Times New Roman" w:hAnsi="Times New Roman"/>
+          <w:sz w:val="24"/>
+          <w:u w:val="single"/>
+        </w:rPr>
+        <w:t>Го́спода.</w:t>
+      </w:r>
+    </w:p>
+    <w:p>
+      <w:pPr>
+        <w:spacing w:after="120" w:line="259" w:lineRule="auto"/>
+        <w:jc w:val="both"/>
+        <w:rPr>
+          <w:rFonts w:ascii="Times New Roman" w:eastAsia="Times New Roman" w:hAnsi="Times New Roman" w:cs="Times New Roman"/>
+          <w:sz w:val="24"/>
+          <w:szCs w:val="24"/>
+        </w:rPr>
+      </w:pPr>
+      <w:r>
+        <w:rPr>
+          <w:rFonts w:ascii="Times New Roman" w:eastAsia="Times New Roman" w:hAnsi="Times New Roman" w:cs="Times New Roman"/>
+          <w:sz w:val="24"/>
+          <w:szCs w:val="24"/>
+        </w:rPr>
+        <w:t>Напере́д укріпи́вши* тіло</w:t>
+      </w:r>
+      <w:r>
+        <w:rPr>
+          <w:rFonts w:ascii="Times New Roman" w:eastAsia="Times New Roman" w:hAnsi="Times New Roman" w:cs="Times New Roman"/>
+          <w:sz w:val="24"/>
+          <w:szCs w:val="24"/>
+        </w:rPr>
+        <w:t xml:space="preserve"> твоє́ по́стом неосла́бним,* ти левів па́щі заткну́в;* бо стоячи́ по́серед них, проро́че богоди́вний,* і до благо́го Бо́га пи́льно зір підно́сячи,* ти зоста́вся неушко́дженим* несказа́нною си́лою* Того́, Хто все сподіює преди́вно,* – Відкупи́теля душ на́ши</w:t>
+      </w:r>
+      <w:r>
+        <w:rPr>
+          <w:rFonts w:ascii="Times New Roman" w:eastAsia="Times New Roman" w:hAnsi="Times New Roman" w:cs="Times New Roman"/>
+          <w:sz w:val="24"/>
+          <w:szCs w:val="24"/>
+        </w:rPr>
+        <w:t>х.</w:t>
+      </w:r>
+    </w:p>
+    <w:p>
+      <w:pPr>
+        <w:spacing w:after="120"/>
+        <w:jc w:val="both"/>
+      </w:pPr>
+      <w:r>
+        <w:rPr>
+          <w:rFonts w:ascii="Times New Roman" w:hAnsi="Times New Roman"/>
           <w:i/>
           <w:color w:val="FF0000"/>
           <w:sz w:val="24"/>
-          <w:szCs w:val="24"/>
         </w:rPr>
         <w:t>Стих:</w:t>
       </w:r>
       <w:r>
         <w:rPr>
-          <w:rFonts w:ascii="Times New Roman" w:eastAsia="Times New Roman" w:hAnsi="Times New Roman" w:cs="Times New Roman"/>
-          <w:i/>
-          <w:sz w:val="24"/>
-          <w:szCs w:val="24"/>
+          <w:rFonts w:ascii="Times New Roman" w:hAnsi="Times New Roman"/>
+          <w:i/>
+          <w:sz w:val="24"/>
         </w:rPr>
         <w:t xml:space="preserve"> </w:t>
       </w:r>
       <w:r>
         <w:rPr>
-          <w:rFonts w:ascii="Times New Roman" w:eastAsia="Times New Roman" w:hAnsi="Times New Roman" w:cs="Times New Roman"/>
-          <w:sz w:val="24"/>
-          <w:szCs w:val="24"/>
+          <w:rFonts w:ascii="Times New Roman" w:hAnsi="Times New Roman"/>
+          <w:sz w:val="24"/>
           <w:u w:val="single"/>
         </w:rPr>
-        <w:t>Коли ти, Господи, зважатимеш на беззаконня,* то хто встоїться, Господи, та в тебе є прощення.</w:t>
+        <w:t>Від</w:t>
+      </w:r>
+      <w:r>
+        <w:rPr>
+          <w:rFonts w:ascii="Times New Roman" w:hAnsi="Times New Roman"/>
+          <w:sz w:val="24"/>
+          <w:u w:val="single"/>
+        </w:rPr>
+        <w:t xml:space="preserve"> </w:t>
+      </w:r>
+      <w:r>
+        <w:rPr>
+          <w:rFonts w:ascii="Times New Roman" w:hAnsi="Times New Roman"/>
+          <w:sz w:val="24"/>
+          <w:u w:val="single"/>
+        </w:rPr>
+        <w:t>ра́нньої</w:t>
+      </w:r>
+      <w:r>
+        <w:rPr>
+          <w:rFonts w:ascii="Times New Roman" w:hAnsi="Times New Roman"/>
+          <w:sz w:val="24"/>
+          <w:u w:val="single"/>
+        </w:rPr>
+        <w:t xml:space="preserve"> </w:t>
+      </w:r>
+      <w:r>
+        <w:rPr>
+          <w:rFonts w:ascii="Times New Roman" w:hAnsi="Times New Roman"/>
+          <w:sz w:val="24"/>
+          <w:u w:val="single"/>
+        </w:rPr>
+        <w:t>сторо́жі</w:t>
+      </w:r>
+      <w:r>
+        <w:rPr>
+          <w:rFonts w:ascii="Times New Roman" w:hAnsi="Times New Roman"/>
+          <w:sz w:val="24"/>
+          <w:u w:val="single"/>
+        </w:rPr>
+        <w:t xml:space="preserve"> </w:t>
+      </w:r>
+      <w:r>
+        <w:rPr>
+          <w:rFonts w:ascii="Times New Roman" w:hAnsi="Times New Roman"/>
+          <w:sz w:val="24"/>
+          <w:u w:val="single"/>
+        </w:rPr>
+        <w:t>до</w:t>
+      </w:r>
+      <w:r>
+        <w:rPr>
+          <w:rFonts w:ascii="Times New Roman" w:hAnsi="Times New Roman"/>
+          <w:sz w:val="24"/>
+          <w:u w:val="single"/>
+        </w:rPr>
+        <w:t xml:space="preserve"> </w:t>
+      </w:r>
+      <w:r>
+        <w:rPr>
+          <w:rFonts w:ascii="Times New Roman" w:hAnsi="Times New Roman"/>
+          <w:sz w:val="24"/>
+          <w:u w:val="single"/>
+        </w:rPr>
+        <w:t>но́чі</w:t>
+      </w:r>
+      <w:r>
+        <w:rPr>
+          <w:rFonts w:ascii="Times New Roman" w:hAnsi="Times New Roman"/>
+          <w:sz w:val="24"/>
+          <w:u w:val="single"/>
+        </w:rPr>
+        <w:t xml:space="preserve"> </w:t>
+      </w:r>
+      <w:r>
+        <w:rPr>
+          <w:rFonts w:ascii="Times New Roman" w:hAnsi="Times New Roman"/>
+          <w:sz w:val="24"/>
+          <w:u w:val="single"/>
+        </w:rPr>
+        <w:t>від</w:t>
+      </w:r>
+      <w:r>
+        <w:rPr>
+          <w:rFonts w:ascii="Times New Roman" w:hAnsi="Times New Roman"/>
+          <w:sz w:val="24"/>
+          <w:u w:val="single"/>
+        </w:rPr>
+        <w:t xml:space="preserve"> </w:t>
+      </w:r>
+      <w:r>
+        <w:rPr>
+          <w:rFonts w:ascii="Times New Roman" w:hAnsi="Times New Roman"/>
+          <w:sz w:val="24"/>
+          <w:u w:val="single"/>
+        </w:rPr>
+        <w:t>ра́нньої</w:t>
+      </w:r>
+      <w:r>
+        <w:rPr>
+          <w:rFonts w:ascii="Times New Roman" w:hAnsi="Times New Roman"/>
+          <w:sz w:val="24"/>
+          <w:u w:val="single"/>
+        </w:rPr>
+        <w:t xml:space="preserve"> </w:t>
+      </w:r>
+      <w:r>
+        <w:rPr>
+          <w:rFonts w:ascii="Times New Roman" w:hAnsi="Times New Roman"/>
+          <w:sz w:val="24"/>
+          <w:u w:val="single"/>
+        </w:rPr>
+        <w:t>сторо́жі*</w:t>
+      </w:r>
+      <w:r>
+        <w:rPr>
+          <w:rFonts w:ascii="Times New Roman" w:hAnsi="Times New Roman"/>
+          <w:sz w:val="24"/>
+          <w:u w:val="single"/>
+        </w:rPr>
+        <w:t xml:space="preserve"> </w:t>
+      </w:r>
+      <w:r>
+        <w:rPr>
+          <w:rFonts w:ascii="Times New Roman" w:hAnsi="Times New Roman"/>
+          <w:sz w:val="24"/>
+          <w:u w:val="single"/>
+        </w:rPr>
+        <w:t>неха́й</w:t>
+      </w:r>
+      <w:r>
+        <w:rPr>
+          <w:rFonts w:ascii="Times New Roman" w:hAnsi="Times New Roman"/>
+          <w:sz w:val="24"/>
+          <w:u w:val="single"/>
+        </w:rPr>
+        <w:t xml:space="preserve"> </w:t>
+      </w:r>
+      <w:r>
+        <w:rPr>
+          <w:rFonts w:ascii="Times New Roman" w:hAnsi="Times New Roman"/>
+          <w:sz w:val="24"/>
+          <w:u w:val="single"/>
+        </w:rPr>
+        <w:t>упова́є</w:t>
+      </w:r>
+      <w:r>
+        <w:rPr>
+          <w:rFonts w:ascii="Times New Roman" w:hAnsi="Times New Roman"/>
+          <w:sz w:val="24"/>
+          <w:u w:val="single"/>
+        </w:rPr>
+        <w:t xml:space="preserve"> </w:t>
+      </w:r>
+      <w:r>
+        <w:rPr>
+          <w:rFonts w:ascii="Times New Roman" w:hAnsi="Times New Roman"/>
+          <w:sz w:val="24"/>
+          <w:u w:val="single"/>
+        </w:rPr>
+        <w:t>Ізра́їль</w:t>
+      </w:r>
+      <w:r>
+        <w:rPr>
+          <w:rFonts w:ascii="Times New Roman" w:hAnsi="Times New Roman"/>
+          <w:sz w:val="24"/>
+          <w:u w:val="single"/>
+        </w:rPr>
+        <w:t xml:space="preserve"> </w:t>
+      </w:r>
+      <w:r>
+        <w:rPr>
+          <w:rFonts w:ascii="Times New Roman" w:hAnsi="Times New Roman"/>
+          <w:sz w:val="24"/>
+          <w:u w:val="single"/>
+        </w:rPr>
+        <w:t>на</w:t>
+      </w:r>
+      <w:r>
+        <w:rPr>
+          <w:rFonts w:ascii="Times New Roman" w:hAnsi="Times New Roman"/>
+          <w:sz w:val="24"/>
+          <w:u w:val="single"/>
+        </w:rPr>
+        <w:t xml:space="preserve"> </w:t>
+      </w:r>
+      <w:r>
+        <w:rPr>
+          <w:rFonts w:ascii="Times New Roman" w:hAnsi="Times New Roman"/>
+          <w:sz w:val="24"/>
+          <w:u w:val="single"/>
+        </w:rPr>
+        <w:t>Го́спода.</w:t>
       </w:r>
     </w:p>
     <w:p>
@@ -2683,219 +3506,296 @@
         <w:jc w:val="both"/>
         <w:rPr>
           <w:rFonts w:ascii="Times New Roman" w:eastAsia="Times New Roman" w:hAnsi="Times New Roman" w:cs="Times New Roman"/>
-          <w:b/>
-          <w:sz w:val="24"/>
-          <w:szCs w:val="24"/>
-        </w:rPr>
-      </w:pPr>
-      <w:r>
-        <w:rPr>
-          <w:rFonts w:ascii="Times New Roman" w:eastAsia="Times New Roman" w:hAnsi="Times New Roman" w:cs="Times New Roman"/>
+          <w:sz w:val="24"/>
+          <w:szCs w:val="24"/>
+        </w:rPr>
+      </w:pPr>
+      <w:r>
+        <w:rPr>
+          <w:rFonts w:ascii="Times New Roman" w:eastAsia="Times New Roman" w:hAnsi="Times New Roman" w:cs="Times New Roman"/>
+          <w:sz w:val="24"/>
+          <w:szCs w:val="24"/>
+        </w:rPr>
+        <w:t>На престо́лі возсіда́ючого* й а́нгелами ото́ченого,* неосягне́нного ба́чив ти* Суддю́ Пра́ведного,* проро́че пречу́дний.* А врази́вшись цим жахни́м і страшни́м видінням,* ти по́тім усім його́ розголоси́в,* написа́вши про Дру́ге Прише́стя* вопло́ченого Бо́г</w:t>
+      </w:r>
+      <w:r>
+        <w:rPr>
+          <w:rFonts w:ascii="Times New Roman" w:eastAsia="Times New Roman" w:hAnsi="Times New Roman" w:cs="Times New Roman"/>
+          <w:sz w:val="24"/>
+          <w:szCs w:val="24"/>
+        </w:rPr>
+        <w:t>а на́шого.</w:t>
+      </w:r>
+    </w:p>
+    <w:p>
+      <w:pPr>
+        <w:spacing w:after="120"/>
+        <w:jc w:val="both"/>
+      </w:pPr>
+      <w:r>
+        <w:rPr>
+          <w:rFonts w:ascii="Times New Roman" w:hAnsi="Times New Roman"/>
           <w:i/>
           <w:color w:val="FF0000"/>
           <w:sz w:val="24"/>
-          <w:szCs w:val="24"/>
-        </w:rPr>
-        <w:t>(г. 4, подібний: Як хороброго):</w:t>
-      </w:r>
-      <w:r>
-        <w:rPr>
-          <w:rFonts w:ascii="Times New Roman" w:eastAsia="Times New Roman" w:hAnsi="Times New Roman" w:cs="Times New Roman"/>
-          <w:color w:val="FF0000"/>
-          <w:sz w:val="24"/>
-          <w:szCs w:val="24"/>
+        </w:rPr>
+        <w:t>Стих:</w:t>
+      </w:r>
+      <w:r>
+        <w:rPr>
+          <w:rFonts w:ascii="Times New Roman" w:hAnsi="Times New Roman"/>
+          <w:i/>
+          <w:sz w:val="24"/>
         </w:rPr>
         <w:t xml:space="preserve"> </w:t>
       </w:r>
       <w:r>
         <w:rPr>
-          <w:rFonts w:ascii="Times New Roman" w:eastAsia="Times New Roman" w:hAnsi="Times New Roman" w:cs="Times New Roman"/>
-          <w:sz w:val="24"/>
-          <w:szCs w:val="24"/>
-        </w:rPr>
-        <w:t>Даниїл пречу́дний,* се́рце своє́ вчини́вши чи́стою оби́теллю Ду́ха* і Ним просвічуваий,* майбу́тніх подій явління* пророку́є відкр</w:t>
-      </w:r>
-      <w:r>
-        <w:rPr>
-          <w:rFonts w:ascii="Times New Roman" w:eastAsia="Times New Roman" w:hAnsi="Times New Roman" w:cs="Times New Roman"/>
-          <w:sz w:val="24"/>
-          <w:szCs w:val="24"/>
-        </w:rPr>
-        <w:t>и́то,* проро́цтва світлістю оздо́блюваний,* і я́сно витлума́чує* могу́тніх пребеззако́нних царів* сокрове́нні сни.</w:t>
-      </w:r>
-    </w:p>
-    <w:p>
-      <w:pPr>
-        <w:spacing w:after="120" w:line="259" w:lineRule="auto"/>
-        <w:jc w:val="both"/>
-        <w:rPr>
-          <w:rFonts w:ascii="Times New Roman" w:eastAsia="Times New Roman" w:hAnsi="Times New Roman" w:cs="Times New Roman"/>
-          <w:sz w:val="24"/>
-          <w:szCs w:val="24"/>
+          <w:rFonts w:ascii="Times New Roman" w:hAnsi="Times New Roman"/>
+          <w:sz w:val="24"/>
           <w:u w:val="single"/>
         </w:rPr>
-      </w:pPr>
-      <w:r>
-        <w:rPr>
-          <w:rFonts w:ascii="Times New Roman" w:eastAsia="Times New Roman" w:hAnsi="Times New Roman" w:cs="Times New Roman"/>
-          <w:i/>
-          <w:color w:val="FF0000"/>
-          <w:sz w:val="24"/>
-          <w:szCs w:val="24"/>
-        </w:rPr>
-        <w:lastRenderedPageBreak/>
-        <w:t xml:space="preserve">Стих: </w:t>
-      </w:r>
-      <w:r>
-        <w:rPr>
-          <w:rFonts w:ascii="Times New Roman" w:eastAsia="Times New Roman" w:hAnsi="Times New Roman" w:cs="Times New Roman"/>
-          <w:sz w:val="24"/>
-          <w:szCs w:val="24"/>
+        <w:t>Бо</w:t>
+      </w:r>
+      <w:r>
+        <w:rPr>
+          <w:rFonts w:ascii="Times New Roman" w:hAnsi="Times New Roman"/>
+          <w:sz w:val="24"/>
           <w:u w:val="single"/>
         </w:rPr>
-        <w:t>Задля імени твого надіюсь на тебе, Господи,* надіється душа моя на слово твоє; надіється душа моя на Господа.</w:t>
-      </w:r>
-    </w:p>
-    <w:p>
-      <w:pPr>
-        <w:spacing w:after="120" w:line="259" w:lineRule="auto"/>
-        <w:jc w:val="both"/>
-        <w:rPr>
-          <w:rFonts w:ascii="Times New Roman" w:eastAsia="Times New Roman" w:hAnsi="Times New Roman" w:cs="Times New Roman"/>
-          <w:sz w:val="24"/>
-          <w:szCs w:val="24"/>
-        </w:rPr>
-      </w:pPr>
-      <w:r>
-        <w:rPr>
-          <w:rFonts w:ascii="Times New Roman" w:eastAsia="Times New Roman" w:hAnsi="Times New Roman" w:cs="Times New Roman"/>
-          <w:sz w:val="24"/>
-          <w:szCs w:val="24"/>
-        </w:rPr>
-        <w:t>Напере́д укріпи́вши* тіло</w:t>
-      </w:r>
-      <w:r>
-        <w:rPr>
-          <w:rFonts w:ascii="Times New Roman" w:eastAsia="Times New Roman" w:hAnsi="Times New Roman" w:cs="Times New Roman"/>
-          <w:sz w:val="24"/>
-          <w:szCs w:val="24"/>
-        </w:rPr>
-        <w:t xml:space="preserve"> твоє́ по́стом неосла́бним,* ти левів па́щі заткну́в;* бо стоячи́ по́серед них, проро́че богоди́вний,* і до благо́го Бо́га пи́льно зір підно́сячи,* ти зоста́вся неушко́дженим* несказа́нною си́лою* Того́, Хто все сподіює преди́вно,* – Відкупи́теля душ на́ши</w:t>
-      </w:r>
-      <w:r>
-        <w:rPr>
-          <w:rFonts w:ascii="Times New Roman" w:eastAsia="Times New Roman" w:hAnsi="Times New Roman" w:cs="Times New Roman"/>
-          <w:sz w:val="24"/>
-          <w:szCs w:val="24"/>
-        </w:rPr>
-        <w:t>х.</w:t>
-      </w:r>
-    </w:p>
-    <w:p>
-      <w:pPr>
-        <w:spacing w:after="120" w:line="259" w:lineRule="auto"/>
-        <w:jc w:val="both"/>
-        <w:rPr>
-          <w:rFonts w:ascii="Times New Roman" w:eastAsia="Times New Roman" w:hAnsi="Times New Roman" w:cs="Times New Roman"/>
-          <w:sz w:val="24"/>
-          <w:szCs w:val="24"/>
+        <w:t xml:space="preserve"> </w:t>
+      </w:r>
+      <w:r>
+        <w:rPr>
+          <w:rFonts w:ascii="Times New Roman" w:hAnsi="Times New Roman"/>
+          <w:sz w:val="24"/>
           <w:u w:val="single"/>
         </w:rPr>
-      </w:pPr>
-      <w:r>
-        <w:rPr>
-          <w:rFonts w:ascii="Times New Roman" w:eastAsia="Times New Roman" w:hAnsi="Times New Roman" w:cs="Times New Roman"/>
-          <w:i/>
-          <w:color w:val="FF0000"/>
-          <w:sz w:val="24"/>
-          <w:szCs w:val="24"/>
-        </w:rPr>
-        <w:t>Стих:</w:t>
-      </w:r>
-      <w:r>
-        <w:rPr>
-          <w:rFonts w:ascii="Times New Roman" w:eastAsia="Times New Roman" w:hAnsi="Times New Roman" w:cs="Times New Roman"/>
-          <w:i/>
-          <w:sz w:val="24"/>
-          <w:szCs w:val="24"/>
+        <w:t>в</w:t>
+      </w:r>
+      <w:r>
+        <w:rPr>
+          <w:rFonts w:ascii="Times New Roman" w:hAnsi="Times New Roman"/>
+          <w:sz w:val="24"/>
+          <w:u w:val="single"/>
         </w:rPr>
         <w:t xml:space="preserve"> </w:t>
       </w:r>
       <w:r>
         <w:rPr>
-          <w:rFonts w:ascii="Times New Roman" w:eastAsia="Times New Roman" w:hAnsi="Times New Roman" w:cs="Times New Roman"/>
-          <w:sz w:val="24"/>
-          <w:szCs w:val="24"/>
+          <w:rFonts w:ascii="Times New Roman" w:hAnsi="Times New Roman"/>
+          <w:sz w:val="24"/>
           <w:u w:val="single"/>
         </w:rPr>
-        <w:t>Від ранньої сторожі до ночі* від ранньої сторожі нехай уповає Ізраїль на Господа.</w:t>
-      </w:r>
-    </w:p>
-    <w:p>
-      <w:pPr>
-        <w:spacing w:after="120" w:line="259" w:lineRule="auto"/>
-        <w:jc w:val="both"/>
-        <w:rPr>
-          <w:rFonts w:ascii="Times New Roman" w:eastAsia="Times New Roman" w:hAnsi="Times New Roman" w:cs="Times New Roman"/>
-          <w:sz w:val="24"/>
-          <w:szCs w:val="24"/>
-        </w:rPr>
-      </w:pPr>
-      <w:r>
-        <w:rPr>
-          <w:rFonts w:ascii="Times New Roman" w:eastAsia="Times New Roman" w:hAnsi="Times New Roman" w:cs="Times New Roman"/>
-          <w:sz w:val="24"/>
-          <w:szCs w:val="24"/>
-        </w:rPr>
-        <w:t>На престо́лі возсіда́ючого* й а́нгелами ото́ченого,* неосягне́нного ба́чив ти* Суддю́ Пра́ведного,* проро́че пречу́дний.* А врази́вшись цим жахни́м і страшни́м видінням,* ти по́тім усім його́ розголоси́в,* написа́вши про Дру́ге Прише́стя* вопло́ченого Бо́г</w:t>
-      </w:r>
-      <w:r>
-        <w:rPr>
-          <w:rFonts w:ascii="Times New Roman" w:eastAsia="Times New Roman" w:hAnsi="Times New Roman" w:cs="Times New Roman"/>
-          <w:sz w:val="24"/>
-          <w:szCs w:val="24"/>
-        </w:rPr>
-        <w:t>а на́шого.</w:t>
-      </w:r>
-    </w:p>
-    <w:p>
-      <w:pPr>
-        <w:spacing w:after="120" w:line="259" w:lineRule="auto"/>
-        <w:jc w:val="both"/>
-        <w:rPr>
-          <w:rFonts w:ascii="Times New Roman" w:eastAsia="Times New Roman" w:hAnsi="Times New Roman" w:cs="Times New Roman"/>
-          <w:sz w:val="24"/>
-          <w:szCs w:val="24"/>
+        <w:t>Го́спода</w:t>
+      </w:r>
+      <w:r>
+        <w:rPr>
+          <w:rFonts w:ascii="Times New Roman" w:hAnsi="Times New Roman"/>
+          <w:sz w:val="24"/>
           <w:u w:val="single"/>
         </w:rPr>
-      </w:pPr>
-      <w:r>
-        <w:rPr>
-          <w:rFonts w:ascii="Times New Roman" w:eastAsia="Times New Roman" w:hAnsi="Times New Roman" w:cs="Times New Roman"/>
-          <w:i/>
-          <w:color w:val="FF0000"/>
-          <w:sz w:val="24"/>
-          <w:szCs w:val="24"/>
-        </w:rPr>
-        <w:t>Стих:</w:t>
-      </w:r>
-      <w:r>
-        <w:rPr>
-          <w:rFonts w:ascii="Times New Roman" w:eastAsia="Times New Roman" w:hAnsi="Times New Roman" w:cs="Times New Roman"/>
-          <w:i/>
-          <w:sz w:val="24"/>
-          <w:szCs w:val="24"/>
-        </w:rPr>
         <w:t xml:space="preserve"> </w:t>
       </w:r>
       <w:r>
         <w:rPr>
-          <w:rFonts w:ascii="Times New Roman" w:eastAsia="Times New Roman" w:hAnsi="Times New Roman" w:cs="Times New Roman"/>
-          <w:sz w:val="24"/>
-          <w:szCs w:val="24"/>
+          <w:rFonts w:ascii="Times New Roman" w:hAnsi="Times New Roman"/>
+          <w:sz w:val="24"/>
           <w:u w:val="single"/>
         </w:rPr>
-        <w:t>Бо в Господа милість і відкуплення велике в нього;* він визволить Ізраїля від усього беззаконня його.</w:t>
+        <w:t>ми́лість</w:t>
+      </w:r>
+      <w:r>
+        <w:rPr>
+          <w:rFonts w:ascii="Times New Roman" w:hAnsi="Times New Roman"/>
+          <w:sz w:val="24"/>
+          <w:u w:val="single"/>
+        </w:rPr>
+        <w:t xml:space="preserve"> </w:t>
+      </w:r>
+      <w:r>
+        <w:rPr>
+          <w:rFonts w:ascii="Times New Roman" w:hAnsi="Times New Roman"/>
+          <w:sz w:val="24"/>
+          <w:u w:val="single"/>
+        </w:rPr>
+        <w:t>і</w:t>
+      </w:r>
+      <w:r>
+        <w:rPr>
+          <w:rFonts w:ascii="Times New Roman" w:hAnsi="Times New Roman"/>
+          <w:sz w:val="24"/>
+          <w:u w:val="single"/>
+        </w:rPr>
+        <w:t xml:space="preserve"> </w:t>
+      </w:r>
+      <w:r>
+        <w:rPr>
+          <w:rFonts w:ascii="Times New Roman" w:hAnsi="Times New Roman"/>
+          <w:sz w:val="24"/>
+          <w:u w:val="single"/>
+        </w:rPr>
+        <w:t>відку́плення</w:t>
+      </w:r>
+      <w:r>
+        <w:rPr>
+          <w:rFonts w:ascii="Times New Roman" w:hAnsi="Times New Roman"/>
+          <w:sz w:val="24"/>
+          <w:u w:val="single"/>
+        </w:rPr>
+        <w:t xml:space="preserve"> </w:t>
+      </w:r>
+      <w:r>
+        <w:rPr>
+          <w:rFonts w:ascii="Times New Roman" w:hAnsi="Times New Roman"/>
+          <w:sz w:val="24"/>
+          <w:u w:val="single"/>
+        </w:rPr>
+        <w:t>вели́ке</w:t>
+      </w:r>
+      <w:r>
+        <w:rPr>
+          <w:rFonts w:ascii="Times New Roman" w:hAnsi="Times New Roman"/>
+          <w:sz w:val="24"/>
+          <w:u w:val="single"/>
+        </w:rPr>
+        <w:t xml:space="preserve"> </w:t>
+      </w:r>
+      <w:r>
+        <w:rPr>
+          <w:rFonts w:ascii="Times New Roman" w:hAnsi="Times New Roman"/>
+          <w:sz w:val="24"/>
+          <w:u w:val="single"/>
+        </w:rPr>
+        <w:t>в</w:t>
+      </w:r>
+      <w:r>
+        <w:rPr>
+          <w:rFonts w:ascii="Times New Roman" w:hAnsi="Times New Roman"/>
+          <w:sz w:val="24"/>
+          <w:u w:val="single"/>
+        </w:rPr>
+        <w:t xml:space="preserve"> </w:t>
+      </w:r>
+      <w:r>
+        <w:rPr>
+          <w:rFonts w:ascii="Times New Roman" w:hAnsi="Times New Roman"/>
+          <w:sz w:val="24"/>
+          <w:u w:val="single"/>
+        </w:rPr>
+        <w:t>Ньо́го;*</w:t>
+      </w:r>
+      <w:r>
+        <w:rPr>
+          <w:rFonts w:ascii="Times New Roman" w:hAnsi="Times New Roman"/>
+          <w:sz w:val="24"/>
+          <w:u w:val="single"/>
+        </w:rPr>
+        <w:t xml:space="preserve"> </w:t>
+      </w:r>
+      <w:r>
+        <w:rPr>
+          <w:rFonts w:ascii="Times New Roman" w:hAnsi="Times New Roman"/>
+          <w:sz w:val="24"/>
+          <w:u w:val="single"/>
+        </w:rPr>
+        <w:t>Він</w:t>
+      </w:r>
+      <w:r>
+        <w:rPr>
+          <w:rFonts w:ascii="Times New Roman" w:hAnsi="Times New Roman"/>
+          <w:sz w:val="24"/>
+          <w:u w:val="single"/>
+        </w:rPr>
+        <w:t xml:space="preserve"> </w:t>
+      </w:r>
+      <w:r>
+        <w:rPr>
+          <w:rFonts w:ascii="Times New Roman" w:hAnsi="Times New Roman"/>
+          <w:sz w:val="24"/>
+          <w:u w:val="single"/>
+        </w:rPr>
+        <w:t>ви́зволить</w:t>
+      </w:r>
+      <w:r>
+        <w:rPr>
+          <w:rFonts w:ascii="Times New Roman" w:hAnsi="Times New Roman"/>
+          <w:sz w:val="24"/>
+          <w:u w:val="single"/>
+        </w:rPr>
+        <w:t xml:space="preserve"> </w:t>
+      </w:r>
+      <w:r>
+        <w:rPr>
+          <w:rFonts w:ascii="Times New Roman" w:hAnsi="Times New Roman"/>
+          <w:sz w:val="24"/>
+          <w:u w:val="single"/>
+        </w:rPr>
+        <w:t>Ізра́їля</w:t>
+      </w:r>
+      <w:r>
+        <w:rPr>
+          <w:rFonts w:ascii="Times New Roman" w:hAnsi="Times New Roman"/>
+          <w:sz w:val="24"/>
+          <w:u w:val="single"/>
+        </w:rPr>
+        <w:t xml:space="preserve"> </w:t>
+      </w:r>
+      <w:r>
+        <w:rPr>
+          <w:rFonts w:ascii="Times New Roman" w:hAnsi="Times New Roman"/>
+          <w:sz w:val="24"/>
+          <w:u w:val="single"/>
+        </w:rPr>
+        <w:t>від</w:t>
+      </w:r>
+      <w:r>
+        <w:rPr>
+          <w:rFonts w:ascii="Times New Roman" w:hAnsi="Times New Roman"/>
+          <w:sz w:val="24"/>
+          <w:u w:val="single"/>
+        </w:rPr>
+        <w:t xml:space="preserve"> </w:t>
+      </w:r>
+      <w:r>
+        <w:rPr>
+          <w:rFonts w:ascii="Times New Roman" w:hAnsi="Times New Roman"/>
+          <w:sz w:val="24"/>
+          <w:u w:val="single"/>
+        </w:rPr>
+        <w:t>усьо́го</w:t>
+      </w:r>
+      <w:r>
+        <w:rPr>
+          <w:rFonts w:ascii="Times New Roman" w:hAnsi="Times New Roman"/>
+          <w:sz w:val="24"/>
+          <w:u w:val="single"/>
+        </w:rPr>
+        <w:t xml:space="preserve"> </w:t>
+      </w:r>
+      <w:r>
+        <w:rPr>
+          <w:rFonts w:ascii="Times New Roman" w:hAnsi="Times New Roman"/>
+          <w:sz w:val="24"/>
+          <w:u w:val="single"/>
+        </w:rPr>
+        <w:t>беззако́ння</w:t>
+      </w:r>
+      <w:r>
+        <w:rPr>
+          <w:rFonts w:ascii="Times New Roman" w:hAnsi="Times New Roman"/>
+          <w:sz w:val="24"/>
+          <w:u w:val="single"/>
+        </w:rPr>
+        <w:t xml:space="preserve"> </w:t>
+      </w:r>
+      <w:r>
+        <w:rPr>
+          <w:rFonts w:ascii="Times New Roman" w:hAnsi="Times New Roman"/>
+          <w:sz w:val="24"/>
+          <w:u w:val="single"/>
+        </w:rPr>
+        <w:t>його́.</w:t>
       </w:r>
     </w:p>
     <w:p>
@@ -2963,109 +3863,347 @@
     </w:p>
     <w:p>
       <w:pPr>
+        <w:spacing w:after="120"/>
+        <w:jc w:val="both"/>
+      </w:pPr>
+      <w:r>
+        <w:rPr>
+          <w:rFonts w:ascii="Times New Roman" w:hAnsi="Times New Roman"/>
+          <w:i/>
+          <w:color w:val="FF0000"/>
+          <w:sz w:val="24"/>
+        </w:rPr>
+        <w:t>Стих:</w:t>
+      </w:r>
+      <w:r>
+        <w:rPr>
+          <w:rFonts w:ascii="Times New Roman" w:hAnsi="Times New Roman"/>
+          <w:i/>
+          <w:sz w:val="24"/>
+        </w:rPr>
+        <w:t xml:space="preserve"> </w:t>
+      </w:r>
+      <w:r>
+        <w:rPr>
+          <w:rFonts w:ascii="Times New Roman" w:hAnsi="Times New Roman"/>
+          <w:sz w:val="24"/>
+          <w:u w:val="single"/>
+        </w:rPr>
+        <w:t>Хвалі́те</w:t>
+      </w:r>
+      <w:r>
+        <w:rPr>
+          <w:rFonts w:ascii="Times New Roman" w:hAnsi="Times New Roman"/>
+          <w:sz w:val="24"/>
+          <w:u w:val="single"/>
+        </w:rPr>
+        <w:t xml:space="preserve"> </w:t>
+      </w:r>
+      <w:r>
+        <w:rPr>
+          <w:rFonts w:ascii="Times New Roman" w:hAnsi="Times New Roman"/>
+          <w:sz w:val="24"/>
+          <w:u w:val="single"/>
+        </w:rPr>
+        <w:t>Го́спода</w:t>
+      </w:r>
+      <w:r>
+        <w:rPr>
+          <w:rFonts w:ascii="Times New Roman" w:hAnsi="Times New Roman"/>
+          <w:sz w:val="24"/>
+          <w:u w:val="single"/>
+        </w:rPr>
+        <w:t xml:space="preserve"> </w:t>
+      </w:r>
+      <w:r>
+        <w:rPr>
+          <w:rFonts w:ascii="Times New Roman" w:hAnsi="Times New Roman"/>
+          <w:sz w:val="24"/>
+          <w:u w:val="single"/>
+        </w:rPr>
+        <w:t>всі</w:t>
+      </w:r>
+      <w:r>
+        <w:rPr>
+          <w:rFonts w:ascii="Times New Roman" w:hAnsi="Times New Roman"/>
+          <w:sz w:val="24"/>
+          <w:u w:val="single"/>
+        </w:rPr>
+        <w:t xml:space="preserve"> </w:t>
+      </w:r>
+      <w:r>
+        <w:rPr>
+          <w:rFonts w:ascii="Times New Roman" w:hAnsi="Times New Roman"/>
+          <w:sz w:val="24"/>
+          <w:u w:val="single"/>
+        </w:rPr>
+        <w:t>наро́ди!*</w:t>
+      </w:r>
+      <w:r>
+        <w:rPr>
+          <w:rFonts w:ascii="Times New Roman" w:hAnsi="Times New Roman"/>
+          <w:sz w:val="24"/>
+          <w:u w:val="single"/>
+        </w:rPr>
+        <w:t xml:space="preserve"> </w:t>
+      </w:r>
+      <w:r>
+        <w:rPr>
+          <w:rFonts w:ascii="Times New Roman" w:hAnsi="Times New Roman"/>
+          <w:sz w:val="24"/>
+          <w:u w:val="single"/>
+        </w:rPr>
+        <w:t>Прославля́йте</w:t>
+      </w:r>
+      <w:r>
+        <w:rPr>
+          <w:rFonts w:ascii="Times New Roman" w:hAnsi="Times New Roman"/>
+          <w:sz w:val="24"/>
+          <w:u w:val="single"/>
+        </w:rPr>
+        <w:t xml:space="preserve"> </w:t>
+      </w:r>
+      <w:r>
+        <w:rPr>
+          <w:rFonts w:ascii="Times New Roman" w:hAnsi="Times New Roman"/>
+          <w:sz w:val="24"/>
+          <w:u w:val="single"/>
+        </w:rPr>
+        <w:t>Його́</w:t>
+      </w:r>
+      <w:r>
+        <w:rPr>
+          <w:rFonts w:ascii="Times New Roman" w:hAnsi="Times New Roman"/>
+          <w:sz w:val="24"/>
+          <w:u w:val="single"/>
+        </w:rPr>
+        <w:t xml:space="preserve"> </w:t>
+      </w:r>
+      <w:r>
+        <w:rPr>
+          <w:rFonts w:ascii="Times New Roman" w:hAnsi="Times New Roman"/>
+          <w:sz w:val="24"/>
+          <w:u w:val="single"/>
+        </w:rPr>
+        <w:t>всі</w:t>
+      </w:r>
+      <w:r>
+        <w:rPr>
+          <w:rFonts w:ascii="Times New Roman" w:hAnsi="Times New Roman"/>
+          <w:sz w:val="24"/>
+          <w:u w:val="single"/>
+        </w:rPr>
+        <w:t xml:space="preserve"> </w:t>
+      </w:r>
+      <w:r>
+        <w:rPr>
+          <w:rFonts w:ascii="Times New Roman" w:hAnsi="Times New Roman"/>
+          <w:sz w:val="24"/>
+          <w:u w:val="single"/>
+        </w:rPr>
+        <w:t>лю́ди!</w:t>
+      </w:r>
+    </w:p>
+    <w:p>
+      <w:pPr>
         <w:spacing w:after="120" w:line="259" w:lineRule="auto"/>
         <w:jc w:val="both"/>
         <w:rPr>
           <w:rFonts w:ascii="Times New Roman" w:eastAsia="Times New Roman" w:hAnsi="Times New Roman" w:cs="Times New Roman"/>
           <w:sz w:val="24"/>
           <w:szCs w:val="24"/>
+        </w:rPr>
+      </w:pPr>
+      <w:r>
+        <w:rPr>
+          <w:rFonts w:ascii="Times New Roman" w:eastAsia="Times New Roman" w:hAnsi="Times New Roman" w:cs="Times New Roman"/>
+          <w:sz w:val="24"/>
+          <w:szCs w:val="24"/>
+        </w:rPr>
+        <w:t>Боже́ственним по́лум’ям* розпа́лювані, юнаки́* знева́жили вого́нь:* у ньо́му зро́шувані, свяще́нні,* вони́ хорово́д пресвітлий зобража́ли* і пісню з при́співами ча́стими пе́ред очи́ма всіх співа́ли, всему́дрі,* спра́вді незмінне і несхи́тне* Ца́рство Небе́</w:t>
+      </w:r>
+      <w:r>
+        <w:rPr>
+          <w:rFonts w:ascii="Times New Roman" w:eastAsia="Times New Roman" w:hAnsi="Times New Roman" w:cs="Times New Roman"/>
+          <w:sz w:val="24"/>
+          <w:szCs w:val="24"/>
+        </w:rPr>
+        <w:t>сне* возлюби́вши, пресла́вні.</w:t>
+      </w:r>
+    </w:p>
+    <w:p>
+      <w:pPr>
+        <w:spacing w:after="120"/>
+        <w:jc w:val="both"/>
+      </w:pPr>
+      <w:r>
+        <w:rPr>
+          <w:rFonts w:ascii="Times New Roman" w:hAnsi="Times New Roman"/>
+          <w:i/>
+          <w:color w:val="FF0000"/>
+          <w:sz w:val="24"/>
+        </w:rPr>
+        <w:t>Стих:</w:t>
+      </w:r>
+      <w:r>
+        <w:rPr>
+          <w:rFonts w:ascii="Times New Roman" w:hAnsi="Times New Roman"/>
+          <w:i/>
+          <w:sz w:val="24"/>
+        </w:rPr>
+        <w:t xml:space="preserve"> </w:t>
+      </w:r>
+      <w:r>
+        <w:rPr>
+          <w:rFonts w:ascii="Times New Roman" w:hAnsi="Times New Roman"/>
+          <w:sz w:val="24"/>
           <w:u w:val="single"/>
         </w:rPr>
-      </w:pPr>
-      <w:r>
-        <w:rPr>
-          <w:rFonts w:ascii="Times New Roman" w:eastAsia="Times New Roman" w:hAnsi="Times New Roman" w:cs="Times New Roman"/>
-          <w:i/>
-          <w:color w:val="FF0000"/>
-          <w:sz w:val="24"/>
-          <w:szCs w:val="24"/>
-        </w:rPr>
-        <w:t>Стих:</w:t>
-      </w:r>
-      <w:r>
-        <w:rPr>
-          <w:rFonts w:ascii="Times New Roman" w:eastAsia="Times New Roman" w:hAnsi="Times New Roman" w:cs="Times New Roman"/>
-          <w:i/>
-          <w:sz w:val="24"/>
-          <w:szCs w:val="24"/>
+        <w:t>Вели́ке</w:t>
+      </w:r>
+      <w:r>
+        <w:rPr>
+          <w:rFonts w:ascii="Times New Roman" w:hAnsi="Times New Roman"/>
+          <w:sz w:val="24"/>
+          <w:u w:val="single"/>
         </w:rPr>
         <w:t xml:space="preserve"> </w:t>
       </w:r>
       <w:r>
         <w:rPr>
-          <w:rFonts w:ascii="Times New Roman" w:eastAsia="Times New Roman" w:hAnsi="Times New Roman" w:cs="Times New Roman"/>
-          <w:sz w:val="24"/>
-          <w:szCs w:val="24"/>
+          <w:rFonts w:ascii="Times New Roman" w:hAnsi="Times New Roman"/>
+          <w:sz w:val="24"/>
           <w:u w:val="single"/>
         </w:rPr>
-        <w:t>Хваліте Господа всі народи!* Прославляйте його всі люди!</w:t>
-      </w:r>
-    </w:p>
-    <w:p>
-      <w:pPr>
-        <w:spacing w:after="120" w:line="259" w:lineRule="auto"/>
-        <w:jc w:val="both"/>
-        <w:rPr>
-          <w:rFonts w:ascii="Times New Roman" w:eastAsia="Times New Roman" w:hAnsi="Times New Roman" w:cs="Times New Roman"/>
-          <w:sz w:val="24"/>
-          <w:szCs w:val="24"/>
-        </w:rPr>
-      </w:pPr>
-      <w:r>
-        <w:rPr>
-          <w:rFonts w:ascii="Times New Roman" w:eastAsia="Times New Roman" w:hAnsi="Times New Roman" w:cs="Times New Roman"/>
-          <w:sz w:val="24"/>
-          <w:szCs w:val="24"/>
-        </w:rPr>
-        <w:t>Боже́ственним по́лум’ям* розпа́лювані, юнаки́* знева́жили вого́нь:* у ньо́му зро́шувані, свяще́нні,* вони́ хорово́д пресвітлий зобража́ли* і пісню з при́співами ча́стими пе́ред очи́ма всіх співа́ли, всему́дрі,* спра́вді незмінне і несхи́тне* Ца́рство Небе́</w:t>
-      </w:r>
-      <w:r>
-        <w:rPr>
-          <w:rFonts w:ascii="Times New Roman" w:eastAsia="Times New Roman" w:hAnsi="Times New Roman" w:cs="Times New Roman"/>
-          <w:sz w:val="24"/>
-          <w:szCs w:val="24"/>
-        </w:rPr>
-        <w:t>сне* возлюби́вши, пресла́вні.</w:t>
-      </w:r>
-    </w:p>
-    <w:p>
-      <w:pPr>
-        <w:spacing w:after="120" w:line="259" w:lineRule="auto"/>
-        <w:jc w:val="both"/>
-        <w:rPr>
-          <w:rFonts w:ascii="Times New Roman" w:eastAsia="Times New Roman" w:hAnsi="Times New Roman" w:cs="Times New Roman"/>
-          <w:sz w:val="24"/>
-          <w:szCs w:val="24"/>
+        <w:t>бо</w:t>
+      </w:r>
+      <w:r>
+        <w:rPr>
+          <w:rFonts w:ascii="Times New Roman" w:hAnsi="Times New Roman"/>
+          <w:sz w:val="24"/>
           <w:u w:val="single"/>
         </w:rPr>
-      </w:pPr>
-      <w:r>
-        <w:rPr>
-          <w:rFonts w:ascii="Times New Roman" w:eastAsia="Times New Roman" w:hAnsi="Times New Roman" w:cs="Times New Roman"/>
-          <w:i/>
-          <w:color w:val="FF0000"/>
-          <w:sz w:val="24"/>
-          <w:szCs w:val="24"/>
-        </w:rPr>
-        <w:t>Стих:</w:t>
-      </w:r>
-      <w:r>
-        <w:rPr>
-          <w:rFonts w:ascii="Times New Roman" w:eastAsia="Times New Roman" w:hAnsi="Times New Roman" w:cs="Times New Roman"/>
-          <w:i/>
-          <w:sz w:val="24"/>
-          <w:szCs w:val="24"/>
-        </w:rPr>
         <w:t xml:space="preserve"> </w:t>
       </w:r>
       <w:r>
         <w:rPr>
-          <w:rFonts w:ascii="Times New Roman" w:eastAsia="Times New Roman" w:hAnsi="Times New Roman" w:cs="Times New Roman"/>
-          <w:sz w:val="24"/>
-          <w:szCs w:val="24"/>
+          <w:rFonts w:ascii="Times New Roman" w:hAnsi="Times New Roman"/>
+          <w:sz w:val="24"/>
           <w:u w:val="single"/>
         </w:rPr>
-        <w:t>Велике бо до нас його милосердя, і вірність Господа повіки.</w:t>
+        <w:t>до</w:t>
+      </w:r>
+      <w:r>
+        <w:rPr>
+          <w:rFonts w:ascii="Times New Roman" w:hAnsi="Times New Roman"/>
+          <w:sz w:val="24"/>
+          <w:u w:val="single"/>
+        </w:rPr>
+        <w:t xml:space="preserve"> </w:t>
+      </w:r>
+      <w:r>
+        <w:rPr>
+          <w:rFonts w:ascii="Times New Roman" w:hAnsi="Times New Roman"/>
+          <w:sz w:val="24"/>
+          <w:u w:val="single"/>
+        </w:rPr>
+        <w:t>нас</w:t>
+      </w:r>
+      <w:r>
+        <w:rPr>
+          <w:rFonts w:ascii="Times New Roman" w:hAnsi="Times New Roman"/>
+          <w:sz w:val="24"/>
+          <w:u w:val="single"/>
+        </w:rPr>
+        <w:t xml:space="preserve"> </w:t>
+      </w:r>
+      <w:r>
+        <w:rPr>
+          <w:rFonts w:ascii="Times New Roman" w:hAnsi="Times New Roman"/>
+          <w:sz w:val="24"/>
+          <w:u w:val="single"/>
+        </w:rPr>
+        <w:t>Його́</w:t>
+      </w:r>
+      <w:r>
+        <w:rPr>
+          <w:rFonts w:ascii="Times New Roman" w:hAnsi="Times New Roman"/>
+          <w:sz w:val="24"/>
+          <w:u w:val="single"/>
+        </w:rPr>
+        <w:t xml:space="preserve"> </w:t>
+      </w:r>
+      <w:r>
+        <w:rPr>
+          <w:rFonts w:ascii="Times New Roman" w:hAnsi="Times New Roman"/>
+          <w:sz w:val="24"/>
+          <w:u w:val="single"/>
+        </w:rPr>
+        <w:t>милосе́рдя,*</w:t>
+      </w:r>
+      <w:r>
+        <w:rPr>
+          <w:rFonts w:ascii="Times New Roman" w:hAnsi="Times New Roman"/>
+          <w:sz w:val="24"/>
+          <w:u w:val="single"/>
+        </w:rPr>
+        <w:t xml:space="preserve"> </w:t>
+      </w:r>
+      <w:r>
+        <w:rPr>
+          <w:rFonts w:ascii="Times New Roman" w:hAnsi="Times New Roman"/>
+          <w:sz w:val="24"/>
+          <w:u w:val="single"/>
+        </w:rPr>
+        <w:t>і</w:t>
+      </w:r>
+      <w:r>
+        <w:rPr>
+          <w:rFonts w:ascii="Times New Roman" w:hAnsi="Times New Roman"/>
+          <w:sz w:val="24"/>
+          <w:u w:val="single"/>
+        </w:rPr>
+        <w:t xml:space="preserve"> </w:t>
+      </w:r>
+      <w:r>
+        <w:rPr>
+          <w:rFonts w:ascii="Times New Roman" w:hAnsi="Times New Roman"/>
+          <w:sz w:val="24"/>
+          <w:u w:val="single"/>
+        </w:rPr>
+        <w:t>ві́рність</w:t>
+      </w:r>
+      <w:r>
+        <w:rPr>
+          <w:rFonts w:ascii="Times New Roman" w:hAnsi="Times New Roman"/>
+          <w:sz w:val="24"/>
+          <w:u w:val="single"/>
+        </w:rPr>
+        <w:t xml:space="preserve"> </w:t>
+      </w:r>
+      <w:r>
+        <w:rPr>
+          <w:rFonts w:ascii="Times New Roman" w:hAnsi="Times New Roman"/>
+          <w:sz w:val="24"/>
+          <w:u w:val="single"/>
+        </w:rPr>
+        <w:t>Го́спода</w:t>
+      </w:r>
+      <w:r>
+        <w:rPr>
+          <w:rFonts w:ascii="Times New Roman" w:hAnsi="Times New Roman"/>
+          <w:sz w:val="24"/>
+          <w:u w:val="single"/>
+        </w:rPr>
+        <w:t xml:space="preserve"> </w:t>
+      </w:r>
+      <w:r>
+        <w:rPr>
+          <w:rFonts w:ascii="Times New Roman" w:hAnsi="Times New Roman"/>
+          <w:sz w:val="24"/>
+          <w:u w:val="single"/>
+        </w:rPr>
+        <w:t>пові́ки.</w:t>
       </w:r>
     </w:p>
     <w:p>
@@ -10799,185 +11937,1159 @@
       </w:pPr>
       <w:r>
         <w:rPr>
-          <w:rFonts w:ascii="Times New Roman" w:eastAsia="Times New Roman" w:hAnsi="Times New Roman" w:cs="Times New Roman"/>
-          <w:color w:val="000000"/>
-          <w:sz w:val="24"/>
-          <w:szCs w:val="24"/>
-        </w:rPr>
-        <w:t>Ще і ще в мирі Господеві помолімся.</w:t>
-      </w:r>
-    </w:p>
-    <w:p>
-      <w:pPr>
-        <w:spacing w:after="120"/>
-      </w:pPr>
-      <w:r>
-        <w:rPr>
-          <w:rFonts w:ascii="Times New Roman" w:eastAsia="Times New Roman" w:hAnsi="Times New Roman" w:cs="Times New Roman"/>
+          <w:rFonts w:ascii="Times New Roman" w:hAnsi="Times New Roman"/>
+          <w:color w:val="000000"/>
+          <w:sz w:val="24"/>
+        </w:rPr>
+        <w:t>Ще</w:t>
+      </w:r>
+      <w:r>
+        <w:rPr>
+          <w:rFonts w:ascii="Times New Roman" w:hAnsi="Times New Roman"/>
+          <w:color w:val="000000"/>
+          <w:sz w:val="24"/>
+        </w:rPr>
+        <w:t xml:space="preserve"> </w:t>
+      </w:r>
+      <w:r>
+        <w:rPr>
+          <w:rFonts w:ascii="Times New Roman" w:hAnsi="Times New Roman"/>
+          <w:color w:val="000000"/>
+          <w:sz w:val="24"/>
+        </w:rPr>
+        <w:t>і</w:t>
+      </w:r>
+      <w:r>
+        <w:rPr>
+          <w:rFonts w:ascii="Times New Roman" w:hAnsi="Times New Roman"/>
+          <w:color w:val="000000"/>
+          <w:sz w:val="24"/>
+        </w:rPr>
+        <w:t xml:space="preserve"> </w:t>
+      </w:r>
+      <w:r>
+        <w:rPr>
+          <w:rFonts w:ascii="Times New Roman" w:hAnsi="Times New Roman"/>
+          <w:color w:val="000000"/>
+          <w:sz w:val="24"/>
+        </w:rPr>
+        <w:t>ще</w:t>
+      </w:r>
+      <w:r>
+        <w:rPr>
+          <w:rFonts w:ascii="Times New Roman" w:hAnsi="Times New Roman"/>
+          <w:color w:val="000000"/>
+          <w:sz w:val="24"/>
+        </w:rPr>
+        <w:t xml:space="preserve"> </w:t>
+      </w:r>
+      <w:r>
+        <w:rPr>
+          <w:rFonts w:ascii="Times New Roman" w:hAnsi="Times New Roman"/>
+          <w:color w:val="000000"/>
+          <w:sz w:val="24"/>
+        </w:rPr>
+        <w:t>в</w:t>
+      </w:r>
+      <w:r>
+        <w:rPr>
+          <w:rFonts w:ascii="Times New Roman" w:hAnsi="Times New Roman"/>
+          <w:color w:val="000000"/>
+          <w:sz w:val="24"/>
+        </w:rPr>
+        <w:t xml:space="preserve"> </w:t>
+      </w:r>
+      <w:r>
+        <w:rPr>
+          <w:rFonts w:ascii="Times New Roman" w:hAnsi="Times New Roman"/>
+          <w:color w:val="000000"/>
+          <w:sz w:val="24"/>
+        </w:rPr>
+        <w:t>мирі</w:t>
+      </w:r>
+      <w:r>
+        <w:rPr>
+          <w:rFonts w:ascii="Times New Roman" w:hAnsi="Times New Roman"/>
+          <w:color w:val="000000"/>
+          <w:sz w:val="24"/>
+        </w:rPr>
+        <w:t xml:space="preserve"> </w:t>
+      </w:r>
+      <w:r>
+        <w:rPr>
+          <w:rFonts w:ascii="Times New Roman" w:hAnsi="Times New Roman"/>
+          <w:color w:val="000000"/>
+          <w:sz w:val="24"/>
+        </w:rPr>
+        <w:t>Господеві</w:t>
+      </w:r>
+      <w:r>
+        <w:rPr>
+          <w:rFonts w:ascii="Times New Roman" w:hAnsi="Times New Roman"/>
+          <w:color w:val="000000"/>
+          <w:sz w:val="24"/>
+        </w:rPr>
+        <w:t xml:space="preserve"> </w:t>
+      </w:r>
+      <w:r>
+        <w:rPr>
+          <w:rFonts w:ascii="Times New Roman" w:hAnsi="Times New Roman"/>
+          <w:color w:val="000000"/>
+          <w:sz w:val="24"/>
+        </w:rPr>
+        <w:t>помолімся.</w:t>
+      </w:r>
+    </w:p>
+    <w:p>
+      <w:pPr>
+        <w:spacing w:after="120"/>
+      </w:pPr>
+      <w:r>
+        <w:rPr>
+          <w:rFonts w:ascii="Times New Roman" w:hAnsi="Times New Roman"/>
+          <w:i/>
+          <w:color w:val="FF4400"/>
+          <w:sz w:val="24"/>
+        </w:rPr>
+        <w:t>Вірні:</w:t>
+      </w:r>
+      <w:r>
+        <w:rPr>
+          <w:rFonts w:ascii="Times New Roman" w:hAnsi="Times New Roman"/>
+          <w:color w:val="000000"/>
+          <w:sz w:val="24"/>
+        </w:rPr>
+        <w:t xml:space="preserve"> </w:t>
+      </w:r>
+      <w:r>
+        <w:rPr>
+          <w:rFonts w:ascii="Times New Roman" w:hAnsi="Times New Roman"/>
+          <w:color w:val="000000"/>
+          <w:sz w:val="24"/>
+        </w:rPr>
+        <w:t>Го́споди,</w:t>
+      </w:r>
+      <w:r>
+        <w:rPr>
+          <w:rFonts w:ascii="Times New Roman" w:hAnsi="Times New Roman"/>
+          <w:color w:val="000000"/>
+          <w:sz w:val="24"/>
+        </w:rPr>
+        <w:t xml:space="preserve"> </w:t>
+      </w:r>
+      <w:r>
+        <w:rPr>
+          <w:rFonts w:ascii="Times New Roman" w:hAnsi="Times New Roman"/>
+          <w:color w:val="000000"/>
+          <w:sz w:val="24"/>
+        </w:rPr>
+        <w:t>поми́луй.</w:t>
+      </w:r>
+    </w:p>
+    <w:p>
+      <w:pPr>
+        <w:spacing w:after="120"/>
+      </w:pPr>
+      <w:r>
+        <w:rPr>
+          <w:rFonts w:ascii="Times New Roman" w:hAnsi="Times New Roman"/>
+          <w:sz w:val="24"/>
+        </w:rPr>
+        <w:t>Заступи,</w:t>
+      </w:r>
+      <w:r>
+        <w:rPr>
+          <w:rFonts w:ascii="Times New Roman" w:hAnsi="Times New Roman"/>
+          <w:sz w:val="24"/>
+        </w:rPr>
+        <w:t xml:space="preserve"> </w:t>
+      </w:r>
+      <w:r>
+        <w:rPr>
+          <w:rFonts w:ascii="Times New Roman" w:hAnsi="Times New Roman"/>
+          <w:sz w:val="24"/>
+        </w:rPr>
+        <w:t>спаси,</w:t>
+      </w:r>
+      <w:r>
+        <w:rPr>
+          <w:rFonts w:ascii="Times New Roman" w:hAnsi="Times New Roman"/>
+          <w:sz w:val="24"/>
+        </w:rPr>
+        <w:t xml:space="preserve"> </w:t>
+      </w:r>
+      <w:r>
+        <w:rPr>
+          <w:rFonts w:ascii="Times New Roman" w:hAnsi="Times New Roman"/>
+          <w:sz w:val="24"/>
+        </w:rPr>
+        <w:t>помилуй</w:t>
+      </w:r>
+      <w:r>
+        <w:rPr>
+          <w:rFonts w:ascii="Times New Roman" w:hAnsi="Times New Roman"/>
+          <w:sz w:val="24"/>
+        </w:rPr>
+        <w:t xml:space="preserve"> </w:t>
+      </w:r>
+      <w:r>
+        <w:rPr>
+          <w:rFonts w:ascii="Times New Roman" w:hAnsi="Times New Roman"/>
+          <w:sz w:val="24"/>
+        </w:rPr>
+        <w:t>і</w:t>
+      </w:r>
+      <w:r>
+        <w:rPr>
+          <w:rFonts w:ascii="Times New Roman" w:hAnsi="Times New Roman"/>
+          <w:sz w:val="24"/>
+        </w:rPr>
+        <w:t xml:space="preserve"> </w:t>
+      </w:r>
+      <w:r>
+        <w:rPr>
+          <w:rFonts w:ascii="Times New Roman" w:hAnsi="Times New Roman"/>
+          <w:sz w:val="24"/>
+        </w:rPr>
+        <w:t>охорони</w:t>
+      </w:r>
+      <w:r>
+        <w:rPr>
+          <w:rFonts w:ascii="Times New Roman" w:hAnsi="Times New Roman"/>
+          <w:sz w:val="24"/>
+        </w:rPr>
+        <w:t xml:space="preserve"> </w:t>
+      </w:r>
+      <w:r>
+        <w:rPr>
+          <w:rFonts w:ascii="Times New Roman" w:hAnsi="Times New Roman"/>
+          <w:sz w:val="24"/>
+        </w:rPr>
+        <w:t>нас,</w:t>
+      </w:r>
+      <w:r>
+        <w:rPr>
+          <w:rFonts w:ascii="Times New Roman" w:hAnsi="Times New Roman"/>
+          <w:sz w:val="24"/>
+        </w:rPr>
+        <w:t xml:space="preserve"> </w:t>
+      </w:r>
+      <w:r>
+        <w:rPr>
+          <w:rFonts w:ascii="Times New Roman" w:hAnsi="Times New Roman"/>
+          <w:sz w:val="24"/>
+        </w:rPr>
+        <w:t>Боже,</w:t>
+      </w:r>
+      <w:r>
+        <w:rPr>
+          <w:rFonts w:ascii="Times New Roman" w:hAnsi="Times New Roman"/>
+          <w:sz w:val="24"/>
+        </w:rPr>
+        <w:t xml:space="preserve"> </w:t>
+      </w:r>
+      <w:r>
+        <w:rPr>
+          <w:rFonts w:ascii="Times New Roman" w:hAnsi="Times New Roman"/>
+          <w:sz w:val="24"/>
+        </w:rPr>
+        <w:t>Твоєю</w:t>
+      </w:r>
+      <w:r>
+        <w:rPr>
+          <w:rFonts w:ascii="Times New Roman" w:hAnsi="Times New Roman"/>
+          <w:sz w:val="24"/>
+        </w:rPr>
+        <w:t xml:space="preserve"> </w:t>
+      </w:r>
+      <w:r>
+        <w:rPr>
+          <w:rFonts w:ascii="Times New Roman" w:hAnsi="Times New Roman"/>
+          <w:sz w:val="24"/>
+        </w:rPr>
+        <w:t>благодаттю</w:t>
+      </w:r>
+    </w:p>
+    <w:p>
+      <w:pPr>
+        <w:spacing w:after="120"/>
+      </w:pPr>
+      <w:r>
+        <w:rPr>
+          <w:rFonts w:ascii="Times New Roman" w:hAnsi="Times New Roman"/>
+          <w:i/>
+          <w:color w:val="FF4400"/>
+          <w:sz w:val="24"/>
+        </w:rPr>
+        <w:t>Вірні:</w:t>
+      </w:r>
+      <w:r>
+        <w:rPr>
+          <w:rFonts w:ascii="Times New Roman" w:hAnsi="Times New Roman"/>
+          <w:color w:val="000000"/>
+          <w:sz w:val="24"/>
+        </w:rPr>
+        <w:t xml:space="preserve"> </w:t>
+      </w:r>
+      <w:r>
+        <w:rPr>
+          <w:rFonts w:ascii="Times New Roman" w:hAnsi="Times New Roman"/>
+          <w:color w:val="000000"/>
+          <w:sz w:val="24"/>
+        </w:rPr>
+        <w:t>Го́споди,</w:t>
+      </w:r>
+      <w:r>
+        <w:rPr>
+          <w:rFonts w:ascii="Times New Roman" w:hAnsi="Times New Roman"/>
+          <w:color w:val="000000"/>
+          <w:sz w:val="24"/>
+        </w:rPr>
+        <w:t xml:space="preserve"> </w:t>
+      </w:r>
+      <w:r>
+        <w:rPr>
+          <w:rFonts w:ascii="Times New Roman" w:hAnsi="Times New Roman"/>
+          <w:color w:val="000000"/>
+          <w:sz w:val="24"/>
+        </w:rPr>
+        <w:t>поми́луй.</w:t>
+      </w:r>
+    </w:p>
+    <w:p>
+      <w:pPr>
+        <w:spacing w:after="120"/>
+      </w:pPr>
+      <w:r>
+        <w:rPr>
+          <w:rFonts w:ascii="Times New Roman" w:hAnsi="Times New Roman"/>
+          <w:color w:val="000000"/>
+          <w:sz w:val="24"/>
+        </w:rPr>
+        <w:t>Пресвяту,</w:t>
+      </w:r>
+      <w:r>
+        <w:rPr>
+          <w:rFonts w:ascii="Times New Roman" w:hAnsi="Times New Roman"/>
+          <w:color w:val="000000"/>
+          <w:sz w:val="24"/>
+        </w:rPr>
+        <w:t xml:space="preserve"> </w:t>
+      </w:r>
+      <w:r>
+        <w:rPr>
+          <w:rFonts w:ascii="Times New Roman" w:hAnsi="Times New Roman"/>
+          <w:color w:val="000000"/>
+          <w:sz w:val="24"/>
+        </w:rPr>
+        <w:t>пречисту,</w:t>
+      </w:r>
+      <w:r>
+        <w:rPr>
+          <w:rFonts w:ascii="Times New Roman" w:hAnsi="Times New Roman"/>
+          <w:color w:val="000000"/>
+          <w:sz w:val="24"/>
+        </w:rPr>
+        <w:t xml:space="preserve"> </w:t>
+      </w:r>
+      <w:r>
+        <w:rPr>
+          <w:rFonts w:ascii="Times New Roman" w:hAnsi="Times New Roman"/>
+          <w:color w:val="000000"/>
+          <w:sz w:val="24"/>
+        </w:rPr>
+        <w:t>преблагословенну,</w:t>
+      </w:r>
+      <w:r>
+        <w:rPr>
+          <w:rFonts w:ascii="Times New Roman" w:hAnsi="Times New Roman"/>
+          <w:color w:val="000000"/>
+          <w:sz w:val="24"/>
+        </w:rPr>
+        <w:t xml:space="preserve"> </w:t>
+      </w:r>
+      <w:r>
+        <w:rPr>
+          <w:rFonts w:ascii="Times New Roman" w:hAnsi="Times New Roman"/>
+          <w:color w:val="000000"/>
+          <w:sz w:val="24"/>
+        </w:rPr>
+        <w:t>славну</w:t>
+      </w:r>
+      <w:r>
+        <w:rPr>
+          <w:rFonts w:ascii="Times New Roman" w:hAnsi="Times New Roman"/>
+          <w:color w:val="000000"/>
+          <w:sz w:val="24"/>
+        </w:rPr>
+        <w:t xml:space="preserve"> </w:t>
+      </w:r>
+      <w:r>
+        <w:rPr>
+          <w:rFonts w:ascii="Times New Roman" w:hAnsi="Times New Roman"/>
+          <w:color w:val="000000"/>
+          <w:sz w:val="24"/>
+        </w:rPr>
+        <w:t>Владичицю</w:t>
+      </w:r>
+      <w:r>
+        <w:rPr>
+          <w:rFonts w:ascii="Times New Roman" w:hAnsi="Times New Roman"/>
+          <w:color w:val="000000"/>
+          <w:sz w:val="24"/>
+        </w:rPr>
+        <w:t xml:space="preserve"> </w:t>
+      </w:r>
+      <w:r>
+        <w:rPr>
+          <w:rFonts w:ascii="Times New Roman" w:hAnsi="Times New Roman"/>
+          <w:color w:val="000000"/>
+          <w:sz w:val="24"/>
+        </w:rPr>
+        <w:t>нашу</w:t>
+      </w:r>
+      <w:r>
+        <w:rPr>
+          <w:rFonts w:ascii="Times New Roman" w:hAnsi="Times New Roman"/>
+          <w:color w:val="000000"/>
+          <w:sz w:val="24"/>
+        </w:rPr>
+        <w:t xml:space="preserve"> </w:t>
+      </w:r>
+      <w:r>
+        <w:rPr>
+          <w:rFonts w:ascii="Times New Roman" w:hAnsi="Times New Roman"/>
+          <w:color w:val="000000"/>
+          <w:sz w:val="24"/>
+        </w:rPr>
+        <w:t>Богородицю</w:t>
+      </w:r>
+      <w:r>
+        <w:rPr>
+          <w:rFonts w:ascii="Times New Roman" w:hAnsi="Times New Roman"/>
+          <w:color w:val="000000"/>
+          <w:sz w:val="24"/>
+        </w:rPr>
+        <w:t xml:space="preserve"> </w:t>
+      </w:r>
+      <w:r>
+        <w:rPr>
+          <w:rFonts w:ascii="Times New Roman" w:hAnsi="Times New Roman"/>
+          <w:color w:val="000000"/>
+          <w:sz w:val="24"/>
+        </w:rPr>
+        <w:t>і</w:t>
+      </w:r>
+      <w:r>
+        <w:rPr>
+          <w:rFonts w:ascii="Times New Roman" w:hAnsi="Times New Roman"/>
+          <w:color w:val="000000"/>
+          <w:sz w:val="24"/>
+        </w:rPr>
+        <w:t xml:space="preserve"> </w:t>
+      </w:r>
+      <w:r>
+        <w:rPr>
+          <w:rFonts w:ascii="Times New Roman" w:hAnsi="Times New Roman"/>
+          <w:color w:val="000000"/>
+          <w:sz w:val="24"/>
+        </w:rPr>
+        <w:t>приснодіву</w:t>
+      </w:r>
+      <w:r>
+        <w:rPr>
+          <w:rFonts w:ascii="Times New Roman" w:hAnsi="Times New Roman"/>
+          <w:color w:val="000000"/>
+          <w:sz w:val="24"/>
+        </w:rPr>
+        <w:t xml:space="preserve"> </w:t>
+      </w:r>
+      <w:r>
+        <w:rPr>
+          <w:rFonts w:ascii="Times New Roman" w:hAnsi="Times New Roman"/>
+          <w:color w:val="000000"/>
+          <w:sz w:val="24"/>
+        </w:rPr>
+        <w:t>Марію,</w:t>
+      </w:r>
+      <w:r>
+        <w:rPr>
+          <w:rFonts w:ascii="Times New Roman" w:hAnsi="Times New Roman"/>
+          <w:color w:val="000000"/>
+          <w:sz w:val="24"/>
+        </w:rPr>
+        <w:t xml:space="preserve"> </w:t>
+      </w:r>
+      <w:r>
+        <w:rPr>
+          <w:rFonts w:ascii="Times New Roman" w:hAnsi="Times New Roman"/>
+          <w:color w:val="000000"/>
+          <w:sz w:val="24"/>
+        </w:rPr>
+        <w:t>з</w:t>
+      </w:r>
+      <w:r>
+        <w:rPr>
+          <w:rFonts w:ascii="Times New Roman" w:hAnsi="Times New Roman"/>
+          <w:color w:val="000000"/>
+          <w:sz w:val="24"/>
+        </w:rPr>
+        <w:t xml:space="preserve"> </w:t>
+      </w:r>
+      <w:r>
+        <w:rPr>
+          <w:rFonts w:ascii="Times New Roman" w:hAnsi="Times New Roman"/>
+          <w:color w:val="000000"/>
+          <w:sz w:val="24"/>
+        </w:rPr>
+        <w:t>усіма</w:t>
+      </w:r>
+      <w:r>
+        <w:rPr>
+          <w:rFonts w:ascii="Times New Roman" w:hAnsi="Times New Roman"/>
+          <w:color w:val="000000"/>
+          <w:sz w:val="24"/>
+        </w:rPr>
+        <w:t xml:space="preserve"> </w:t>
+      </w:r>
+      <w:r>
+        <w:rPr>
+          <w:rFonts w:ascii="Times New Roman" w:hAnsi="Times New Roman"/>
+          <w:color w:val="000000"/>
+          <w:sz w:val="24"/>
+        </w:rPr>
+        <w:t>святими</w:t>
+      </w:r>
+      <w:r>
+        <w:rPr>
+          <w:rFonts w:ascii="Times New Roman" w:hAnsi="Times New Roman"/>
+          <w:color w:val="000000"/>
+          <w:sz w:val="24"/>
+        </w:rPr>
+        <w:t xml:space="preserve"> </w:t>
+      </w:r>
+      <w:r>
+        <w:rPr>
+          <w:rFonts w:ascii="Times New Roman" w:hAnsi="Times New Roman"/>
+          <w:color w:val="000000"/>
+          <w:sz w:val="24"/>
+        </w:rPr>
+        <w:t>пом’янувши,</w:t>
+      </w:r>
+      <w:r>
+        <w:rPr>
+          <w:rFonts w:ascii="Times New Roman" w:hAnsi="Times New Roman"/>
+          <w:color w:val="000000"/>
+          <w:sz w:val="24"/>
+        </w:rPr>
+        <w:t xml:space="preserve"> </w:t>
+      </w:r>
+      <w:r>
+        <w:rPr>
+          <w:rFonts w:ascii="Times New Roman" w:hAnsi="Times New Roman"/>
+          <w:color w:val="000000"/>
+          <w:sz w:val="24"/>
+        </w:rPr>
+        <w:t>самих</w:t>
+      </w:r>
+      <w:r>
+        <w:rPr>
+          <w:rFonts w:ascii="Times New Roman" w:hAnsi="Times New Roman"/>
+          <w:color w:val="000000"/>
+          <w:sz w:val="24"/>
+        </w:rPr>
+        <w:t xml:space="preserve"> </w:t>
+      </w:r>
+      <w:r>
+        <w:rPr>
+          <w:rFonts w:ascii="Times New Roman" w:hAnsi="Times New Roman"/>
+          <w:color w:val="000000"/>
+          <w:sz w:val="24"/>
+        </w:rPr>
+        <w:t>себе,</w:t>
+      </w:r>
+      <w:r>
+        <w:rPr>
+          <w:rFonts w:ascii="Times New Roman" w:hAnsi="Times New Roman"/>
+          <w:color w:val="000000"/>
+          <w:sz w:val="24"/>
+        </w:rPr>
+        <w:t xml:space="preserve"> </w:t>
+      </w:r>
+      <w:r>
+        <w:rPr>
+          <w:rFonts w:ascii="Times New Roman" w:hAnsi="Times New Roman"/>
+          <w:color w:val="000000"/>
+          <w:sz w:val="24"/>
+        </w:rPr>
+        <w:t>і</w:t>
+      </w:r>
+      <w:r>
+        <w:rPr>
+          <w:rFonts w:ascii="Times New Roman" w:hAnsi="Times New Roman"/>
+          <w:color w:val="000000"/>
+          <w:sz w:val="24"/>
+        </w:rPr>
+        <w:t xml:space="preserve"> </w:t>
+      </w:r>
+      <w:r>
+        <w:rPr>
+          <w:rFonts w:ascii="Times New Roman" w:hAnsi="Times New Roman"/>
+          <w:color w:val="000000"/>
+          <w:sz w:val="24"/>
+        </w:rPr>
+        <w:t>один</w:t>
+      </w:r>
+      <w:r>
+        <w:rPr>
+          <w:rFonts w:ascii="Times New Roman" w:hAnsi="Times New Roman"/>
+          <w:color w:val="000000"/>
+          <w:sz w:val="24"/>
+        </w:rPr>
+        <w:t xml:space="preserve"> </w:t>
+      </w:r>
+      <w:r>
+        <w:rPr>
+          <w:rFonts w:ascii="Times New Roman" w:hAnsi="Times New Roman"/>
+          <w:color w:val="000000"/>
+          <w:sz w:val="24"/>
+        </w:rPr>
+        <w:t>одного,</w:t>
+      </w:r>
+      <w:r>
+        <w:rPr>
+          <w:rFonts w:ascii="Times New Roman" w:hAnsi="Times New Roman"/>
+          <w:color w:val="000000"/>
+          <w:sz w:val="24"/>
+        </w:rPr>
+        <w:t xml:space="preserve"> </w:t>
+      </w:r>
+      <w:r>
+        <w:rPr>
+          <w:rFonts w:ascii="Times New Roman" w:hAnsi="Times New Roman"/>
+          <w:color w:val="000000"/>
+          <w:sz w:val="24"/>
+        </w:rPr>
+        <w:t>і</w:t>
+      </w:r>
+      <w:r>
+        <w:rPr>
+          <w:rFonts w:ascii="Times New Roman" w:hAnsi="Times New Roman"/>
+          <w:color w:val="000000"/>
+          <w:sz w:val="24"/>
+        </w:rPr>
+        <w:t xml:space="preserve"> </w:t>
+      </w:r>
+      <w:r>
+        <w:rPr>
+          <w:rFonts w:ascii="Times New Roman" w:hAnsi="Times New Roman"/>
+          <w:color w:val="000000"/>
+          <w:sz w:val="24"/>
+        </w:rPr>
+        <w:t>все</w:t>
+      </w:r>
+      <w:r>
+        <w:rPr>
+          <w:rFonts w:ascii="Times New Roman" w:hAnsi="Times New Roman"/>
+          <w:color w:val="000000"/>
+          <w:sz w:val="24"/>
+        </w:rPr>
+        <w:t xml:space="preserve"> </w:t>
+      </w:r>
+      <w:r>
+        <w:rPr>
+          <w:rFonts w:ascii="Times New Roman" w:hAnsi="Times New Roman"/>
+          <w:color w:val="000000"/>
+          <w:sz w:val="24"/>
+        </w:rPr>
+        <w:t>життя</w:t>
+      </w:r>
+      <w:r>
+        <w:rPr>
+          <w:rFonts w:ascii="Times New Roman" w:hAnsi="Times New Roman"/>
+          <w:color w:val="000000"/>
+          <w:sz w:val="24"/>
+        </w:rPr>
+        <w:t xml:space="preserve"> </w:t>
+      </w:r>
+      <w:r>
+        <w:rPr>
+          <w:rFonts w:ascii="Times New Roman" w:hAnsi="Times New Roman"/>
+          <w:color w:val="000000"/>
+          <w:sz w:val="24"/>
+        </w:rPr>
+        <w:t>наше</w:t>
+      </w:r>
+      <w:r>
+        <w:rPr>
+          <w:rFonts w:ascii="Times New Roman" w:hAnsi="Times New Roman"/>
+          <w:color w:val="000000"/>
+          <w:sz w:val="24"/>
+        </w:rPr>
+        <w:t xml:space="preserve"> </w:t>
+      </w:r>
+      <w:r>
+        <w:rPr>
+          <w:rFonts w:ascii="Times New Roman" w:hAnsi="Times New Roman"/>
+          <w:color w:val="000000"/>
+          <w:sz w:val="24"/>
+        </w:rPr>
+        <w:t>Христу</w:t>
+      </w:r>
+      <w:r>
+        <w:rPr>
+          <w:rFonts w:ascii="Times New Roman" w:hAnsi="Times New Roman"/>
+          <w:color w:val="000000"/>
+          <w:sz w:val="24"/>
+        </w:rPr>
+        <w:t xml:space="preserve"> </w:t>
+      </w:r>
+      <w:r>
+        <w:rPr>
+          <w:rFonts w:ascii="Times New Roman" w:hAnsi="Times New Roman"/>
+          <w:color w:val="000000"/>
+          <w:sz w:val="24"/>
+        </w:rPr>
+        <w:t>Богові</w:t>
+      </w:r>
+      <w:r>
+        <w:rPr>
+          <w:rFonts w:ascii="Times New Roman" w:hAnsi="Times New Roman"/>
+          <w:color w:val="000000"/>
+          <w:sz w:val="24"/>
+        </w:rPr>
+        <w:t xml:space="preserve"> </w:t>
+      </w:r>
+      <w:r>
+        <w:rPr>
+          <w:rFonts w:ascii="Times New Roman" w:hAnsi="Times New Roman"/>
+          <w:color w:val="000000"/>
+          <w:sz w:val="24"/>
+        </w:rPr>
+        <w:t>віддаймо.</w:t>
+      </w:r>
+    </w:p>
+    <w:p>
+      <w:pPr>
+        <w:spacing w:after="120"/>
+      </w:pPr>
+      <w:r>
+        <w:rPr>
+          <w:rFonts w:ascii="Times New Roman" w:hAnsi="Times New Roman"/>
+          <w:i/>
+          <w:color w:val="FF4400"/>
+          <w:sz w:val="24"/>
+        </w:rPr>
+        <w:t>Вірні:</w:t>
+      </w:r>
+      <w:r>
+        <w:rPr>
+          <w:rFonts w:ascii="Times New Roman" w:hAnsi="Times New Roman"/>
+          <w:color w:val="000000"/>
+          <w:sz w:val="24"/>
+        </w:rPr>
+        <w:t xml:space="preserve"> </w:t>
+      </w:r>
+      <w:r>
+        <w:rPr>
+          <w:rFonts w:ascii="Times New Roman" w:hAnsi="Times New Roman"/>
+          <w:color w:val="000000"/>
+          <w:sz w:val="24"/>
+        </w:rPr>
+        <w:t>Тобі́,</w:t>
+      </w:r>
+      <w:r>
+        <w:rPr>
+          <w:rFonts w:ascii="Times New Roman" w:hAnsi="Times New Roman"/>
+          <w:color w:val="000000"/>
+          <w:sz w:val="24"/>
+        </w:rPr>
+        <w:t xml:space="preserve"> </w:t>
+      </w:r>
+      <w:r>
+        <w:rPr>
+          <w:rFonts w:ascii="Times New Roman" w:hAnsi="Times New Roman"/>
+          <w:color w:val="000000"/>
+          <w:sz w:val="24"/>
+        </w:rPr>
+        <w:t>Го́споди.</w:t>
+      </w:r>
+    </w:p>
+    <w:p>
+      <w:pPr>
+        <w:spacing w:after="120"/>
+      </w:pPr>
+      <w:r>
+        <w:rPr>
+          <w:rFonts w:ascii="Times New Roman" w:eastAsia="Times New Roman" w:hAnsi="Times New Roman" w:cs="Times New Roman"/>
+          <w:sz w:val="24"/>
+          <w:szCs w:val="24"/>
+          <w:u w:val="single"/>
+        </w:rPr>
+        <w:t>[Господи, Боже наш, що сонну неміч забрав від на</w:t>
+      </w:r>
+      <w:r>
+        <w:rPr>
+          <w:rFonts w:ascii="Times New Roman" w:eastAsia="Times New Roman" w:hAnsi="Times New Roman" w:cs="Times New Roman"/>
+          <w:sz w:val="24"/>
+          <w:szCs w:val="24"/>
+          <w:u w:val="single"/>
+        </w:rPr>
+        <w:t>с і покликав нас візванням святим, щоб і вночі підносити руки наші і прославляти тебе за справедливі твої присуди. Прийми благання наші, моління, визнавання, нічні служби і даруй нам, Боже, віру бездоганну, надію впевнену, любов нелицемірну. Благослови наш</w:t>
+      </w:r>
+      <w:r>
+        <w:rPr>
+          <w:rFonts w:ascii="Times New Roman" w:eastAsia="Times New Roman" w:hAnsi="Times New Roman" w:cs="Times New Roman"/>
+          <w:sz w:val="24"/>
+          <w:szCs w:val="24"/>
+          <w:u w:val="single"/>
+        </w:rPr>
+        <w:t>і входи й виходи, вчинки, слова, діла й думки; і дай нам дочекатися початку дня, нам, що хвалять й оспівують, і благословлять добрість твоєї несказанної сили]</w:t>
+      </w:r>
+    </w:p>
+    <w:p>
+      <w:pPr>
+        <w:spacing w:after="120"/>
+        <w:jc w:val="both"/>
+      </w:pPr>
+      <w:r>
+        <w:rPr>
+          <w:rFonts w:ascii="Times New Roman" w:hAnsi="Times New Roman"/>
           <w:i/>
           <w:color w:val="FF0000"/>
           <w:sz w:val="24"/>
-          <w:szCs w:val="24"/>
-        </w:rPr>
-        <w:t>Вірні:</w:t>
-      </w:r>
-      <w:r>
-        <w:rPr>
-          <w:rFonts w:ascii="Times New Roman" w:eastAsia="Times New Roman" w:hAnsi="Times New Roman" w:cs="Times New Roman"/>
-          <w:color w:val="000000"/>
-          <w:sz w:val="24"/>
-          <w:szCs w:val="24"/>
-        </w:rPr>
-        <w:t xml:space="preserve"> Господи, помилуй.</w:t>
-      </w:r>
-    </w:p>
-    <w:p>
-      <w:pPr>
-        <w:spacing w:after="120"/>
-      </w:pPr>
-      <w:r>
-        <w:rPr>
-          <w:rFonts w:ascii="Times New Roman" w:eastAsia="Times New Roman" w:hAnsi="Times New Roman" w:cs="Times New Roman"/>
-          <w:color w:val="000000"/>
-          <w:sz w:val="24"/>
-          <w:szCs w:val="24"/>
-        </w:rPr>
-        <w:t>Заступи, спаси, помилуй і охорони нас, Боже, твоєю благодаттю.</w:t>
-      </w:r>
-    </w:p>
-    <w:p>
-      <w:pPr>
-        <w:spacing w:after="120"/>
-      </w:pPr>
-      <w:r>
-        <w:rPr>
-          <w:rFonts w:ascii="Times New Roman" w:eastAsia="Times New Roman" w:hAnsi="Times New Roman" w:cs="Times New Roman"/>
+        </w:rPr>
+        <w:t>Священник:</w:t>
+      </w:r>
+      <w:r>
+        <w:rPr>
+          <w:rFonts w:ascii="Times New Roman" w:hAnsi="Times New Roman"/>
           <w:i/>
           <w:color w:val="FF0000"/>
           <w:sz w:val="24"/>
-          <w:szCs w:val="24"/>
-        </w:rPr>
-        <w:t>Вірні:</w:t>
-      </w:r>
-      <w:r>
-        <w:rPr>
-          <w:rFonts w:ascii="Times New Roman" w:eastAsia="Times New Roman" w:hAnsi="Times New Roman" w:cs="Times New Roman"/>
-          <w:color w:val="000000"/>
-          <w:sz w:val="24"/>
-          <w:szCs w:val="24"/>
-        </w:rPr>
-        <w:t xml:space="preserve"> Господи, помилуй.</w:t>
-      </w:r>
-    </w:p>
-    <w:p>
-      <w:pPr>
-        <w:spacing w:after="120"/>
-      </w:pPr>
-      <w:r>
-        <w:rPr>
-          <w:rFonts w:ascii="Times New Roman" w:eastAsia="Times New Roman" w:hAnsi="Times New Roman" w:cs="Times New Roman"/>
-          <w:color w:val="000000"/>
-          <w:sz w:val="24"/>
-          <w:szCs w:val="24"/>
-        </w:rPr>
-        <w:t>Пресвяту, пречисту, преблагословенну, славну Владичицю нашу Богородицю і приснодіву Марію, з усіма святими пом'янувши, самі себе, і один одного, і все життя наше Христу Богові віддаймо.</w:t>
-      </w:r>
-    </w:p>
-    <w:p>
-      <w:pPr>
-        <w:spacing w:after="120"/>
-      </w:pPr>
-      <w:r>
-        <w:rPr>
-          <w:rFonts w:ascii="Times New Roman" w:eastAsia="Times New Roman" w:hAnsi="Times New Roman" w:cs="Times New Roman"/>
-          <w:i/>
-          <w:color w:val="FF0000"/>
-          <w:sz w:val="24"/>
-          <w:szCs w:val="24"/>
-        </w:rPr>
-        <w:t>Вірні:</w:t>
-      </w:r>
-      <w:r>
-        <w:rPr>
-          <w:rFonts w:ascii="Times New Roman" w:eastAsia="Times New Roman" w:hAnsi="Times New Roman" w:cs="Times New Roman"/>
-          <w:color w:val="000000"/>
-          <w:sz w:val="24"/>
-          <w:szCs w:val="24"/>
-        </w:rPr>
-        <w:t xml:space="preserve"> Тобі, Господи.</w:t>
-      </w:r>
-    </w:p>
-    <w:p>
-      <w:pPr>
-        <w:spacing w:after="120"/>
-      </w:pPr>
-      <w:r>
-        <w:rPr>
-          <w:rFonts w:ascii="Times New Roman" w:eastAsia="Times New Roman" w:hAnsi="Times New Roman" w:cs="Times New Roman"/>
-          <w:sz w:val="24"/>
-          <w:szCs w:val="24"/>
-          <w:u w:val="single"/>
-        </w:rPr>
-        <w:t>[Господи, Боже наш, що сонну неміч забрав від на</w:t>
-      </w:r>
-      <w:r>
-        <w:rPr>
-          <w:rFonts w:ascii="Times New Roman" w:eastAsia="Times New Roman" w:hAnsi="Times New Roman" w:cs="Times New Roman"/>
-          <w:sz w:val="24"/>
-          <w:szCs w:val="24"/>
-          <w:u w:val="single"/>
-        </w:rPr>
-        <w:t>с і покликав нас візванням святим, щоб і вночі підносити руки наші і прославляти тебе за справедливі твої присуди. Прийми благання наші, моління, визнавання, нічні служби і даруй нам, Боже, віру бездоганну, надію впевнену, любов нелицемірну. Благослови наш</w:t>
-      </w:r>
-      <w:r>
-        <w:rPr>
-          <w:rFonts w:ascii="Times New Roman" w:eastAsia="Times New Roman" w:hAnsi="Times New Roman" w:cs="Times New Roman"/>
-          <w:sz w:val="24"/>
-          <w:szCs w:val="24"/>
-          <w:u w:val="single"/>
-        </w:rPr>
-        <w:t>і входи й виходи, вчинки, слова, діла й думки; і дай нам дочекатися початку дня, нам, що хвалять й оспівують, і благословлять добрість твоєї несказанної сили]</w:t>
-      </w:r>
-    </w:p>
-    <w:p>
-      <w:pPr>
-        <w:spacing w:after="120"/>
-      </w:pPr>
-      <w:r>
-        <w:rPr>
-          <w:rFonts w:ascii="Times New Roman" w:eastAsia="Times New Roman" w:hAnsi="Times New Roman" w:cs="Times New Roman"/>
-          <w:i/>
-          <w:color w:val="FF0000"/>
-          <w:sz w:val="24"/>
-          <w:szCs w:val="24"/>
-        </w:rPr>
-        <w:lastRenderedPageBreak/>
-        <w:t>Священик: </w:t>
-      </w:r>
-      <w:r>
-        <w:rPr>
-          <w:rFonts w:ascii="Times New Roman" w:eastAsia="Times New Roman" w:hAnsi="Times New Roman" w:cs="Times New Roman"/>
-          <w:color w:val="000000"/>
-          <w:sz w:val="24"/>
-          <w:szCs w:val="24"/>
-        </w:rPr>
-        <w:t>Бо Ти Бог наш і Тобі славу возсилаємо: Отцю, і Сину, і Святому Духові</w:t>
-      </w:r>
-      <w:r>
-        <w:rPr>
-          <w:rFonts w:ascii="Times New Roman" w:eastAsia="Times New Roman" w:hAnsi="Times New Roman" w:cs="Times New Roman"/>
-          <w:sz w:val="24"/>
-          <w:szCs w:val="24"/>
-        </w:rPr>
-        <w:t>, нині і повсякчас</w:t>
-      </w:r>
-      <w:r>
-        <w:rPr>
-          <w:rFonts w:ascii="Times New Roman" w:eastAsia="Times New Roman" w:hAnsi="Times New Roman" w:cs="Times New Roman"/>
-          <w:sz w:val="24"/>
-          <w:szCs w:val="24"/>
-        </w:rPr>
-        <w:t>, і на віки віків.</w:t>
+        </w:rPr>
+        <w:t xml:space="preserve"> </w:t>
+      </w:r>
+      <w:r>
+        <w:rPr>
+          <w:rFonts w:ascii="Times New Roman" w:hAnsi="Times New Roman"/>
+          <w:color w:val="000000"/>
+          <w:sz w:val="24"/>
+        </w:rPr>
+        <w:t>Бо</w:t>
+      </w:r>
+      <w:r>
+        <w:rPr>
+          <w:rFonts w:ascii="Times New Roman" w:hAnsi="Times New Roman"/>
+          <w:color w:val="000000"/>
+          <w:sz w:val="24"/>
+        </w:rPr>
+        <w:t xml:space="preserve"> </w:t>
+      </w:r>
+      <w:r>
+        <w:rPr>
+          <w:rFonts w:ascii="Times New Roman" w:hAnsi="Times New Roman"/>
+          <w:color w:val="000000"/>
+          <w:sz w:val="24"/>
+        </w:rPr>
+        <w:t>Ти</w:t>
+      </w:r>
+      <w:r>
+        <w:rPr>
+          <w:rFonts w:ascii="Times New Roman" w:hAnsi="Times New Roman"/>
+          <w:color w:val="000000"/>
+          <w:sz w:val="24"/>
+        </w:rPr>
+        <w:t xml:space="preserve"> </w:t>
+      </w:r>
+      <w:r>
+        <w:rPr>
+          <w:rFonts w:ascii="Times New Roman" w:hAnsi="Times New Roman"/>
+          <w:color w:val="000000"/>
+          <w:sz w:val="24"/>
+        </w:rPr>
+        <w:t>Бог</w:t>
+      </w:r>
+      <w:r>
+        <w:rPr>
+          <w:rFonts w:ascii="Times New Roman" w:hAnsi="Times New Roman"/>
+          <w:color w:val="000000"/>
+          <w:sz w:val="24"/>
+        </w:rPr>
+        <w:t xml:space="preserve"> </w:t>
+      </w:r>
+      <w:r>
+        <w:rPr>
+          <w:rFonts w:ascii="Times New Roman" w:hAnsi="Times New Roman"/>
+          <w:color w:val="000000"/>
+          <w:sz w:val="24"/>
+        </w:rPr>
+        <w:t>наш</w:t>
+      </w:r>
+      <w:r>
+        <w:rPr>
+          <w:rFonts w:ascii="Times New Roman" w:hAnsi="Times New Roman"/>
+          <w:color w:val="000000"/>
+          <w:sz w:val="24"/>
+        </w:rPr>
+        <w:t xml:space="preserve"> </w:t>
+      </w:r>
+      <w:r>
+        <w:rPr>
+          <w:rFonts w:ascii="Times New Roman" w:hAnsi="Times New Roman"/>
+          <w:color w:val="000000"/>
+          <w:sz w:val="24"/>
+        </w:rPr>
+        <w:t>і</w:t>
+      </w:r>
+      <w:r>
+        <w:rPr>
+          <w:rFonts w:ascii="Times New Roman" w:hAnsi="Times New Roman"/>
+          <w:color w:val="000000"/>
+          <w:sz w:val="24"/>
+        </w:rPr>
+        <w:t xml:space="preserve"> </w:t>
+      </w:r>
+      <w:r>
+        <w:rPr>
+          <w:rFonts w:ascii="Times New Roman" w:hAnsi="Times New Roman"/>
+          <w:color w:val="000000"/>
+          <w:sz w:val="24"/>
+        </w:rPr>
+        <w:t>Тобі</w:t>
+      </w:r>
+      <w:r>
+        <w:rPr>
+          <w:rFonts w:ascii="Times New Roman" w:hAnsi="Times New Roman"/>
+          <w:color w:val="000000"/>
+          <w:sz w:val="24"/>
+        </w:rPr>
+        <w:t xml:space="preserve"> </w:t>
+      </w:r>
+      <w:r>
+        <w:rPr>
+          <w:rFonts w:ascii="Times New Roman" w:hAnsi="Times New Roman"/>
+          <w:color w:val="000000"/>
+          <w:sz w:val="24"/>
+        </w:rPr>
+        <w:t>славу</w:t>
+      </w:r>
+      <w:r>
+        <w:rPr>
+          <w:rFonts w:ascii="Times New Roman" w:hAnsi="Times New Roman"/>
+          <w:color w:val="000000"/>
+          <w:sz w:val="24"/>
+        </w:rPr>
+        <w:t xml:space="preserve"> </w:t>
+      </w:r>
+      <w:r>
+        <w:rPr>
+          <w:rFonts w:ascii="Times New Roman" w:hAnsi="Times New Roman"/>
+          <w:color w:val="000000"/>
+          <w:sz w:val="24"/>
+        </w:rPr>
+        <w:t>возсилаємо:</w:t>
+      </w:r>
+      <w:r>
+        <w:rPr>
+          <w:rFonts w:ascii="Times New Roman" w:hAnsi="Times New Roman"/>
+          <w:color w:val="000000"/>
+          <w:sz w:val="24"/>
+        </w:rPr>
+        <w:t xml:space="preserve"> </w:t>
+      </w:r>
+      <w:r>
+        <w:rPr>
+          <w:rFonts w:ascii="Times New Roman" w:hAnsi="Times New Roman"/>
+          <w:color w:val="000000"/>
+          <w:sz w:val="24"/>
+        </w:rPr>
+        <w:t>Отцю,</w:t>
+      </w:r>
+      <w:r>
+        <w:rPr>
+          <w:rFonts w:ascii="Times New Roman" w:hAnsi="Times New Roman"/>
+          <w:color w:val="000000"/>
+          <w:sz w:val="24"/>
+        </w:rPr>
+        <w:t xml:space="preserve"> </w:t>
+      </w:r>
+      <w:r>
+        <w:rPr>
+          <w:rFonts w:ascii="Times New Roman" w:hAnsi="Times New Roman"/>
+          <w:color w:val="000000"/>
+          <w:sz w:val="24"/>
+        </w:rPr>
+        <w:t>і</w:t>
+      </w:r>
+      <w:r>
+        <w:rPr>
+          <w:rFonts w:ascii="Times New Roman" w:hAnsi="Times New Roman"/>
+          <w:color w:val="000000"/>
+          <w:sz w:val="24"/>
+        </w:rPr>
+        <w:t xml:space="preserve"> </w:t>
+      </w:r>
+      <w:r>
+        <w:rPr>
+          <w:rFonts w:ascii="Times New Roman" w:hAnsi="Times New Roman"/>
+          <w:color w:val="000000"/>
+          <w:sz w:val="24"/>
+        </w:rPr>
+        <w:t>Сину,</w:t>
+      </w:r>
+      <w:r>
+        <w:rPr>
+          <w:rFonts w:ascii="Times New Roman" w:hAnsi="Times New Roman"/>
+          <w:color w:val="000000"/>
+          <w:sz w:val="24"/>
+        </w:rPr>
+        <w:t xml:space="preserve"> </w:t>
+      </w:r>
+      <w:r>
+        <w:rPr>
+          <w:rFonts w:ascii="Times New Roman" w:hAnsi="Times New Roman"/>
+          <w:color w:val="000000"/>
+          <w:sz w:val="24"/>
+        </w:rPr>
+        <w:t>і</w:t>
+      </w:r>
+      <w:r>
+        <w:rPr>
+          <w:rFonts w:ascii="Times New Roman" w:hAnsi="Times New Roman"/>
+          <w:color w:val="000000"/>
+          <w:sz w:val="24"/>
+        </w:rPr>
+        <w:t xml:space="preserve"> </w:t>
+      </w:r>
+      <w:r>
+        <w:rPr>
+          <w:rFonts w:ascii="Times New Roman" w:hAnsi="Times New Roman"/>
+          <w:color w:val="000000"/>
+          <w:sz w:val="24"/>
+        </w:rPr>
+        <w:t>Святому</w:t>
+      </w:r>
+      <w:r>
+        <w:rPr>
+          <w:rFonts w:ascii="Times New Roman" w:hAnsi="Times New Roman"/>
+          <w:color w:val="000000"/>
+          <w:sz w:val="24"/>
+        </w:rPr>
+        <w:t xml:space="preserve"> </w:t>
+      </w:r>
+      <w:r>
+        <w:rPr>
+          <w:rFonts w:ascii="Times New Roman" w:hAnsi="Times New Roman"/>
+          <w:color w:val="000000"/>
+          <w:sz w:val="24"/>
+        </w:rPr>
+        <w:t>Духові</w:t>
+      </w:r>
+      <w:r>
+        <w:rPr>
+          <w:rFonts w:ascii="Times New Roman" w:hAnsi="Times New Roman"/>
+          <w:sz w:val="24"/>
+        </w:rPr>
+        <w:t>,</w:t>
+      </w:r>
+      <w:r>
+        <w:rPr>
+          <w:rFonts w:ascii="Times New Roman" w:hAnsi="Times New Roman"/>
+          <w:sz w:val="24"/>
+        </w:rPr>
+        <w:t xml:space="preserve"> </w:t>
+      </w:r>
+      <w:r>
+        <w:rPr>
+          <w:rFonts w:ascii="Times New Roman" w:hAnsi="Times New Roman"/>
+          <w:sz w:val="24"/>
+        </w:rPr>
+        <w:t>нині,</w:t>
+      </w:r>
+      <w:r>
+        <w:rPr>
+          <w:rFonts w:ascii="Times New Roman" w:hAnsi="Times New Roman"/>
+          <w:sz w:val="24"/>
+        </w:rPr>
+        <w:t xml:space="preserve"> </w:t>
+      </w:r>
+      <w:r>
+        <w:rPr>
+          <w:rFonts w:ascii="Times New Roman" w:hAnsi="Times New Roman"/>
+          <w:sz w:val="24"/>
+        </w:rPr>
+        <w:t>і</w:t>
+      </w:r>
+      <w:r>
+        <w:rPr>
+          <w:rFonts w:ascii="Times New Roman" w:hAnsi="Times New Roman"/>
+          <w:sz w:val="24"/>
+        </w:rPr>
+        <w:t xml:space="preserve"> </w:t>
+      </w:r>
+      <w:r>
+        <w:rPr>
+          <w:rFonts w:ascii="Times New Roman" w:hAnsi="Times New Roman"/>
+          <w:sz w:val="24"/>
+        </w:rPr>
+        <w:t>повсякчас,</w:t>
+      </w:r>
+      <w:r>
+        <w:rPr>
+          <w:rFonts w:ascii="Times New Roman" w:hAnsi="Times New Roman"/>
+          <w:sz w:val="24"/>
+        </w:rPr>
+        <w:t xml:space="preserve"> </w:t>
+      </w:r>
+      <w:r>
+        <w:rPr>
+          <w:rFonts w:ascii="Times New Roman" w:hAnsi="Times New Roman"/>
+          <w:sz w:val="24"/>
+        </w:rPr>
+        <w:t>і</w:t>
+      </w:r>
+      <w:r>
+        <w:rPr>
+          <w:rFonts w:ascii="Times New Roman" w:hAnsi="Times New Roman"/>
+          <w:sz w:val="24"/>
+        </w:rPr>
+        <w:t xml:space="preserve"> </w:t>
+      </w:r>
+      <w:r>
+        <w:rPr>
+          <w:rFonts w:ascii="Times New Roman" w:hAnsi="Times New Roman"/>
+          <w:sz w:val="24"/>
+        </w:rPr>
+        <w:t>на</w:t>
+      </w:r>
+      <w:r>
+        <w:rPr>
+          <w:rFonts w:ascii="Times New Roman" w:hAnsi="Times New Roman"/>
+          <w:sz w:val="24"/>
+        </w:rPr>
+        <w:t xml:space="preserve"> </w:t>
+      </w:r>
+      <w:r>
+        <w:rPr>
+          <w:rFonts w:ascii="Times New Roman" w:hAnsi="Times New Roman"/>
+          <w:sz w:val="24"/>
+        </w:rPr>
+        <w:t>віки</w:t>
+      </w:r>
+      <w:r>
+        <w:rPr>
+          <w:rFonts w:ascii="Times New Roman" w:hAnsi="Times New Roman"/>
+          <w:sz w:val="24"/>
+        </w:rPr>
+        <w:t xml:space="preserve"> </w:t>
+      </w:r>
+      <w:r>
+        <w:rPr>
+          <w:rFonts w:ascii="Times New Roman" w:hAnsi="Times New Roman"/>
+          <w:sz w:val="24"/>
+        </w:rPr>
+        <w:t>віків.</w:t>
       </w:r>
     </w:p>
     <w:p>
@@ -11706,185 +13818,1248 @@
       </w:pPr>
       <w:r>
         <w:rPr>
-          <w:rFonts w:ascii="Times New Roman" w:eastAsia="Times New Roman" w:hAnsi="Times New Roman" w:cs="Times New Roman"/>
-          <w:color w:val="000000"/>
-          <w:sz w:val="24"/>
-          <w:szCs w:val="24"/>
-        </w:rPr>
-        <w:t>Ще і ще в мирі Господеві помолімся.</w:t>
-      </w:r>
-    </w:p>
-    <w:p>
-      <w:pPr>
-        <w:spacing w:after="120"/>
-      </w:pPr>
-      <w:r>
-        <w:rPr>
-          <w:rFonts w:ascii="Times New Roman" w:eastAsia="Times New Roman" w:hAnsi="Times New Roman" w:cs="Times New Roman"/>
+          <w:rFonts w:ascii="Times New Roman" w:hAnsi="Times New Roman"/>
+          <w:color w:val="000000"/>
+          <w:sz w:val="24"/>
+        </w:rPr>
+        <w:t>Ще</w:t>
+      </w:r>
+      <w:r>
+        <w:rPr>
+          <w:rFonts w:ascii="Times New Roman" w:hAnsi="Times New Roman"/>
+          <w:color w:val="000000"/>
+          <w:sz w:val="24"/>
+        </w:rPr>
+        <w:t xml:space="preserve"> </w:t>
+      </w:r>
+      <w:r>
+        <w:rPr>
+          <w:rFonts w:ascii="Times New Roman" w:hAnsi="Times New Roman"/>
+          <w:color w:val="000000"/>
+          <w:sz w:val="24"/>
+        </w:rPr>
+        <w:t>і</w:t>
+      </w:r>
+      <w:r>
+        <w:rPr>
+          <w:rFonts w:ascii="Times New Roman" w:hAnsi="Times New Roman"/>
+          <w:color w:val="000000"/>
+          <w:sz w:val="24"/>
+        </w:rPr>
+        <w:t xml:space="preserve"> </w:t>
+      </w:r>
+      <w:r>
+        <w:rPr>
+          <w:rFonts w:ascii="Times New Roman" w:hAnsi="Times New Roman"/>
+          <w:color w:val="000000"/>
+          <w:sz w:val="24"/>
+        </w:rPr>
+        <w:t>ще</w:t>
+      </w:r>
+      <w:r>
+        <w:rPr>
+          <w:rFonts w:ascii="Times New Roman" w:hAnsi="Times New Roman"/>
+          <w:color w:val="000000"/>
+          <w:sz w:val="24"/>
+        </w:rPr>
+        <w:t xml:space="preserve"> </w:t>
+      </w:r>
+      <w:r>
+        <w:rPr>
+          <w:rFonts w:ascii="Times New Roman" w:hAnsi="Times New Roman"/>
+          <w:color w:val="000000"/>
+          <w:sz w:val="24"/>
+        </w:rPr>
+        <w:t>в</w:t>
+      </w:r>
+      <w:r>
+        <w:rPr>
+          <w:rFonts w:ascii="Times New Roman" w:hAnsi="Times New Roman"/>
+          <w:color w:val="000000"/>
+          <w:sz w:val="24"/>
+        </w:rPr>
+        <w:t xml:space="preserve"> </w:t>
+      </w:r>
+      <w:r>
+        <w:rPr>
+          <w:rFonts w:ascii="Times New Roman" w:hAnsi="Times New Roman"/>
+          <w:color w:val="000000"/>
+          <w:sz w:val="24"/>
+        </w:rPr>
+        <w:t>мирі</w:t>
+      </w:r>
+      <w:r>
+        <w:rPr>
+          <w:rFonts w:ascii="Times New Roman" w:hAnsi="Times New Roman"/>
+          <w:color w:val="000000"/>
+          <w:sz w:val="24"/>
+        </w:rPr>
+        <w:t xml:space="preserve"> </w:t>
+      </w:r>
+      <w:r>
+        <w:rPr>
+          <w:rFonts w:ascii="Times New Roman" w:hAnsi="Times New Roman"/>
+          <w:color w:val="000000"/>
+          <w:sz w:val="24"/>
+        </w:rPr>
+        <w:t>Господеві</w:t>
+      </w:r>
+      <w:r>
+        <w:rPr>
+          <w:rFonts w:ascii="Times New Roman" w:hAnsi="Times New Roman"/>
+          <w:color w:val="000000"/>
+          <w:sz w:val="24"/>
+        </w:rPr>
+        <w:t xml:space="preserve"> </w:t>
+      </w:r>
+      <w:r>
+        <w:rPr>
+          <w:rFonts w:ascii="Times New Roman" w:hAnsi="Times New Roman"/>
+          <w:color w:val="000000"/>
+          <w:sz w:val="24"/>
+        </w:rPr>
+        <w:t>помолімся.</w:t>
+      </w:r>
+    </w:p>
+    <w:p>
+      <w:pPr>
+        <w:spacing w:after="120"/>
+      </w:pPr>
+      <w:r>
+        <w:rPr>
+          <w:rFonts w:ascii="Times New Roman" w:hAnsi="Times New Roman"/>
+          <w:i/>
+          <w:color w:val="FF4400"/>
+          <w:sz w:val="24"/>
+        </w:rPr>
+        <w:t>Вірні:</w:t>
+      </w:r>
+      <w:r>
+        <w:rPr>
+          <w:rFonts w:ascii="Times New Roman" w:hAnsi="Times New Roman"/>
+          <w:color w:val="000000"/>
+          <w:sz w:val="24"/>
+        </w:rPr>
+        <w:t xml:space="preserve"> </w:t>
+      </w:r>
+      <w:r>
+        <w:rPr>
+          <w:rFonts w:ascii="Times New Roman" w:hAnsi="Times New Roman"/>
+          <w:color w:val="000000"/>
+          <w:sz w:val="24"/>
+        </w:rPr>
+        <w:t>Го́споди,</w:t>
+      </w:r>
+      <w:r>
+        <w:rPr>
+          <w:rFonts w:ascii="Times New Roman" w:hAnsi="Times New Roman"/>
+          <w:color w:val="000000"/>
+          <w:sz w:val="24"/>
+        </w:rPr>
+        <w:t xml:space="preserve"> </w:t>
+      </w:r>
+      <w:r>
+        <w:rPr>
+          <w:rFonts w:ascii="Times New Roman" w:hAnsi="Times New Roman"/>
+          <w:color w:val="000000"/>
+          <w:sz w:val="24"/>
+        </w:rPr>
+        <w:t>поми́луй.</w:t>
+      </w:r>
+    </w:p>
+    <w:p>
+      <w:pPr>
+        <w:spacing w:after="120"/>
+      </w:pPr>
+      <w:r>
+        <w:rPr>
+          <w:rFonts w:ascii="Times New Roman" w:hAnsi="Times New Roman"/>
+          <w:sz w:val="24"/>
+        </w:rPr>
+        <w:t>Заступи,</w:t>
+      </w:r>
+      <w:r>
+        <w:rPr>
+          <w:rFonts w:ascii="Times New Roman" w:hAnsi="Times New Roman"/>
+          <w:sz w:val="24"/>
+        </w:rPr>
+        <w:t xml:space="preserve"> </w:t>
+      </w:r>
+      <w:r>
+        <w:rPr>
+          <w:rFonts w:ascii="Times New Roman" w:hAnsi="Times New Roman"/>
+          <w:sz w:val="24"/>
+        </w:rPr>
+        <w:t>спаси,</w:t>
+      </w:r>
+      <w:r>
+        <w:rPr>
+          <w:rFonts w:ascii="Times New Roman" w:hAnsi="Times New Roman"/>
+          <w:sz w:val="24"/>
+        </w:rPr>
+        <w:t xml:space="preserve"> </w:t>
+      </w:r>
+      <w:r>
+        <w:rPr>
+          <w:rFonts w:ascii="Times New Roman" w:hAnsi="Times New Roman"/>
+          <w:sz w:val="24"/>
+        </w:rPr>
+        <w:t>помилуй</w:t>
+      </w:r>
+      <w:r>
+        <w:rPr>
+          <w:rFonts w:ascii="Times New Roman" w:hAnsi="Times New Roman"/>
+          <w:sz w:val="24"/>
+        </w:rPr>
+        <w:t xml:space="preserve"> </w:t>
+      </w:r>
+      <w:r>
+        <w:rPr>
+          <w:rFonts w:ascii="Times New Roman" w:hAnsi="Times New Roman"/>
+          <w:sz w:val="24"/>
+        </w:rPr>
+        <w:t>і</w:t>
+      </w:r>
+      <w:r>
+        <w:rPr>
+          <w:rFonts w:ascii="Times New Roman" w:hAnsi="Times New Roman"/>
+          <w:sz w:val="24"/>
+        </w:rPr>
+        <w:t xml:space="preserve"> </w:t>
+      </w:r>
+      <w:r>
+        <w:rPr>
+          <w:rFonts w:ascii="Times New Roman" w:hAnsi="Times New Roman"/>
+          <w:sz w:val="24"/>
+        </w:rPr>
+        <w:t>охорони</w:t>
+      </w:r>
+      <w:r>
+        <w:rPr>
+          <w:rFonts w:ascii="Times New Roman" w:hAnsi="Times New Roman"/>
+          <w:sz w:val="24"/>
+        </w:rPr>
+        <w:t xml:space="preserve"> </w:t>
+      </w:r>
+      <w:r>
+        <w:rPr>
+          <w:rFonts w:ascii="Times New Roman" w:hAnsi="Times New Roman"/>
+          <w:sz w:val="24"/>
+        </w:rPr>
+        <w:t>нас,</w:t>
+      </w:r>
+      <w:r>
+        <w:rPr>
+          <w:rFonts w:ascii="Times New Roman" w:hAnsi="Times New Roman"/>
+          <w:sz w:val="24"/>
+        </w:rPr>
+        <w:t xml:space="preserve"> </w:t>
+      </w:r>
+      <w:r>
+        <w:rPr>
+          <w:rFonts w:ascii="Times New Roman" w:hAnsi="Times New Roman"/>
+          <w:sz w:val="24"/>
+        </w:rPr>
+        <w:t>Боже,</w:t>
+      </w:r>
+      <w:r>
+        <w:rPr>
+          <w:rFonts w:ascii="Times New Roman" w:hAnsi="Times New Roman"/>
+          <w:sz w:val="24"/>
+        </w:rPr>
+        <w:t xml:space="preserve"> </w:t>
+      </w:r>
+      <w:r>
+        <w:rPr>
+          <w:rFonts w:ascii="Times New Roman" w:hAnsi="Times New Roman"/>
+          <w:sz w:val="24"/>
+        </w:rPr>
+        <w:t>Твоєю</w:t>
+      </w:r>
+      <w:r>
+        <w:rPr>
+          <w:rFonts w:ascii="Times New Roman" w:hAnsi="Times New Roman"/>
+          <w:sz w:val="24"/>
+        </w:rPr>
+        <w:t xml:space="preserve"> </w:t>
+      </w:r>
+      <w:r>
+        <w:rPr>
+          <w:rFonts w:ascii="Times New Roman" w:hAnsi="Times New Roman"/>
+          <w:sz w:val="24"/>
+        </w:rPr>
+        <w:t>благодаттю</w:t>
+      </w:r>
+    </w:p>
+    <w:p>
+      <w:pPr>
+        <w:spacing w:after="120"/>
+      </w:pPr>
+      <w:r>
+        <w:rPr>
+          <w:rFonts w:ascii="Times New Roman" w:hAnsi="Times New Roman"/>
+          <w:i/>
+          <w:color w:val="FF4400"/>
+          <w:sz w:val="24"/>
+        </w:rPr>
+        <w:t>Вірні:</w:t>
+      </w:r>
+      <w:r>
+        <w:rPr>
+          <w:rFonts w:ascii="Times New Roman" w:hAnsi="Times New Roman"/>
+          <w:color w:val="000000"/>
+          <w:sz w:val="24"/>
+        </w:rPr>
+        <w:t xml:space="preserve"> </w:t>
+      </w:r>
+      <w:r>
+        <w:rPr>
+          <w:rFonts w:ascii="Times New Roman" w:hAnsi="Times New Roman"/>
+          <w:color w:val="000000"/>
+          <w:sz w:val="24"/>
+        </w:rPr>
+        <w:t>Го́споди,</w:t>
+      </w:r>
+      <w:r>
+        <w:rPr>
+          <w:rFonts w:ascii="Times New Roman" w:hAnsi="Times New Roman"/>
+          <w:color w:val="000000"/>
+          <w:sz w:val="24"/>
+        </w:rPr>
+        <w:t xml:space="preserve"> </w:t>
+      </w:r>
+      <w:r>
+        <w:rPr>
+          <w:rFonts w:ascii="Times New Roman" w:hAnsi="Times New Roman"/>
+          <w:color w:val="000000"/>
+          <w:sz w:val="24"/>
+        </w:rPr>
+        <w:t>поми́луй.</w:t>
+      </w:r>
+    </w:p>
+    <w:p>
+      <w:pPr>
+        <w:spacing w:after="120"/>
+      </w:pPr>
+      <w:r>
+        <w:rPr>
+          <w:rFonts w:ascii="Times New Roman" w:hAnsi="Times New Roman"/>
+          <w:color w:val="000000"/>
+          <w:sz w:val="24"/>
+        </w:rPr>
+        <w:t>Пресвяту,</w:t>
+      </w:r>
+      <w:r>
+        <w:rPr>
+          <w:rFonts w:ascii="Times New Roman" w:hAnsi="Times New Roman"/>
+          <w:color w:val="000000"/>
+          <w:sz w:val="24"/>
+        </w:rPr>
+        <w:t xml:space="preserve"> </w:t>
+      </w:r>
+      <w:r>
+        <w:rPr>
+          <w:rFonts w:ascii="Times New Roman" w:hAnsi="Times New Roman"/>
+          <w:color w:val="000000"/>
+          <w:sz w:val="24"/>
+        </w:rPr>
+        <w:t>пречисту,</w:t>
+      </w:r>
+      <w:r>
+        <w:rPr>
+          <w:rFonts w:ascii="Times New Roman" w:hAnsi="Times New Roman"/>
+          <w:color w:val="000000"/>
+          <w:sz w:val="24"/>
+        </w:rPr>
+        <w:t xml:space="preserve"> </w:t>
+      </w:r>
+      <w:r>
+        <w:rPr>
+          <w:rFonts w:ascii="Times New Roman" w:hAnsi="Times New Roman"/>
+          <w:color w:val="000000"/>
+          <w:sz w:val="24"/>
+        </w:rPr>
+        <w:t>преблагословенну,</w:t>
+      </w:r>
+      <w:r>
+        <w:rPr>
+          <w:rFonts w:ascii="Times New Roman" w:hAnsi="Times New Roman"/>
+          <w:color w:val="000000"/>
+          <w:sz w:val="24"/>
+        </w:rPr>
+        <w:t xml:space="preserve"> </w:t>
+      </w:r>
+      <w:r>
+        <w:rPr>
+          <w:rFonts w:ascii="Times New Roman" w:hAnsi="Times New Roman"/>
+          <w:color w:val="000000"/>
+          <w:sz w:val="24"/>
+        </w:rPr>
+        <w:t>славну</w:t>
+      </w:r>
+      <w:r>
+        <w:rPr>
+          <w:rFonts w:ascii="Times New Roman" w:hAnsi="Times New Roman"/>
+          <w:color w:val="000000"/>
+          <w:sz w:val="24"/>
+        </w:rPr>
+        <w:t xml:space="preserve"> </w:t>
+      </w:r>
+      <w:r>
+        <w:rPr>
+          <w:rFonts w:ascii="Times New Roman" w:hAnsi="Times New Roman"/>
+          <w:color w:val="000000"/>
+          <w:sz w:val="24"/>
+        </w:rPr>
+        <w:t>Владичицю</w:t>
+      </w:r>
+      <w:r>
+        <w:rPr>
+          <w:rFonts w:ascii="Times New Roman" w:hAnsi="Times New Roman"/>
+          <w:color w:val="000000"/>
+          <w:sz w:val="24"/>
+        </w:rPr>
+        <w:t xml:space="preserve"> </w:t>
+      </w:r>
+      <w:r>
+        <w:rPr>
+          <w:rFonts w:ascii="Times New Roman" w:hAnsi="Times New Roman"/>
+          <w:color w:val="000000"/>
+          <w:sz w:val="24"/>
+        </w:rPr>
+        <w:t>нашу</w:t>
+      </w:r>
+      <w:r>
+        <w:rPr>
+          <w:rFonts w:ascii="Times New Roman" w:hAnsi="Times New Roman"/>
+          <w:color w:val="000000"/>
+          <w:sz w:val="24"/>
+        </w:rPr>
+        <w:t xml:space="preserve"> </w:t>
+      </w:r>
+      <w:r>
+        <w:rPr>
+          <w:rFonts w:ascii="Times New Roman" w:hAnsi="Times New Roman"/>
+          <w:color w:val="000000"/>
+          <w:sz w:val="24"/>
+        </w:rPr>
+        <w:t>Богородицю</w:t>
+      </w:r>
+      <w:r>
+        <w:rPr>
+          <w:rFonts w:ascii="Times New Roman" w:hAnsi="Times New Roman"/>
+          <w:color w:val="000000"/>
+          <w:sz w:val="24"/>
+        </w:rPr>
+        <w:t xml:space="preserve"> </w:t>
+      </w:r>
+      <w:r>
+        <w:rPr>
+          <w:rFonts w:ascii="Times New Roman" w:hAnsi="Times New Roman"/>
+          <w:color w:val="000000"/>
+          <w:sz w:val="24"/>
+        </w:rPr>
+        <w:t>і</w:t>
+      </w:r>
+      <w:r>
+        <w:rPr>
+          <w:rFonts w:ascii="Times New Roman" w:hAnsi="Times New Roman"/>
+          <w:color w:val="000000"/>
+          <w:sz w:val="24"/>
+        </w:rPr>
+        <w:t xml:space="preserve"> </w:t>
+      </w:r>
+      <w:r>
+        <w:rPr>
+          <w:rFonts w:ascii="Times New Roman" w:hAnsi="Times New Roman"/>
+          <w:color w:val="000000"/>
+          <w:sz w:val="24"/>
+        </w:rPr>
+        <w:t>приснодіву</w:t>
+      </w:r>
+      <w:r>
+        <w:rPr>
+          <w:rFonts w:ascii="Times New Roman" w:hAnsi="Times New Roman"/>
+          <w:color w:val="000000"/>
+          <w:sz w:val="24"/>
+        </w:rPr>
+        <w:t xml:space="preserve"> </w:t>
+      </w:r>
+      <w:r>
+        <w:rPr>
+          <w:rFonts w:ascii="Times New Roman" w:hAnsi="Times New Roman"/>
+          <w:color w:val="000000"/>
+          <w:sz w:val="24"/>
+        </w:rPr>
+        <w:t>Марію,</w:t>
+      </w:r>
+      <w:r>
+        <w:rPr>
+          <w:rFonts w:ascii="Times New Roman" w:hAnsi="Times New Roman"/>
+          <w:color w:val="000000"/>
+          <w:sz w:val="24"/>
+        </w:rPr>
+        <w:t xml:space="preserve"> </w:t>
+      </w:r>
+      <w:r>
+        <w:rPr>
+          <w:rFonts w:ascii="Times New Roman" w:hAnsi="Times New Roman"/>
+          <w:color w:val="000000"/>
+          <w:sz w:val="24"/>
+        </w:rPr>
+        <w:t>з</w:t>
+      </w:r>
+      <w:r>
+        <w:rPr>
+          <w:rFonts w:ascii="Times New Roman" w:hAnsi="Times New Roman"/>
+          <w:color w:val="000000"/>
+          <w:sz w:val="24"/>
+        </w:rPr>
+        <w:t xml:space="preserve"> </w:t>
+      </w:r>
+      <w:r>
+        <w:rPr>
+          <w:rFonts w:ascii="Times New Roman" w:hAnsi="Times New Roman"/>
+          <w:color w:val="000000"/>
+          <w:sz w:val="24"/>
+        </w:rPr>
+        <w:t>усіма</w:t>
+      </w:r>
+      <w:r>
+        <w:rPr>
+          <w:rFonts w:ascii="Times New Roman" w:hAnsi="Times New Roman"/>
+          <w:color w:val="000000"/>
+          <w:sz w:val="24"/>
+        </w:rPr>
+        <w:t xml:space="preserve"> </w:t>
+      </w:r>
+      <w:r>
+        <w:rPr>
+          <w:rFonts w:ascii="Times New Roman" w:hAnsi="Times New Roman"/>
+          <w:color w:val="000000"/>
+          <w:sz w:val="24"/>
+        </w:rPr>
+        <w:t>святими</w:t>
+      </w:r>
+      <w:r>
+        <w:rPr>
+          <w:rFonts w:ascii="Times New Roman" w:hAnsi="Times New Roman"/>
+          <w:color w:val="000000"/>
+          <w:sz w:val="24"/>
+        </w:rPr>
+        <w:t xml:space="preserve"> </w:t>
+      </w:r>
+      <w:r>
+        <w:rPr>
+          <w:rFonts w:ascii="Times New Roman" w:hAnsi="Times New Roman"/>
+          <w:color w:val="000000"/>
+          <w:sz w:val="24"/>
+        </w:rPr>
+        <w:t>пом’янувши,</w:t>
+      </w:r>
+      <w:r>
+        <w:rPr>
+          <w:rFonts w:ascii="Times New Roman" w:hAnsi="Times New Roman"/>
+          <w:color w:val="000000"/>
+          <w:sz w:val="24"/>
+        </w:rPr>
+        <w:t xml:space="preserve"> </w:t>
+      </w:r>
+      <w:r>
+        <w:rPr>
+          <w:rFonts w:ascii="Times New Roman" w:hAnsi="Times New Roman"/>
+          <w:color w:val="000000"/>
+          <w:sz w:val="24"/>
+        </w:rPr>
+        <w:t>самих</w:t>
+      </w:r>
+      <w:r>
+        <w:rPr>
+          <w:rFonts w:ascii="Times New Roman" w:hAnsi="Times New Roman"/>
+          <w:color w:val="000000"/>
+          <w:sz w:val="24"/>
+        </w:rPr>
+        <w:t xml:space="preserve"> </w:t>
+      </w:r>
+      <w:r>
+        <w:rPr>
+          <w:rFonts w:ascii="Times New Roman" w:hAnsi="Times New Roman"/>
+          <w:color w:val="000000"/>
+          <w:sz w:val="24"/>
+        </w:rPr>
+        <w:t>себе,</w:t>
+      </w:r>
+      <w:r>
+        <w:rPr>
+          <w:rFonts w:ascii="Times New Roman" w:hAnsi="Times New Roman"/>
+          <w:color w:val="000000"/>
+          <w:sz w:val="24"/>
+        </w:rPr>
+        <w:t xml:space="preserve"> </w:t>
+      </w:r>
+      <w:r>
+        <w:rPr>
+          <w:rFonts w:ascii="Times New Roman" w:hAnsi="Times New Roman"/>
+          <w:color w:val="000000"/>
+          <w:sz w:val="24"/>
+        </w:rPr>
+        <w:t>і</w:t>
+      </w:r>
+      <w:r>
+        <w:rPr>
+          <w:rFonts w:ascii="Times New Roman" w:hAnsi="Times New Roman"/>
+          <w:color w:val="000000"/>
+          <w:sz w:val="24"/>
+        </w:rPr>
+        <w:t xml:space="preserve"> </w:t>
+      </w:r>
+      <w:r>
+        <w:rPr>
+          <w:rFonts w:ascii="Times New Roman" w:hAnsi="Times New Roman"/>
+          <w:color w:val="000000"/>
+          <w:sz w:val="24"/>
+        </w:rPr>
+        <w:t>один</w:t>
+      </w:r>
+      <w:r>
+        <w:rPr>
+          <w:rFonts w:ascii="Times New Roman" w:hAnsi="Times New Roman"/>
+          <w:color w:val="000000"/>
+          <w:sz w:val="24"/>
+        </w:rPr>
+        <w:t xml:space="preserve"> </w:t>
+      </w:r>
+      <w:r>
+        <w:rPr>
+          <w:rFonts w:ascii="Times New Roman" w:hAnsi="Times New Roman"/>
+          <w:color w:val="000000"/>
+          <w:sz w:val="24"/>
+        </w:rPr>
+        <w:t>одного,</w:t>
+      </w:r>
+      <w:r>
+        <w:rPr>
+          <w:rFonts w:ascii="Times New Roman" w:hAnsi="Times New Roman"/>
+          <w:color w:val="000000"/>
+          <w:sz w:val="24"/>
+        </w:rPr>
+        <w:t xml:space="preserve"> </w:t>
+      </w:r>
+      <w:r>
+        <w:rPr>
+          <w:rFonts w:ascii="Times New Roman" w:hAnsi="Times New Roman"/>
+          <w:color w:val="000000"/>
+          <w:sz w:val="24"/>
+        </w:rPr>
+        <w:t>і</w:t>
+      </w:r>
+      <w:r>
+        <w:rPr>
+          <w:rFonts w:ascii="Times New Roman" w:hAnsi="Times New Roman"/>
+          <w:color w:val="000000"/>
+          <w:sz w:val="24"/>
+        </w:rPr>
+        <w:t xml:space="preserve"> </w:t>
+      </w:r>
+      <w:r>
+        <w:rPr>
+          <w:rFonts w:ascii="Times New Roman" w:hAnsi="Times New Roman"/>
+          <w:color w:val="000000"/>
+          <w:sz w:val="24"/>
+        </w:rPr>
+        <w:t>все</w:t>
+      </w:r>
+      <w:r>
+        <w:rPr>
+          <w:rFonts w:ascii="Times New Roman" w:hAnsi="Times New Roman"/>
+          <w:color w:val="000000"/>
+          <w:sz w:val="24"/>
+        </w:rPr>
+        <w:t xml:space="preserve"> </w:t>
+      </w:r>
+      <w:r>
+        <w:rPr>
+          <w:rFonts w:ascii="Times New Roman" w:hAnsi="Times New Roman"/>
+          <w:color w:val="000000"/>
+          <w:sz w:val="24"/>
+        </w:rPr>
+        <w:t>життя</w:t>
+      </w:r>
+      <w:r>
+        <w:rPr>
+          <w:rFonts w:ascii="Times New Roman" w:hAnsi="Times New Roman"/>
+          <w:color w:val="000000"/>
+          <w:sz w:val="24"/>
+        </w:rPr>
+        <w:t xml:space="preserve"> </w:t>
+      </w:r>
+      <w:r>
+        <w:rPr>
+          <w:rFonts w:ascii="Times New Roman" w:hAnsi="Times New Roman"/>
+          <w:color w:val="000000"/>
+          <w:sz w:val="24"/>
+        </w:rPr>
+        <w:t>наше</w:t>
+      </w:r>
+      <w:r>
+        <w:rPr>
+          <w:rFonts w:ascii="Times New Roman" w:hAnsi="Times New Roman"/>
+          <w:color w:val="000000"/>
+          <w:sz w:val="24"/>
+        </w:rPr>
+        <w:t xml:space="preserve"> </w:t>
+      </w:r>
+      <w:r>
+        <w:rPr>
+          <w:rFonts w:ascii="Times New Roman" w:hAnsi="Times New Roman"/>
+          <w:color w:val="000000"/>
+          <w:sz w:val="24"/>
+        </w:rPr>
+        <w:t>Христу</w:t>
+      </w:r>
+      <w:r>
+        <w:rPr>
+          <w:rFonts w:ascii="Times New Roman" w:hAnsi="Times New Roman"/>
+          <w:color w:val="000000"/>
+          <w:sz w:val="24"/>
+        </w:rPr>
+        <w:t xml:space="preserve"> </w:t>
+      </w:r>
+      <w:r>
+        <w:rPr>
+          <w:rFonts w:ascii="Times New Roman" w:hAnsi="Times New Roman"/>
+          <w:color w:val="000000"/>
+          <w:sz w:val="24"/>
+        </w:rPr>
+        <w:t>Богові</w:t>
+      </w:r>
+      <w:r>
+        <w:rPr>
+          <w:rFonts w:ascii="Times New Roman" w:hAnsi="Times New Roman"/>
+          <w:color w:val="000000"/>
+          <w:sz w:val="24"/>
+        </w:rPr>
+        <w:t xml:space="preserve"> </w:t>
+      </w:r>
+      <w:r>
+        <w:rPr>
+          <w:rFonts w:ascii="Times New Roman" w:hAnsi="Times New Roman"/>
+          <w:color w:val="000000"/>
+          <w:sz w:val="24"/>
+        </w:rPr>
+        <w:t>віддаймо.</w:t>
+      </w:r>
+    </w:p>
+    <w:p>
+      <w:pPr>
+        <w:spacing w:after="120"/>
+      </w:pPr>
+      <w:r>
+        <w:rPr>
+          <w:rFonts w:ascii="Times New Roman" w:hAnsi="Times New Roman"/>
+          <w:i/>
+          <w:color w:val="FF4400"/>
+          <w:sz w:val="24"/>
+        </w:rPr>
+        <w:t>Вірні:</w:t>
+      </w:r>
+      <w:r>
+        <w:rPr>
+          <w:rFonts w:ascii="Times New Roman" w:hAnsi="Times New Roman"/>
+          <w:color w:val="000000"/>
+          <w:sz w:val="24"/>
+        </w:rPr>
+        <w:t xml:space="preserve"> </w:t>
+      </w:r>
+      <w:r>
+        <w:rPr>
+          <w:rFonts w:ascii="Times New Roman" w:hAnsi="Times New Roman"/>
+          <w:color w:val="000000"/>
+          <w:sz w:val="24"/>
+        </w:rPr>
+        <w:t>Тобі́,</w:t>
+      </w:r>
+      <w:r>
+        <w:rPr>
+          <w:rFonts w:ascii="Times New Roman" w:hAnsi="Times New Roman"/>
+          <w:color w:val="000000"/>
+          <w:sz w:val="24"/>
+        </w:rPr>
+        <w:t xml:space="preserve"> </w:t>
+      </w:r>
+      <w:r>
+        <w:rPr>
+          <w:rFonts w:ascii="Times New Roman" w:hAnsi="Times New Roman"/>
+          <w:color w:val="000000"/>
+          <w:sz w:val="24"/>
+        </w:rPr>
+        <w:t>Го́споди.</w:t>
+      </w:r>
+    </w:p>
+    <w:p>
+      <w:pPr>
+        <w:spacing w:after="120"/>
+      </w:pPr>
+      <w:r>
+        <w:rPr>
+          <w:rFonts w:ascii="Times New Roman" w:eastAsia="Times New Roman" w:hAnsi="Times New Roman" w:cs="Times New Roman"/>
+          <w:sz w:val="24"/>
+          <w:szCs w:val="24"/>
+          <w:u w:val="single"/>
+        </w:rPr>
+        <w:t>[Дякуємо тобі, Господи, Боже спасіння нашого, бо</w:t>
+      </w:r>
+      <w:r>
+        <w:rPr>
+          <w:rFonts w:ascii="Times New Roman" w:eastAsia="Times New Roman" w:hAnsi="Times New Roman" w:cs="Times New Roman"/>
+          <w:sz w:val="24"/>
+          <w:szCs w:val="24"/>
+          <w:u w:val="single"/>
+        </w:rPr>
+        <w:t xml:space="preserve"> ти все робиш для добра життя нашого, щоб ми завжди на тебе споглядали, Спасителю й Доброчинцю душ наших. Бо ти дав спокій нам у час минулої ночі й підвів нас, щоб ми поклонялися величному імені твоєму. Тому молимо тебе, Господи: Дай нам ласку й силу, щоб </w:t>
+      </w:r>
+      <w:r>
+        <w:rPr>
+          <w:rFonts w:ascii="Times New Roman" w:eastAsia="Times New Roman" w:hAnsi="Times New Roman" w:cs="Times New Roman"/>
+          <w:sz w:val="24"/>
+          <w:szCs w:val="24"/>
+          <w:u w:val="single"/>
+        </w:rPr>
+        <w:t>ми стали гідними співати тобі розумно й молитися безупинно та в страсі і тремтінні над нашим спасінням працювали, при заступництві Христа твого. Пом'яни, Господи, і тих, що вночі до тебе кличуть. Вислухай їх і помилуй, і круши під ноги їх невидимих і войов</w:t>
+      </w:r>
+      <w:r>
+        <w:rPr>
+          <w:rFonts w:ascii="Times New Roman" w:eastAsia="Times New Roman" w:hAnsi="Times New Roman" w:cs="Times New Roman"/>
+          <w:sz w:val="24"/>
+          <w:szCs w:val="24"/>
+          <w:u w:val="single"/>
+        </w:rPr>
+        <w:t>ничих ворогів.]</w:t>
+      </w:r>
+    </w:p>
+    <w:p>
+      <w:pPr>
+        <w:spacing w:after="120"/>
+        <w:jc w:val="both"/>
+      </w:pPr>
+      <w:r>
+        <w:rPr>
+          <w:rFonts w:ascii="Times New Roman" w:hAnsi="Times New Roman"/>
           <w:i/>
           <w:color w:val="FF0000"/>
           <w:sz w:val="24"/>
-          <w:szCs w:val="24"/>
-        </w:rPr>
-        <w:t>Вірні:</w:t>
-      </w:r>
-      <w:r>
-        <w:rPr>
-          <w:rFonts w:ascii="Times New Roman" w:eastAsia="Times New Roman" w:hAnsi="Times New Roman" w:cs="Times New Roman"/>
-          <w:color w:val="000000"/>
-          <w:sz w:val="24"/>
-          <w:szCs w:val="24"/>
-        </w:rPr>
-        <w:t xml:space="preserve"> Господи, помилуй.</w:t>
-      </w:r>
-    </w:p>
-    <w:p>
-      <w:pPr>
-        <w:spacing w:after="120"/>
-      </w:pPr>
-      <w:r>
-        <w:rPr>
-          <w:rFonts w:ascii="Times New Roman" w:eastAsia="Times New Roman" w:hAnsi="Times New Roman" w:cs="Times New Roman"/>
-          <w:color w:val="000000"/>
-          <w:sz w:val="24"/>
-          <w:szCs w:val="24"/>
-        </w:rPr>
-        <w:t>Заступи, спаси, помилуй і охорони нас, Боже, твоєю благодаттю.</w:t>
-      </w:r>
-    </w:p>
-    <w:p>
-      <w:pPr>
-        <w:spacing w:after="120"/>
-      </w:pPr>
-      <w:r>
-        <w:rPr>
-          <w:rFonts w:ascii="Times New Roman" w:eastAsia="Times New Roman" w:hAnsi="Times New Roman" w:cs="Times New Roman"/>
+        </w:rPr>
+        <w:t>Священник:</w:t>
+      </w:r>
+      <w:r>
+        <w:rPr>
+          <w:rFonts w:ascii="Times New Roman" w:hAnsi="Times New Roman"/>
           <w:i/>
           <w:color w:val="FF0000"/>
           <w:sz w:val="24"/>
-          <w:szCs w:val="24"/>
-        </w:rPr>
-        <w:t>Вірні:</w:t>
-      </w:r>
-      <w:r>
-        <w:rPr>
-          <w:rFonts w:ascii="Times New Roman" w:eastAsia="Times New Roman" w:hAnsi="Times New Roman" w:cs="Times New Roman"/>
-          <w:color w:val="000000"/>
-          <w:sz w:val="24"/>
-          <w:szCs w:val="24"/>
-        </w:rPr>
-        <w:t xml:space="preserve"> Господи, помилуй.</w:t>
-      </w:r>
-    </w:p>
-    <w:p>
-      <w:pPr>
-        <w:spacing w:after="120"/>
-      </w:pPr>
-      <w:r>
-        <w:rPr>
-          <w:rFonts w:ascii="Times New Roman" w:eastAsia="Times New Roman" w:hAnsi="Times New Roman" w:cs="Times New Roman"/>
-          <w:color w:val="000000"/>
-          <w:sz w:val="24"/>
-          <w:szCs w:val="24"/>
-        </w:rPr>
-        <w:t>Пресвяту, пречисту, преблагословенну, славну Владичицю нашу Богородицю і приснодіву Марію, з усіма святими пом'янувши, самі себе, і один одного, і все життя наше Христу Богові віддаймо.</w:t>
-      </w:r>
-    </w:p>
-    <w:p>
-      <w:pPr>
-        <w:spacing w:after="120"/>
-      </w:pPr>
-      <w:r>
-        <w:rPr>
-          <w:rFonts w:ascii="Times New Roman" w:eastAsia="Times New Roman" w:hAnsi="Times New Roman" w:cs="Times New Roman"/>
-          <w:i/>
-          <w:color w:val="FF0000"/>
-          <w:sz w:val="24"/>
-          <w:szCs w:val="24"/>
-        </w:rPr>
-        <w:t>Вірні:</w:t>
-      </w:r>
-      <w:r>
-        <w:rPr>
-          <w:rFonts w:ascii="Times New Roman" w:eastAsia="Times New Roman" w:hAnsi="Times New Roman" w:cs="Times New Roman"/>
-          <w:color w:val="000000"/>
-          <w:sz w:val="24"/>
-          <w:szCs w:val="24"/>
-        </w:rPr>
-        <w:t xml:space="preserve"> Тобі, Господи.</w:t>
-      </w:r>
-    </w:p>
-    <w:p>
-      <w:pPr>
-        <w:spacing w:after="120"/>
-      </w:pPr>
-      <w:r>
-        <w:rPr>
-          <w:rFonts w:ascii="Times New Roman" w:eastAsia="Times New Roman" w:hAnsi="Times New Roman" w:cs="Times New Roman"/>
-          <w:sz w:val="24"/>
-          <w:szCs w:val="24"/>
-          <w:u w:val="single"/>
-        </w:rPr>
-        <w:t>[Дякуємо тобі, Господи, Боже спасіння нашого, бо</w:t>
-      </w:r>
-      <w:r>
-        <w:rPr>
-          <w:rFonts w:ascii="Times New Roman" w:eastAsia="Times New Roman" w:hAnsi="Times New Roman" w:cs="Times New Roman"/>
-          <w:sz w:val="24"/>
-          <w:szCs w:val="24"/>
-          <w:u w:val="single"/>
-        </w:rPr>
-        <w:t xml:space="preserve"> ти все робиш для добра життя нашого, щоб ми завжди на тебе споглядали, Спасителю й Доброчинцю душ наших. Бо ти дав спокій нам у час минулої ночі й підвів нас, щоб ми поклонялися величному імені твоєму. Тому молимо тебе, Господи: Дай нам ласку й силу, щоб </w:t>
-      </w:r>
-      <w:r>
-        <w:rPr>
-          <w:rFonts w:ascii="Times New Roman" w:eastAsia="Times New Roman" w:hAnsi="Times New Roman" w:cs="Times New Roman"/>
-          <w:sz w:val="24"/>
-          <w:szCs w:val="24"/>
-          <w:u w:val="single"/>
-        </w:rPr>
-        <w:t>ми стали гідними співати тобі розумно й молитися безупинно та в страсі і тремтінні над нашим спасінням працювали, при заступництві Христа твого. Пом'яни, Господи, і тих, що вночі до тебе кличуть. Вислухай їх і помилуй, і круши під ноги їх невидимих і войов</w:t>
-      </w:r>
-      <w:r>
-        <w:rPr>
-          <w:rFonts w:ascii="Times New Roman" w:eastAsia="Times New Roman" w:hAnsi="Times New Roman" w:cs="Times New Roman"/>
-          <w:sz w:val="24"/>
-          <w:szCs w:val="24"/>
-          <w:u w:val="single"/>
-        </w:rPr>
-        <w:t>ничих ворогів.]</w:t>
-      </w:r>
-    </w:p>
-    <w:p>
-      <w:pPr>
-        <w:spacing w:after="120"/>
-      </w:pPr>
-      <w:r>
-        <w:rPr>
-          <w:rFonts w:ascii="Times New Roman" w:eastAsia="Times New Roman" w:hAnsi="Times New Roman" w:cs="Times New Roman"/>
-          <w:i/>
-          <w:color w:val="FF0000"/>
-          <w:sz w:val="24"/>
-          <w:szCs w:val="24"/>
-        </w:rPr>
-        <w:t>Священик: </w:t>
-      </w:r>
-      <w:r>
-        <w:rPr>
-          <w:rFonts w:ascii="Times New Roman" w:eastAsia="Times New Roman" w:hAnsi="Times New Roman" w:cs="Times New Roman"/>
-          <w:color w:val="000000"/>
-          <w:sz w:val="24"/>
-          <w:szCs w:val="24"/>
-        </w:rPr>
-        <w:t>Бо Ти цар миру і Спас душ наших і Тобі славу возсилаємо: Отцю, і Сину, і Святому Духові</w:t>
-      </w:r>
-      <w:r>
-        <w:rPr>
-          <w:rFonts w:ascii="Times New Roman" w:eastAsia="Times New Roman" w:hAnsi="Times New Roman" w:cs="Times New Roman"/>
-          <w:sz w:val="24"/>
-          <w:szCs w:val="24"/>
-        </w:rPr>
-        <w:t>, нині і повсякчас, і на віки віків.</w:t>
+        </w:rPr>
+        <w:t xml:space="preserve"> </w:t>
+      </w:r>
+      <w:r>
+        <w:rPr>
+          <w:rFonts w:ascii="Times New Roman" w:hAnsi="Times New Roman"/>
+          <w:color w:val="000000"/>
+          <w:sz w:val="24"/>
+        </w:rPr>
+        <w:t>Бо</w:t>
+      </w:r>
+      <w:r>
+        <w:rPr>
+          <w:rFonts w:ascii="Times New Roman" w:hAnsi="Times New Roman"/>
+          <w:color w:val="000000"/>
+          <w:sz w:val="24"/>
+        </w:rPr>
+        <w:t xml:space="preserve"> </w:t>
+      </w:r>
+      <w:r>
+        <w:rPr>
+          <w:rFonts w:ascii="Times New Roman" w:hAnsi="Times New Roman"/>
+          <w:color w:val="000000"/>
+          <w:sz w:val="24"/>
+        </w:rPr>
+        <w:t>Ти</w:t>
+      </w:r>
+      <w:r>
+        <w:rPr>
+          <w:rFonts w:ascii="Times New Roman" w:hAnsi="Times New Roman"/>
+          <w:color w:val="000000"/>
+          <w:sz w:val="24"/>
+        </w:rPr>
+        <w:t xml:space="preserve"> </w:t>
+      </w:r>
+      <w:r>
+        <w:rPr>
+          <w:rFonts w:ascii="Times New Roman" w:hAnsi="Times New Roman"/>
+          <w:color w:val="000000"/>
+          <w:sz w:val="24"/>
+        </w:rPr>
+        <w:t>цар</w:t>
+      </w:r>
+      <w:r>
+        <w:rPr>
+          <w:rFonts w:ascii="Times New Roman" w:hAnsi="Times New Roman"/>
+          <w:color w:val="000000"/>
+          <w:sz w:val="24"/>
+        </w:rPr>
+        <w:t xml:space="preserve"> </w:t>
+      </w:r>
+      <w:r>
+        <w:rPr>
+          <w:rFonts w:ascii="Times New Roman" w:hAnsi="Times New Roman"/>
+          <w:color w:val="000000"/>
+          <w:sz w:val="24"/>
+        </w:rPr>
+        <w:t>миру</w:t>
+      </w:r>
+      <w:r>
+        <w:rPr>
+          <w:rFonts w:ascii="Times New Roman" w:hAnsi="Times New Roman"/>
+          <w:color w:val="000000"/>
+          <w:sz w:val="24"/>
+        </w:rPr>
+        <w:t xml:space="preserve"> </w:t>
+      </w:r>
+      <w:r>
+        <w:rPr>
+          <w:rFonts w:ascii="Times New Roman" w:hAnsi="Times New Roman"/>
+          <w:color w:val="000000"/>
+          <w:sz w:val="24"/>
+        </w:rPr>
+        <w:t>і</w:t>
+      </w:r>
+      <w:r>
+        <w:rPr>
+          <w:rFonts w:ascii="Times New Roman" w:hAnsi="Times New Roman"/>
+          <w:color w:val="000000"/>
+          <w:sz w:val="24"/>
+        </w:rPr>
+        <w:t xml:space="preserve"> </w:t>
+      </w:r>
+      <w:r>
+        <w:rPr>
+          <w:rFonts w:ascii="Times New Roman" w:hAnsi="Times New Roman"/>
+          <w:color w:val="000000"/>
+          <w:sz w:val="24"/>
+        </w:rPr>
+        <w:t>Спас</w:t>
+      </w:r>
+      <w:r>
+        <w:rPr>
+          <w:rFonts w:ascii="Times New Roman" w:hAnsi="Times New Roman"/>
+          <w:color w:val="000000"/>
+          <w:sz w:val="24"/>
+        </w:rPr>
+        <w:t xml:space="preserve"> </w:t>
+      </w:r>
+      <w:r>
+        <w:rPr>
+          <w:rFonts w:ascii="Times New Roman" w:hAnsi="Times New Roman"/>
+          <w:color w:val="000000"/>
+          <w:sz w:val="24"/>
+        </w:rPr>
+        <w:t>душ</w:t>
+      </w:r>
+      <w:r>
+        <w:rPr>
+          <w:rFonts w:ascii="Times New Roman" w:hAnsi="Times New Roman"/>
+          <w:color w:val="000000"/>
+          <w:sz w:val="24"/>
+        </w:rPr>
+        <w:t xml:space="preserve"> </w:t>
+      </w:r>
+      <w:r>
+        <w:rPr>
+          <w:rFonts w:ascii="Times New Roman" w:hAnsi="Times New Roman"/>
+          <w:color w:val="000000"/>
+          <w:sz w:val="24"/>
+        </w:rPr>
+        <w:t>наших</w:t>
+      </w:r>
+      <w:r>
+        <w:rPr>
+          <w:rFonts w:ascii="Times New Roman" w:hAnsi="Times New Roman"/>
+          <w:color w:val="000000"/>
+          <w:sz w:val="24"/>
+        </w:rPr>
+        <w:t xml:space="preserve"> </w:t>
+      </w:r>
+      <w:r>
+        <w:rPr>
+          <w:rFonts w:ascii="Times New Roman" w:hAnsi="Times New Roman"/>
+          <w:color w:val="000000"/>
+          <w:sz w:val="24"/>
+        </w:rPr>
+        <w:t>–</w:t>
+      </w:r>
+      <w:r>
+        <w:rPr>
+          <w:rFonts w:ascii="Times New Roman" w:hAnsi="Times New Roman"/>
+          <w:color w:val="000000"/>
+          <w:sz w:val="24"/>
+        </w:rPr>
+        <w:t xml:space="preserve"> </w:t>
+      </w:r>
+      <w:r>
+        <w:rPr>
+          <w:rFonts w:ascii="Times New Roman" w:hAnsi="Times New Roman"/>
+          <w:color w:val="000000"/>
+          <w:sz w:val="24"/>
+        </w:rPr>
+        <w:t>і</w:t>
+      </w:r>
+      <w:r>
+        <w:rPr>
+          <w:rFonts w:ascii="Times New Roman" w:hAnsi="Times New Roman"/>
+          <w:color w:val="000000"/>
+          <w:sz w:val="24"/>
+        </w:rPr>
+        <w:t xml:space="preserve"> </w:t>
+      </w:r>
+      <w:r>
+        <w:rPr>
+          <w:rFonts w:ascii="Times New Roman" w:hAnsi="Times New Roman"/>
+          <w:color w:val="000000"/>
+          <w:sz w:val="24"/>
+        </w:rPr>
+        <w:t>Тобі</w:t>
+      </w:r>
+      <w:r>
+        <w:rPr>
+          <w:rFonts w:ascii="Times New Roman" w:hAnsi="Times New Roman"/>
+          <w:color w:val="000000"/>
+          <w:sz w:val="24"/>
+        </w:rPr>
+        <w:t xml:space="preserve"> </w:t>
+      </w:r>
+      <w:r>
+        <w:rPr>
+          <w:rFonts w:ascii="Times New Roman" w:hAnsi="Times New Roman"/>
+          <w:color w:val="000000"/>
+          <w:sz w:val="24"/>
+        </w:rPr>
+        <w:t>славу</w:t>
+      </w:r>
+      <w:r>
+        <w:rPr>
+          <w:rFonts w:ascii="Times New Roman" w:hAnsi="Times New Roman"/>
+          <w:color w:val="000000"/>
+          <w:sz w:val="24"/>
+        </w:rPr>
+        <w:t xml:space="preserve"> </w:t>
+      </w:r>
+      <w:r>
+        <w:rPr>
+          <w:rFonts w:ascii="Times New Roman" w:hAnsi="Times New Roman"/>
+          <w:color w:val="000000"/>
+          <w:sz w:val="24"/>
+        </w:rPr>
+        <w:t>возсилаємо,</w:t>
+      </w:r>
+      <w:r>
+        <w:rPr>
+          <w:rFonts w:ascii="Times New Roman" w:hAnsi="Times New Roman"/>
+          <w:color w:val="000000"/>
+          <w:sz w:val="24"/>
+        </w:rPr>
+        <w:t xml:space="preserve"> </w:t>
+      </w:r>
+      <w:r>
+        <w:rPr>
+          <w:rFonts w:ascii="Times New Roman" w:hAnsi="Times New Roman"/>
+          <w:color w:val="000000"/>
+          <w:sz w:val="24"/>
+        </w:rPr>
+        <w:t>Отцю,</w:t>
+      </w:r>
+      <w:r>
+        <w:rPr>
+          <w:rFonts w:ascii="Times New Roman" w:hAnsi="Times New Roman"/>
+          <w:color w:val="000000"/>
+          <w:sz w:val="24"/>
+        </w:rPr>
+        <w:t xml:space="preserve"> </w:t>
+      </w:r>
+      <w:r>
+        <w:rPr>
+          <w:rFonts w:ascii="Times New Roman" w:hAnsi="Times New Roman"/>
+          <w:color w:val="000000"/>
+          <w:sz w:val="24"/>
+        </w:rPr>
+        <w:t>і</w:t>
+      </w:r>
+      <w:r>
+        <w:rPr>
+          <w:rFonts w:ascii="Times New Roman" w:hAnsi="Times New Roman"/>
+          <w:color w:val="000000"/>
+          <w:sz w:val="24"/>
+        </w:rPr>
+        <w:t xml:space="preserve"> </w:t>
+      </w:r>
+      <w:r>
+        <w:rPr>
+          <w:rFonts w:ascii="Times New Roman" w:hAnsi="Times New Roman"/>
+          <w:color w:val="000000"/>
+          <w:sz w:val="24"/>
+        </w:rPr>
+        <w:t>Сину,</w:t>
+      </w:r>
+      <w:r>
+        <w:rPr>
+          <w:rFonts w:ascii="Times New Roman" w:hAnsi="Times New Roman"/>
+          <w:color w:val="000000"/>
+          <w:sz w:val="24"/>
+        </w:rPr>
+        <w:t xml:space="preserve"> </w:t>
+      </w:r>
+      <w:r>
+        <w:rPr>
+          <w:rFonts w:ascii="Times New Roman" w:hAnsi="Times New Roman"/>
+          <w:color w:val="000000"/>
+          <w:sz w:val="24"/>
+        </w:rPr>
+        <w:t>і</w:t>
+      </w:r>
+      <w:r>
+        <w:rPr>
+          <w:rFonts w:ascii="Times New Roman" w:hAnsi="Times New Roman"/>
+          <w:color w:val="000000"/>
+          <w:sz w:val="24"/>
+        </w:rPr>
+        <w:t xml:space="preserve"> </w:t>
+      </w:r>
+      <w:r>
+        <w:rPr>
+          <w:rFonts w:ascii="Times New Roman" w:hAnsi="Times New Roman"/>
+          <w:color w:val="000000"/>
+          <w:sz w:val="24"/>
+        </w:rPr>
+        <w:t>Святому</w:t>
+      </w:r>
+      <w:r>
+        <w:rPr>
+          <w:rFonts w:ascii="Times New Roman" w:hAnsi="Times New Roman"/>
+          <w:color w:val="000000"/>
+          <w:sz w:val="24"/>
+        </w:rPr>
+        <w:t xml:space="preserve"> </w:t>
+      </w:r>
+      <w:r>
+        <w:rPr>
+          <w:rFonts w:ascii="Times New Roman" w:hAnsi="Times New Roman"/>
+          <w:color w:val="000000"/>
+          <w:sz w:val="24"/>
+        </w:rPr>
+        <w:t>Духові</w:t>
+      </w:r>
+      <w:r>
+        <w:rPr>
+          <w:rFonts w:ascii="Times New Roman" w:hAnsi="Times New Roman"/>
+          <w:sz w:val="24"/>
+        </w:rPr>
+        <w:t>,</w:t>
+      </w:r>
+      <w:r>
+        <w:rPr>
+          <w:rFonts w:ascii="Times New Roman" w:hAnsi="Times New Roman"/>
+          <w:sz w:val="24"/>
+        </w:rPr>
+        <w:t xml:space="preserve"> </w:t>
+      </w:r>
+      <w:r>
+        <w:rPr>
+          <w:rFonts w:ascii="Times New Roman" w:hAnsi="Times New Roman"/>
+          <w:sz w:val="24"/>
+        </w:rPr>
+        <w:t>нині,</w:t>
+      </w:r>
+      <w:r>
+        <w:rPr>
+          <w:rFonts w:ascii="Times New Roman" w:hAnsi="Times New Roman"/>
+          <w:sz w:val="24"/>
+        </w:rPr>
+        <w:t xml:space="preserve"> </w:t>
+      </w:r>
+      <w:r>
+        <w:rPr>
+          <w:rFonts w:ascii="Times New Roman" w:hAnsi="Times New Roman"/>
+          <w:sz w:val="24"/>
+        </w:rPr>
+        <w:t>і</w:t>
+      </w:r>
+      <w:r>
+        <w:rPr>
+          <w:rFonts w:ascii="Times New Roman" w:hAnsi="Times New Roman"/>
+          <w:sz w:val="24"/>
+        </w:rPr>
+        <w:t xml:space="preserve"> </w:t>
+      </w:r>
+      <w:r>
+        <w:rPr>
+          <w:rFonts w:ascii="Times New Roman" w:hAnsi="Times New Roman"/>
+          <w:sz w:val="24"/>
+        </w:rPr>
+        <w:t>повсякчас,</w:t>
+      </w:r>
+      <w:r>
+        <w:rPr>
+          <w:rFonts w:ascii="Times New Roman" w:hAnsi="Times New Roman"/>
+          <w:sz w:val="24"/>
+        </w:rPr>
+        <w:t xml:space="preserve"> </w:t>
+      </w:r>
+      <w:r>
+        <w:rPr>
+          <w:rFonts w:ascii="Times New Roman" w:hAnsi="Times New Roman"/>
+          <w:sz w:val="24"/>
+        </w:rPr>
+        <w:t>і</w:t>
+      </w:r>
+      <w:r>
+        <w:rPr>
+          <w:rFonts w:ascii="Times New Roman" w:hAnsi="Times New Roman"/>
+          <w:sz w:val="24"/>
+        </w:rPr>
+        <w:t xml:space="preserve"> </w:t>
+      </w:r>
+      <w:r>
+        <w:rPr>
+          <w:rFonts w:ascii="Times New Roman" w:hAnsi="Times New Roman"/>
+          <w:sz w:val="24"/>
+        </w:rPr>
+        <w:t>на</w:t>
+      </w:r>
+      <w:r>
+        <w:rPr>
+          <w:rFonts w:ascii="Times New Roman" w:hAnsi="Times New Roman"/>
+          <w:sz w:val="24"/>
+        </w:rPr>
+        <w:t xml:space="preserve"> </w:t>
+      </w:r>
+      <w:r>
+        <w:rPr>
+          <w:rFonts w:ascii="Times New Roman" w:hAnsi="Times New Roman"/>
+          <w:sz w:val="24"/>
+        </w:rPr>
+        <w:t>віки</w:t>
+      </w:r>
+      <w:r>
+        <w:rPr>
+          <w:rFonts w:ascii="Times New Roman" w:hAnsi="Times New Roman"/>
+          <w:sz w:val="24"/>
+        </w:rPr>
+        <w:t xml:space="preserve"> </w:t>
+      </w:r>
+      <w:r>
+        <w:rPr>
+          <w:rFonts w:ascii="Times New Roman" w:hAnsi="Times New Roman"/>
+          <w:sz w:val="24"/>
+        </w:rPr>
+        <w:t>віків.</w:t>
       </w:r>
     </w:p>
     <w:p>

--- a/flow/20230914_vu_template/drafts/2024-12-g/17-ВТ-Даниїла,трьох отроків.docx
+++ b/flow/20230914_vu_template/drafts/2024-12-g/17-ВТ-Даниїла,трьох отроків.docx
@@ -5415,16 +5415,7 @@
           <w:color w:val="FF0000"/>
           <w:sz w:val="24"/>
         </w:rPr>
-        <w:t>Священни</w:t>
-      </w:r>
-      <w:r>
-        <w:rPr>
-          <w:rFonts w:ascii="Times New Roman" w:hAnsi="Times New Roman"/>
-          <w:i/>
-          <w:color w:val="FF0000"/>
-          <w:sz w:val="24"/>
-        </w:rPr>
-        <w:t>к:</w:t>
+        <w:t>Священник:</w:t>
       </w:r>
       <w:r>
         <w:rPr>
@@ -6517,14 +6508,7 @@
           <w:rFonts w:ascii="Times New Roman" w:hAnsi="Times New Roman"/>
           <w:sz w:val="24"/>
         </w:rPr>
-        <w:t>, і святого пророка Даниїла, святи</w:t>
-      </w:r>
-      <w:r>
-        <w:rPr>
-          <w:rFonts w:ascii="Times New Roman" w:hAnsi="Times New Roman"/>
-          <w:sz w:val="24"/>
-        </w:rPr>
-        <w:t>х трьох отроків: Ананії, Азарії й Мисаїла, і всіх святих - помилує і спасе нас як благий і людинолюбний.</w:t>
+        <w:t>, і святого пророка Даниїла, святих трьох отроків: Ананії, Азарії й Мисаїла, і всіх святих - помилує і спасе нас як благий і людинолюбний.</w:t>
       </w:r>
     </w:p>
     <w:p>
@@ -10589,14 +10573,7 @@
           <w:rFonts w:ascii="Times New Roman" w:hAnsi="Times New Roman"/>
           <w:sz w:val="24"/>
         </w:rPr>
-        <w:t xml:space="preserve"> Бо Твоя є влада і Твоє є царство, і сила, і слава, Отця, і Сина, і Святого Духа, нині, і повсякчас, і на віки в</w:t>
-      </w:r>
-      <w:r>
-        <w:rPr>
-          <w:rFonts w:ascii="Times New Roman" w:hAnsi="Times New Roman"/>
-          <w:sz w:val="24"/>
-        </w:rPr>
-        <w:t>іків.</w:t>
+        <w:t xml:space="preserve"> Бо Твоя є влада і Твоє є царство, і сила, і слава, Отця, і Сина, і Святого Духа, нині, і повсякчас, і на віки віків.</w:t>
       </w:r>
     </w:p>
     <w:p>
@@ -10919,14 +10896,7 @@
           <w:rFonts w:ascii="Times New Roman" w:hAnsi="Times New Roman"/>
           <w:sz w:val="24"/>
         </w:rPr>
-        <w:t xml:space="preserve"> Бо Ти благий і людинолюбний Бог – і Тобі славу возсилаєм</w:t>
-      </w:r>
-      <w:r>
-        <w:rPr>
-          <w:rFonts w:ascii="Times New Roman" w:hAnsi="Times New Roman"/>
-          <w:sz w:val="24"/>
-        </w:rPr>
-        <w:t>о, Отцю, і Сину, і Святому Духові, нині, і повсякчас, і на віки віків.</w:t>
+        <w:t xml:space="preserve"> Бо Ти благий і людинолюбний Бог – і Тобі славу возсилаємо, Отцю, і Сину, і Святому Духові, нині, і повсякчас, і на віки віків.</w:t>
       </w:r>
     </w:p>
     <w:p>
@@ -12764,332 +12734,9 @@
       <w:r>
         <w:rPr>
           <w:rFonts w:ascii="Times New Roman" w:hAnsi="Times New Roman"/>
-          <w:i/>
-          <w:color w:val="FF0000"/>
-          <w:sz w:val="24"/>
-        </w:rPr>
-        <w:t xml:space="preserve"> </w:t>
-      </w:r>
-      <w:r>
-        <w:rPr>
-          <w:rFonts w:ascii="Times New Roman" w:hAnsi="Times New Roman"/>
-          <w:color w:val="000000"/>
-          <w:sz w:val="24"/>
-        </w:rPr>
-        <w:t>Бо</w:t>
-      </w:r>
-      <w:r>
-        <w:rPr>
-          <w:rFonts w:ascii="Times New Roman" w:hAnsi="Times New Roman"/>
-          <w:color w:val="000000"/>
-          <w:sz w:val="24"/>
-        </w:rPr>
-        <w:t xml:space="preserve"> </w:t>
-      </w:r>
-      <w:r>
-        <w:rPr>
-          <w:rFonts w:ascii="Times New Roman" w:hAnsi="Times New Roman"/>
-          <w:color w:val="000000"/>
-          <w:sz w:val="24"/>
-        </w:rPr>
-        <w:t>Ти</w:t>
-      </w:r>
-      <w:r>
-        <w:rPr>
-          <w:rFonts w:ascii="Times New Roman" w:hAnsi="Times New Roman"/>
-          <w:color w:val="000000"/>
-          <w:sz w:val="24"/>
-        </w:rPr>
-        <w:t xml:space="preserve"> </w:t>
-      </w:r>
-      <w:r>
-        <w:rPr>
-          <w:rFonts w:ascii="Times New Roman" w:hAnsi="Times New Roman"/>
-          <w:color w:val="000000"/>
-          <w:sz w:val="24"/>
-        </w:rPr>
-        <w:t>Бог</w:t>
-      </w:r>
-      <w:r>
-        <w:rPr>
-          <w:rFonts w:ascii="Times New Roman" w:hAnsi="Times New Roman"/>
-          <w:color w:val="000000"/>
-          <w:sz w:val="24"/>
-        </w:rPr>
-        <w:t xml:space="preserve"> </w:t>
-      </w:r>
-      <w:r>
-        <w:rPr>
-          <w:rFonts w:ascii="Times New Roman" w:hAnsi="Times New Roman"/>
-          <w:color w:val="000000"/>
-          <w:sz w:val="24"/>
-        </w:rPr>
-        <w:t>наш</w:t>
-      </w:r>
-      <w:r>
-        <w:rPr>
-          <w:rFonts w:ascii="Times New Roman" w:hAnsi="Times New Roman"/>
-          <w:color w:val="000000"/>
-          <w:sz w:val="24"/>
-        </w:rPr>
-        <w:t xml:space="preserve"> </w:t>
-      </w:r>
-      <w:r>
-        <w:rPr>
-          <w:rFonts w:ascii="Times New Roman" w:hAnsi="Times New Roman"/>
-          <w:color w:val="000000"/>
-          <w:sz w:val="24"/>
-        </w:rPr>
-        <w:t>і</w:t>
-      </w:r>
-      <w:r>
-        <w:rPr>
-          <w:rFonts w:ascii="Times New Roman" w:hAnsi="Times New Roman"/>
-          <w:color w:val="000000"/>
-          <w:sz w:val="24"/>
-        </w:rPr>
-        <w:t xml:space="preserve"> </w:t>
-      </w:r>
-      <w:r>
-        <w:rPr>
-          <w:rFonts w:ascii="Times New Roman" w:hAnsi="Times New Roman"/>
-          <w:color w:val="000000"/>
-          <w:sz w:val="24"/>
-        </w:rPr>
-        <w:t>Тобі</w:t>
-      </w:r>
-      <w:r>
-        <w:rPr>
-          <w:rFonts w:ascii="Times New Roman" w:hAnsi="Times New Roman"/>
-          <w:color w:val="000000"/>
-          <w:sz w:val="24"/>
-        </w:rPr>
-        <w:t xml:space="preserve"> </w:t>
-      </w:r>
-      <w:r>
-        <w:rPr>
-          <w:rFonts w:ascii="Times New Roman" w:hAnsi="Times New Roman"/>
-          <w:color w:val="000000"/>
-          <w:sz w:val="24"/>
-        </w:rPr>
-        <w:t>славу</w:t>
-      </w:r>
-      <w:r>
-        <w:rPr>
-          <w:rFonts w:ascii="Times New Roman" w:hAnsi="Times New Roman"/>
-          <w:color w:val="000000"/>
-          <w:sz w:val="24"/>
-        </w:rPr>
-        <w:t xml:space="preserve"> </w:t>
-      </w:r>
-      <w:r>
-        <w:rPr>
-          <w:rFonts w:ascii="Times New Roman" w:hAnsi="Times New Roman"/>
-          <w:color w:val="000000"/>
-          <w:sz w:val="24"/>
-        </w:rPr>
-        <w:t>возсилаємо:</w:t>
-      </w:r>
-      <w:r>
-        <w:rPr>
-          <w:rFonts w:ascii="Times New Roman" w:hAnsi="Times New Roman"/>
-          <w:color w:val="000000"/>
-          <w:sz w:val="24"/>
-        </w:rPr>
-        <w:t xml:space="preserve"> </w:t>
-      </w:r>
-      <w:r>
-        <w:rPr>
-          <w:rFonts w:ascii="Times New Roman" w:hAnsi="Times New Roman"/>
-          <w:color w:val="000000"/>
-          <w:sz w:val="24"/>
-        </w:rPr>
-        <w:t>Отцю,</w:t>
-      </w:r>
-      <w:r>
-        <w:rPr>
-          <w:rFonts w:ascii="Times New Roman" w:hAnsi="Times New Roman"/>
-          <w:color w:val="000000"/>
-          <w:sz w:val="24"/>
-        </w:rPr>
-        <w:t xml:space="preserve"> </w:t>
-      </w:r>
-      <w:r>
-        <w:rPr>
-          <w:rFonts w:ascii="Times New Roman" w:hAnsi="Times New Roman"/>
-          <w:color w:val="000000"/>
-          <w:sz w:val="24"/>
-        </w:rPr>
-        <w:t>і</w:t>
-      </w:r>
-      <w:r>
-        <w:rPr>
-          <w:rFonts w:ascii="Times New Roman" w:hAnsi="Times New Roman"/>
-          <w:color w:val="000000"/>
-          <w:sz w:val="24"/>
-        </w:rPr>
-        <w:t xml:space="preserve"> </w:t>
-      </w:r>
-      <w:r>
-        <w:rPr>
-          <w:rFonts w:ascii="Times New Roman" w:hAnsi="Times New Roman"/>
-          <w:color w:val="000000"/>
-          <w:sz w:val="24"/>
-        </w:rPr>
-        <w:t>Сину,</w:t>
-      </w:r>
-      <w:r>
-        <w:rPr>
-          <w:rFonts w:ascii="Times New Roman" w:hAnsi="Times New Roman"/>
-          <w:color w:val="000000"/>
-          <w:sz w:val="24"/>
-        </w:rPr>
-        <w:t xml:space="preserve"> </w:t>
-      </w:r>
-      <w:r>
-        <w:rPr>
-          <w:rFonts w:ascii="Times New Roman" w:hAnsi="Times New Roman"/>
-          <w:color w:val="000000"/>
-          <w:sz w:val="24"/>
-        </w:rPr>
-        <w:t>і</w:t>
-      </w:r>
-      <w:r>
-        <w:rPr>
-          <w:rFonts w:ascii="Times New Roman" w:hAnsi="Times New Roman"/>
-          <w:color w:val="000000"/>
-          <w:sz w:val="24"/>
-        </w:rPr>
-        <w:t xml:space="preserve"> </w:t>
-      </w:r>
-      <w:r>
-        <w:rPr>
-          <w:rFonts w:ascii="Times New Roman" w:hAnsi="Times New Roman"/>
-          <w:color w:val="000000"/>
-          <w:sz w:val="24"/>
-        </w:rPr>
-        <w:t>Святому</w:t>
-      </w:r>
-      <w:r>
-        <w:rPr>
-          <w:rFonts w:ascii="Times New Roman" w:hAnsi="Times New Roman"/>
-          <w:color w:val="000000"/>
-          <w:sz w:val="24"/>
-        </w:rPr>
-        <w:t xml:space="preserve"> </w:t>
-      </w:r>
-      <w:r>
-        <w:rPr>
-          <w:rFonts w:ascii="Times New Roman" w:hAnsi="Times New Roman"/>
-          <w:color w:val="000000"/>
-          <w:sz w:val="24"/>
-        </w:rPr>
-        <w:t>Духові</w:t>
-      </w:r>
-      <w:r>
-        <w:rPr>
-          <w:rFonts w:ascii="Times New Roman" w:hAnsi="Times New Roman"/>
-          <w:sz w:val="24"/>
-        </w:rPr>
-        <w:t>,</w:t>
-      </w:r>
-      <w:r>
-        <w:rPr>
-          <w:rFonts w:ascii="Times New Roman" w:hAnsi="Times New Roman"/>
-          <w:sz w:val="24"/>
-        </w:rPr>
-        <w:t xml:space="preserve"> </w:t>
-      </w:r>
-      <w:r>
-        <w:rPr>
-          <w:rFonts w:ascii="Times New Roman" w:hAnsi="Times New Roman"/>
-          <w:sz w:val="24"/>
-        </w:rPr>
-        <w:t>нині,</w:t>
-      </w:r>
-      <w:r>
-        <w:rPr>
-          <w:rFonts w:ascii="Times New Roman" w:hAnsi="Times New Roman"/>
-          <w:sz w:val="24"/>
-        </w:rPr>
-        <w:t xml:space="preserve"> </w:t>
-      </w:r>
-      <w:r>
-        <w:rPr>
-          <w:rFonts w:ascii="Times New Roman" w:hAnsi="Times New Roman"/>
-          <w:sz w:val="24"/>
-        </w:rPr>
-        <w:t>і</w:t>
-      </w:r>
-      <w:r>
-        <w:rPr>
-          <w:rFonts w:ascii="Times New Roman" w:hAnsi="Times New Roman"/>
-          <w:sz w:val="24"/>
-        </w:rPr>
-        <w:t xml:space="preserve"> </w:t>
-      </w:r>
-      <w:r>
-        <w:rPr>
-          <w:rFonts w:ascii="Times New Roman" w:hAnsi="Times New Roman"/>
-          <w:sz w:val="24"/>
-        </w:rPr>
-        <w:t>повсякчас,</w:t>
-      </w:r>
-      <w:r>
-        <w:rPr>
-          <w:rFonts w:ascii="Times New Roman" w:hAnsi="Times New Roman"/>
-          <w:sz w:val="24"/>
-        </w:rPr>
-        <w:t xml:space="preserve"> </w:t>
-      </w:r>
-      <w:r>
-        <w:rPr>
-          <w:rFonts w:ascii="Times New Roman" w:hAnsi="Times New Roman"/>
-          <w:sz w:val="24"/>
-        </w:rPr>
-        <w:t>і</w:t>
-      </w:r>
-      <w:r>
-        <w:rPr>
-          <w:rFonts w:ascii="Times New Roman" w:hAnsi="Times New Roman"/>
-          <w:sz w:val="24"/>
-        </w:rPr>
-        <w:t xml:space="preserve"> </w:t>
-      </w:r>
-      <w:r>
-        <w:rPr>
-          <w:rFonts w:ascii="Times New Roman" w:hAnsi="Times New Roman"/>
-          <w:sz w:val="24"/>
-        </w:rPr>
-        <w:t>на</w:t>
-      </w:r>
-      <w:r>
-        <w:rPr>
-          <w:rFonts w:ascii="Times New Roman" w:hAnsi="Times New Roman"/>
-          <w:sz w:val="24"/>
-        </w:rPr>
-        <w:t xml:space="preserve"> </w:t>
-      </w:r>
-      <w:r>
-        <w:rPr>
-          <w:rFonts w:ascii="Times New Roman" w:hAnsi="Times New Roman"/>
-          <w:sz w:val="24"/>
-        </w:rPr>
-        <w:t>віки</w:t>
-      </w:r>
-      <w:r>
-        <w:rPr>
-          <w:rFonts w:ascii="Times New Roman" w:hAnsi="Times New Roman"/>
-          <w:sz w:val="24"/>
-        </w:rPr>
-        <w:t xml:space="preserve"> </w:t>
-      </w:r>
-      <w:r>
-        <w:rPr>
-          <w:rFonts w:ascii="Times New Roman" w:hAnsi="Times New Roman"/>
-          <w:sz w:val="24"/>
-        </w:rPr>
-        <w:t>віків.</w:t>
+          <w:sz w:val="24"/>
+        </w:rPr>
+        <w:t xml:space="preserve"> Бо Ти Бог наш і Тобі славу возсилаємо: Отцю, і Сину, і Святому Духові, нині, і повсякчас, і на віки віків.</w:t>
       </w:r>
     </w:p>
     <w:p>
@@ -14654,412 +14301,9 @@
       <w:r>
         <w:rPr>
           <w:rFonts w:ascii="Times New Roman" w:hAnsi="Times New Roman"/>
-          <w:i/>
-          <w:color w:val="FF0000"/>
-          <w:sz w:val="24"/>
-        </w:rPr>
-        <w:t xml:space="preserve"> </w:t>
-      </w:r>
-      <w:r>
-        <w:rPr>
-          <w:rFonts w:ascii="Times New Roman" w:hAnsi="Times New Roman"/>
-          <w:color w:val="000000"/>
-          <w:sz w:val="24"/>
-        </w:rPr>
-        <w:t>Бо</w:t>
-      </w:r>
-      <w:r>
-        <w:rPr>
-          <w:rFonts w:ascii="Times New Roman" w:hAnsi="Times New Roman"/>
-          <w:color w:val="000000"/>
-          <w:sz w:val="24"/>
-        </w:rPr>
-        <w:t xml:space="preserve"> </w:t>
-      </w:r>
-      <w:r>
-        <w:rPr>
-          <w:rFonts w:ascii="Times New Roman" w:hAnsi="Times New Roman"/>
-          <w:color w:val="000000"/>
-          <w:sz w:val="24"/>
-        </w:rPr>
-        <w:t>Ти</w:t>
-      </w:r>
-      <w:r>
-        <w:rPr>
-          <w:rFonts w:ascii="Times New Roman" w:hAnsi="Times New Roman"/>
-          <w:color w:val="000000"/>
-          <w:sz w:val="24"/>
-        </w:rPr>
-        <w:t xml:space="preserve"> </w:t>
-      </w:r>
-      <w:r>
-        <w:rPr>
-          <w:rFonts w:ascii="Times New Roman" w:hAnsi="Times New Roman"/>
-          <w:color w:val="000000"/>
-          <w:sz w:val="24"/>
-        </w:rPr>
-        <w:t>цар</w:t>
-      </w:r>
-      <w:r>
-        <w:rPr>
-          <w:rFonts w:ascii="Times New Roman" w:hAnsi="Times New Roman"/>
-          <w:color w:val="000000"/>
-          <w:sz w:val="24"/>
-        </w:rPr>
-        <w:t xml:space="preserve"> </w:t>
-      </w:r>
-      <w:r>
-        <w:rPr>
-          <w:rFonts w:ascii="Times New Roman" w:hAnsi="Times New Roman"/>
-          <w:color w:val="000000"/>
-          <w:sz w:val="24"/>
-        </w:rPr>
-        <w:t>миру</w:t>
-      </w:r>
-      <w:r>
-        <w:rPr>
-          <w:rFonts w:ascii="Times New Roman" w:hAnsi="Times New Roman"/>
-          <w:color w:val="000000"/>
-          <w:sz w:val="24"/>
-        </w:rPr>
-        <w:t xml:space="preserve"> </w:t>
-      </w:r>
-      <w:r>
-        <w:rPr>
-          <w:rFonts w:ascii="Times New Roman" w:hAnsi="Times New Roman"/>
-          <w:color w:val="000000"/>
-          <w:sz w:val="24"/>
-        </w:rPr>
-        <w:t>і</w:t>
-      </w:r>
-      <w:r>
-        <w:rPr>
-          <w:rFonts w:ascii="Times New Roman" w:hAnsi="Times New Roman"/>
-          <w:color w:val="000000"/>
-          <w:sz w:val="24"/>
-        </w:rPr>
-        <w:t xml:space="preserve"> </w:t>
-      </w:r>
-      <w:r>
-        <w:rPr>
-          <w:rFonts w:ascii="Times New Roman" w:hAnsi="Times New Roman"/>
-          <w:color w:val="000000"/>
-          <w:sz w:val="24"/>
-        </w:rPr>
-        <w:t>Спас</w:t>
-      </w:r>
-      <w:r>
-        <w:rPr>
-          <w:rFonts w:ascii="Times New Roman" w:hAnsi="Times New Roman"/>
-          <w:color w:val="000000"/>
-          <w:sz w:val="24"/>
-        </w:rPr>
-        <w:t xml:space="preserve"> </w:t>
-      </w:r>
-      <w:r>
-        <w:rPr>
-          <w:rFonts w:ascii="Times New Roman" w:hAnsi="Times New Roman"/>
-          <w:color w:val="000000"/>
-          <w:sz w:val="24"/>
-        </w:rPr>
-        <w:t>душ</w:t>
-      </w:r>
-      <w:r>
-        <w:rPr>
-          <w:rFonts w:ascii="Times New Roman" w:hAnsi="Times New Roman"/>
-          <w:color w:val="000000"/>
-          <w:sz w:val="24"/>
-        </w:rPr>
-        <w:t xml:space="preserve"> </w:t>
-      </w:r>
-      <w:r>
-        <w:rPr>
-          <w:rFonts w:ascii="Times New Roman" w:hAnsi="Times New Roman"/>
-          <w:color w:val="000000"/>
-          <w:sz w:val="24"/>
-        </w:rPr>
-        <w:t>наших</w:t>
-      </w:r>
-      <w:r>
-        <w:rPr>
-          <w:rFonts w:ascii="Times New Roman" w:hAnsi="Times New Roman"/>
-          <w:color w:val="000000"/>
-          <w:sz w:val="24"/>
-        </w:rPr>
-        <w:t xml:space="preserve"> </w:t>
-      </w:r>
-      <w:r>
-        <w:rPr>
-          <w:rFonts w:ascii="Times New Roman" w:hAnsi="Times New Roman"/>
-          <w:color w:val="000000"/>
-          <w:sz w:val="24"/>
-        </w:rPr>
-        <w:t>–</w:t>
-      </w:r>
-      <w:r>
-        <w:rPr>
-          <w:rFonts w:ascii="Times New Roman" w:hAnsi="Times New Roman"/>
-          <w:color w:val="000000"/>
-          <w:sz w:val="24"/>
-        </w:rPr>
-        <w:t xml:space="preserve"> </w:t>
-      </w:r>
-      <w:r>
-        <w:rPr>
-          <w:rFonts w:ascii="Times New Roman" w:hAnsi="Times New Roman"/>
-          <w:color w:val="000000"/>
-          <w:sz w:val="24"/>
-        </w:rPr>
-        <w:t>і</w:t>
-      </w:r>
-      <w:r>
-        <w:rPr>
-          <w:rFonts w:ascii="Times New Roman" w:hAnsi="Times New Roman"/>
-          <w:color w:val="000000"/>
-          <w:sz w:val="24"/>
-        </w:rPr>
-        <w:t xml:space="preserve"> </w:t>
-      </w:r>
-      <w:r>
-        <w:rPr>
-          <w:rFonts w:ascii="Times New Roman" w:hAnsi="Times New Roman"/>
-          <w:color w:val="000000"/>
-          <w:sz w:val="24"/>
-        </w:rPr>
-        <w:t>Тобі</w:t>
-      </w:r>
-      <w:r>
-        <w:rPr>
-          <w:rFonts w:ascii="Times New Roman" w:hAnsi="Times New Roman"/>
-          <w:color w:val="000000"/>
-          <w:sz w:val="24"/>
-        </w:rPr>
-        <w:t xml:space="preserve"> </w:t>
-      </w:r>
-      <w:r>
-        <w:rPr>
-          <w:rFonts w:ascii="Times New Roman" w:hAnsi="Times New Roman"/>
-          <w:color w:val="000000"/>
-          <w:sz w:val="24"/>
-        </w:rPr>
-        <w:t>славу</w:t>
-      </w:r>
-      <w:r>
-        <w:rPr>
-          <w:rFonts w:ascii="Times New Roman" w:hAnsi="Times New Roman"/>
-          <w:color w:val="000000"/>
-          <w:sz w:val="24"/>
-        </w:rPr>
-        <w:t xml:space="preserve"> </w:t>
-      </w:r>
-      <w:r>
-        <w:rPr>
-          <w:rFonts w:ascii="Times New Roman" w:hAnsi="Times New Roman"/>
-          <w:color w:val="000000"/>
-          <w:sz w:val="24"/>
-        </w:rPr>
-        <w:t>возсилаємо,</w:t>
-      </w:r>
-      <w:r>
-        <w:rPr>
-          <w:rFonts w:ascii="Times New Roman" w:hAnsi="Times New Roman"/>
-          <w:color w:val="000000"/>
-          <w:sz w:val="24"/>
-        </w:rPr>
-        <w:t xml:space="preserve"> </w:t>
-      </w:r>
-      <w:r>
-        <w:rPr>
-          <w:rFonts w:ascii="Times New Roman" w:hAnsi="Times New Roman"/>
-          <w:color w:val="000000"/>
-          <w:sz w:val="24"/>
-        </w:rPr>
-        <w:t>Отцю,</w:t>
-      </w:r>
-      <w:r>
-        <w:rPr>
-          <w:rFonts w:ascii="Times New Roman" w:hAnsi="Times New Roman"/>
-          <w:color w:val="000000"/>
-          <w:sz w:val="24"/>
-        </w:rPr>
-        <w:t xml:space="preserve"> </w:t>
-      </w:r>
-      <w:r>
-        <w:rPr>
-          <w:rFonts w:ascii="Times New Roman" w:hAnsi="Times New Roman"/>
-          <w:color w:val="000000"/>
-          <w:sz w:val="24"/>
-        </w:rPr>
-        <w:t>і</w:t>
-      </w:r>
-      <w:r>
-        <w:rPr>
-          <w:rFonts w:ascii="Times New Roman" w:hAnsi="Times New Roman"/>
-          <w:color w:val="000000"/>
-          <w:sz w:val="24"/>
-        </w:rPr>
-        <w:t xml:space="preserve"> </w:t>
-      </w:r>
-      <w:r>
-        <w:rPr>
-          <w:rFonts w:ascii="Times New Roman" w:hAnsi="Times New Roman"/>
-          <w:color w:val="000000"/>
-          <w:sz w:val="24"/>
-        </w:rPr>
-        <w:t>Сину,</w:t>
-      </w:r>
-      <w:r>
-        <w:rPr>
-          <w:rFonts w:ascii="Times New Roman" w:hAnsi="Times New Roman"/>
-          <w:color w:val="000000"/>
-          <w:sz w:val="24"/>
-        </w:rPr>
-        <w:t xml:space="preserve"> </w:t>
-      </w:r>
-      <w:r>
-        <w:rPr>
-          <w:rFonts w:ascii="Times New Roman" w:hAnsi="Times New Roman"/>
-          <w:color w:val="000000"/>
-          <w:sz w:val="24"/>
-        </w:rPr>
-        <w:t>і</w:t>
-      </w:r>
-      <w:r>
-        <w:rPr>
-          <w:rFonts w:ascii="Times New Roman" w:hAnsi="Times New Roman"/>
-          <w:color w:val="000000"/>
-          <w:sz w:val="24"/>
-        </w:rPr>
-        <w:t xml:space="preserve"> </w:t>
-      </w:r>
-      <w:r>
-        <w:rPr>
-          <w:rFonts w:ascii="Times New Roman" w:hAnsi="Times New Roman"/>
-          <w:color w:val="000000"/>
-          <w:sz w:val="24"/>
-        </w:rPr>
-        <w:t>Святому</w:t>
-      </w:r>
-      <w:r>
-        <w:rPr>
-          <w:rFonts w:ascii="Times New Roman" w:hAnsi="Times New Roman"/>
-          <w:color w:val="000000"/>
-          <w:sz w:val="24"/>
-        </w:rPr>
-        <w:t xml:space="preserve"> </w:t>
-      </w:r>
-      <w:r>
-        <w:rPr>
-          <w:rFonts w:ascii="Times New Roman" w:hAnsi="Times New Roman"/>
-          <w:color w:val="000000"/>
-          <w:sz w:val="24"/>
-        </w:rPr>
-        <w:t>Духові</w:t>
-      </w:r>
-      <w:r>
-        <w:rPr>
-          <w:rFonts w:ascii="Times New Roman" w:hAnsi="Times New Roman"/>
-          <w:sz w:val="24"/>
-        </w:rPr>
-        <w:t>,</w:t>
-      </w:r>
-      <w:r>
-        <w:rPr>
-          <w:rFonts w:ascii="Times New Roman" w:hAnsi="Times New Roman"/>
-          <w:sz w:val="24"/>
-        </w:rPr>
-        <w:t xml:space="preserve"> </w:t>
-      </w:r>
-      <w:r>
-        <w:rPr>
-          <w:rFonts w:ascii="Times New Roman" w:hAnsi="Times New Roman"/>
-          <w:sz w:val="24"/>
-        </w:rPr>
-        <w:t>нині,</w:t>
-      </w:r>
-      <w:r>
-        <w:rPr>
-          <w:rFonts w:ascii="Times New Roman" w:hAnsi="Times New Roman"/>
-          <w:sz w:val="24"/>
-        </w:rPr>
-        <w:t xml:space="preserve"> </w:t>
-      </w:r>
-      <w:r>
-        <w:rPr>
-          <w:rFonts w:ascii="Times New Roman" w:hAnsi="Times New Roman"/>
-          <w:sz w:val="24"/>
-        </w:rPr>
-        <w:t>і</w:t>
-      </w:r>
-      <w:r>
-        <w:rPr>
-          <w:rFonts w:ascii="Times New Roman" w:hAnsi="Times New Roman"/>
-          <w:sz w:val="24"/>
-        </w:rPr>
-        <w:t xml:space="preserve"> </w:t>
-      </w:r>
-      <w:r>
-        <w:rPr>
-          <w:rFonts w:ascii="Times New Roman" w:hAnsi="Times New Roman"/>
-          <w:sz w:val="24"/>
-        </w:rPr>
-        <w:t>повсякчас,</w:t>
-      </w:r>
-      <w:r>
-        <w:rPr>
-          <w:rFonts w:ascii="Times New Roman" w:hAnsi="Times New Roman"/>
-          <w:sz w:val="24"/>
-        </w:rPr>
-        <w:t xml:space="preserve"> </w:t>
-      </w:r>
-      <w:r>
-        <w:rPr>
-          <w:rFonts w:ascii="Times New Roman" w:hAnsi="Times New Roman"/>
-          <w:sz w:val="24"/>
-        </w:rPr>
-        <w:t>і</w:t>
-      </w:r>
-      <w:r>
-        <w:rPr>
-          <w:rFonts w:ascii="Times New Roman" w:hAnsi="Times New Roman"/>
-          <w:sz w:val="24"/>
-        </w:rPr>
-        <w:t xml:space="preserve"> </w:t>
-      </w:r>
-      <w:r>
-        <w:rPr>
-          <w:rFonts w:ascii="Times New Roman" w:hAnsi="Times New Roman"/>
-          <w:sz w:val="24"/>
-        </w:rPr>
-        <w:t>на</w:t>
-      </w:r>
-      <w:r>
-        <w:rPr>
-          <w:rFonts w:ascii="Times New Roman" w:hAnsi="Times New Roman"/>
-          <w:sz w:val="24"/>
-        </w:rPr>
-        <w:t xml:space="preserve"> </w:t>
-      </w:r>
-      <w:r>
-        <w:rPr>
-          <w:rFonts w:ascii="Times New Roman" w:hAnsi="Times New Roman"/>
-          <w:sz w:val="24"/>
-        </w:rPr>
-        <w:t>віки</w:t>
-      </w:r>
-      <w:r>
-        <w:rPr>
-          <w:rFonts w:ascii="Times New Roman" w:hAnsi="Times New Roman"/>
-          <w:sz w:val="24"/>
-        </w:rPr>
-        <w:t xml:space="preserve"> </w:t>
-      </w:r>
-      <w:r>
-        <w:rPr>
-          <w:rFonts w:ascii="Times New Roman" w:hAnsi="Times New Roman"/>
-          <w:sz w:val="24"/>
-        </w:rPr>
-        <w:t>віків.</w:t>
+          <w:sz w:val="24"/>
+        </w:rPr>
+        <w:t xml:space="preserve"> Бо Ти цар миру і Спас душ наших – і Тобі славу возсилаємо, Отцю, і Сину, і Святому Духові, нині, і повсякчас, і на віки віків.</w:t>
       </w:r>
     </w:p>
     <w:p>
@@ -17944,14 +17188,7 @@
           <w:rFonts w:ascii="Times New Roman" w:hAnsi="Times New Roman"/>
           <w:sz w:val="24"/>
         </w:rPr>
-        <w:t xml:space="preserve"> Бо до Тебе на</w:t>
-      </w:r>
-      <w:r>
-        <w:rPr>
-          <w:rFonts w:ascii="Times New Roman" w:hAnsi="Times New Roman"/>
-          <w:sz w:val="24"/>
-        </w:rPr>
-        <w:t>лежить милувати і спасати нас, Боже наш, і Тобі славу возсилаємо, Отцю, і Сину, і Святому Духові, нині, і повсякчас, і на віки віків.</w:t>
+        <w:t xml:space="preserve"> Бо до Тебе належить милувати і спасати нас, Боже наш, і Тобі славу возсилаємо, Отцю, і Сину, і Святому Духові, нині, і повсякчас, і на віки віків.</w:t>
       </w:r>
     </w:p>
     <w:p>
@@ -18802,14 +18039,7 @@
           <w:rFonts w:ascii="Times New Roman" w:hAnsi="Times New Roman"/>
           <w:sz w:val="24"/>
         </w:rPr>
-        <w:t xml:space="preserve"> Бо милостивий і людинолюбний Бог єси, і Тобі славу возсилаємо, Отцю, і Сину, і</w:t>
-      </w:r>
-      <w:r>
-        <w:rPr>
-          <w:rFonts w:ascii="Times New Roman" w:hAnsi="Times New Roman"/>
-          <w:sz w:val="24"/>
-        </w:rPr>
-        <w:t xml:space="preserve"> Святому Духові, нині, і повсякчас, і на віки віків.</w:t>
+        <w:t xml:space="preserve"> Бо милостивий і людинолюбний Бог єси, і Тобі славу возсилаємо, Отцю, і Сину, і Святому Духові, нині, і повсякчас, і на віки віків.</w:t>
       </w:r>
     </w:p>
     <w:p>
@@ -19001,14 +18231,7 @@
           <w:rFonts w:ascii="Times New Roman" w:hAnsi="Times New Roman"/>
           <w:sz w:val="24"/>
         </w:rPr>
-        <w:t xml:space="preserve"> Христос, істинний Бог наш - молитвами пречистої Своєї Матері, чесного і славного пророка, предтечі і хрестителя Івана, святих славних і всехваль</w:t>
-      </w:r>
-      <w:r>
-        <w:rPr>
-          <w:rFonts w:ascii="Times New Roman" w:hAnsi="Times New Roman"/>
-          <w:sz w:val="24"/>
-        </w:rPr>
-        <w:t xml:space="preserve">них апостолів, і святого, </w:t>
+        <w:t xml:space="preserve"> Христос, істинний Бог наш - молитвами пречистої Своєї Матері, чесного і славного пророка, предтечі і хрестителя Івана, святих славних і всехвальних апостолів, і святого, </w:t>
       </w:r>
       <w:r>
         <w:rPr>
